--- a/proyecto/proyecto/documentacion/Política de mantenimiento.docx
+++ b/proyecto/proyecto/documentacion/Política de mantenimiento.docx
@@ -4,834 +4,538 @@
   <w:body>
     <w:p>
       <w:pPr>
-        <w:spacing w:line="276" w:lineRule="auto"/>
-        <w:jc w:val="center"/>
-        <w:rPr>
-          <w:b/>
-          <w:bCs/>
-          <w:color w:val="265898" w:themeColor="text2" w:themeTint="E6"/>
-          <w:sz w:val="32"/>
-          <w:szCs w:val="32"/>
-        </w:rPr>
-      </w:pPr>
-      <w:r>
-        <w:rPr>
+        <w:spacing w:line="360" w:lineRule="auto"/>
+        <w:rPr>
+          <w:rFonts w:ascii="Arial" w:hAnsi="Arial" w:cs="Arial"/>
+          <w:szCs w:val="24"/>
+        </w:rPr>
+      </w:pPr>
+      <w:r>
+        <w:rPr>
+          <w:rFonts w:ascii="Arial" w:eastAsia="Calibri" w:hAnsi="Arial" w:cs="Arial"/>
           <w:noProof/>
-        </w:rPr>
-        <w:drawing>
-          <wp:anchor distT="0" distB="0" distL="114300" distR="114300" simplePos="0" relativeHeight="487612416" behindDoc="0" locked="0" layoutInCell="1" allowOverlap="1" wp14:anchorId="6C157FBF" wp14:editId="0D6CC035">
-            <wp:simplePos x="0" y="0"/>
-            <wp:positionH relativeFrom="margin">
-              <wp:posOffset>2393950</wp:posOffset>
-            </wp:positionH>
-            <wp:positionV relativeFrom="paragraph">
-              <wp:posOffset>-219710</wp:posOffset>
-            </wp:positionV>
-            <wp:extent cx="2038350" cy="1009590"/>
-            <wp:effectExtent l="0" t="0" r="0" b="635"/>
-            <wp:wrapNone/>
-            <wp:docPr id="1114964385" name="Imagen 2"/>
-            <wp:cNvGraphicFramePr>
-              <a:graphicFrameLocks xmlns:a="http://schemas.openxmlformats.org/drawingml/2006/main" noChangeAspect="1"/>
-            </wp:cNvGraphicFramePr>
-            <a:graphic xmlns:a="http://schemas.openxmlformats.org/drawingml/2006/main">
-              <a:graphicData uri="http://schemas.openxmlformats.org/drawingml/2006/picture">
-                <pic:pic xmlns:pic="http://schemas.openxmlformats.org/drawingml/2006/picture">
-                  <pic:nvPicPr>
-                    <pic:cNvPr id="0" name="Picture 2"/>
-                    <pic:cNvPicPr>
-                      <a:picLocks noChangeAspect="1" noChangeArrowheads="1"/>
-                    </pic:cNvPicPr>
-                  </pic:nvPicPr>
-                  <pic:blipFill>
-                    <a:blip r:embed="rId7">
-                      <a:extLst>
-                        <a:ext uri="{28A0092B-C50C-407E-A947-70E740481C1C}">
-                          <a14:useLocalDpi xmlns:a14="http://schemas.microsoft.com/office/drawing/2010/main" val="0"/>
-                        </a:ext>
-                      </a:extLst>
-                    </a:blip>
-                    <a:srcRect/>
-                    <a:stretch>
-                      <a:fillRect/>
-                    </a:stretch>
-                  </pic:blipFill>
-                  <pic:spPr bwMode="auto">
-                    <a:xfrm>
-                      <a:off x="0" y="0"/>
-                      <a:ext cx="2038350" cy="1009590"/>
-                    </a:xfrm>
-                    <a:prstGeom prst="rect">
-                      <a:avLst/>
-                    </a:prstGeom>
-                    <a:noFill/>
-                  </pic:spPr>
-                </pic:pic>
-              </a:graphicData>
-            </a:graphic>
-            <wp14:sizeRelH relativeFrom="page">
-              <wp14:pctWidth>0</wp14:pctWidth>
-            </wp14:sizeRelH>
-            <wp14:sizeRelV relativeFrom="page">
-              <wp14:pctHeight>0</wp14:pctHeight>
-            </wp14:sizeRelV>
-          </wp:anchor>
-        </w:drawing>
+          <w:szCs w:val="24"/>
+        </w:rPr>
+        <mc:AlternateContent>
+          <mc:Choice Requires="wpg">
+            <w:drawing>
+              <wp:anchor distT="0" distB="0" distL="114300" distR="114300" simplePos="0" relativeHeight="251663872" behindDoc="0" locked="0" layoutInCell="1" allowOverlap="1" wp14:anchorId="719DD96D" wp14:editId="2CDF8D7D">
+                <wp:simplePos x="0" y="0"/>
+                <wp:positionH relativeFrom="column">
+                  <wp:posOffset>-342900</wp:posOffset>
+                </wp:positionH>
+                <wp:positionV relativeFrom="paragraph">
+                  <wp:posOffset>-580390</wp:posOffset>
+                </wp:positionV>
+                <wp:extent cx="7223760" cy="1287780"/>
+                <wp:effectExtent l="0" t="0" r="0" b="0"/>
+                <wp:wrapNone/>
+                <wp:docPr id="4245" name="Group 4245"/>
+                <wp:cNvGraphicFramePr/>
+                <a:graphic xmlns:a="http://schemas.openxmlformats.org/drawingml/2006/main">
+                  <a:graphicData uri="http://schemas.microsoft.com/office/word/2010/wordprocessingGroup">
+                    <wpg:wgp>
+                      <wpg:cNvGrpSpPr/>
+                      <wpg:grpSpPr>
+                        <a:xfrm>
+                          <a:off x="0" y="0"/>
+                          <a:ext cx="7223760" cy="1287780"/>
+                          <a:chOff x="0" y="0"/>
+                          <a:chExt cx="5965825" cy="943610"/>
+                        </a:xfrm>
+                      </wpg:grpSpPr>
+                      <pic:pic xmlns:pic="http://schemas.openxmlformats.org/drawingml/2006/picture">
+                        <pic:nvPicPr>
+                          <pic:cNvPr id="52" name="Picture 52"/>
+                          <pic:cNvPicPr/>
+                        </pic:nvPicPr>
+                        <pic:blipFill>
+                          <a:blip r:embed="rId7"/>
+                          <a:stretch>
+                            <a:fillRect/>
+                          </a:stretch>
+                        </pic:blipFill>
+                        <pic:spPr>
+                          <a:xfrm>
+                            <a:off x="0" y="0"/>
+                            <a:ext cx="987425" cy="943610"/>
+                          </a:xfrm>
+                          <a:prstGeom prst="rect">
+                            <a:avLst/>
+                          </a:prstGeom>
+                        </pic:spPr>
+                      </pic:pic>
+                      <pic:pic xmlns:pic="http://schemas.openxmlformats.org/drawingml/2006/picture">
+                        <pic:nvPicPr>
+                          <pic:cNvPr id="54" name="Picture 54"/>
+                          <pic:cNvPicPr/>
+                        </pic:nvPicPr>
+                        <pic:blipFill>
+                          <a:blip r:embed="rId8"/>
+                          <a:stretch>
+                            <a:fillRect/>
+                          </a:stretch>
+                        </pic:blipFill>
+                        <pic:spPr>
+                          <a:xfrm>
+                            <a:off x="5095875" y="6985"/>
+                            <a:ext cx="869950" cy="884555"/>
+                          </a:xfrm>
+                          <a:prstGeom prst="rect">
+                            <a:avLst/>
+                          </a:prstGeom>
+                        </pic:spPr>
+                      </pic:pic>
+                    </wpg:wgp>
+                  </a:graphicData>
+                </a:graphic>
+                <wp14:sizeRelH relativeFrom="margin">
+                  <wp14:pctWidth>0</wp14:pctWidth>
+                </wp14:sizeRelH>
+              </wp:anchor>
+            </w:drawing>
+          </mc:Choice>
+          <mc:Fallback>
+            <w:pict>
+              <v:group w14:anchorId="5CC35EF9" id="Group 4245" o:spid="_x0000_s1026" style="position:absolute;margin-left:-27pt;margin-top:-45.7pt;width:568.8pt;height:101.4pt;z-index:251663872;mso-width-relative:margin" coordsize="59658,9436" o:gfxdata="UEsDBBQABgAIAAAAIQAG7fvuFQEAAEYCAAATAAAAW0NvbnRlbnRfVHlwZXNdLnhtbJSSwU7DMAyG&#10;70i8Q5QralN2QAi13YGOIyA0HiBK3DajcaI4lO3tSbtNgmlD4hjb3//7t1Iut3ZgIwQyDit+mxec&#10;ASqnDXYVf18/ZfecUZSo5eAQKr4D4sv6+qpc7zwQSzRSxfsY/YMQpHqwknLnAVOndcHKmJ6hE16q&#10;D9mBWBTFnVAOI2DM4qTB67KBVn4Oka22qbzfZOM7zh73c5NVxY2d+I2HjouziMfzyFQ/TwQY6MRF&#10;ej8YJWM6hxhRn0TJDjHyRM4z1BtPNynrBYep8zvGT4MD95LuH4wG9ipDfJY2hRU6kICFa5zK/9aY&#10;lrSUubY1CvIm0Gqmjjtd0tbuCwOM/xVvEvYG41FdzL+g/gYAAP//AwBQSwMEFAAGAAgAAAAhADj9&#10;If/WAAAAlAEAAAsAAABfcmVscy8ucmVsc6SQwWrDMAyG74O9g9F9cZrDGKNOL6PQa+kewNiKYxpb&#10;RjLZ+vYzg8EyettRv9D3iX9/+EyLWpElUjaw63pQmB35mIOB98vx6QWUVJu9XSijgRsKHMbHh/0Z&#10;F1vbkcyxiGqULAbmWsur1uJmTFY6KpjbZiJOtraRgy7WXW1APfT9s+bfDBg3THXyBvjkB1CXW2nm&#10;P+wUHZPQVDtHSdM0RXePqj195DOujWI5YDXgWb5DxrVrz4G+79390xvYljm6I9uEb+S2fhyoZT96&#10;vely/AIAAP//AwBQSwMEFAAGAAgAAAAhAHhV0rNWAgAA5AYAAA4AAABkcnMvZTJvRG9jLnhtbNRV&#10;TY/aMBC9V+p/sHxfAlnyKcJe6KJKVYu27Q8wjpNYjWPLNgT+fcdOoCxU7Wq1h/aA8WQyM2+enyeL&#10;h4No0Z5pw2VX4NlkihHrqCx5Vxf4+7fHuxQjY0lXklZ2rMBHZvDD8v27Ra9yFspGtiXTCJJ0Ju9V&#10;gRtrVR4EhjZMEDORinXgrKQWxIKp66DUpIfsog3C6TQOeqlLpSVlxsDT1eDES5+/qhi1X6rKMIva&#10;AgM261ft161bg+WC5LUmquF0hEFegUIQ3kHRc6oVsQTtNL9JJTjV0sjKTqgUgawqTpnvAbqZTa+6&#10;WWu5U76XOu9rdaYJqL3i6dVp6ef9WquvaqOBiV7VwIW3XC+HSgv3DyjRwVN2PFPGDhZReJiE4X0S&#10;A7MUfLMwTZJ0JJU2wPxNHG0+jJFRFkdpGA2R2fw+nvnA4FQ3eIZGcZrDb6QAdjcU/F0qEGV3muEx&#10;iXhRDkH0j526g9NSxPItb7k9euXBuThQ3X7D6UYPBrC50YiXBY5CjDoiQPHgdlURPAGKXYh7y8WA&#10;GTj7WYpty9Ujb1tHvNuPYEGyV0f+m34HOa0k3QnW2eF+aNYCbtmZhiuDkc6Z2DIAqD+Ws0H9xmpm&#10;aeMKVlD4Ce6MQ0bys8Oj/AXMYTagmJdqJEuT+R8OmuRKG7tmUiC3AWiAANglOdl/MiOW0ysjZUN5&#10;jwvQDLTC5v+Rx/xGHvN/TR5erxcqeAN5RNMsShO48zAs4iyNBgGeZkkaZ1k0jpI0nUeR958Hwlvo&#10;xA8VGKVe3+PYd7P60ob95cdp+RMAAP//AwBQSwMECgAAAAAAAAAhAJG5IkhPRQAAT0UAABQAAABk&#10;cnMvbWVkaWEvaW1hZ2UxLnBuZ4lQTkcNChoKAAAADUlIRFIAAADXAAAAzggGAAAAraSX5gAAAAFz&#10;UkdCAK7OHOkAAAAEZ0FNQQAAsY8L/GEFAAAACXBIWXMAAA7DAAAOwwHHb6hkAABE5ElEQVR4Xu3d&#10;d3gU1cLH8e+Zsi29QRJ6k15D7yggNq6FoNd+LVi46lURAUWqAirW18a11yvBLiiCSglNRRAQ6b2H&#10;hJBks21mzvtHQskC0pIQYD7Pk4eHOWc22Z39TTlz5hyw2Ww2m81ms9lsNpvNZrPZbDabzWaz2Ww2&#10;m81ms9lsp0YASvhCW/mxP/wzqe3DjWj7WO/wxaWiwcB4Og67KnyxrfzY4TpzFFwR/8SjD4JurvDC&#10;0xYT3QqHYwhJ6ZHhRbbyYYfrTOk5PgrdeQWK1pjmLZLDi0+b23k9Dndr6jToEV5kKx8ifIGtDHUe&#10;2g3NdS0CD5I4FKUXUjoRciaGtR5VzSdk/krmqM8BK3z1v9VqUB1iou5EUhlFjQDrChTVhWksw2IB&#10;QuYj5WY2bfqQze/lhq9uK31q+AJbGdqSvIdqSW3QtLtQlUYIoaMIgVDqIJTWSLmXvQWvkTU/P3zV&#10;49o5P58qnZPR9eEoSlOE0ABQlMroemtMy0HenrGsejMLkOGr20qffVp4snqOjwF5ikf8KT7mjnqC&#10;QHAQUh76ggsBhvECsz64jpXP7iqxyokzmDf2fQoKe2Nae0qUBAKfkbevL0te3XzSR8QiggYDE8IX&#10;2v6eHa6T5fc+QOXenvDFJ8HCsjaj6gKhcPAHtsG6QHjlk+YNrEPBQiigqAc28Xp+f2FneNUT1vS+&#10;KlRKeBYoOhraTogdrpPRemgTHPq/qdWydnjRSVBwKFdgWdsJBEYQ8A/CNDehio6kDdDDK5+0WFcL&#10;hBAEQ+9R6BuANJehKtdS94bo8KonLDauGw7P1bR+pE54ke3Y7HD9nbQ3dOjjJD3dAd1ceBz3ojqS&#10;0F13QN2i5enpKunpJ3Htmq5hsY79uRczZ9RTVP7rBfbv74PFavYGIsJrn5T0dBVFaY0/cAOzf7qb&#10;zNH/Zde+yzFDX1KpxonvENLTHQffH3WdaNq1WEYELs9FpKc7incC9nfnOE7x2uE80WpwU2LcLyPU&#10;OkipAEmoqo5lGkj2gDAxzUz2Zj3EyldP5lpJOeLaJ32ySkZ/ecTykyOKG6mM8AKo6zzh087OQ3qi&#10;uSYgRDISiSIqoSg6pukFcpH4sYxpbN7yhN3yeGz23ufv/P70cnLz7kCKWQglBVUtOm1TVA2hJCPE&#10;7xQGn2Llq7vDVz2OIwOU0d886vKTI48eLDjhYAGktPoZf+GtIFaj61VQlKL3raoRCCUR5Hc4Ip5l&#10;87v7w1e1HWIfuU6MQvdRH6Fp1x1sxTbM75k14tJzulm7/sBUUiuvQFXigKKGl0DwTeaMvOfYIbYd&#10;YB+5TkTlG90gWiEEmNY2JBZCSTrnd07xkZVR1BgsK4RlrQdAFXWhm91qeALscJ2I2jXSUJRkAv6x&#10;hPRmGMH/Q1o1aXlvtfCq5xTN2REpCwiF7me/I41QaAqqszrNW9n3vE7ASbRynbcE1bo0wAx+RMqa&#10;9/j+pUI2z/6eqp2WIVXBjvk7wlc4Z6R2TiC38Bl+HTednTMDbJLfkJK6ESOYw66FOeHVbTabzVb6&#10;+jjp+Hjf8KW2ctBh6EW0HtokfPG57Py65qpXIxFde5aej8aEF9nKUNoAHV0fgttx3TnfCHSYcz1c&#10;BzakQtoAndTkf6HpdQhoN54H772i0FCj6qE7mqBrF1H3hqjwCueqc3sv0vyuKsSkDAErEkWJRHAR&#10;qh6HEdoO1gyk8CJFiH3ZE1n+8rbw1W2nKH2yyq4/7kbRWoJ0oyg1EEoHIIhpTkXKLKRmYflnMu+p&#10;L8JXP1ec23vvP97YjjQW4/D0QNWuQdXjQIKmVUF334ru7I5pzGX5rlPvMV4+FEh30OCmBNIGeEif&#10;XLFbeTP6m+QHf0BRE9GdV6M5OqEoCoriwuG8Bt11ParlwFe4MHzVc8m5feQqotD6kXpERWegiqYH&#10;lxrmHHLybmXZs5tAVLBeFnWd1L0kmkoRddG0Wgi1I5CKEFWBbKTcDWRihbbiLVzG9r157P7QG/4q&#10;Z1z8DdE0qfckTse/kcU9uyxpEgrdzty/PoGMYPgq55LzIVxFpyl7V89HyDYIEUBRXYRC3zJrRN8z&#10;0H1JULmXh3oXOsjf48EhItBd0ahqexStKoKWICujiBpIEYPuEAe/mFIWbzFR1BXJNCTS8iLlLoTY&#10;jiVXYlpbMIPzMM29mEYBssDHln1+sjL8Z6DLkqDLE4/jdo/GMPwINFBUvAVdWDhuXnjlc835Ea5m&#10;Qy4gMfJXLOtHrOD/0JwPImU9tm5syLp3ssKrlyKNRrdH44yOxx2ZhCLaoympQCOEEoNQ40HGgIwG&#10;PKiqcjDrhz2ofHzi0JY0LQn4AC9CycE080DuA7kBaW0haC4i6NuBN5BFRCiPxZNCYS9WetIGeIip&#10;PhWsWoSCIxHqBeiO/xAKjmXOqKfCq59rzo9wdR7+EELJY+6oNwGofGMEDepNJBSaxvyxX4dXP0GC&#10;9MkKGZMd1IhwEqU5iU2KwBJV0By1EOJihKgOsgZCSUDXDz29LK3iDJ1MgE6DEMUBLN7coVAQZBaW&#10;3IZgI6b8EdNajRLaTm6hl/z9ATZ7A6SLIBkZZvjLnbBWd6YQXWUw2QcbjATtHu2Gy9WP2aPuL4Wn&#10;ACq08yNcVW+PZ9tbuSU3ZrqDGh7PSTyPpNBqUC0cjhhUaqDqKSi0AKUyiqiEFPEIEY2U8aiKo+iL&#10;LEs3REKU4usdONqJoqOkZQYRIgeLPJA5YO0GazshloK1k2BoKyEjlyUTt5zEH6BBXfWIx116jo9h&#10;5pBz/nGV8yNcpSEpPZL6jQajKTeju1LA0pFW8ed3ot+1k3RgEBspJFiFWNZ2BPEINR5FlH2L4YFx&#10;OCwZwvBnEwp9RObq4TDFF17VdiQ7XCer1X9S8EQ0R3P0RRFdQCSD8CEsC4REYiDxI/ACxY0IQiKk&#10;REqJlBYIE4kFIlRUxyoEfAh56BRMAlh+pPBiUUAoNIf1a9eQnBxLQvxDKOp/UJSy2X4HTiNNcy3S&#10;WoRhfktOwXwabd1xWqeJ55my2TjnB0F6uq7vavx8SLAFRVyIgguLIAIDKUMITKQ4dCoqDm/yN3OL&#10;AnagJVD4sPAfqksQReaDKrCAwsBUfhv3Jz3HR2P4X0JRbir1cAmlKNVGaCmh0HP8tfxLsr8qqHi3&#10;Ks4OpbtxzjdN7q/sSkx43Z+04lq21GiA03MFmqMzitISqISiiGO3+h1r+TEYRh5C7EDKaFQlNbz4&#10;1BQ3cphGAfA7FvMRTGHl3FXsnlHx7pudZc7ucLV8oCGB0L6THBym9LR8sK4zNu6dwM9PdCleIqCf&#10;i85pKWj+O0Dpj6rVRhGH7lVVCAIUBULBfVjW1wTNF9mwaQ1dA/4Kc9qXNsCDmtSeX578KbzobHEW&#10;h0sKuo18Gctax9wxL4SXlotOw9q7HO63/D8PbxxeBEDaozG49V6o2iWoWluw6qGqzmMfzcrQgZZG&#10;KTdjGEux+I7tu75gw+t7K2STeNtHmxPh+YSQoxOZQ/eFF58Nzt6+hWmTNFTHhajav0i47Yz0tFZD&#10;ejRCdR/rc0x/dHzBfbenb2vTpNZg9uzpiT/Yn5AxBUvmo2jlsG8r7skhFDDMeQT9A8nf14OCHdcT&#10;8C1kw+t7KmSwAByui1Ad9ZHes3aWlrLeuqWr/bBWOJQGSDygVEPXhiAUEyP0FKa5CikCmIFNLHz6&#10;z/L40ji6j3xYUfVB/tzE6iy+64ieDnXve9H5j06XzFAVR1Iw6J0sTPHT3u3bV3zw+Q+JRLj7I9QL&#10;UdXGSCsRRT1wE6t0WLIQi7VYoblYoSm4YpZSmFcLXeuCqt8AOPlpeMvw1c6YRrfHk5DaBWQcKBFo&#10;6gNoej1Cwe8xrQ8xRT4yFCBr8wLWfZQXvnpFdNQ9boWlYKE6HsLhfg1dHY6iOBC4UdSRuNwfoKt3&#10;IqX/5FsLTo2waC/AxZaZzvAyANaCUKSlqqKB0+F6wuHxfFm5ds3vH/7PnZcye9STaM4r8RVeihEa&#10;iWkuRUpZPG78yRPF11GmuY+g8SYBXz/27OxD7p4xoFyA4f8Yd+R0dOdzIBthye/DX+KMyg4EEEpz&#10;NMfraPqLqGo9pAWKuBjd8TYu/f9QlSTWZZ/4+Itn2Nl15KK4p3Xzem+jOq45eHCypIFhvYajcDgz&#10;J5TXnX/h6DZqoaKqTf3BgiZkjt8QXqFunxedV97WZ7qmOLtJq7idQAikZO3GjN+aZGT0P6xXeDcX&#10;nbpegq5dhap2QcoUFMX59/sJAZZpIpR9WOYKQubX5OZ+jGEaxMc3QtevROWfqHoK0sonFNoA1mds&#10;3/p6GfepPHWdHr8eh+NlVCW+aIEAy1hPoXELC8ecVZ19T3E3eQblfJQHyg+Iw64npDQI5L9ZjsEC&#10;0nUFGSEQTkJq9fDSYyq6l3yUFrnZfuaN+YL87bezL7cnwcCtGOY7mFZO0fs8sB8sft+WZWGa8zCM&#10;RyksuJSVmZdjyYXExz1MSvI3uJzfoasPgpAE/C9T6LuOrK0XMnvU2AobLABfwc8oyr6i96kWT69k&#10;/XK2BYuzMlwAyB5YsoBg8GNCwZ9RdQWH++rwWmUqIeAUihKtapqi62qt8OJTVTepsfLQQ3f0ufvW&#10;vksG/PPSf5OTnYbfP5iQ8RtC249l7SIQeAuftxc/z7+I3D0foDga0aDz57hds3A4BqEozcDcRDDw&#10;CLnZrZkz6n7mj53GyrdyQAh6jo+h3ZB24b+7QnC6qoISj5TLCQSfwTCzUdXLzsb5wc6+cKUN8CBl&#10;AUHvNcz++XaWb/kHocAghFK9TCbuPpaUmh6JiAEQiii11spaFzXQFFUdFx2d+HNkdPTkh4fde/mQ&#10;u/t9FhPh6I3Pexn7vF3Ys/dRImMT6N7+TRKrZOJQ38Gh98aydhEKvEYo2J8te3swZ/TEEvNyNXu4&#10;El2feBArOJXIqJdK/OKKwuFoTTDwEiL/cuaMGEzAewWIOcRGNwivWtGdfeHask9h+ZaHmPvkDzDb&#10;T/bb+cwe+TK7lzwA2//uAqV0ORQFUE3TktZRT/NOixTIFF3TLnM5PC+bmmf57ddf9QiZY+bh0ZuS&#10;UvkPhJiMrt+IIuohBAR8I9i9qSWzRw9kzqhprHu56NQvfbJKenokXUc8QXz0X7jcz6IoncAqvx3R&#10;ydA9HzN31EhmTtgCwPzxC/h5+BWsX/dHeNWK7uwLV1ZGAdlvHzln8Oqv8494tKEs/f7CbtMyXrek&#10;tc2QwY/Di0uFlBihIKqiehRNbwGAKhqhO6pgGYc/UCkp9H9adNp3QB8nHYd3Ye+ql8huvhSncxS6&#10;Fs+BhpWK6liPomRlFIQvqujOvnBVHFZoe84Eywx+Tub4Mu1BIJFIrKIkCayj9vBQtJKPoHRr/xxu&#10;90w09V4U6hQ9oHmU9Wxlxg7X6Vj3clZoe86T4YsrBEVpiCIddqDOHDtcp+vAtU3FY/3tLTJbmbPD&#10;dS4TougGu2WV96hPNjtc5zAhBYbxG8HQbZjMO3QT2lZe7HCdq/K99/Pzj11IafIxwso5G3u6ne3s&#10;cJUxaR2lJ66UxPWsXbZXRL8+/SfMPjRswBHssJW1Ize8rdS0vO1+Q0r521H6EkbqqqN5r4enR4Qt&#10;L20K+xZXARKOaDW0ZHbJBbbSZoerDGX0F6auaqMMw5guDrvmkcgqkdFRU1u0rfvBfz5c9Y9ut7xT&#10;+r0lWj9Sn24jRyCjpqEoHUr0rrdkEJ//6cOr20qfHa4yNqF/nf1er/dRKck9cCqmKooAq5KqKlc5&#10;nc7P2/Tp8vN/3lv1j5uempEQW2P/qZ2vCVVCNxdtHrqA7iOfISb6N5zOJxA0RlH0g/UkBmZoJAuf&#10;rFjPc52D7HCVg9dvb/6nr7DgNlDySxzBLAukpWi62l53ap+m1K3zQ9VQ00ECeSgMJ0QKHOIaLrxw&#10;EtHxc1HUhxEi8oiuTooKpvklBVWeLVlgKwt2uMqDEPKlW5t9EQwGRpmmmSvFYWMZFodMUYRTIFu5&#10;3J4Riqq6Dy8/LkUVuD1jULSbEFRCCWt3LxqcJkQw8At5+UOONiSBrfTZ4SpHz99Y//n9+5XmoWBo&#10;iCVZIBEhoZTcBJZxivd7LfPI0Q2EAqa1m1DoXQL+q5m1oju/P7u+ZCVbWbHDVb6sSXfV2fL8DRc8&#10;+0Xmtz38fu/NphlaoeoODj9dPG1CBUkhwcAr5GS3Z9bI28kc+609xnv5ssN1Rgi57uUHAi/d3PR/&#10;m8T2Dt6C/OsNy/rakrIg/Eh24gRYlokplxH0jSZvb1tmj7qfP17cVB4jYdmOVIq7ywom7Q0dfVNb&#10;QiShGEX3k5zuIP5gABVQsLDIIjd/K8327D7TI832e/BTd40OaY2EYQ1SNf1aRRHCOmxQG8Myp028&#10;tt5ldHtiKA73Uxy8dXZg9NzQOozgkzgjvyBuccGZfj90HhdHMLc6DpFCUDqxhARLQ8ii60lL86Lh&#10;ZfvaTLadm0fUcy9c6ekOdtW/uVpKwn31ayQ0rpmapEZ7HABYliRgmPiCBnneAAX5hSFFkYV7c32+&#10;rFxvwDJZsa/Qvz9kGNsD/sBu/OZ6DHMXBDcjCvez+A1fmU9K0E1qjw7c0D5kGjfomvMyaZmpiqqo&#10;IdMoGS4skNZ+DPkLpvkxq1ZOKZ8HCvs4SaseheGpjNNVBVWp64h0JeiaXic+0hUpBPWiPI6k1Pgo&#10;h6KICIfb6YqNcuNx6jgcKnrxkTkQMtm2a59cty1716ptez8wl/w2luyvj3wI9ix27oWr/SOtUmpU&#10;nfHNmP7xDaol4NDUQ5OBSIkELCmxLIklJVJCYSBEYSCEaUo27t5Pbr5Xrt+531q/Izf409JNvm1Z&#10;+/f7833rCJqrwZjF/oJZrHqlTHs4pE+e7IjJvaBKTKTzBkV1PGghfpl4be1L6DLicRzOxzGCn+EP&#10;vcaGNUvJyvAe2ZpRitIGeBDxjdGUviiihXC769RIiY1tfUFKdIvalZx1UmOV+OgIpU5qHKoicOoq&#10;kW4HqiIQQhz8V8DBa0spJYZpsTfPx70vTTe+mbVsOHPHjA//1Wezcy9cnYbeNeauPq8+flPXU714&#10;KcGSknXbc1i7I5flG/eyaNU2Vq/bsWtvvm9xltefyT7/XALedTTsvJeM/mVyKnbrK79Ui/S4mv3f&#10;v5pNpf3QTlgo1Fg3v8xO/WrcEktsXBViozvGRHm6JUY421avnlSvbYOqNK2VRIOq8TStmYRDL535&#10;96b9up7LHnh3AQtWXXQuNbqce+HqMWrke0OvGnFzr6bhJaUiEDLZnetl6548fl21XU6Zuyp34cqt&#10;W8zCwBwCvg+o1e73sgpZmWt5bw2csdcLt+OSC2ok1+7boU5yz7Taaq3kOJLjIoj0OMrkC/P7ut2k&#10;DZi0CdXR4phjaJyFyuKzOqNEr1FvTB7ef0C/LuUzElfQMPlz816+WrCOj2csDWVl52fm5nrfZe++&#10;max+ZU/RzJIVlqDzuFhCuY3dsVH3VI6N7NOrQ4P4fl0uoFOjqkS4TrKjyClatTWbxnf+d4u1d2Ma&#10;iyftDS8/W51z4VJ7jn03Y2S/W67qVD+8qMzt3udl+aYspsxaGZqSuWp19u590yjIf624Obxi6Tk+&#10;hsL8651Rnuu6t6jZ4tZLWka3uSCFmpVjUEt5wsrjWbd9Hw3vnLTd2LC1Latf2RFebqsg1J5PvvN5&#10;5ip5pm3YuU8O/L8fZELfCftEtxEjSRuQWCHuKyb0jaLjsGui+oz9q+ugj+ScZVvC//Ryt3Z7jtQv&#10;GbedlgNLacbMiuHMb+xzVK3kWJ6/+yJ+fvFfsYOu7zw8ofoFs+nw+H0kpUeG1y0fdZ20H9LH07r9&#10;F1dd1PzTL8fd0OC7sel0aVotvKKtlNjhKkO6qtC0ZhJPD+ipLJ00oFGvLo1eUBo1nE27wQ3L8bMX&#10;JKVH0vn6Z1Orp0z9ZMQ1F30+ur96YYuaeJzlc011viqvDXzeq5oYxZQRV/POY/1aNWpU6wfaDRtK&#10;jVtiw+uVqvTJKu2GXhXfqf2cwTd3+/evr/5L6dvhgvBap2Tu8i18NW91+GLbYexwlaNoj5ObezVl&#10;xjM3Vr34wiZjqFHrf3QeEhder3SkO9ixbHT1uqmTp0/4Z8txd/QgNeH05ouQUpJXGGDqonVc9ujH&#10;3DjuSzbtyg2vZitmh+sMSE2I5LMR/cTIOy68OCYu7mfaPNo1vM5paf5ATa1nk//2v7jlI3Mm3qS2&#10;viDliEe8TtbWrDxWbc3mv1OXcONTX5AfCCGDJjuyy6HH1VnKDtcZEuHUeez6Tnz02FXNYyvHfUWH&#10;YZeF1zklTe6vTFx8xn/6dbjprUGX6zUqx4TXOGmfzV3Fio17mDh5IcMm/Uhuno+6qfFMe+ZG2jY4&#10;pxr4SpUdrjNIUxUubVuPT0akx9arl/ouHYddQ3r6qfcpavto88gaKTOeubd36wl39hSR7qIOy6fC&#10;HzSY/tt6Rr4/m335Pl758lfe+W4pCbEeBvRtzfP/7s2sPzaxZN2u8FVtxexwnWFCQJ/Wtflg6FWJ&#10;lVIrvc22+unhdU5Iy4GpEYlxbz8/8JKmD1zV5lBn5VOwYuMe+o+awtJ1u6leKYanPpzL1EXriY3x&#10;cGGrWixZv4tbn/qSUW/+RE7+OdMVsNSdXeFKn6wC2sGfov+fE9o1SOXzkddE16pT+TnaD+10Ur1n&#10;mj9QU41P/n7cgIta3XFJc/Sw2YRO1La9eYz9KJN7np/G1V0bURgIcfvT37BxTx4ogtwCPx/NWM6v&#10;K7dTGDRp3aQa1ZNO/7TzXHXiG/BMavZwJWIir0cVaUD0weUmPzB35CuHV1V7PvlOxshrbj0T3Z9K&#10;w9RFa+n72Ke7rEJvXxaM/zW8/Cg0eozJGH5L1yuHXtcRt1MLLz+uQMjg3enLeOPrxXRsUo0uzarx&#10;0he/8duq7QSLpwXDkmBJ3B4Hl7erS3r3RjSslkjjmkmnPQz9uh37aHTHGztCu7a1Yclh3Z86Du2B&#10;w9kWq3hEU0GQUHAx85/KLPPn6kpBRT9yKXR4rCsJsZm4XM+jO25E1/se/NFE0WyL55DL2tXj5fsv&#10;SXZHRT1HQt/jtJ3XddJ5+LM39G565ehbup50sAIhg8zlW7j6iQwmfDKPAZe3onX9VO5/aTrz/9xK&#10;0JIoCKLcDupXT6T/RY154qYutL4ghTe/Xcyc5VtOO1h/S3P2xekZj8s1AZdrAk7X87gjZtFjzE90&#10;HNY6vHpFU7HD1eKROng8b6Ep9ZAmB2dHPPhT8fdep+LuK1pxZ9+0jjRo9iL0cYaXH9Tu2isb1ku5&#10;d9ztPcJLjmvp+l3c9dxU+o+cQu2UWCY9fDmzl23hnhemsifPV3QxCLicGhFuHcM0mfX7Rsa8P4ch&#10;b8xkf36AqzuX8dmBlCaWUTSy1YEfgYKmdsflzqDdkHbhq1QkFTtc0ZH3IKh7xDjn5zhFCIb+s5NS&#10;vUbyTbRvdWl4OQANbkpITI0b+8Woa/VqSYfOlP+OBLL2exn9/mx6P/g+s5dt5Y1Bl3NVl4bc9szX&#10;/O+nFfgNq8TFQqE/yK5sL+t35JKTHyDSofHgtR348qnrSI4/Q90kpQRVrYnHNQb6ndwYj+WoYodL&#10;pVP4ovNFcnwkbz58qeaKjbw5vAyAhGr3Xt21cd16VU6sg0ehP8SbU5fQ55GPeXHKL9zXrwOfjerH&#10;9N828I/HP2VrVj6oxV8HS4JhgVk0aFRCtIvL2tTh2Xt6Mu3pGxh9azeS48p6DonjkBaojka0rFEp&#10;vKiiqNjhOrzx4jzUqXFVEiJdacWto4fTMOnerE7ScZvcLSnZtCuXa0Z/xsDxX5IY52HxmwPo1Kwa&#10;Vw2fzCtf/EpB0Dh4GqgpgqZ1KtOvRyOG39KVycOvYfqEG7j3ytZs3p3LXc9N5a/NZTp8yImT0o2r&#10;eDSpCqiih+u8JhCoilChX8nu62lvCBQ0Xf37Jvfd+7yM/TCTTv9+hx27c3lvVH+evP1CJnycSfqI&#10;KWzZk3foaAUoAhJjInCoguxcLz/+uoFHXp9Bn8EfcdnQ//H85IVYpkXdEzxanu/scJ21/r4x54/1&#10;u7nw4fcZ+/YsLut0AbNeuIVdOflcPvQTXv9mCTmFgaI0HcaSsGtfAYvX7ebn5VuZv3oHm/fms7fA&#10;D2pR3Qf6tyc2svRnPDoX2eE6x+zJ9TLivdlcPOhDdCH4cGQ/+ndrxA1Pfcmg12awe3/hEaE6IVJy&#10;Sft6XNutUXiJ7RjscJ1D/tiwm56DPuSp9+bQpUVNvnzqOn5dtYN+wyfz3a8bsBTl4LXVyYp0aIz+&#10;V3dcjvDLP9ux2OE6B+QVBnhr2hIufeQj9uUWMvG+Ptx1RStufPILnv10PvuDxqn3xZGSSlEu3h92&#10;JWkXpISX2v6GHa6z3H5vgAETpzLwuWlUT4njq/HXsXufl+tGTmHeyu0lGixOmmER43Hy1uC+XNW5&#10;wSnn83x1Gp+87cxZDEKwdP1u2t/7Fl9lrqJPx3o8e09Pxrw3lwkfZ5LtC57SKaAiBPEeB/WrxPPQ&#10;tR1YOulOLm9fL7ya7QTY4To76Tg019tTl7Bmew6jbuvBHZe24O6JU/lywRrMUwiVEIKkGA/dmlXn&#10;xt7N+Efn+txycTNqJpftMB/nMjtcZ5u6N0QTmfwoKK3iI518/PjVeJwa/3hsMiu27D2loxXFXwQh&#10;ih4riY5wMbh/e5rVqrCdH84KdrjOJg0GJlCt/iRUx7D4KNf+Z+6+yJq6cC2PvvEjliJOOVhCQFyU&#10;i9YXJOMAqiVFERdZYTs+nDXscJ0VsiRpAxJJqfQhmnYtlrHi3sua3Pfu9GXWBzOWU2ic3rwPUsLe&#10;3EJ+WriOFg1SuaV38+N2q7Idnx2uik/SvEUy0VXfR9F6EwpOwwyNfzLj9/tnLt2sndIN4TDCtGhU&#10;PYHXBl/BCwN74yylqYHOd3a4KjgppYe4hC9QtT6YRiY+/2h017MS0SG87skSlkWEQ+PfV7dl/v/d&#10;xq0XN8el2zeJS4sdrgpsv9dP0JRxqGpTzNCnGObrRET8D0WpekoTSUrAslCFoFXtSgy5vhPzX76V&#10;FwdeTEzEsZ/JtJ0aO1wVVG6Bn+vGfs6ePD+YxnR8oS/Qtf+iiJonHSzTgmCIKLeDft0aMW3cdcx7&#10;+V88eVsPmtWufKrtILbjsMNVAQUNk0den8mcJZuJcKrf4g+9h9vxPKoSAQKEUjS2kFU83IEliwJk&#10;WgeX6apCjYRIujetzv392vHhE9ew5v17mTz8anqn1cbl0A7OT2wrG3a4KhjTtHhk0o+8O20J3VrV&#10;lA/2a+vBob+FqhYNbWsaOwkFf4iJ0Ba2qFtZ1kmNp2W9ZLo0r0GvNrUZcHkrJt7di+nj/8n8V27j&#10;myevZeJdPbnhoqYkx0XYgSpHdrgqmNe+WcwrGQvp3qoWD6e3E+9OX3EhqvBghDYQMqZiWXOw2BAf&#10;4dnaM62mvP2S5jw94CLeePBSPnnsap66vQe39G5G01qVyPMGWL5xD/P+3MaHM5fz+je/4w9W5Flk&#10;zy0VezfWY9RfqFqDY15jGNZ/mfXEgMMXnc3jFk6Z+xd3TviGaskxPHJtBx565YeiBxWFAMsqupml&#10;KGrRZpMogKoIPJpKpMdBpMd5cItKCd7CIIX+IKYpCZom4+/qyX1XtTntSRlK2zHHLewy4llczoeR&#10;RWN5HEGKHAqzO7HguVXhRRWBfeSqIH5dvYN7nptGSkIkL/67D+M+mncoWBSHSlGKb0AV7WwsIGRJ&#10;9gcNtucWsnrHPlZvL/pZs2Mf23O97POHyAuGaN+wKgMua1XhgnUus8NVAeze5+X+l6fjD4Z4+LqO&#10;3PPCNP7aln3K3ZlKkJLEaDdP39PzpAcNtZ0eO1xnWKE/xMAXv+PP9bt59T+X8vW81azeWnrBqhYX&#10;QcaIa2hT357qp7zZ4TrDXvtmMd/OW83dV7fh20Xr+Hbh2lMb4yKcZdGidmU+HH41XZvWCC+1lQM7&#10;XGeIlDBt0Toem/Qjt1zagoQoN5/NWol1mkcsBYhx6tx+SUt+mngTXZvVsDvhniF2uM6Q7XvzGPLa&#10;DFpdkELdKvGM/2jeKT3kiCy6gRwb4aRnixo8e3dPZj53E68/eClxUfYQaGeSHa4zIGRY/OeV6WzP&#10;KeDRGzrx7CfzyPUHw6sdh0CzJKkJUQy7sQvL/zuAGc/cyIPXtKP1BSlopzN2hq1U2FugnFmW5JlP&#10;5zN94TqevLMHL075hT35/vBqh2ZyQYBQwZIWlpWPJddhWj+2qJ3wQcboa+RnI67hwWvaUvUEJ2Ow&#10;lR87XOVsw659PPe/+dx0aUtm/bGFn5duOrJlUEqqJEXTtHZlaidHLyToG4zpvxVvsB27NrUje8+d&#10;iuSPT35cKbdm5RPlsXu0V0R2uMrRzpwCrh31GW0aVaV57SS+nb/mmEOfBYMG+V4/e/f76qBot6I6&#10;hxHh/IqUWouIT/zp95XbnmjdIFXp162h/XBjBXX0LWsrEy9MWcSaTXu5ultDBr3+I97QMR7PF4Ks&#10;PB+b9uSR5wsmoSqNULUGKGotLGs9/uA1YP0RE+mu4P3Xzm92uMrJvBVbef+7pYy8swf/+2kFBb6T&#10;aMCwZCGGMZOA7zoSl/clVGM5Uhyjw52torDDVQ62ZeXxz1Gf0SOtFvu9AeYu23L8G8XWgeezrHwK&#10;fdehOvoxd8xnZGScRCptZ5IdrjImJbzy5a/4AkG6NK/BUx/MJXSMTv5IiSqgaoyHf3RqwFdPXktq&#10;fKSX9Wt/ZuaQ/eHVbRWbHa4yNnvZZt6ZtpRXH76cT2Yu5+BVVvHNXwwLDBOPrtKrVS2evbsn0yfe&#10;xIsDe7Nlz34KTvr+l62isMNVhnbleLnzmW/o3Kwaq7ZmM3/FNjy6Rkq0mwY1Eundti73XNmal+7v&#10;w5JJA/josavo0qQ6X81bzYDnphLhchDldlpkyWO0fNgqMjtcZeid6UvZn+/jotZ1ePqDuTS/IJlL&#10;O9TjorZ1aNcgFYemsCM7n9/W7mLYWz9x2SMfct2YzyjwBXn1gUu4rnvjAxM62s5CdrjKyLrtOUz4&#10;eB5j7ryQb+evocCU/LFhD1N+/pMPv/+D9777g28XrOWr+Wv4ZPoyMpdupk2T6kx/+kaevL0HdVLt&#10;eYfPdna4ykC+L8iDr/xA81qVyPeFmLF4IwgwLVl001gIFE2ldnIsN1zYhJcfvJSZz9/M/913MbVT&#10;7FlFzhV2uMrA3OVb+PGXddxwcXPGvT+HkJQIy0I1LBKjPdx3TTu+H38dy9++iw+HXcldl7eiSc0k&#10;e2Smc4wdrlK2d38hg1+fyS2Xt2Lttmy8QYPalWMY/M9OTHvmBla8dRcvDexNr1a18Tj18NVt5xA7&#10;XKXIsiRjPsxk3z4vg6/twDVdGzL96RvIfOlWnrq9B71b16ZyXET4arZzlB2uUvTXlr1MmbGM3h3r&#10;Ua1SDO0bVqFb8xqkxEfaoy6dh+xwlQIpJfu9fkzTol6tJAb2bW0/rGizw1Ua9nsD9B78ESPemcWd&#10;l6VRv1pieBXbecgOVynQVYWH+rUnJ8/H4P/+iNfusmSzw3X6cvJ9XDUig+8WruPxW7oybdx1JMdH&#10;hleznYfscJ2m179ZzIxfN/DezOXcMf5rou1H7m3F7HCdhnxfkElfLyYlPhKnruKJdBIXaQ9nZiti&#10;h+s0GKZJwJK8PugyGleNp1fr2kTb05/aitnhOg1xkW4idZVrx35Oti9IeteG9v0s20F2uE5TdIST&#10;h65px6znbqZzk+rhxbbzmB2u0+ANhHjo2o48eVsPalaOOWL4Qdv5zQ7XaZCW5JouDcIX22xgh+v0&#10;RLoduBz2hHK2ozu7wyXEEc9sWNIyLHms4ZVsFZFhWliWtAipJccKEThK/P8sc3aHC1n3iCWmuSn3&#10;aBMb2CqsAl8Q0xcMkpxacsMpSszBGdTPQmd3uAQpQMnzMp9/yZS5q/2F/lCJxbaKSUrJ979tBMOY&#10;TdzigoMF6ZNVkHEHJlc/G53d4YIkWt+TUmLJ/u2Lpi9cvXLcpwsxTXvE54pMSpj+20Ze++qXLIKB&#10;CWRkHDot/OlDD1D7bA5XxT7m9hj1F6rW4JgfsBDgK7yezCc/KbG8w0MNcMU+3aNVrQ5NaidFVEmM&#10;VpCAlEKCAlKJ8riU2AgXCTEuPC4HEU6dpNgIdFXgceo4dBWnrp7Rm8K+gEGDm/9vx5bJ8+rCFN/B&#10;grQ3dJxbZrzxWL9uAy5tUWKd8hYImRimhdcfJGRKcgv8ZOf7CIVMcvJ97Cvwk5tfKC0pTJBSICRC&#10;yPzCgLVsQ1bwmwWrNhPwjSBz3JclXrjzkNrokb+gklBi+eGkyKEwuxMLnlsVXlQRnLlvzok4kXCF&#10;QpnM+rkXzC55vl73hmiiU+vi0quhCA9SCFQ0pKIjZASqGqGpqtAVESEVGkQ49JTUuIgICXXi4yMd&#10;8TGRerVKsdSoHE37+inUqxJHUoynXAeRqYjhKvSHWLt9H8s2Z7Fi0142785lf57X2JmVF8KUm3K8&#10;/rysPF8OUq6xLLnHsCws0/ShaF6CRgDVCmFJiZR+goFsvL41rHx1N+EbuduodDT1IwRHNFodZIfr&#10;NBwvXABSFFCQdwmLJmSGF528dJVWyTUJigg8rgtQ1GoItTlCNkuunlypSY34yOa1KrvbNkx1tG9Y&#10;hRiPkwiXXmZPHZ/JcFlSUug3yCsMsGZbNvNXbDMWrd7p/2trtnf9pl15ViD0K5irkGI9UltNYH8e&#10;9TpvIKN/aYwOrNF91Gdoat/wghLscJ2GEwlX0V7wB1auuYbdH3rDi0vFZePi2L4zEYczGd1RG4ez&#10;TZ2U2I5VKkXXb1Y31dO9eXW6N6tOQrQ7fM3TcibCVRgI8ceGPXz360Z+/WtLaNP2fVnb9hb8VJDr&#10;XYARWI/JDvwFWax8dVf4uqVE0Onxm3C6/otynKZ4O1yn4UTCBSAUCAY+YsXWe8h+Oz+8uIxotBvU&#10;COG4GEW5o0r1Ssl9O9b13H15mlY7JQ6PUzvt67XyCJcE/EGDfQV+3pv+h/Xp7L98y9bsyJb+wBQs&#10;8xsWrV9U4neXLUG7QU3xRP+AqlY+7na3w3UaTjRcAFKGsKypIMby8xNLgPJrKqzcK4LUFg1xqG2j&#10;kmKvaFWncrserevG9evSgIbVElCONxfXMZR1uHZmF/DtL+v5cs6fwT827Fm2fXv214TMTPz7/mTZ&#10;61lHXAeVLY1Oj/fF6RyHIi4ILzwqO1yn4WTCRXEDh2kVYlgvUrDvZX5/4cCF8gm+QClp/kBNPJGP&#10;OaM8/S/vXD9q4oCeolql6JM+kpVFuKQEf8hgYsZC+dxni4x9e3Iz8foeZenEJYARXr8cKDS6txKJ&#10;lZ9GV6/72waMcHa4TsPJhusAoYBh7EawHMv6jaCxAIwsAsF9+Py5ZK/NZ3fQhFkBECf54ieh2UMX&#10;4HZeUqla0vU9mldvfdcVrZUuTaqdcANIaYbLtCSrt2XzwQ/L5BeZqzes3rDzS7yFGfz+51L4PhBe&#10;v2ykO6js1KlRuRLCVQWX0gLFcRHIdmhaCvIkTzbscJ2GUw3X4SxLomgG0jKxTBPIR+JFSgPBYixr&#10;A1JkY4UWUujbSyAvh5Vv5ZXiXlxALw+d2l2se1zP9Wp3QY03HuhD1cSo8HpHKK1whUyLJz+ax7Of&#10;zjO8+f4JrFwygQudhSVu2pYejUa3R+OMjsfjiEA4W6HIagg1AiG6ApVQiEdoLpA6AjX8BU6YHa7T&#10;UBrhOoI47F0XzTiCtMA0QkAIKXMRIg+ULcBujNBSLHMDltiN37eHvJ1ZrPsor+RrnqD6A1NJiL21&#10;dq3Kt912eVqd23o3I+VvRoo63XB5/SGm/rKOFyYvyFmwYuuX+Hwv8cv4Zad1tK57XxJxehyaOxFV&#10;VEKoiahKO3RHDEaoJkJEI2UUEItAA6GjaUUf+oE5/EqrY7UdrtNQJuE6UcUfjWWZCBFCaAHMoB/Y&#10;hrR+JRD8kkDhMn5/YWf4mseh0OzfNURC4rDGtVNvefm+3nq3ZjWO+qDl6YRrZ04Bd7/0AzPn//lL&#10;YX7BfSxctOyIG+0nIn2ygy2/NMDlaY4QlyCU1gglBkV3Ig0noCHEYf07y3Fb2eE6DWc0XEdz4Kin&#10;gGlYSJmD5HdM43MMczle/zqWTdx7gi2VGh0e7xeVEPXYsOs7N7ztkuZqpdiSkzScSriChsnXC9Yy&#10;ZNKPO9dv3D2JbVteYPN7uSUqHZugxi0xpFSpjUNvgKL0QIjuIKugOYpv4lmld+Q5XRU8XCd2ZW0r&#10;Jou+WNIERSioSiKa2htNexWP+xsSYmfS/YlRtH2w+Ql8tgYLxn6av3XHFcPf+vH9/qM/kxt3nWgG&#10;ji7XG2DQpB+5fcKXi9ZvyrmCeWPGnliwpKDN4MZ0fWIwtevMwOP5Dk17G027A1Wti6q6kWbR+64o&#10;wToLHO8LYDsuCaqiIIhHFU3R3Y8TETef7mP+S4fhF9F53N/Nvyr548VNxo9P3D77lzWDL3zo/ewZ&#10;v288pe/vpt253DrhK9/LH8/7X97WzX3JfGLxcRtl0gYk0mloL7qPfpOIiEW4XONRldYoVEIRzjNx&#10;F+NcYoertEkTVMWDrtyG2/k5euhrOj1+M+npf9cqJpm35qVNG7b/86anvlzz9vd/YFoncmZZZN6f&#10;2+g9+CPzq9krH2fdhjtY9vqe8DolJKVH0mXE3URXnYbT8xm6dhuaGsFJ/E7b8dnhKitSgkI0mtoZ&#10;j+c9spr8RIfHukLdY4wamhFk0dMzdm/Zce0d4z5f/8Jni6RhWX97UWxJyaJV27lx7Gd7167bdStz&#10;Rj3/t/0rk9IjuXBsOk0b/47L9Rqq2gZFRJ3SodJ2XHa4ypqURU39utYVt/sLut30Bi0eqRde7aBf&#10;n12Kt/Di0e/O+nHCpwvxG8c4mqiCGb9v5IrH/rdn06Y9tzF/7Id/ew7XYehFNGmSAdZ7qHq9ombx&#10;Y1e3nb6/2zGeed1HzUXTOpfNl0AUNbMDCCFBmAhR9E2WSKRZdAUvZVHZoWayAzfHVFShIBUVFLX4&#10;kxRISy36VwoUceSpoBBgmJsIBe7ElzWbxZOOPh5B44eqkRjxPaojlp/+OLK1MGrnTBT1AnzeviwY&#10;/2uJdQ/X89EYgq67UPURqMLzt59l0cg+RZ+BOHgvTBbfFwtfUYAUB79DUh74LgkUUT47bSn2kLO3&#10;E0ueXxdeVBFU7HB1GzEIVRt/1C/pMYmiL/ABRkiCCCLYA0oe0toE7MI0gwg2YMoAmH6klo0wCjEA&#10;FT9mMA/TLMAQAVBCmPkGQa+JFqehmyqmy4lbdYESjSaiMRUVVdHRrEQsJQJFcYFSE4UIEHUQojLI&#10;VMCDqitIWYBhvM6ezeNY+VbO4e/goNYPVSMy+gVmzbsZZhx2upfuoFujyUjzbeaM/eYoX3wAQZtH&#10;0oiIGI2m90IoGkgwDVnU0CGykCIXrB0gtyNFEGnsA7ETiQWWgRAhLCuExI8UJbtICeEC04Xu1DFN&#10;DdBQAJNKqGolBAqIGKAWQkSCFY+UsSC0opvKBxS3wJ40AVKuIHdLDxZP2hteWhFU7HA1e7gSiXGz&#10;UEXDY24AIYr2uEIAqsQKFiJZjWX9gSXXIo2l+P3b2Lp7499ej5SHVoPq4NKr43G0wxAdUJV2WNYm&#10;svP7smzi0RshGt0eT+e2+Uy669ARLn2yyi+zktj8N89UdRzeA0/EpyDjMIMbkHIFlvU7VuhPQqEN&#10;rFuzkeyvy+vxHGh2YyXc1ZKByjj0FihKMgrtQNRCdVQuPpUQCCFOrI+hIgn472Pu6FfCSyqKih0u&#10;gPaDmxIVPRzT6gMU9RWSBIFchPoXVnAtllyPZBOWsRm3uYOZE7ad4I3cM6vq7fFUrVwXK5DFLxM3&#10;hhefslq3V6ZKlb5IuZdgYA1W7kYWTyoMr1YhNLgpgbiqKahqTYRSGVWpC6I2ilYdadZDEI2q6iW+&#10;qqaZi2W+QNKf48jIqLDTeFb8cEHRaVDb2g1x6E2RqoIZ3EzuthWs2uIlfWCIjHTrtPrLnXMOXP+c&#10;lZ+JQtobKotnaNROjKJqYmuE2hahtEEhFpMFKOITEhssLaUhBWy2855SNJahzWaz2Ww2m81ms9ls&#10;NpvNZrPZbDabzWaz2Ww2m812wFnSt7BYq/+kEBVzEZaSxdwR08OLy5hCp6EXoTmTMf3zyBy/IbwC&#10;zR6uRXREZ6TcReqqn0560M2m91UlPqEHppFP5tivj9v5uPXDTYiIaElIrmP+mAXhxSdOCuivQ4Z1&#10;3HE3ziZJ6ZE0angVpuXDV+0rAn/GkxDfG8uymPvLlLIeabg8HmoTdHz8UrqNGknnx/qUKEl7tDrd&#10;Ro2k+4jBpA04/hjhbk8L3NH/xR0xPLyo7PXR0Z2jcEe+jerpGl4KQKSrIy7X2zj0x8jYc/z3Ey4+&#10;pgUO99tojomQXnKu56PxRPZFd7+FQ7szvOjESEHPxzrTddQkujdeTLeR39Jj9ADib4gOr3lWqlo1&#10;GVfU27jcrxO3z0NMVEN059vo+jvUTSnz91gO4ZKgq31xuUeguy4pUeTQauJ0jkBRH4cTGIC/wLcM&#10;X/69+LzjwovKXHqUgREaTWHhXQQKjz7RniYklqkiT3GkFxMQlnbcI9YBQkikoRU9LX2S0gbodB11&#10;P9I1DYd+FYq2C02rgqK8RrP6GfQcHxO+ylmncP9ufAV3EQrcx8zFPoQiEVLDssrhe89pjNN9wkYK&#10;av7UB0Vti2ktYNPPh07nqneujqb/C0sWEMh7HnebOOp2rUKgYRBfok67axsS31Jnzy9Fw0dXbWbi&#10;C+XizdtO1q/5dA7UJqFZAlXuyGfntxZpA3SSu9YmpUM8u/Z6IceEdAetezYkuVtlgvV9+JYUPf+T&#10;lB5J4z41iW0kaX6tg8TmddheNQdWSlr9J4Vq3eqQ0jqWHYuyAVi5EuJa+wh6d7Lhzz341hWdUiSl&#10;R9L00gZUaqmiu1NRtXSk3MSmTR/B5qJTrOYP1KRG9xqktHOwY0HYUNjdXLTu14C4Dk5cahIO5w2Y&#10;Vg6b9rwKK488rez5aAxJHerjaAgxUU1R1F5YcimbZ31dXEOQ9mh1qnetQaXmKrt+PfoDkTV6d8Ed&#10;8R7SNCn0/4NVK19Ad36Jy9UVVeuI37uELXNW0fLe6iR3r0SoQajos0t30OqimiS1jWX3LwUHdwT1&#10;7qpC3Z61qdQ2il0Li56sbnZ3JWr2SKVSSxe7fi2A4ul0q/epTkq7eLo8tJ+VGZKWA1OpfmFtUtvF&#10;sGNB0ed9iEabwQ1JbBfH7vk59PRXJ7F9PNsXFFDjlmhqdatGagcnOxcWAAqdh9QivlUiXaoX4I0w&#10;8Kt5+PK3sPvdfVTvVgNdvxXLkuTlTiRnaZk+41YO11xS0O2Jl3G4BxIyXmDWEw8eLOo4tAueyDmY&#10;ZjZ526oTkToRXbuDUPBDFKUxitIayMU0RlCpyavs/KMHTvfXSBaxf0tvYqotAC6gsPAKFo6bTech&#10;PXFEfotlZrFtbyviHUlERE9EUfogsZBiHRqPM+PxDDoNvwq3azKh4Geoem2kWZms7LbExz2Mpv4L&#10;hAekgmQW+b5H+G3JWrq1/xpN7U7Qfxtzn/yIlg80JDbxLVSlA2YoC8liFLU3ljmbWT9fSqs2VYiJ&#10;HoWgL+BAwY/BJ+RvG87iSXtpOagZsdGvAB1BZmPJOTgc1xAy1jFreWMIexCw49AuOD2vI2RDpNyN&#10;lGtR1M6Y5jvMHnk7de9LokrS4whuRRCBUPYjjddZ8ec4sjKKvtwHdB0+GJdnAqHgG/w84u6DyzsM&#10;uwyH8xL8/q8wsucRnfobQqlLMHgbmWM/pN0j9YiMnguigJydXfERILnSCIRyPUJGFI9A8j2F+Y+i&#10;6U1wut9HytWE9F5kDs2n64hJ6PqNGEYGW3IeonrcUBT1RgSRRY/uW9+R63uEJePX0XlcHGrwNRT6&#10;g/AjrY8Qam+EJdi9qxPxSX3RtOeQ1rckNerPzvXRqMEVqCIRI9gEyzDRPX8Bu9ia1ZTk2Ja43bMI&#10;hUy2bUph3TtZJT6TUlYuh8eToKEoGqrWGcP8EDP0HEJxozruY8nceCwUhKIjhMbiNwwMcwFCicDp&#10;bguAcHZH05xYfICWaxEZOxlF7YlhPkfQGAqyCqb1Ki0froFEQdE0FPVqLHM/lvkusdG90B2DsORK&#10;/N6eGOYHqPrFRLpHg08ghIaqOhBCpfKNEcTEf4imdSAU+grTHImgEqpy6DONjroLRbkeS04lGOyH&#10;KVejqANwpfQlbYCHmKgJKEonLPMLQuYIBHUP+yxK6vloDE7XK2hqI0z5AaYxBkHioZn1pCA17iE0&#10;5T6wFmMYA7HMrSjaIOo3ujL85RBKNKYpUa1NJZYveHIalRo+wKJxPwIgcaBqOrL4u2KpAhS96DTe&#10;A4kJ16OoA8Fai7/wGixzFkK5ElfUA/gKF4KShaLUQeZWp8n9CajqJUgEwcJXqBp7JZrjfmA5AX86&#10;pjkTRfsHMZ4HSJ+sohSOQtPTkawlFBoERCJkVYRw4HaDgoKqOgCNjP6CTesEAgeq6sAyBMRQtL3Q&#10;qVmlHA4kJVW0cBXNrSWtb8kc8xJ6xEsg9iJkIlFa8TXAgesLITGM70AINNGLyjdGoInuGIaXoPdL&#10;Equ3RFHrIeVGCgvfJuCbijR/R3cmEhnRveglAGnNYtaI3swePQIhIlEVUXQtI/0UFryEz38dgdAb&#10;B/8+CQhFUqNKXXS9JWZoJ7Pn3cCcMa9iyomY1qHrn3z/2/h8fSgoGInXtxxpzUZTFFTRBp8WjaI1&#10;BvaQ732UzNGvYRlPHHVGBoB8WqI5mmIYe9Cd9zNnzKuo8n1k8e9Lm6ShOfsgCSGtD/D7M7GMz1E1&#10;B6pS8loXODiKj1H8ebYc3JALx37GhWOnkL1mMj1GDCuudpTruQOLCoHgVHze3iD+jS/0J1LOQNME&#10;KvX4/YUszNACpIxBcbUhOqIRihqLlMuounERvoJpBPy98PoGUhhYhpTTij//+vwyNQpVuxxpWhT6&#10;7yBzzKvs2ToQCD9tDHeUv/fMOLPh8ih//0Hk7pFFpxlCIA8fMajY6h1zsYzNWKRRPbkeil4drLVE&#10;xq9G0eKxTBVkTaKifiIq6icUpS1SUjQS0wEi++AGyc7+kmDoA4RIIyLuZ2ITP0IXl+AvWA/ukn+r&#10;Q0spWkvsOTQyU9glkkNJxel8iNi4ycTG/oBQb8OyQFFUIt1uhIwDkYvI2w+A9TcNGU49nqKD4hJm&#10;DimqHzosibVnCpAxYOmo+rNERf2Ew/EQ0gJFHKVxQsqiiwKlqFXSEj6EsgpEJJp2NULpVKK6OMa2&#10;ClhuXJ67UdX/Ehc7A1UbfHCqIDAw/Z+AAFW5Bc3ZFaQTy5xJRoaFUBLQ9XuIjvqQ2NgZqOrjRYPT&#10;SEFctA6qB8gjOmYZAG5VOZuGLiiHcAmQYmfRUH/ElfidPlGpeH6sQhZPOvmBRrLfzscyJqEocbgj&#10;RiJEEob5MzOH5COLxySUYhP+/Tfh9/4Lf+HVFORehhWYEv5SAKRW95GX8yjewk4EvEMwQ3norluJ&#10;jXsOfCXDbSgHxhF0HHpPh4WrRk0XLtdr6PrFBH0f4S+4DmlloAjAEkRrJpIgUqqEDjuVPBbTChUN&#10;MCqTjrndpAwhlCCh4DgCvlsp9F6PN+8yCvJHhlfFkjtRVIFQW5D2hs4fEzbx47DHCAW+KX4tye6c&#10;Q+OeFV1PgWLKEpfqEVGj0fV+BIOZ+AquxTRf4fCR8DLHf4+0lqOI5ijiThASPVQ0HFxkzEgU7SpC&#10;/rn4C64lZL7AgSEPVV0ipIWUTnZsKZ5hJdzBoBX9QTXrSkR5tCOcmKNvpNIlCYZmYZohFHEFXZ+4&#10;j9ZDm9Bp+BU4HMOxpMSSb57yzUu/bwrS2oeq9MEyVczQZMDC61sKMhdFpKC5m2CKbZh6CMVRh8zx&#10;Ja8zDggVDiAxdTYOx6Wsz8nAMN5EAEJUh6SSGy2QsxbMPKAWXZ+4j/bD2qK6+qKqAoQkMTkaSMY0&#10;Jaa5FkOVCKUxB84a/SIfIbcjqEp8pX/RY3RacUtjiV9zUKHvL4xQHorahE6P30r7YW1R6IYovubK&#10;yDCQ1m8gdHRnW0LswyQb1VULo3BH+MtRkD8d09iOoC+Ru8bQflgrOjzWEVW9qGgsQUw6iCAWaxEC&#10;NLUn7Ye1wu2+GmkdmutIkanF9Tegiv2gNAkbGs3Ast4FEYGuV8EMLWZm5m8ACK0q0pRYciMBMw+H&#10;3rr4/UdAQSHSXIOieKhU+Sk6DmuNu/LNwKH7U5bMKpohVNSlw+C2SO8lCBFxzM+wnJVHuGDhuHkE&#10;gw+iKApO9zNEu3/H7fkcVW+AFfqayivHQ/FfI0UIedjpjlANFPXQIUGoBkI9tPWM/dtBrEDVFSy5&#10;gHlPLgLg92fX4zPvBkI4IyYQ4VlMlGcqDscImj9QHbX4dx0+OKy/cDpGIA6HYzT1K21Ed7yBaeUR&#10;CrwASy2EFCCKxg9c8soOCkNDEULicE8kIiITQXss6UWgsHjhHjRtOkIYOD3/IzpiAdJKQighhB5F&#10;5vhcAqHXEIpEcz2JEAtQld5YVvDQ6E2HWfL8OkLGywhh4XJPIiIiE0RLUILFO24Lr28UyC0o2j+I&#10;8swlMnIuLtczxCQcec215Pl1iILrEGIXuuMhPO5FuN1z0JyXYpjrCYTGkZFhUugfi2HkozquJMKz&#10;CKE8gFALEZoBHjDN2ZhWEIf+DA7PShRZH0kI1JiDR5RA4UyE2I9pSAzz3YOT8FmBGSiqie54ltjo&#10;P5BGnaKjL/XYG3BQ4B2ElNnozptwexbgdI1GWo6D76Egey6wDlWvhytqDg7nS0iZDUqIgBMKs4u3&#10;12GntFKEUJRjn36XoiM3YtnR6DCkJZrWGFWNR6gFGKHNbNmy6OAcUp2GtUdz1cWp/8UPQxeTNsBD&#10;RJWLwdLZvfU7IqIjiYzvgQxlM3dM8f0yKej5eCf8Wk2M0BoWPvVLid/aflgrdEdLMKMQModQaDlV&#10;05axcmEqibHd0B2bmDnk0E3hzkNqozjbg0xB1fIxAitIXvMbGRkGnYf3QFVSMF3zyRxa1P2p42O9&#10;cegNMawc8vfPJS4+DSO4n5Q1P/NnUhLxib1QiEca6wiG1uCKaodl7mHuqB8AjY7Du6CrTbBkPtI1&#10;B8XfGmkFmDvmmyNuJqcN8OCudCGqWhNJDoUFy4iJaYbfv4F5Ty0EoPmDVYiK7oJKMkgvQXM969b8&#10;ckRTPBR9di2H1sHjbIsmKyNFABnajc//C789t/Vgtc5Du6E6myENLwX+2US6G4GmMWf59/Rs7cBX&#10;cDGqmoyQWeTsm0tsXDeEWkiD7d8yaVKIxg9Vo3L8fASwe09rVry0G4Aat8RSp14vDCMVae2iIHsu&#10;kQk9kFis3fA1uz/00mN0GpbRFkuxCPpWExH5KUJK9ue24beJ22jzaCM8ro5YODCNRZiWistTj+2r&#10;v2Z/0KJ+/StR1EK8qd8QWhNHdGRvhCGZm/nZKc20eRLKM1y284+g2cM1iY0agK49gml+Rf726445&#10;Pv7xpA1IJKban4fCddgOoAIqn9NC2/kpKT2ChJiP0LWHkPyFEE+dcrAAvLoE8rDEfkInNOb1GWUf&#10;uWxlJz1dZVvdegjhQonaTObQfeFVTkp6usrOOjXIC0mWTdx6yo1gNpvNZrPZbDabzWaz2Ww2m81m&#10;s9lsNpvNZrPZbLZzxP8DyVeBAG1edv0AAAAASUVORK5CYIJQSwMECgAAAAAAAAAhAJ1iidPaTwAA&#10;2k8AABQAAABkcnMvbWVkaWEvaW1hZ2UyLmpwZ//Y/+AAEEpGSUYAAQEBAGAAYAAA/9sAQwADAgID&#10;AgIDAwMDBAMDBAUIBQUEBAUKBwcGCAwKDAwLCgsLDQ4SEA0OEQ4LCxAWEBETFBUVFQwPFxgWFBgS&#10;FBUU/9sAQwEDBAQFBAUJBQUJFA0LDRQUFBQUFBQUFBQUFBQUFBQUFBQUFBQUFBQUFBQUFBQUFBQU&#10;FBQUFBQUFBQUFBQUFBQU/8AAEQgA4QDhAwEiAAIRAQMRAf/EAB8AAAEFAQEBAQEBAAAAAAAAAAAB&#10;AgMEBQYHCAkKC//EALUQAAIBAwMCBAMFBQQEAAABfQECAwAEEQUSITFBBhNRYQcicRQygZGhCCNC&#10;scEVUtHwJDNicoIJChYXGBkaJSYnKCkqNDU2Nzg5OkNERUZHSElKU1RVVldYWVpjZGVmZ2hpanN0&#10;dXZ3eHl6g4SFhoeIiYqSk5SVlpeYmZqio6Slpqeoqaqys7S1tre4ubrCw8TFxsfIycrS09TV1tfY&#10;2drh4uPk5ebn6Onq8fLz9PX29/j5+v/EAB8BAAMBAQEBAQEBAQEAAAAAAAABAgMEBQYHCAkKC//E&#10;ALURAAIBAgQEAwQHBQQEAAECdwABAgMRBAUhMQYSQVEHYXETIjKBCBRCkaGxwQkjM1LwFWJy0QoW&#10;JDThJfEXGBkaJicoKSo1Njc4OTpDREVGR0hJSlNUVVZXWFlaY2RlZmdoaWpzdHV2d3h5eoKDhIWG&#10;h4iJipKTlJWWl5iZmqKjpKWmp6ipqrKztLW2t7i5usLDxMXGx8jJytLT1NXW19jZ2uLj5OXm5+jp&#10;6vLz9PX29/j5+v/aAAwDAQACEQMRAD8A/VOiivir/goz8fPiD8Erv4ep4G8Sy+Hl1NNQN4I7O2n8&#10;4xm28vPnRPjHmP8AdxndznAxjWqxoQdSWyNqVJ1pqEd2fatFfjAf28/j8OvxKuR/3CdO/wDkaj/h&#10;vP4+/wDRSrj/AMFOnf8AyNXmf2rQ7P8Ar5nf/Z1Xuvx/yP2for8YP+G8/j7/ANFKuP8AwU6d/wDI&#10;1H/Defx9/wCilXH/AIKdO/8Akaj+1cP2f9fMP7Oq91+P+R+z9FfjB/w3n8ff+ilXH/gp07/5Go/4&#10;bz+Pv/RSrj/wU6d/8jUf2rh+z/r5h/Z1Xuvx/wAj9n6K/GD/AIbz+Pv/AEUq4/8ABTp3/wAjUf8A&#10;Defx9/6KVcf+CnTv/kaj+1cP2f8AXzD+zqvdfj/kfs/RX4wf8N5/H3/opVx/4KdO/wDkaj/hvP4+&#10;/wDRSrj/AMFOnf8AyNR/auH7P+vmH9nVe6/H/I/Z+ivxg/4bz+Pv/RSrj/wU6d/8jUf8N5/H3/op&#10;Vx/4KdO/+RqP7Vw/Z/18w/s6r3X4/wCR+z9FfjB/w3n8ff8AopVx/wCCnTv/AJGo/wCG8/j7/wBF&#10;KuP/AAU6d/8AI1H9q4fs/wCvmH9nVe6/H/I/Z+ivxg/4bz+Pv/RSrj/wU6d/8jUf8N5/H3/opVx/&#10;4KdO/wDkaj+1cP2f9fMP7Oq91+P+R+z9FfjB/wAN5/H3/opVx/4KdO/+RqP+G8/j7/0Uq4/8FOnf&#10;/I1H9q4fs/6+Yf2dV7r8f8j9n6K/GD/hvP4+/wDRSrj/AMFOnf8AyNR/w3n8ff8AopVx/wCCnTv/&#10;AJGo/tXD9n/XzD+zqvdfj/kfs/RX4wf8N5/H3/opVx/4KdO/+RqP+G8/j7/0Uq4/8FOnf/I1H9q4&#10;fs/6+Yf2dV7r8f8AI/Z+ivxg/wCG8/j7/wBFKuP/AAU6d/8AI1A/by+Px6fEm5P/AHCdO/8Akaj+&#10;1aHZ/wBfMP7Oq91+P+R+z9FeC/sQfEjxL8V/2eNF8R+LdVbWtcnu7yKW8eCKEsqXDog2xIqjCgDg&#10;dua96r1oTU4qa2Z5s4OnJwfQKKKKsgK/Oz/grZ/x/fCr/rnqv87Ov0Tr87P+Ctn/AB/fCr/rnqv8&#10;7OvOzH/dZ/L80d2C/jx+f5G//wAE0/hb4L8cfA7X77xH4R0HxBex+JJ4EudU0yG5kWMW1qQgZ1JC&#10;gsxx0yT619af8M9/Cz/omng//wAENr/8br5y/wCCVf8Ayb94j/7Gm4/9JLSvs2jBQi8PBtdBYqcl&#10;Wkkzz/8A4Z7+Fn/RNPB//ghtf/jdH/DPfws/6Jp4P/8ABDa//G674OpcoGBcAErnkA5wf0P5Vx3x&#10;jN5B8MvEt9p+sXuhX2n6fc3sN7YeWXR44XYZEiOrDPYqeldjhBK/KjmUpN2uUv8Ahnv4Wf8ARNPB&#10;/wD4IbX/AON0f8M9/Cz/AKJp4P8A/BDa/wDxuuX/AGU/iHrvjT4c3GleMboXfjnwxfSaRrMpUIZ2&#10;AEtvcBQANstvLC4IAGS3Axgcp8M/iF4o+I/7Uni20uNdu7XwRYaPbaho2k26xJHOpuri2M8rbC7C&#10;R7WR0w4UxvGcc1n+7sny7+Rry1E5Jy2PU/8Ahnv4Wf8ARNPB/wD4IbX/AON0f8M9/Cz/AKJp4P8A&#10;/BDa/wDxuuF/ao+LviP4ZaZpVz4XhNwdIb/hJfEKqm4nRbaWNLmNeMCRxNuXOMrBNjla73xtoetf&#10;EBvDJ8OeLNQ8N6K3mXl1qWi/ZmluIzFiGNfPilXaxffkL/yzHIzTtC7Sjt5E+/ZSctGM/wCGe/hZ&#10;/wBE08H/APghtf8A43R/wz38LP8Aomng/wD8ENr/APG68R+H+kfEnx5YfFoWnxV8US6t4V8T3ej6&#10;NbSR6akNysNtbTRpcEWgb53lZGZWX5SMYIyeohi8Wa9+074x8Ij4ieItN8PWXh/T9YtrWzisMxS3&#10;FxdRuu6S1digEC4BORk8njEpxavyfkaOM1f39vXy/wAz0b/hnv4Wf9E08H/+CG1/+N0f8M9/Cz/o&#10;mng//wAENr/8brgPEMfibQPgP8T9ft/iPq2riyiv9Y8Pa15dstzDDDYqPJkAt1jkUXMVwwOzlWTk&#10;4zXQ/sw/EDWvGnw6m03xbKJfG/ha/m0DXXwB508JBjuAAAMTQtDKCAB+8IHSqXs3Ll5fyIamouSl&#10;+Zvf8M9/Cz/omng//wAENr/8brm/HXwx+E/gfTrCb/hUXhzWb3UL6HTrPTtO0CxM08shOSN4VQqI&#10;skrknhI3POMHi/g58RfFHxN/aX8dJd+ILqPwVZ6XY6noGk2ohEEtvLJcQrcSOELuJfs3nJhwNkqZ&#10;Gc41/wBqf4wa98Mn8PXnh+H7RZ6DPH4h8UlU3tHoyyrbyqo6h2E8kq/7NnL7Az+75Obl/AtRqKah&#10;fX1PQf8Ahnv4Wf8ARNPB/wD4IbX/AON0f8M9/Cz/AKJp4P8A/BDa/wDxutH4i6TrnizwzaWfhfXr&#10;jQZrq8tXl1fTxC8sVqJFeUx+aroS6KUBKt9/ODivD/DWgeNvEXx1+I3gaX4veModJ0HSdJu7S4ii&#10;0oXHm3X2oSb2NlggeQu0ADHOSc1UlGLsoX+4iPNJN81rep6//wAM9/Cz/omng/8A8ENr/wDG6P8A&#10;hnv4Wf8ARNPB/wD4IbX/AON15LqVz4+0/wCMXwM8L6z4z1W0bX/D9/P4isbH7N5Mt7Z29oCY5PJL&#10;qrSTSMdrAHC4wMg9XpXibXPjh8UPGWlabrl34b8DeDrtdHuJNKKLd6tqJiSWZTKysYoYVljXEe12&#10;csd4VdrJcj+z+RTjNK/Npa/42Ov/AOGe/hZ/0TTwf/4IbX/43R/wz38LP+iaeD//AAQ2v/xuqPhP&#10;wf4s8GfFOVD4o1jxF4GvtKkkS01cwzNp17HLEAFnCLKyyRu5CuXwYnORlRXGfEz40a34T+P3hC3t&#10;nT/hX9veReHfEEow23UdQjMlnnj5fLMVuCSQMainXs2qcVdxJSnJ2jI9B/4Z7+Fn/RNPB/8A4IbX&#10;/wCN0f8ADPfws/6Jp4P/APBDa/8AxuvQKZJKkKF5HVEHVmOBWns4dkZc8u5wX/DPfws/6Jp4P/8A&#10;BDa//G6/Ov8A4KZ+CPDngb4m+D7Xw3oGl+H7afR5JJYdKso7ZJH84gMwRQCccZNfqpX5jf8ABVz/&#10;AJKx4J/7Akn/AKPavNzGEVhpNLt+Z3YKUnXSb7n01/wTd/5NQ8Pf9f8AqH/pVJX0/XzB/wAE3f8A&#10;k1Dw9/1/6h/6VSV9P13Yb+DD0X5HNiP40/VhRRRXQc4V+dn/AAVs/wCP74Vf9c9V/nZ1+idfnZ/w&#10;Vs/4/vhV/wBc9V/nZ152Y/7rP5fmjuwX8ePz/I9G/wCCVf8Ayb94j/7Gm4/9JLSvs2vjL/glX/yb&#10;94j/AOxpuP8A0ktK+zavA/7tD0M8V/GkfKGj+K9b8IeLNSOn/AnxZ4i+K/2q4jvNfeWOy0y/hMj+&#10;Uzai8hV7fyypjg2OYugjVl57Hxb8a4tX+BXxOXxppI+HviDSdNurG90zUL6KaJpJbRmga3nXCzpI&#10;DhcBWLKylARivYfG9pLeeFdRWHXpfC8yRGVNYiEZ+ylfm3ssgKMnHzKwwVzyDgj5i+KPxs1X9mOD&#10;wv8A2bGPiNrnjRZdRvtb1RjavcOiwpEsUMahYowjgLGAMYyxZ3d2dWSoRcpSsv6XqVFqo9Fr6/Pr&#10;pYXxG+q2XjTwf4n+HF0mpWHxP0SLwjqWoaTMki2V7DG0lvqAYZUtDb/bgQe8UamtbwN4v8C+Gv2v&#10;/FOkadr+h2Om6d4E0rSre3jvogkBtbq98yAfNw0UZQsvVQQTivPP+G8viP8A9Eysf/AqT/CpNN/b&#10;l+J+t38thp3wmj1K8ijE0lvZG4ndEJIDEIhwCQRk+lefDMMJKVoVU395cH7X3ItN26SV/wClseq/&#10;DqKT4+XvjzxtoXjGw/sTW7hvD8dpHZQ3n+gWhkiUOS/AleW5nUED93cIcc1U/Yu+KWkf8K+1X4dX&#10;vibTtR1T4e3dzpKXa3kTfa9Lgb/RrsEMR5YiZI2PRWjIOK4v/hrr42Z/5IZf/wDgJe//ABqj/hrn&#10;42AAf8KLv8Dgf6He/wDxqt1iqKafNr10f9I1dCq048umnVdDt/2PPHXh/wAR+Ivjbbadr2m6jd3H&#10;j3UNQghtrqOR5bQ29pGs6KDloiyFQ4+UkHmuQ17xN8GvEP7YPjh/H2oeB9R06z8L6XZ27+IprOaG&#10;O6S5vDNGhlyFkUPHuUfMAVz2qD/hrr42/wDRDL//AMBL3/41SD9rn42KMD4GX4HtaXv/AMaqfrVH&#10;lUXK/wAmV7GrzN8u6tuvI6bxp8T/AIdwfsrfFrRvBus6ZceEdB8P3uiWGo297EbWa9ls5pFsLcrh&#10;XZEkgVQhJJcLjKnNPxjFqVv8T9E1r4fXK6loXxd0qPw7qWqaRco8VleWyllv1kXILrZC9QY6vbQq&#10;cVij9rn42Dp8C78d/wDj0vf/AI1S/wDDXXxt/wCiGX//AICXv/xqm8VQe8vwYlRqraP4r+t9Tpvh&#10;3448D6H+178RbS08RaFZ6da+EtGsYI0v4Vjj+zSXnmxL82MxIU3DqoIzitX4eac/7QVj488Y6b4u&#10;sToPie5n0U2iWUN3/wAS228yCON33ZAk3z3ARuQLvkDkVwFx+1/8aLeB5ZvgfexwxqXd3tbwKoHJ&#10;JJj4ArDtv2+/iFe20c8Hw2sJYJVDo63cmGUjg9KieOw0Le1nZa9GjKrCVNc0rLZatdD1/wDYo+KW&#10;n+Ivh3P4Bn1+y1fxH4Fu7jQnkguUka9sreTZbXaYJLRtEYlL8/OrAnNVPhV8RvCup/tlfFy1s/Em&#10;k3U99o+hW9okN7E5uJYPtxnjjw3ztGHXcFyVzzivLx+3j8RhjHwysRgYH+lScfpS/wDDeXxH/wCi&#10;ZWP/AIFSf4Vms0waUV7Zaf13MXODcnzR1/vR73PUPi5458Oaf+2T8F7e61/S7aaw0rxBFdxzXsat&#10;bvNHZGFZAW+QuEYqDjdtOM4rF8DePNH/AGWvjb8TvDXj66j8M+GvGOuv4p0DxJqB8uwuJZ40FzbP&#10;OfkjkR48hWIyDnjK7uI/4bx+IxBH/CsrHnr/AKVJz+lMuf26fiDeQtFP8LdOnib7ySXDsp+oIpPM&#10;8E5c3tle5SqQ5VFyja1vij3ufUKftGfDm40LV9dtPFVlqHh/SrZrq71qyJmsFAOPLW5UGJ5SeBEr&#10;F+ny8jPis3wt1X4u/sy6/qGoeO9O0228YQS+I7pvKgeGyumYTRKbxXHFsY4YhIDwLcc8VxUf7d3x&#10;FiRUT4YWCIowFW6kAH04qpqf/BQrxxo0aNffD3TLRHJC+ZeSDcepxxV/2lg6r5fap+SFTs5JUmr3&#10;/mi2fSP7Nn7QOkfGr4H6P4uudSsbfUbaxB1+Ezqv2C4jBExkGf3aEo7qWwChBGRzXDfFxNM1H9pj&#10;4San4ts4fEHw78RaTd6RpdnqVqHtrTWZNs0U0kUg+/LbrLEu5crhhxuOd34M+OrT9sb4IeKbfxfo&#10;FvZ6Ze3E2iXVna3DkSxeTExYPgMrZlOMdMA1qXnwH8ReLde8F/8ACaeMrXX/AA74P1GLV9NtLbR/&#10;st3d3cKOkEt5P5zI5QOWIiiiDPhsKAEr0U3Upxcddtdh+7TqSvpvp8ujO2+FHgy/8CeHr7S7u88+&#10;0/tO7l02zVy6afZNKfItkYjJVVwQp4Td5a/Ii1+fX/BVz/krHgn/ALAkn/o9q/QmP4r+Grn4pD4f&#10;Wuow3niaPTZdUurS3kV2s4UkhQecAcozmcFQeSFY9Bz+e3/BVz/krHgn/sCSf+j2rlzC31WSXS35&#10;m2Dv9YTfW59Nf8E3f+TUPD3/AF/6h/6VSV9P18wf8E3f+TUPD3/X/qH/AKVSV9P124b+DD0X5HLi&#10;P40/VhRRRXQc4V+dn/BWz/j++FX/AFz1X+dnX6J1+dn/AAVs/wCP74Vf9c9V/nZ152Y/7rP5fmju&#10;wX8ePz/I9G/4JV/8m/eI/wDsabj/ANJLSva/jLrnxgsdUgt/BOkaPF4ekUC41sK2pahbn+IixZ7d&#10;SB2KzSMf+eZ6V4p/wSr/AOTfvEf/AGNNx/6SWlfZMVzFPJMkcqSPC2yRVYEo20Nhh2OGU4PYg96e&#10;DXNhYK/QWIfLXk7XPj/wt8OfA/xe+LWsaH8RPGOvfEkwaJY6hb6P4wkk0tI53mvFnK6YqQKAqRW5&#10;+eJiu4Hd8wNcp+3FDZ23iz4Iw6fcC7sI7aZLe4Dh/NjDWwVtw4ORg5HXNfaHjbwD4a+JGhTaN4q0&#10;HTvEOlS/etdStkmQHswDA7WHUMMEHkEGvjH9ua2tLPxh8E4LCYXFjFbzpBMHD+ZGGtgrbhwcjByO&#10;tceZQ5MFV9P1J9pz39Jaf9us8+r0D9mDWYtI+Ot/YTssf9taERbljjfLBNuZB6nZIzfRTXn9Yeqa&#10;+2n61p0+hXrr4u0u4W80+Kzhe5lEg4KNHGCSjglWHcNX5DldR0sVFpN9HY+Lyeo6eLi0m09HZX+e&#10;nZn6OUV4ho/7UKzaXZvq3w1+IOn6i8ame3h8OTzRo/fa+BuX0OAcdQDxWm37SFgUDReAfiNOD/zz&#10;8J3P9QK/RLo/S+V9j1yivKP+GibDGT4D+Io+vhK64/8AHaY/7SGlxY3+CPiEmem7wpdD+lF0Kz7H&#10;rVFeRH9pbSACf+EK+IJ9h4Vuf8KhP7UWhAfN4P8AHqsOqHwxcZB9OlF0PlfY6n47eJ08HfBvxnqz&#10;MFeLS544c95pFMcQ/F3UfjXxZodidM0XT7NvvQW8cTfUKAa7T9ov492/xHfQtKXTNc8PeFrOX+0L&#10;6bWNOltzczp/qYsAEBFyXOTydv8Ad547TtWstYh86xu4byPu0MgbH1x0r5HPZybhBJ2Wt+h8dxBK&#10;doQ5XZat208lf+ty1RRRXyZ8WFFFU9X1e10PT5by8k8uCMfUseygdyfSqjFyajFXbLjGU5KMVdsi&#10;1/XrXw3pkl7dsQi8Ki/ekbso9/5da6X4F/Bu88XalD488Z248riTStLkHyheqysp7d1B6n5j/DWd&#10;8FvhHdfFTV4fGfiy2KeH4jnTNLf7txz99h3TjP8Atn/ZGG+qj0Neu7YOLpwd5vd9vJfq/kfeYLBR&#10;wENdaj3fbyX6v5HlX7GlhrOrfshfEmy8Ou0fiC5utQi06RX2lblrCARNk9MOVOa9K8YfDb9oDWNE&#10;FrcfEzSbqwLqb228L6OdG1K5g53pBdyzXCxOeoOxckY8yPO4c9/wTf8A+SIa3/2ME3/pNbV9W1+0&#10;4aClRjr0PSr1HCtKyW/Y8J+Bth8IPCviK38NeEfD/wDwjXjW3srq5u9N1GB11ZI2kgE8tzI5Zpg8&#10;gixNvkSQodjsFNfHn/BVz/krHgn/ALAkn/o9q/Sifw/p9x4gs9bktUbVbS2ms4br+JIZWieRPozQ&#10;xH/gAr81/wDgq5/yVjwT/wBgST/0e1c+Pjy4WS9P0NcJLmxCfqfTX/BN3/k1Dw9/1/6h/wClUlfT&#10;9fMH/BN3/k1Dw9/1/wCof+lUlfT9d2G/gw9F+RyYj+NP1YUUUV0HOFfnZ/wVs/4/vhV/1z1X+dnX&#10;6J1+dn/BWz/j++FX/XPVf52dedmP+6z+X5o7sF/Hj8/yPRv+CVf/ACb94j/7Gm4/9JLSvc/FX7PN&#10;p4y8cat4kuvF/i/RnvEgiSz8O69c6dAFjTG50iYB5CSfmP8ACqjtXhn/AASr/wCTfvEf/Y03H/pJ&#10;aV7tokXiHxf8aPGE0/irU9M8P+HJ7KwtfD9nFbrBdObeO5kuJZGiaVgxnEQVXVR5LdSeFhEnhqaa&#10;v/TCu2q82nYyNQ/ZU0y/tJ4T8RPidGZUZNy+M77jIxnG/Hevn39t7Sn0LxT8D9NlkSaWztZbdpI1&#10;2q5Q2ykgdgcdK+x/ipe3ml/DXxTf6fqa6Nf2Wm3F3BfyKrRwSRxl1Zw3BTKjcOMrnkdR8N/t4eLZ&#10;PFunfBnxPbQPZzapok+oxQN96IyrauF57jdj8KwzGnH6rOnFWbX6ioqdZ8re6a+9Md8J/hJqvxyv&#10;57gXkui+CLOYwT6hb8XOoyr9+K3J4VFPDSYPPC55x9e+CfAHh34c6Smm+G9ItdItQPmFumHlP96R&#10;z8zt/tMSaf4E8I2ngHwZovhyxQJbaZaR2y4/iKj5mPuzZYn1JrzjV/E3jD4p+O9c8NeC9Yh8KeH/&#10;AA9KtpqniH7Ml1cz3ZVXa3t0f5FCKw3uwJywAHGT8xhsNTwtNQpr/gnVhsLTw1P2dJWX5+bPZKK+&#10;fvGXwP8AinBazT+EvjNrM92iblstZjixIfTzUXCdOP3Z+tVPhj4M1b4laHcXE3xQ+Imjavp9y1hq&#10;ekT3dp5tlcqAWQsLfDqQVZXHDKwPqB1XOvl0vc+jKK8g/wCGfdSYnzPi/wDEUg/3NSt1/wDbeg/s&#10;6zMSX+K/xKcn/qOov/oMIoCy7nr9L0ryA/s4W8gYS/Ef4jzA9m8SuP5KK8q074Rap8RfHmq6f4V8&#10;f+NdN8JaBdNY6jrN3r88817dqB5kFsgKqqx5AaRs/McAHByDST6n1qwZlIIJUjkHoRXlnxF/Zu8E&#10;fENXuTpiaBrnJj1rRVW2uFb1faNso9Q4PHTHWsqy/ZX8JQAvJrvi+81FOP7Qk8R3K3CNgHI2Mqg8&#10;g/dq14C1jX/AXxIPw88SavceI7G9sZNS8P63ehftTpEyrNazsoAkdA6OHwMqTnnACaurMnlTTR8w&#10;+JfDWt/DbxdJ4W8S7Jrsxmew1OBNkOowA4LqOdjrwHTPHUZBBMNfSn7XvhaLV/hBda4iD+0vDU8e&#10;qW0vcKHCzJ9GjZsjpkL6V8y3N7b2lo91NKsVsi72kc4AX1r4TNcHHD1U6S0l08z8+zjAxw9aMqK0&#10;n08/L70N1DULfSrKW7upRDbxLuZz/IDufam/Cb4WXfxu1qPxJ4hhkt/Bto5FnZMcG8YHBzj+HI+Z&#10;u/3R0Y1T+G3w9vfj34iXUL+Oaz8DafLwpyjXjj+EEc/Vh90cD5iSPr2ysrfTbOC0tII7a1gQRxQx&#10;KFRFAwFAHAAHasklgY2X8R/+Srt69+x7GAwKwMeef8R/+Sr/AD79tiSKJIIkiiRY40UKqIMBQOgA&#10;7CnHoaWkPQ15x6B5r+w54sh8Bfsr+PPE1xA9zb6NqF9qMsKHDOkVlBIwB9SFNenR/t5/AWWISL8R&#10;bLaRuwbS5DY/3TFn9K4D/gn9pFj4g/Z08V6XqcSz6be6zdW1zE7FQ8T2lurqSOgIJFe//F3wx4l8&#10;YaTpun6ANLiSDU7DU5p9RnlUn7LeQ3IiVEQ8P5RUuW+XOdrdK/d6HtFQi4Nbdv8Ago3rezdaSmuv&#10;f/gM5v4Z/tXfDj4zePB4W8D69H4iu49Pn1G7khiliFqsckCKrCRFyXMxxjpsPqK+J/8Agq5/yVjw&#10;T/2BJP8A0e1fby3mo67+0T4Yn/sa/gttI8L6taahfNbSpZrdT3OmOkUM0iJ53FvMdyjGFHQnFfEP&#10;/BVz/krHgn/sCSf+j2rHHOTwsuZ9V+hrhVFV48vZ/qfTX/BN3/k1Dw9/1/6h/wClUlfT9fMH/BN3&#10;/k1Dw9/1/wCof+lUlfT9d+G/gw9F+Rx4j+NP1YUUUV0HOFfnZ/wVs/4/vhV/1z1X+dnX6J1+dn/B&#10;Wz/j++FX/XPVf52dedmP+6z+X5o7sF/Hj8/yPRv+CVf/ACb94j/7Gm4/9JLSvoX4i/CG58U65F4k&#10;8L+LNS8CeLUtxaSalp8UVxDeQKWZIrm2lUpKEZ3Kt8rpvfawDMD89f8ABKv/AJN+8R/9jTcf+klp&#10;X0Jq2kfEtvFuu3WjeJvD+j+HXMJtoNa0abUJAwiHmurx3kARCcDaQTlXbOGFLCf7rDS+gV21Xk07&#10;HBat+zP41+JSDTfih8X77xR4TaQNceHdD0aHRoL5QciO4kR5JXjPdVdQa8R/4KR2ph8Q/DW3sokj&#10;KWl8kEUagKMNb7VA6AcdK9P0340fFn4g+Kjo3wz1Lwf40061nMOp+LJPDl3Z6NakfeSGb+0JDdyg&#10;9UiUqDw0i15/+3ulxH8QPg4t3LFPdqlyJpYYzGjvvttzKhZioJyQCxx0yetc+Omo4SpOK27+vfUq&#10;E5058ztom7bdOx9Q+EfEtr4y8K6Rr1k4e01K0iu4yDnAdQ2D7jOD7g14vo/jG2/Z28WeNLDxlBeW&#10;fhnXNZn17TPEcFpJcW26cKZbecxqxjdWU7dwwynqMV5R8GvjLefA2WbSb+zudW8C3EzTRrZrvuNK&#10;kY5fan8cJJ3EDlSSQDnB+lND/aG+Gev2q3Fn480FFIzsu75LWVfrHKVYfiK+aw+Ip4mCnTf/AAPU&#10;6cPiKeJp+0pO6/L17M4bw34tsPiz8ftB8UeCYr640LTtGurLWNce1lt7W7DsrW9unmKpkZH3vkDA&#10;DHnmq1/4R1nxB+0l42tvDvi/UfCETaNpl5fvpsEEvnzkzRpuEqMARHGOmCQOc4GOr8T/ALTHg+xm&#10;j0zwzeJ498U3RMdlovh+VZ2mfBPzyjMcaAAlmY8KCcHBrnvC3wG8ZSXOqeJdV+Imp+HfFHiGVbrV&#10;LXQoLZ7eLaCsMCvLGzMsSEIDnBwT3zXQde2r0OT0SP4h6v4A+IPiBvivrsdx4Yv9XsoYBY2RScWZ&#10;fYzHysgttGcfhSa5H8Q9I8AfD3xAvxX1yWfxPqGkWU0LWVkEgF4U3sh8nJK7jjP412dp+zHf2Gka&#10;vpdv8UfE0Wn6vNcz39uLezK3Mlxnz2bMOcvk5xjGeMUXX7Md9faPpGlT/FHxPLp2kS209hbtb2eL&#10;aS3x5DKfKzlMDGSc45zR0HdX/wCB/wAAx7/w14/tPi/o3g5fi94ga1v9HutTa6NjY+YjRSxIFA8n&#10;GCJCfwFdP+yYn2X4TSWFxI02q2GuapbakzjDtci8kLFh2YqyH8ahm/Z11m48Q2uuyfFjxS+sWts9&#10;nDeG3st6Quys6f6nGCVU9M8CsGPw14i/Zp8S6h4pW91Xx54R1thJ4i/0eM31lOuFS8SKJVEibflk&#10;CgNgBjuxwbC3VkTfCzx/4Z+FOseNdE8datb+G/Ft5r13qU95rMogj1O3d8W80MrnayLEqIFB+UoR&#10;gVpaBr0Hxu+N2g+J/Dyyz+D/AAhZ30K60UZIdRvLkRo0cOQN6RpGSXHG4gDPBru9O+IHw9+IekxX&#10;UGueH9bssCQCeaJ/LOAfmR+UbpwwBFZXiz9on4a+A7Ypd+KtNnmiXamn6VILqbjoojizt/4Fge4F&#10;MV/LUzP2stft9B+APitZ3VH1GFNNhVjjc8zqv6LvY+ymvjvwL4H1D4+eIfsyNNYeCNMdRcXSja1w&#10;4xhFz1Yjn/YByeSorqvFPi3xB+2j48t7G0gm0HwHo7mQ7sM4Lcb3P3TMw4VRkIC3LZO76S8NeG9O&#10;8I6HaaRpNstpYWqbIol59ySTySSSSTySSa+czTFQpyio6zW3lfr69vvOLERhGUZNXnG9vK9tfXTT&#10;sfmp42/bc+J/w68c+J/CnhyTQtO0DQ9XvdNsLX+ywxjghuJI0Bbf8xwoyepOT3r7j/YV1LxH+078&#10;GLvxd4r8U31hqcOsT6esWiW1rFAY0jicErLDI27MjZO7HA4Hf4r8Zf8ABPr46fErx34v8UeHfC+n&#10;3mh6rr2pXNpPLrEETPGbyXBKMcj6GvqD9lr4w+Fv+Cfnw1m+Gnxy1FvC/jO71CXXIrCxtZ9SQ2cq&#10;pFHIZbeN0BL28o2k5G3OMEZ+9o5Zgp0oylRi20uh5bk2z6L8V+GJvAfjXQ9NTXdR1i11LT764kXU&#10;UtwY3hktVQoYoo+onfOc9BjHOXnoa4HT/wBqT4cftKfE3SV+H+tT6udE0e/N8J9PuLXy/Oms/Lx5&#10;yLuz5MnTOMc9RXfHoa/M8+o08PjpU6UeVWWi9DWOx5L+x/pMuvfsb/E/TYL2LTJ7yfUrdL6eQRx2&#10;zPp8KiVmJAULncTkYx1FemeH/hx4v8YadPe6D+1LrOtWELmKW507TtEuI43ChipdLchThgcZ6EH0&#10;ryv9kzwjeePv2Mfid4c0+NJ73VLu/tIoJZjCk7PZW48ppF5RXztLDkBie1dT8Q/EmrftB6Lonwa8&#10;GeAvFXgbQLuSGHxXe6po76ZbabpcZzLZwP8Ackkk2iMeSXQqTyVJI/VaFlSi/I7ql3Vlbvronb7z&#10;t/hx8NvEV340TXP+F16h8QtJTR7/AEr7ZEmnq+m3Uk1o6vH5EWxmxC2RKrgYHGGYH4u/4KU2Gu6X&#10;40+H9r4k1WDXNXi0e5WTULe1+zLMn2uTyiYwSFby9gbHBYMQACAPuLwX4L0Twb8b9P0/wN4Ak8K6&#10;FZaHdWuq6tbaeLKzvGWW3+zQjobiRf37CUg7QzhWPmNXxx/wVc/5Kx4J/wCwJJ/6PasccrYab9P0&#10;HhZXrx9Oy8+x9Nf8E3f+TUPD3/X/AKh/6VSV9P18wf8ABN3/AJNQ8Pf9f+of+lUlfT9ejhv4MPRf&#10;kcOI/jT9WFFFFdBzhX52f8FbP+P74Vf9c9V/nZ1+idfnZ/wVs/4/vhV/1z1X+dnXnZj/ALrP5fmj&#10;uwX8ePz/ACPRv+CVf/Jv3iP/ALGm4/8ASS0r1H4x/BLxr8b/ABjNaX3iy30r4b2Sxr/wjDWMrR6z&#10;KV3O11LFcRO0ILbfJyFYrlgcDPl3/BKv/k37xH/2NNx/6SWlfSkHjvW7vx94i0W28O29zpGi28Dv&#10;eR6li8nlljLiOO3aIJgYA3NMOp44pYRJ4WmpDrylGvNxMdPCPxK0Lw7/AGb4d17wNpcVtbmGwtIv&#10;ClxHBDhcIoVb8BVHHAH4V8u/tsx30PiT4GR6pvGprZyrdeY4dvNBtd+WBIJ3Z5Bwa+rLr4lapr/w&#10;61DxV4W0wQ/YFuJha6+nki9EIkV41eN2aE70xvZH6HCMCCPlf9uLVjr3iz4IamYfs5vbaa5MO7ds&#10;3tbNtzgZxnGcCubNLLBVLdjGN7Sv2l+TOAqrc6TY3r77iytrhv70sKsfzIq1RX4Wm4u6Z+axlKLv&#10;F2Nr4L2tvZftC/D1YYYrePGpEiNAo/4839K+jPBPxr1zx/qthfaT4DvpfAWoTtb2viJryNZXA3fv&#10;2tThlhLKQG3FuQdvOK+dPhR/yX/wF/uan/6RPX0b+yh/ybl4B/7Bw/8AQ2r9Cylt4OF/P8z9Myh3&#10;wNNvV6/+lSGS/G3W9V8VajaeFfAd94l8PaRqP9l6nq6XkVu4uAwWUW8L8zCIn5iWUcHGcZrsviV8&#10;QbL4Z+GG1e7tbnUJZJ4rKzsLJN013cyttihTPALMep6DP0PGfs3/APIJ+IH/AGPOt/8ApSai/aa/&#10;5AHgX/sdtF/9KK9fpc9iy5rHY/DvxV4o8Sf2jB4p8GSeEby1aMxFdQjvYLlHBPySIFO5MYYFccjB&#10;OeOR0j43634u1YzeHfAl9qfgo3z6afEa3scTl1cxyTpbMAzQI6kF9wPBwpwRXsCffX6143+y1/yQ&#10;HTP+vvVv/Thc0CVtz4q8B+GNH1DwXos9zpdncTNbjdJJApY8nqcc1LoXhef4r+Jf+EW8I20GnaPE&#10;QdU1SCEKipnp8uN2cEBf4yD0UE1jeAbTWviTp2heC/DiGNzbA6jfODst48nOfbn/AIESFHc19p/D&#10;z4faT8NPDNvo2kxYRPmmnYDzLiTHLufU+nQAADgV8RUbw05VKjvJt8q6LXd/ovmfOUsLOlWnXrtt&#10;8z5Yt6LXRtfkvmWvBng3SvAPh610XRrf7PZwDqTl5GP3nc92Pc/gMAAVuUUV40pOTcpO7Z1Ntu7P&#10;Rfgh/wAk4sv+vu+/9LJq/Kf/AIK7/wDJ12l/9ijY/wDpVe19B/tyRDwj+zZ4l1TQmfRNSS7syt5p&#10;sjW8ymS9j8wh0II3b3zg87jnrVf/AIJ/fCvwb8ZP2WPEfiPx/wCFtI8deIrfU762h1fxNZR6jeRx&#10;JbxMkazTBnCqzuwUHALEjqa/a8oxscfhVOKty+79yX+Zg1Y+dP8Agl//AMlY8a/9gSH/ANH1+kR6&#10;GuJ+Gvwu8HeBbC3vvDfhTRdAvbu0jW4uNM0+K3eUYBwxRQSM8812x6GvynNcbHH4qVeCsnb8FY1i&#10;rHlP7GtprF/+yD8Sbbw87xa/NdajHp0kRwy3JsIBEQexDlTXr7eH/wBo+MDd47+G65IAJ8M3g59P&#10;+P2vE/2T/Htz8Lf2Lfij4ws7Zby80O51DUIIHzteSOxgZQ2P4cgZ9s16Z4W/YZ8D67pVtqvxWF78&#10;TvHN3EJNR1jWL+fYJW+Zkt4UdUhjUkhQoyAAM9q/X8Opeyjy9u9jsqtRqSctr9r/AJnYeAtC+MVl&#10;8VdOuvHev6BrXh5dHvokXw7p09kkdy01oUMyyTSbzsWXaRjb8/XcMfF3/BVz/krHgn/sCSf+j2r7&#10;S8BeDpPgf8R9N8I6Nqeo3/gbW9Pubiz03Vr2S8k0i5t2i+SCWUtIYJI5WJR2bY0I28SED4t/4Kuf&#10;8lY8E/8AYEk/9HtWWO/3Wd+6/QeFd8RF+T8j6a/4Ju/8moeHv+v/AFD/ANKpK+n6+YP+Cbv/ACah&#10;4e/6/wDUP/SqSvp+u/DfwYei/I48R/Gn6sKKKK6DnCvzs/4K2f8AH98Kv+ueq/zs6/ROvzs/4K2f&#10;8f3wq/656r/Ozrzsx/3Wfy/NHdgv48fn+R6N/wAEq/8Ak37xH/2NNx/6SWle2+JPgp4m1/4g694h&#10;034ma94LtL5LaNLHQ4LKVZPKjwZJDc28pDEsRhSBhQTknjxL/glX/wAm/eI/+xpuP/SS0r23xT4u&#10;+L9h471yz8KeCdF8R+HoRAYLzWdbfTGWRogZI41W2l8xQcHeSOXZedvBg7fVqdx1r+3ny2+dv1MP&#10;/hmbxRa+GbrRLH44eNILKaOdfIex0coTKWZ93+g7sFnYnBHXjHFeE/ttadPo/iX4GWF0Ixc2tpLB&#10;KISSm9TaqdpIBIyDjgV9BX/jn4/pbTNb/CjweZAjFV/4TWViWwcYzYKD9Mj6ivnv9ta4u7zxD8Cp&#10;78ytfS2cj3Bni8qQyE2pbcmBtOc5GBg8YFcuaJLB1LdiPes+a20trdn2OFooor8KPzA2/hR/yX/w&#10;F/uan/6RPX0b+yh/ybl4B/7Bw/8AQ2r5y+FH/Jf/AAF/uan/AOkT19G/sof8m5eAf+wcP/Q2r9Cy&#10;j/c4fP8AM/Tco/5F9P5/+lSI/wBm/wD5BPxA/wCx51v/ANKTUX7TX/IA8C/9jtov/pRUv7N//IJ+&#10;IH/Y863/AOlJqP8AaZBbQfAoAyT420UAD/r4r1+h7X2/mexJ99frXwBpPxe8R618ONI+EHgKOSHW&#10;ri61FtW1PJQW8El7O+xWx8oKOpZ+2Qq5ZuPW/wBpL9oPUrzWm+F3w3Y3fiW8Jt9Q1C2f/j0GDviR&#10;x91wM73/AOWYyB8+dnHNJ4c/ZK+Hvlp5Wq+LdRXP91rhx3PdYUz+OfVq4MXifY2p01eb2X6vyIb5&#10;FZK7ey/Un1jWfDH7J/w/i0vTUj1HxLeJvCuNr3MgGPOlwcrEpyAoPsDnc1ch8Bf2nLp9UbRPG9/5&#10;yXkzPbarKFUQuxz5cmAAEJPyn+HOPu42/O3iPxHqnjPXrnVdUuJL/UrtxubGST0VFUdAOgUVpeKf&#10;hv4g8HabZ3urae9va3TvDvyGEcqkgxPj7r4GcdxnuGA41gKXI4V3ecuvW/l6FrDw5eWo7yf9aH6Q&#10;UV8rfs3/ALQ5gNr4R8VXRMZ2xadqMzfd7CGRj26BWP0Pavqmvk8Thp4WfJP/AIc8irSlSlyyPAP2&#10;7NE1LxH+zT4h03SNOu9W1Ge708Q2dhA880pF5CSFRAWY4BOAO1T/APBPbUrX4T/speI9C8czp4J1&#10;y41O/uYdL8SH+zrqSJreJVkWKba5QsjqGAwSrAdDXukX/If8Of8AYVtv/Q6/O7/gsrDHJ+0zozOi&#10;uy+CLQqWGSP9N1DpX6Zwr/uMv8T/ACicstz9BfD3/IA03/r2i/8AQBV89DVbS/8AkGWn/XFP/QRV&#10;k9DX5U9zU8l/Y+utJsv2OPifca9pz6vocU+pPf6fH966txp8JliX3Zdyj3NfUXwm8d+HPFXhuz07&#10;R/E48Q6hpVtDbXwu0+z6gjhFG66tmVHhkb7xVkXk9BXzn+wjr+neFP2YvG2t6wpbSdN1O8vLwBN5&#10;8mOyt3f5e/yqeO9SeLvi14Q+M/xQnufAvgO/+M81ppqWFvq2kp9is9OuhK7sV1WTYITtdfnt2duo&#10;AJBFfutCXJSg79DqrQc6k1brv0/r5n0BpXwquo/imvjjWfFF9rdzbafcabp+mPbww2ljHNLFJIyB&#10;V3s7eREpZ2PAOAMmvgf/AIKuf8lY8E/9gST/ANHtX2v8DPCPxY8PXN5P478S6VcaLKgFl4dt1mvp&#10;7DhcA6lKUefo2fMjZiTw+Bg/FH/BVz/krHgn/sCSf+j2rPH/AO6ydrbfmPCf7wle+h9Nf8E3f+TU&#10;PD3/AF/6h/6VSV9P18wf8E3f+TUPD3/X/qH/AKVSV9P13Yb+DD0X5HJiP40/VhRRRXQc4V+dn/BW&#10;z/j++FX/AFz1X+dnX6J1+dn/AAVs/wCP74Vf9c9V/nZ152Y/7rP5fmjuwX8ePz/I9G/4JV/8m/eI&#10;/wDsabj/ANJLSvpSH4kXeqfEnU/Cmk+HLm9ttIS3/tHW5LiOK1gklG/yVGS7yCIo5AUDEiZYZr5r&#10;/wCCVf8Ayb94j/7Gm4/9JLSva/FU3iz4S+ONb8SaH4TuvHPhfxC0NzqWn6PLCmp2V5HCkHnRpM6J&#10;PE8UUKlQyujR5AcOdhg21hqYV0nXmj0jxp4k/wCEN8JavrxsZ9Sj0y2e7ktbUZmkjQbnCD+JtoJC&#10;9yAO9fGn7e19b6n4/wDg5eWkyXFrcJcyxTRnKujPbFWB7ggg16h40+MfxF+Lnh7UfCfw/wDhN4p8&#10;PX+qQvYzeJPG0EGn2WmRyKVacRiV5J2UE4RVxkjJIBFeOftn+F7fwRrfwG8OWcjy2mkWL6fDJIcs&#10;yRfZY1J9yFFcuaT5sHVttb9TOMORO+9pf+ks4miiivwo/Mjb+FH/ACX/AMBf7mp/+kT19G/sof8A&#10;JuXgH/sHD/0Nq+cvhR/yX/wF/uan/wCkT19G/sof8m5eAf8AsHD/ANDav0LKP9zh8/zP03KP+RfT&#10;+f8A6VIj/Zv/AOQT8QP+x51v/wBKTXkv7Yvxcg1u80j4b+FFm1LxZFqkF68tk+Psk0eWjQH/AJ6Z&#10;IY8gIFyT6cjq/wC0RefDzSfHHgvwlFNceNdW8a6zslijLG0je6ZVKAjDysQQoGQvU9gZPDXh/Rf2&#10;XvBc3ifxK41PxrqSsqQiTfIznkxIx5xkgySc/j8oPVicSqEVGKvJ7I9mT5HfdvZFjTNO0D9k3wA+&#10;o6iYtW8ZakpUBD80z8Hy0J5WFTgs+Mk4JGSij5X8WeK9V8c+IbnWNXuGu9QuWAO0fKo6KiL2UdAP&#10;5kkmXxn4z1f4g+I7jWdYuDc3s5CqiAhIkz8sca9lGTgdySTkkk/UH7On7Ow8NLb+KfFFsDrBAksr&#10;CUZ+xjs7j/np6D+D/e+7wXhgIOvXd6kv6svL+uw9MPF1KjvJkn7On7PC+FY7fxR4mtw2tuoe0sZB&#10;xZA9GYf89f8A0H69PUbLw1p3i/w54i0fVrZbuwutRuUkib/rpkEHsQQCCOQQDXS6xr2meHbT7Vqu&#10;o2mmW2dvnXk6xJn03MQM1xvw/wDiF4X1KTUbW18R6VcXU2pXDRQR3sZeQF8gquckHsR1r5qpVrYh&#10;yrO/T5eh5cpzqNzZ8cfGL4Qal8JtfNtPuu9HuSTZX5XiRf7j9g4HUd+o9B7Z+zb+0MbxrTwh4ouc&#10;3HEWnajM3+s7LDIT/F0Ct/F0PzY3fQPjLwdpXjzw9daNrFuLizuB24eNuzoezDqD/MZFfA/xW+Fu&#10;qfCjxK+mX4M9nLl7K+C4S5j/AKMMgMvb3BBPuUK1PM6XsK3xrr+q/Vf0u+nOOKh7Oe590/Eb4j6D&#10;8I9GsfF3ie7ex0HS9StJLq4jheZkVplQEIgLN8zDgA18jftffCjxF/wUE8Y2/wAVPgpFba94L0/Q&#10;F0K7u9SlOnyx3UE1zPIoimUMwEdzEdwGDkjsa5L4xfG+98bfsteJfB2t+deazDJZS2l7gu1xDHdR&#10;O6yH+8iKTuP3gDnkZb6h/wCCW/8AyZn4r/7DOo/+ksFfZcO0J4fCzpz/AJn+SPIr05Up8sj2PRpB&#10;LpFi4yA0EbDPuoq2ehqh4e/5AGm/9e0X/oAq+ehr8ie4HjP7Kuo2ulfsT/FS5vdLbXLVZ9RV9LWQ&#10;xm93WMC+RuHK7yQuR03Zr6G8UfFi5+A/wPk8TeNdD02w1C2WO2s/DvhmVpkmuJMLDawkxoWYuSPl&#10;TAAJwQDXkH7A3hvTvGP7Nni/QdXtxd6Xqer3VndQFiu+KS0t1YZGCOCeQcjtXpWm/swXV/458O69&#10;45+I2v8AxCsfDE/2vQtJ1W3tYYbe4A2pcTGGNPtEyD7rsBgknGSc/u2HU/ZRcex01nD2slPv950n&#10;wz+JHjTVNUstH+IXgy08IatqVnJfWI03Vf7QhZYzGJYZWMUflzL5qHA3qwDEN8pFfDH/AAVc/wCS&#10;seCf+wJJ/wCj2r9A7f4Yj/haI8bXviTWNTmgsp7Gx0i4MC2NikrxNI0axxK7OfJQbpHcgZAxmvz8&#10;/wCCrn/JWPBP/YEk/wDR7VlmF/q0r+X5orCWeITXmfTX/BN3/k1Dw9/1/wCof+lUlfT9fMH/AATd&#10;/wCTUPD3/X/qH/pVJX0/Xdhv4MPRfkcmI/jT9WFFFFdBzhX52f8ABWz/AI/vhV/1z1X+dnX6J1+d&#10;n/BWz/j++FX/AFz1X+dnXnZj/us/l+aO7Bfx4/P8j0b/AIJV/wDJv3iP/sabj/0ktK+za+Mv+CVf&#10;/Jv3iP8A7Gm4/wDSS0r7Nq8D/u0PQzxX8aQV8Q/8FBP+SmfCT63f/oy3r7er4h/4KCf8lM+En1u/&#10;/RlvXPm3+5VPQyp/a9Jfkzy+iiivwU/Nzb+FH/Jf/AX+5qf/AKRPVqx/aXHws/Zo8AeGPDBF543v&#10;9MVV8tPM+wK7sFcrg7pWz8iYPZiMbQ3mviTx3qHw28T+H/EGkpFJqVvHexQCYbgrSw+Vu2/xY3kg&#10;dMgZ9K6f4Z+ANE+APhRPH/j0CPV2XbpumPjzYmIOFCnrKw65+4M5x82PuMDiFQwMHvJ3surd2fp2&#10;TtRy+m3rvZd/eZqeC/DGl/s8eGZ/HnjiRr7xlqIcwWjuHlV35ZFJzmRs5kk7Akc8l/nPx7481b4j&#10;+JLjWdYm3zSfLFCv+rt48/LGg7AZ+pOSeTTviL8TNS+JviSbV9WuUyfkt7VH/d20fZF/qepPPoB6&#10;J4e/ZM8c6/o1rqLPpml/aE3i01CaVJ0U9N6rGwUkc4zkZ5AOQOuEYYZ+3xUlzy/DyR7kUqX7yq/e&#10;f9WR337OPwb0rw/9n8V+KbuyGqEB7DTpZ0/0UdRLIM/6z0X+Dqfm+79Baz440PQ9HvtRn1K1eG0g&#10;ed1imRnYKpYhRnk8cCvk7/hi7xof+Yh4e/8AAib/AOM0D9i/xoDkah4eB9rib/4zXk16eHxFT2lS&#10;v+H4bnJUjSqS5pVDzbX9e8TfGnxuJpI59T1W8kK2tjDllgTkiOMdFVQOScdCzHqaZ4m+FHivwnpk&#10;uoatossOnxTG3luUeOVI5AdpVijHbyQATgEnAJNfUP7Pv7Pur/CzxLqOr65cabdSS2otrY2UkjlM&#10;sGcnci4ztXpnvU3wqOq/EnwN8TNI1mQXBl1a/sIfPiWNUyg4O1ezNnOCRXZLMI021RS5I2/Ht6Gz&#10;xKi7Qtyqxyf7KXxkuryS88KeINQ82KCD7RYXV3L8yKpVWhLMeR8ylR1ADDoAB7Z490fwn8RvDdzo&#10;2r31lJBJ80cq3CCSCQD5ZEOeGGfoRkHIJB+Zf+GMfGzKA2peHz9bif8A+M03/hi7xn/0EPDv/gRN&#10;/wDGa5K1LCVK3toVlF+XcxnCjKfPGdjyrx54Ju/APiO40m7mgvFT5obu2YNFPGejDBOD6qeQQeow&#10;T9OfsE/E/wAL+C/h94r+GU2dNv8AUJ7zVNPeR/3U7PbqrwqT91h5RYL0IJA+7ivOl/Yx8bKMDUvD&#10;4HtcT/8AxmvJfHfgnVfhv4im0bXIlt7uPDxyI2Y5kz8skbcZBx7EEEEAgivp8Dj4xmlTmpPr5nTO&#10;NPEx5L3Z+jHh7/kAab/17Rf+gCr56GvAP2cP2hbXxna23hfXbmGHxBCmy1lyFW9RR0HYSADkdwMj&#10;uB7+ehr86xFCeHqOFRanjTpypy5ZHJ/8E3/+SIa3/wBjBN/6TW1fVtfKX/BN/wD5Ihrf/YwTf+k1&#10;tX1bX7rhP4EfQnFfxpBX5jf8FXP+SseCf+wJJ/6Pav05r8xv+Crn/JWPBP8A2BJP/R7Vz5l/u0vl&#10;+Zrgf46+f5H01/wTd/5NQ8Pf9f8AqH/pVJX0/XzB/wAE3f8Ak1Dw9/1/6h/6VSV9P114b+DD0X5G&#10;GI/jT9WFFFFdBzhX52f8FbP+P74Vf9c9V/nZ1+idfnZ/wVs/4/vhV/1z1X+dnXnZj/us/l+aO7Bf&#10;x4/P8j0b/glX/wAm/eI/+xpuP/SS0r7Nr4y/4JV/8m/eI/8Asabj/wBJLSvs2rwP+7Q9DPFfxpBX&#10;xD/wUE/5KZ8JPrd/+jLevt6viH/goJ/yUz4SfW7/APRlvXPm3+5VPQyp/a9Jfkzy+srxN4ktPC2m&#10;Pd3TZP3YogcNI3oPb1PYVLruu2nh3TZL28fbGvCov3nbsqj1/l1NR+C/DVvY20XxL+IUW6FsNoOg&#10;k8zkfMshB/gHByev3jxtB/GMFg3iJKUk+W9rLdvsv1fRHyuV5ZLGz55r3F+L7L9X0On+DXw2tdP1&#10;C18ffEa7tLC/uSH0jT7+ZYlhUciQqxHzAEFV/hzuPzEbfd5viV4SgGX8TaTj/ZvY2/ka+NfGnjPU&#10;vHmuS6nqcnmSN8scQ2mOJM8KgzwP1PU81z2FPAC59lX+ma++/wBXFiEpV6ln2Wy8kfqsMpUornla&#10;3RbLyR9g63+0Z4K0hH8m+l1OZePKtITz/wACfaCPoTXm+tftYajM7Jo+h21uAeHvHaUkf7q7cH86&#10;8GXJyoB9wP8AD/61PEb4ACHHoR/9lXpUeHsvofGnJ+b/AMrHZTyzDU91f1PT7j9pDxzO2Vu7a35+&#10;7FZgj/x4GpLP9pLxtA433NldkH7ktuoJ/Bdv868t2svVSPYAj9QTRuypydyjrn51H9a7/wCzMC1Z&#10;UY/cjq+p4e3wL7j6E8OftVuJY4/EGjIqE/NPYsVK/RGJz/33XW+OP2hNB8IJFDplq+q3c8a3ChQY&#10;YwH5BYkZLc5IA65BINZXwH+DVppel2niTWYBPqNwomtbaXDJbIeVcA/xkYPP3eMAHNen+NPA+k+P&#10;NIew1SANwfKuEAEsDH+JGIODwOOhxyCK/P8AFzyqnjFGNNuC0dnpfyXl5Nf5/M1pYONdJRfKt7PT&#10;+vmfOep/tPeLbpiba307T4s8fuiW/NmP8hWUP2ivHW7P9pwsM9PsSEH8Qtcj4y8J3ngjxLe6ReDM&#10;1u3yyoM+bGeVcE8AEduccjtWGSX6fN7glgfywK+8o5dl8oKUKUWn1tf8z6OGFwzinGCsz2DTv2o/&#10;Fdow+12enXkYPJMLxtj67gB+Vd/4e/ao8P3yIur2F1pUh6yR/vovz4b8lNfMHlOOiY9wMf8As1MZ&#10;Shzgj1OD/P8A+vWNbI8urq3JZ+Tt/wAD8CJ5dhqn2beh9u6d8YfBeqIrQeI7FAeguH8k/k4FaDfE&#10;TwqFJPibR8Af8/8AF/8AFV8IsAeSBj1IGPzI/rR8hB4THrhP8a8mXCtC/u1Gl8v+AcTyen0mz7i/&#10;4JwAj4I64Dwf+Ehm/wDSa2r6tr5V/wCCcv8AyRXXv+xin/8ASa2r6qr7TC/wYny2K/jSCvzG/wCC&#10;rn/JWPBP/YEk/wDR7V+nNfmN/wAFXP8AkrHgn/sCSf8Ao9q5sy/3aXy/M1wP8dfP8j6a/wCCbv8A&#10;yah4e/6/9Q/9KpK+n6+YP+Cbv/JqHh7/AK/9Q/8ASqSvp+uvDfwYei/IwxH8afqwoooroOcK/Oz/&#10;AIK2f8f3wq/656r/ADs6/ROvzs/4K2f8f3wq/wCueq/zs687Mf8AdZ/L80d2C/jx+f5Ho3/BKv8A&#10;5N+8R/8AY03H/pJaV9m18Zf8Eq/+TfvEf/Y03H/pJaV9m1eB/wB2h6GeK/jSCvhr/gonexad4++F&#10;l3MSIYEvJH2jJwJLc8CvuWvEP2jf2XbD9oi90C5u9futEfSI541FvAsolEpjJzuIxjy/1oxtF4jD&#10;ypR6kUXBT/ebNNferHwroXhXXvFENv441Dwvea5pyy+XpGiRxM8cvUmabaM+UCBx/wAtDgcIDk8W&#10;6d8S/G2svqeqeGtVecjYkcenzLHEo6Ki84H4n3JNfT8X7AM8ESRxfFvxPFGgCqiDaqgdAAJOBTv+&#10;GBrr/or3ir8z/wDHK+Phk+NpSUqTUbaLyX3/AH9z1aGIo4ZKNKyS0Wj0X9b9z5Db4eeN2GP+EU1Y&#10;e40+T/Cm/wDCuvG/fwtrDezWMpH6ivr7/hga6/6K94q/M/8Axyj/AIYGuv8Aor3ir8z/APHK6Xgc&#10;1f8Ay8/H/gnZ/af978GfIg+H/jlRgeFtXA9Bp8n+FO/4QHxz/wBCrq3/AIL5f8K+uf8Ahga6/wCi&#10;veKvzP8A8co/4YGuv+iveKvzP/xyp/s/NP8An5+P/BF/aa/m/BnyN/wgXjn/AKFXVv8AwXy/4UHw&#10;B42YqW8I6oxX1sJhn8hX1vF+wZNOpaP4xeJ5FDFSUbIyCQR/rOoIIPuKq2P7D8Op3F1BZ/G3xBdz&#10;2j+XcRQTh2hb+64EuVPsaawOarap+P8AwR/2n/e/BmFov7RunW1ukXi3Q9W8KXajDmayleHjuMLv&#10;H0K4HHJrUvP2j/ANtFui1iW9lPCwW1nMzufQZQD8yKsr+w/C+qNpq/G3xAdRVPMazE484L/eKebn&#10;HPXFLd/sPRWF5bWlz8bPENvdXJKwQSzBXlPoqmTLfhXjPhms3f8AU81vCt3u/wAf8j5/+Kur+Jvi&#10;x4hi1PT/AANq8FpbxfZ4neymkeRclgW2jaD8x4GcZ6muP/4Qrxt/0KWsf+C2f/Cvrv8A4YGuv+iv&#10;eKvzP/xyj/hga6/6K94q/M//AByvWp5bmVGCp052itv6ud8MwjTioRlovU+RP+EK8bf9ClrH/gtn&#10;/wAKP+EK8bf9ClrH/gtn/wAK+u/+GBrr/or3ir8z/wDHKP8Ahga6/wCiveKvzP8A8crT6jmv/Pz+&#10;vvL/ALTX834M+QW8CeNGOf8AhENXB9Rps4P54pv/AAgfjXOf+ET1r/wXT/zxX2B/wwNdf9Fe8Vfm&#10;f/jlH/DA11/0V7xV+Z/+OVX1PNv+fn9feP8AtT+9+DLv/BOM7vgnrp9fEMx/8lravquvL/2e/gZa&#10;/s/+Db3w9aavPrMdzfvfmeeFY2UtHGm3CkjH7sHPvXqFfV4eDhSjGW6Pna81OpKUdmFfmN/wVc/5&#10;Kx4J/wCwJJ/6Pav05r8xv+Crn/JWPBP/AGBJP/R7VyZl/u0vl+Z0YH+Ovn+R9Nf8E3f+TUPD3/X/&#10;AKh/6VSV9P18wf8ABN3/AJNQ8Pf9f+of+lUlfT9deG/gw9F+RhiP40/VhRRRXQc4V+dn/BWz/j++&#10;FX/XPVf52dfonX52f8FbP+P74Vf9c9V/nZ152Y/7rP5fmjuwX8ePz/I9G/4JV/8AJv3iP/sabj/0&#10;ktK+za+Mv+CVf/Jv3iP/ALGm4/8ASS0r7Nq8D/u0PQzxX8aQUUUV3HKFFFFABRRRQAVU1XS7fWtO&#10;nsbsSNbTrtkWOV4iRnpuQggHvg8jIPBq3VXVLyWw0+4uYLGfUpokLJaWrRrLKf7qmRkQE/7TAe9J&#10;gfJPhO41fwl/wTa1SfwsbmDVLTQ9Ve2eyYieIfabgu8bDkOqFmB6ggHrWj4i8S+A5vi/+zndfDG8&#10;0tri7uLmwMehsuxtGbT55TFME4CiSGN0R+Q0bleVevT/ANmjRPEfgH4GaboniTw3d6brOkrcb7Rb&#10;i2n+07pZJV8pklIOQ4X59nzZ7c1F8Nfg4IfHa+OdV8P6b4Ua2gnt9F8MaXHEI9PE7Kbm6naMBHup&#10;hHErFMqiptV33Mx44wfLBJdF8rHa5pOTfn876Hl/xO8L/DbwL+0R8KoINAl8K+ILvxPPqk/jZtKc&#10;LqNzPFOP7Oa9C/O87zqQjEoqQlBg7Fqx+2v4O+Hun+EdW1nXvDVxJr+uPbW48bRaTJdt4ZiieMC6&#10;+0RoWt0iy0iqpBd2IPDMV7G90/xv8ePDvhTRfF3gO58ET6drGn6xq95dXtnPBI9nMs4SzEM0rnzJ&#10;I0U+YI9sbvyzABtL4g3nj3x/ovj/AMAN4CmtbbVorjStN8TTXdo+m/ZJoAhnmj88z70Ly/uxFh9q&#10;DcgYsjcbxkkt9tClJqUW3tvr5/1oezW88dzbxTQyrNDIodJEIKupGQQRwQakrO8OaFbeF/D2l6NZ&#10;7/smnWsVpD5hy2yNAi5Pc4ArRrrRwBRRRTAKKKKACiiigAr8xv8Agq5/yVjwT/2BJP8A0e1fpzX5&#10;jf8ABVz/AJKx4J/7Akn/AKPavMzL/dpfL8zvwP8AHXz/ACPpr/gm7/yah4e/6/8AUP8A0qkr6fr5&#10;g/4Ju/8AJqHh7/r/ANQ/9KpK+n668N/Bh6L8jDEfxp+rCiiiug5wr87P+Ctn/H98Kv8Arnqv87Ov&#10;0TrlPHPwn8FfE1rFvF3hPRfE7WIcWp1axiuTBv279m9Tt3bEzjrtHpXNiaLr0nTTtf8AzOjD1VRq&#10;Kb6H41fCT9qb4lfA3w5c6F4M16LS9Mubtr6WF7CCctMyIhbdIhI+WNBjOOPeu2/4eG/Hj/ocLf8A&#10;8FFp/wDGq/Tf/hlX4M/9Eq8Hf+CO2/8AiKP+GVfgz/0Srwd/4I7b/wCIryY4DEQXLGrZfM9F4vDy&#10;d3T19EfmR/w8N+PH/Q4W/wD4KLT/AONUf8PDfjx/0OFv/wCCi0/+NV+m/wDwyr8Gf+iVeDv/AAR2&#10;3/xFH/DKvwZ/6JV4O/8ABHbf/EVX1LFf8/n+IvrWG/59/gj8yP8Ah4b8eP8AocLf/wAFFp/8ao/4&#10;eG/Hj/ocLf8A8FFp/wDGq/Tf/hlX4M/9Eq8Hf+CO2/8AiKP+GVfgz/0Srwd/4I7b/wCIo+pYr/n8&#10;/wAQ+tYb/n3+CPzI/wCHhvx4/wChwt//AAUWn/xqj/h4b8eP+hwt/wDwUWn/AMar9N/+GVfgz/0S&#10;rwd/4I7b/wCIo/4ZV+DP/RKvB3/gjtv/AIij6liv+fz/ABD61hv+ff4I/Mj/AIeG/Hj/AKHC3/8A&#10;BRaf/GqP+Hhvx4/6HC3/APBRaf8Axqv03/4ZV+DP/RKvB3/gjtv/AIij/hlX4M/9Eq8Hf+CO2/8A&#10;iKPqWK/5/P8AEPrWG/59/gj8yP8Ah4b8eP8AocLf/wAFFp/8ao/4eG/Hj/ocLf8A8FFp/wDGq/Tf&#10;/hlX4M/9Eq8Hf+CO2/8AiKP+GVfgz/0Srwd/4I7b/wCIo+pYr/n8/wAQ+tYb/n3+CPzI/wCHhvx4&#10;/wChwt//AAUWn/xqj/h4b8eP+hwt/wDwUWn/AMar9N/+GVfgz/0Srwd/4I7b/wCIo/4ZV+DP/RKv&#10;B3/gjtv/AIij6liv+fz/ABD61hv+ff4I/Mj/AIeG/Hj/AKHC3/8ABRaf/GqP+Hhvx4/6HC3/APBR&#10;af8Axqv03/4ZV+DP/RKvB3/gjtv/AIij/hlX4M/9Eq8Hf+CO2/8AiKPqWK/5/P8AEPrWG/59/gj8&#10;yP8Ah4b8eP8AocLf/wAFFp/8ao/4eG/Hj/ocLf8A8FFp/wDGq/Tf/hlX4M/9Eq8Hf+CO2/8AiKP+&#10;GVfgz/0Srwd/4I7b/wCIo+pYr/n8/wAQ+tYb/n3+CPzI/wCHhvx4/wChwt//AAUWn/xqj/h4b8eP&#10;+hwt/wDwUWn/AMar9N/+GVfgz/0Srwd/4I7b/wCIo/4ZV+DP/RKvB3/gjtv/AIij6liv+fz/ABD6&#10;1hv+ff4I/Mj/AIeG/Hj/AKHC3/8ABRaf/GqP+Hhvx4/6HC3/APBRaf8Axqv03/4ZV+DP/RKvB3/g&#10;jtv/AIij/hlX4M/9Eq8Hf+CO2/8AiKPqWK/5/P8AEPrWG/59/gj8yP8Ah4b8eP8AocLf/wAFFp/8&#10;aryz4u/HDxl8dNXsNT8aaomq3tjAbaCRLWKDbGW3EYjVQeT1NfsV/wAMq/Bn/olXg7/wR23/AMRR&#10;/wAMq/Bn/olXg7/wR23/AMRUyy/ETXLKrdfMqOMoQd4ws/keZ/8ABN3/AJNQ8Pf9f+of+lUlfT9Y&#10;3hPwboPgLRItG8N6NY6DpMTM8djp1usEKMzFmIRQACSST6kmtmvapQ9nCMOyseVVmqk5TXVhRRRW&#10;pkFFFFABRRRQAUUUUAFFFFABRRRQAUUUUAFFFFABRRRQAUUUUAFFFFABRRRQAUUUUAFFFFABRRRQ&#10;AUUUUAf/2VBLAwQUAAYACAAAACEAK2xLUOIAAAAMAQAADwAAAGRycy9kb3ducmV2LnhtbEyPzU7D&#10;MBCE70i8g7VI3FrH9EclxKmqCjhVSLRIiJsbb5Oo8TqK3SR9e7YnuM3ujma/ydaja0SPXag9aVDT&#10;BARS4W1NpYavw9tkBSJEQ9Y0nlDDFQOs8/u7zKTWD/SJ/T6WgkMopEZDFWObShmKCp0JU98i8e3k&#10;O2cij10pbWcGDneNfEqSpXSmJv5QmRa3FRbn/cVpeB/MsJmp1353Pm2vP4fFx/dOodaPD+PmBUTE&#10;Mf6Z4YbP6JAz09FfyAbRaJgs5twlsnhWcxA3R7KaLUEcWSleyTyT/0vkvwAAAP//AwBQSwMEFAAG&#10;AAgAAAAhAOZ79zTHAAAApQEAABkAAABkcnMvX3JlbHMvZTJvRG9jLnhtbC5yZWxzvJDBigIxDIbv&#10;C75Dyd3pzBxkWex4kQWviz5AaDOd6jQtbXfRt7foZQXBm8ck/N//kfXm7GfxRym7wAq6pgVBrINx&#10;bBUc9t/LTxC5IBucA5OCC2XYDIuP9Q/NWGooTy5mUSmcFUylxC8ps57IY25CJK6XMSSPpY7Jyoj6&#10;hJZk37Yrmf4zYHhgip1RkHamB7G/xNr8mh3G0WnaBv3ricuTCul87a5ATJaKAk/G4X3ZN8doQT53&#10;6N7j0DWRbw7y4bnDFQAA//8DAFBLAQItABQABgAIAAAAIQAG7fvuFQEAAEYCAAATAAAAAAAAAAAA&#10;AAAAAAAAAABbQ29udGVudF9UeXBlc10ueG1sUEsBAi0AFAAGAAgAAAAhADj9If/WAAAAlAEAAAsA&#10;AAAAAAAAAAAAAAAARgEAAF9yZWxzLy5yZWxzUEsBAi0AFAAGAAgAAAAhAHhV0rNWAgAA5AYAAA4A&#10;AAAAAAAAAAAAAAAARQIAAGRycy9lMm9Eb2MueG1sUEsBAi0ACgAAAAAAAAAhAJG5IkhPRQAAT0UA&#10;ABQAAAAAAAAAAAAAAAAAxwQAAGRycy9tZWRpYS9pbWFnZTEucG5nUEsBAi0ACgAAAAAAAAAhAJ1i&#10;idPaTwAA2k8AABQAAAAAAAAAAAAAAAAASEoAAGRycy9tZWRpYS9pbWFnZTIuanBnUEsBAi0AFAAG&#10;AAgAAAAhACtsS1DiAAAADAEAAA8AAAAAAAAAAAAAAAAAVJoAAGRycy9kb3ducmV2LnhtbFBLAQIt&#10;ABQABgAIAAAAIQDme/c0xwAAAKUBAAAZAAAAAAAAAAAAAAAAAGObAABkcnMvX3JlbHMvZTJvRG9j&#10;LnhtbC5yZWxzUEsFBgAAAAAHAAcAvgEAAGGcAAAAAA==&#10;">
+                <v:shapetype id="_x0000_t75" coordsize="21600,21600" o:spt="75" o:preferrelative="t" path="m@4@5l@4@11@9@11@9@5xe" filled="f" stroked="f">
+                  <v:stroke joinstyle="miter"/>
+                  <v:formulas>
+                    <v:f eqn="if lineDrawn pixelLineWidth 0"/>
+                    <v:f eqn="sum @0 1 0"/>
+                    <v:f eqn="sum 0 0 @1"/>
+                    <v:f eqn="prod @2 1 2"/>
+                    <v:f eqn="prod @3 21600 pixelWidth"/>
+                    <v:f eqn="prod @3 21600 pixelHeight"/>
+                    <v:f eqn="sum @0 0 1"/>
+                    <v:f eqn="prod @6 1 2"/>
+                    <v:f eqn="prod @7 21600 pixelWidth"/>
+                    <v:f eqn="sum @8 21600 0"/>
+                    <v:f eqn="prod @7 21600 pixelHeight"/>
+                    <v:f eqn="sum @10 21600 0"/>
+                  </v:formulas>
+                  <v:path o:extrusionok="f" gradientshapeok="t" o:connecttype="rect"/>
+                  <o:lock v:ext="edit" aspectratio="t"/>
+                </v:shapetype>
+                <v:shape id="Picture 52" o:spid="_x0000_s1027" type="#_x0000_t75" style="position:absolute;width:9874;height:9436;visibility:visible;mso-wrap-style:square" o:gfxdata="UEsDBBQABgAIAAAAIQDb4fbL7gAAAIUBAAATAAAAW0NvbnRlbnRfVHlwZXNdLnhtbHyQz07DMAyH&#10;70i8Q+QralM4IITa7kDhCAiNB7ASt43WOlEcyvb2pNu4IODoPz9/n1xv9vOkForiPDdwXVagiI23&#10;jocG3rdPxR0oScgWJ8/UwIEENu3lRb09BBKV0ywNjCmFe63FjDSjlD4Q50nv44wpl3HQAc0OB9I3&#10;VXWrjedEnIq03oC27qjHjympx31un0wiTQLq4bS4shrAECZnMGVTvbD9QSnOhDInjzsyuiBXWQP0&#10;r4R18jfgnHvJr4nOknrFmJ5xzhraRtHWf3Kkpfz/yGo5S+H73hkquyhdjr3R8m2lj09svwAAAP//&#10;AwBQSwMEFAAGAAgAAAAhAFr0LFu/AAAAFQEAAAsAAABfcmVscy8ucmVsc2zPwWrDMAwG4Ptg72B0&#10;X5TuUMaI01uh19I+gLGVxCy2jGSy9e1nemrHjpL4P0nD4SetZiPRyNnCruvBUPYcYp4tXC/Htw8w&#10;Wl0ObuVMFm6kcBhfX4Yzra62kC6xqGlKVgtLreUTUf1CyWnHhXKbTCzJ1VbKjMX5LzcTvvf9HuXR&#10;gPHJNKdgQU5hB+ZyK23zHztFL6w81c5zQp6m6P9TMfB3PtPWFCczVQtB9N4U2rp2HOA44NMz4y8A&#10;AAD//wMAUEsDBBQABgAIAAAAIQCY8qEwxAAAANsAAAAPAAAAZHJzL2Rvd25yZXYueG1sRI/BbsIw&#10;EETvlfgHa5G4gQOiEU0xCBCgXqFcuG3jbWKI1yE2EPj6ulKlHkcz80Yznbe2EjdqvHGsYDhIQBDn&#10;ThsuFBw+N/0JCB+QNVaOScGDPMxnnZcpZtrdeUe3fShEhLDPUEEZQp1J6fOSLPqBq4mj9+0aiyHK&#10;ppC6wXuE20qOkiSVFg3HhRJrWpWUn/dXq2CTno05jJ/rrXmc3p7Lr8v1iKlSvW67eAcRqA3/4b/2&#10;h1bwOoLfL/EHyNkPAAAA//8DAFBLAQItABQABgAIAAAAIQDb4fbL7gAAAIUBAAATAAAAAAAAAAAA&#10;AAAAAAAAAABbQ29udGVudF9UeXBlc10ueG1sUEsBAi0AFAAGAAgAAAAhAFr0LFu/AAAAFQEAAAsA&#10;AAAAAAAAAAAAAAAAHwEAAF9yZWxzLy5yZWxzUEsBAi0AFAAGAAgAAAAhAJjyoTDEAAAA2wAAAA8A&#10;AAAAAAAAAAAAAAAABwIAAGRycy9kb3ducmV2LnhtbFBLBQYAAAAAAwADALcAAAD4AgAAAAA=&#10;">
+                  <v:imagedata r:id="rId9" o:title=""/>
+                </v:shape>
+                <v:shape id="Picture 54" o:spid="_x0000_s1028" type="#_x0000_t75" style="position:absolute;left:50958;top:69;width:8700;height:8846;visibility:visible;mso-wrap-style:square" o:gfxdata="UEsDBBQABgAIAAAAIQDb4fbL7gAAAIUBAAATAAAAW0NvbnRlbnRfVHlwZXNdLnhtbHyQz07DMAyH&#10;70i8Q+QralM4IITa7kDhCAiNB7ASt43WOlEcyvb2pNu4IODoPz9/n1xv9vOkForiPDdwXVagiI23&#10;jocG3rdPxR0oScgWJ8/UwIEENu3lRb09BBKV0ywNjCmFe63FjDSjlD4Q50nv44wpl3HQAc0OB9I3&#10;VXWrjedEnIq03oC27qjHjympx31un0wiTQLq4bS4shrAECZnMGVTvbD9QSnOhDInjzsyuiBXWQP0&#10;r4R18jfgnHvJr4nOknrFmJ5xzhraRtHWf3Kkpfz/yGo5S+H73hkquyhdjr3R8m2lj09svwAAAP//&#10;AwBQSwMEFAAGAAgAAAAhAFr0LFu/AAAAFQEAAAsAAABfcmVscy8ucmVsc2zPwWrDMAwG4Ptg72B0&#10;X5TuUMaI01uh19I+gLGVxCy2jGSy9e1nemrHjpL4P0nD4SetZiPRyNnCruvBUPYcYp4tXC/Htw8w&#10;Wl0ObuVMFm6kcBhfX4Yzra62kC6xqGlKVgtLreUTUf1CyWnHhXKbTCzJ1VbKjMX5LzcTvvf9HuXR&#10;gPHJNKdgQU5hB+ZyK23zHztFL6w81c5zQp6m6P9TMfB3PtPWFCczVQtB9N4U2rp2HOA44NMz4y8A&#10;AAD//wMAUEsDBBQABgAIAAAAIQDOFMW0xQAAANsAAAAPAAAAZHJzL2Rvd25yZXYueG1sRI9Ba8JA&#10;FITvgv9heUJvdWNbRaOrFEFo6UltS709s89sNPs2ZLdJ+u9doeBxmJlvmMWqs6VoqPaFYwWjYQKC&#10;OHO64FzB537zOAXhA7LG0jEp+CMPq2W/t8BUu5a31OxCLiKEfYoKTAhVKqXPDFn0Q1cRR+/kaosh&#10;yjqXusY2wm0pn5JkIi0WHBcMVrQ2lF12v1bB7DgdJ8/fH4e2/TqHnwZH7+ZYKvUw6F7nIAJ14R7+&#10;b79pBeMXuH2JP0AurwAAAP//AwBQSwECLQAUAAYACAAAACEA2+H2y+4AAACFAQAAEwAAAAAAAAAA&#10;AAAAAAAAAAAAW0NvbnRlbnRfVHlwZXNdLnhtbFBLAQItABQABgAIAAAAIQBa9CxbvwAAABUBAAAL&#10;AAAAAAAAAAAAAAAAAB8BAABfcmVscy8ucmVsc1BLAQItABQABgAIAAAAIQDOFMW0xQAAANsAAAAP&#10;AAAAAAAAAAAAAAAAAAcCAABkcnMvZG93bnJldi54bWxQSwUGAAAAAAMAAwC3AAAA+QIAAAAA&#10;">
+                  <v:imagedata r:id="rId10" o:title=""/>
+                </v:shape>
+              </v:group>
+            </w:pict>
+          </mc:Fallback>
+        </mc:AlternateContent>
       </w:r>
     </w:p>
     <w:p>
       <w:pPr>
-        <w:spacing w:line="276" w:lineRule="auto"/>
-        <w:jc w:val="center"/>
-        <w:rPr>
-          <w:b/>
-          <w:bCs/>
-          <w:color w:val="265898" w:themeColor="text2" w:themeTint="E6"/>
-          <w:sz w:val="32"/>
-          <w:szCs w:val="32"/>
-        </w:rPr>
-      </w:pPr>
-      <w:bookmarkStart w:id="0" w:name="PredictiveMaintain"/>
-      <w:bookmarkEnd w:id="0"/>
+        <w:spacing w:line="360" w:lineRule="auto"/>
+        <w:rPr>
+          <w:rFonts w:ascii="Arial" w:hAnsi="Arial" w:cs="Arial"/>
+          <w:szCs w:val="24"/>
+        </w:rPr>
+      </w:pPr>
     </w:p>
     <w:p>
       <w:pPr>
-        <w:spacing w:line="276" w:lineRule="auto"/>
-        <w:rPr>
-          <w:b/>
-          <w:bCs/>
-          <w:color w:val="265898" w:themeColor="text2" w:themeTint="E6"/>
-          <w:sz w:val="32"/>
-          <w:szCs w:val="32"/>
-        </w:rPr>
-      </w:pPr>
+        <w:spacing w:after="410" w:line="276" w:lineRule="auto"/>
+        <w:jc w:val="center"/>
+        <w:rPr>
+          <w:rFonts w:ascii="Arial" w:hAnsi="Arial" w:cs="Arial"/>
+          <w:szCs w:val="24"/>
+        </w:rPr>
+      </w:pPr>
+      <w:r>
+        <w:rPr>
+          <w:rFonts w:cs="Arial"/>
+          <w:b/>
+          <w:szCs w:val="24"/>
+        </w:rPr>
+        <w:t>Manual tecnico</w:t>
+      </w:r>
     </w:p>
     <w:p>
       <w:pPr>
-        <w:widowControl/>
-        <w:autoSpaceDE/>
-        <w:autoSpaceDN/>
-        <w:spacing w:after="160" w:line="276" w:lineRule="auto"/>
-        <w:jc w:val="center"/>
-        <w:rPr>
-          <w:rFonts w:ascii="Aptos" w:eastAsia="Aptos" w:hAnsi="Aptos" w:cs="Times New Roman"/>
-          <w:b/>
-          <w:bCs/>
-          <w:color w:val="153D63"/>
-          <w:kern w:val="2"/>
-          <w:sz w:val="32"/>
-          <w:szCs w:val="32"/>
-          <w14:ligatures w14:val="standardContextual"/>
-        </w:rPr>
-      </w:pPr>
-      <w:r>
-        <w:rPr>
-          <w:rFonts w:ascii="Aptos" w:eastAsia="Aptos" w:hAnsi="Aptos" w:cs="Times New Roman"/>
-          <w:b/>
-          <w:bCs/>
-          <w:color w:val="153D63"/>
-          <w:kern w:val="2"/>
-          <w:sz w:val="32"/>
-          <w:szCs w:val="32"/>
-          <w14:ligatures w14:val="standardContextual"/>
-        </w:rPr>
-        <w:t>FACULTAD DE CIENCIAS MATEMATICAS Y FISICAS</w:t>
-      </w:r>
-    </w:p>
-    <w:p>
-      <w:pPr>
-        <w:widowControl/>
-        <w:autoSpaceDE/>
-        <w:autoSpaceDN/>
-        <w:spacing w:after="160" w:line="276" w:lineRule="auto"/>
-        <w:jc w:val="center"/>
-        <w:rPr>
-          <w:rFonts w:ascii="Aptos" w:eastAsia="Aptos" w:hAnsi="Aptos" w:cs="Times New Roman"/>
-          <w:b/>
-          <w:bCs/>
-          <w:color w:val="153D63"/>
-          <w:kern w:val="2"/>
-          <w:sz w:val="32"/>
-          <w:szCs w:val="32"/>
-          <w14:ligatures w14:val="standardContextual"/>
-        </w:rPr>
-      </w:pPr>
-      <w:r>
-        <w:rPr>
-          <w:rFonts w:ascii="Aptos" w:eastAsia="Aptos" w:hAnsi="Aptos" w:cs="Times New Roman"/>
-          <w:b/>
-          <w:bCs/>
-          <w:color w:val="153D63"/>
-          <w:kern w:val="2"/>
-          <w:sz w:val="32"/>
-          <w:szCs w:val="32"/>
-          <w14:ligatures w14:val="standardContextual"/>
-        </w:rPr>
-        <w:t>CARRERA ING. DE SOFTWARE</w:t>
-      </w:r>
-    </w:p>
-    <w:p>
-      <w:pPr>
-        <w:widowControl/>
-        <w:autoSpaceDE/>
-        <w:autoSpaceDN/>
-        <w:spacing w:line="276" w:lineRule="auto"/>
-        <w:jc w:val="center"/>
-        <w:rPr>
-          <w:rFonts w:ascii="Aptos" w:eastAsia="Aptos" w:hAnsi="Aptos" w:cs="Times New Roman"/>
-          <w:kern w:val="2"/>
-          <w:sz w:val="32"/>
-          <w:szCs w:val="32"/>
-          <w14:ligatures w14:val="standardContextual"/>
-        </w:rPr>
-      </w:pPr>
-    </w:p>
-    <w:p>
-      <w:pPr>
-        <w:widowControl/>
-        <w:autoSpaceDE/>
-        <w:autoSpaceDN/>
-        <w:spacing w:after="160" w:line="276" w:lineRule="auto"/>
-        <w:jc w:val="center"/>
-        <w:rPr>
-          <w:rFonts w:ascii="Aptos" w:eastAsia="Aptos" w:hAnsi="Aptos" w:cs="Times New Roman"/>
-          <w:kern w:val="2"/>
-          <w:sz w:val="32"/>
-          <w:szCs w:val="32"/>
-          <w14:ligatures w14:val="standardContextual"/>
-        </w:rPr>
-      </w:pPr>
-      <w:r>
-        <w:rPr>
-          <w:rFonts w:ascii="Aptos" w:eastAsia="Aptos" w:hAnsi="Aptos" w:cs="Times New Roman"/>
-          <w:b/>
-          <w:bCs/>
-          <w:color w:val="153D63"/>
-          <w:kern w:val="2"/>
-          <w:sz w:val="32"/>
-          <w:szCs w:val="32"/>
-          <w14:ligatures w14:val="standardContextual"/>
-        </w:rPr>
-        <w:t>Asignatura:</w:t>
-      </w:r>
-      <w:r>
-        <w:rPr>
-          <w:rFonts w:ascii="Aptos" w:eastAsia="Aptos" w:hAnsi="Aptos" w:cs="Times New Roman"/>
-          <w:color w:val="153D63"/>
-          <w:kern w:val="2"/>
-          <w:sz w:val="32"/>
-          <w:szCs w:val="32"/>
-          <w14:ligatures w14:val="standardContextual"/>
-        </w:rPr>
-        <w:t xml:space="preserve">  </w:t>
-      </w:r>
-      <w:r>
-        <w:rPr>
-          <w:rFonts w:ascii="Aptos" w:eastAsia="Aptos" w:hAnsi="Aptos" w:cs="Times New Roman"/>
-          <w:b/>
-          <w:bCs/>
-          <w:kern w:val="2"/>
-          <w:sz w:val="32"/>
-          <w:szCs w:val="32"/>
-          <w14:ligatures w14:val="standardContextual"/>
-        </w:rPr>
-        <w:t>Construcción de Software</w:t>
-      </w:r>
-    </w:p>
-    <w:p>
-      <w:pPr>
-        <w:widowControl/>
-        <w:autoSpaceDE/>
-        <w:autoSpaceDN/>
-        <w:spacing w:after="160" w:line="276" w:lineRule="auto"/>
-        <w:jc w:val="center"/>
-        <w:rPr>
-          <w:rFonts w:ascii="Aptos" w:eastAsia="Aptos" w:hAnsi="Aptos" w:cs="Times New Roman"/>
-          <w:kern w:val="2"/>
-          <w:sz w:val="32"/>
-          <w:szCs w:val="32"/>
-          <w14:ligatures w14:val="standardContextual"/>
-        </w:rPr>
-      </w:pPr>
-      <w:r>
-        <w:rPr>
-          <w:rFonts w:ascii="Aptos" w:eastAsia="Aptos" w:hAnsi="Aptos" w:cs="Times New Roman"/>
-          <w:b/>
-          <w:bCs/>
-          <w:color w:val="153D63"/>
-          <w:kern w:val="2"/>
-          <w:sz w:val="32"/>
-          <w:szCs w:val="32"/>
-          <w14:ligatures w14:val="standardContextual"/>
-        </w:rPr>
-        <w:t>Paralelo:</w:t>
-      </w:r>
-      <w:r>
-        <w:rPr>
-          <w:rFonts w:ascii="Aptos" w:eastAsia="Aptos" w:hAnsi="Aptos" w:cs="Times New Roman"/>
-          <w:color w:val="153D63"/>
-          <w:kern w:val="2"/>
-          <w:sz w:val="32"/>
-          <w:szCs w:val="32"/>
-          <w14:ligatures w14:val="standardContextual"/>
-        </w:rPr>
-        <w:t xml:space="preserve"> </w:t>
-      </w:r>
-      <w:r>
-        <w:rPr>
-          <w:rFonts w:ascii="Aptos" w:eastAsia="Aptos" w:hAnsi="Aptos" w:cs="Times New Roman"/>
-          <w:kern w:val="2"/>
-          <w:sz w:val="32"/>
-          <w:szCs w:val="32"/>
-          <w14:ligatures w14:val="standardContextual"/>
-        </w:rPr>
-        <w:t>6-4</w:t>
-      </w:r>
-    </w:p>
-    <w:p>
-      <w:pPr>
-        <w:widowControl/>
-        <w:autoSpaceDE/>
-        <w:autoSpaceDN/>
-        <w:spacing w:line="276" w:lineRule="auto"/>
-        <w:jc w:val="center"/>
-        <w:rPr>
-          <w:rFonts w:ascii="Aptos" w:eastAsia="Aptos" w:hAnsi="Aptos" w:cs="Times New Roman"/>
-          <w:b/>
-          <w:bCs/>
-          <w:color w:val="153D63"/>
-          <w:kern w:val="2"/>
-          <w:sz w:val="32"/>
-          <w:szCs w:val="32"/>
-          <w14:ligatures w14:val="standardContextual"/>
-        </w:rPr>
-      </w:pPr>
-      <w:r>
-        <w:rPr>
-          <w:rFonts w:ascii="Aptos" w:eastAsia="Aptos" w:hAnsi="Aptos" w:cs="Times New Roman"/>
-          <w:b/>
-          <w:bCs/>
-          <w:color w:val="153D63"/>
-          <w:kern w:val="2"/>
-          <w:sz w:val="32"/>
-          <w:szCs w:val="32"/>
-          <w14:ligatures w14:val="standardContextual"/>
-        </w:rPr>
-        <w:t>TEMA:</w:t>
-      </w:r>
-    </w:p>
-    <w:p>
-      <w:pPr>
-        <w:widowControl/>
-        <w:autoSpaceDE/>
-        <w:autoSpaceDN/>
-        <w:spacing w:line="276" w:lineRule="auto"/>
-        <w:jc w:val="center"/>
-        <w:rPr>
-          <w:rFonts w:ascii="Aptos" w:eastAsia="Aptos" w:hAnsi="Aptos" w:cs="Times New Roman"/>
-          <w:b/>
-          <w:bCs/>
-          <w:kern w:val="2"/>
-          <w:sz w:val="32"/>
-          <w:szCs w:val="32"/>
-          <w14:ligatures w14:val="standardContextual"/>
-        </w:rPr>
-      </w:pPr>
-      <w:r>
-        <w:rPr>
-          <w:rFonts w:ascii="Aptos" w:eastAsia="Aptos" w:hAnsi="Aptos" w:cs="Times New Roman"/>
-          <w:b/>
-          <w:bCs/>
-          <w:kern w:val="2"/>
-          <w:sz w:val="32"/>
-          <w:szCs w:val="32"/>
-          <w14:ligatures w14:val="standardContextual"/>
-        </w:rPr>
-        <w:t>“Guía para ejecución de página web”</w:t>
-      </w:r>
-    </w:p>
-    <w:p>
-      <w:pPr>
-        <w:widowControl/>
-        <w:autoSpaceDE/>
-        <w:autoSpaceDN/>
-        <w:spacing w:line="276" w:lineRule="auto"/>
-        <w:jc w:val="center"/>
-        <w:rPr>
-          <w:rFonts w:ascii="Aptos" w:eastAsia="Aptos" w:hAnsi="Aptos" w:cs="Times New Roman"/>
-          <w:kern w:val="2"/>
-          <w:sz w:val="32"/>
-          <w:szCs w:val="32"/>
-          <w14:ligatures w14:val="standardContextual"/>
-        </w:rPr>
-      </w:pPr>
-    </w:p>
-    <w:p>
-      <w:pPr>
-        <w:widowControl/>
-        <w:autoSpaceDE/>
-        <w:autoSpaceDN/>
-        <w:spacing w:line="276" w:lineRule="auto"/>
-        <w:jc w:val="center"/>
-        <w:rPr>
-          <w:rFonts w:ascii="Aptos" w:eastAsia="Aptos" w:hAnsi="Aptos" w:cs="Times New Roman"/>
-          <w:b/>
-          <w:bCs/>
-          <w:color w:val="153D63"/>
-          <w:kern w:val="2"/>
-          <w:sz w:val="32"/>
-          <w:szCs w:val="32"/>
-          <w14:ligatures w14:val="standardContextual"/>
-        </w:rPr>
-      </w:pPr>
-      <w:r>
-        <w:rPr>
-          <w:rFonts w:ascii="Aptos" w:eastAsia="Aptos" w:hAnsi="Aptos" w:cs="Times New Roman"/>
-          <w:b/>
-          <w:bCs/>
-          <w:color w:val="153D63"/>
-          <w:kern w:val="2"/>
-          <w:sz w:val="32"/>
-          <w:szCs w:val="32"/>
-          <w14:ligatures w14:val="standardContextual"/>
-        </w:rPr>
-        <w:t>INTEGRANTES:</w:t>
-      </w:r>
-    </w:p>
-    <w:p>
-      <w:pPr>
+        <w:pStyle w:val="Prrafodelista"/>
         <w:widowControl/>
         <w:numPr>
           <w:ilvl w:val="0"/>
-          <w:numId w:val="7"/>
+          <w:numId w:val="8"/>
         </w:numPr>
         <w:autoSpaceDE/>
         <w:autoSpaceDN/>
-        <w:spacing w:after="160" w:line="276" w:lineRule="auto"/>
+        <w:spacing w:after="376" w:line="360" w:lineRule="auto"/>
+        <w:ind w:left="567" w:right="2" w:hanging="283"/>
         <w:contextualSpacing/>
         <w:jc w:val="center"/>
         <w:rPr>
-          <w:rFonts w:ascii="Aptos" w:eastAsia="Aptos" w:hAnsi="Aptos" w:cs="Times New Roman"/>
-          <w:kern w:val="2"/>
-          <w:sz w:val="32"/>
-          <w:szCs w:val="32"/>
-          <w14:ligatures w14:val="standardContextual"/>
-        </w:rPr>
-      </w:pPr>
-      <w:r>
-        <w:rPr>
-          <w:rFonts w:ascii="Aptos" w:eastAsia="Aptos" w:hAnsi="Aptos" w:cs="Times New Roman"/>
-          <w:kern w:val="2"/>
-          <w:sz w:val="32"/>
-          <w:szCs w:val="32"/>
-          <w14:ligatures w14:val="standardContextual"/>
+          <w:rFonts w:cs="Arial"/>
+          <w:szCs w:val="24"/>
+        </w:rPr>
+      </w:pPr>
+      <w:r>
+        <w:rPr>
+          <w:rFonts w:cs="Arial"/>
+          <w:szCs w:val="24"/>
         </w:rPr>
         <w:t>Rivadeneira Alcivar Samuel</w:t>
       </w:r>
     </w:p>
     <w:p>
       <w:pPr>
+        <w:pStyle w:val="Prrafodelista"/>
         <w:widowControl/>
         <w:numPr>
           <w:ilvl w:val="0"/>
-          <w:numId w:val="7"/>
+          <w:numId w:val="8"/>
         </w:numPr>
         <w:autoSpaceDE/>
         <w:autoSpaceDN/>
-        <w:spacing w:after="160" w:line="276" w:lineRule="auto"/>
+        <w:spacing w:after="376" w:line="360" w:lineRule="auto"/>
+        <w:ind w:left="567" w:right="2" w:hanging="283"/>
         <w:contextualSpacing/>
         <w:jc w:val="center"/>
         <w:rPr>
-          <w:rFonts w:ascii="Aptos" w:eastAsia="Aptos" w:hAnsi="Aptos" w:cs="Times New Roman"/>
-          <w:kern w:val="2"/>
-          <w:sz w:val="32"/>
-          <w:szCs w:val="32"/>
-          <w14:ligatures w14:val="standardContextual"/>
-        </w:rPr>
-      </w:pPr>
-      <w:r>
-        <w:rPr>
-          <w:rFonts w:ascii="Aptos" w:eastAsia="Aptos" w:hAnsi="Aptos" w:cs="Times New Roman"/>
-          <w:kern w:val="2"/>
-          <w:sz w:val="32"/>
-          <w:szCs w:val="32"/>
-          <w14:ligatures w14:val="standardContextual"/>
+          <w:rFonts w:cs="Arial"/>
+          <w:szCs w:val="24"/>
+        </w:rPr>
+      </w:pPr>
+      <w:r>
+        <w:rPr>
+          <w:rFonts w:cs="Arial"/>
+          <w:szCs w:val="24"/>
         </w:rPr>
         <w:t>Wanke Cedeño Carl</w:t>
       </w:r>
     </w:p>
     <w:p>
       <w:pPr>
+        <w:pStyle w:val="Prrafodelista"/>
         <w:widowControl/>
         <w:numPr>
           <w:ilvl w:val="0"/>
-          <w:numId w:val="7"/>
+          <w:numId w:val="8"/>
         </w:numPr>
         <w:autoSpaceDE/>
         <w:autoSpaceDN/>
-        <w:spacing w:after="160" w:line="276" w:lineRule="auto"/>
+        <w:spacing w:after="376" w:line="360" w:lineRule="auto"/>
+        <w:ind w:left="567" w:right="2" w:hanging="283"/>
         <w:contextualSpacing/>
         <w:jc w:val="center"/>
         <w:rPr>
-          <w:rFonts w:ascii="Aptos" w:eastAsia="Aptos" w:hAnsi="Aptos" w:cs="Times New Roman"/>
-          <w:kern w:val="2"/>
-          <w:sz w:val="32"/>
-          <w:szCs w:val="32"/>
-          <w14:ligatures w14:val="standardContextual"/>
-        </w:rPr>
-      </w:pPr>
-      <w:r>
-        <w:rPr>
-          <w:rFonts w:ascii="Aptos" w:eastAsia="Aptos" w:hAnsi="Aptos" w:cs="Times New Roman"/>
-          <w:kern w:val="2"/>
-          <w:sz w:val="32"/>
-          <w:szCs w:val="32"/>
-          <w14:ligatures w14:val="standardContextual"/>
+          <w:rFonts w:cs="Arial"/>
+          <w:szCs w:val="24"/>
+        </w:rPr>
+      </w:pPr>
+      <w:r>
+        <w:rPr>
+          <w:rFonts w:cs="Arial"/>
+          <w:szCs w:val="24"/>
         </w:rPr>
         <w:t>Sabando Varela Angello</w:t>
       </w:r>
     </w:p>
     <w:p>
       <w:pPr>
+        <w:pStyle w:val="Prrafodelista"/>
         <w:widowControl/>
         <w:numPr>
           <w:ilvl w:val="0"/>
-          <w:numId w:val="7"/>
+          <w:numId w:val="8"/>
         </w:numPr>
         <w:autoSpaceDE/>
         <w:autoSpaceDN/>
-        <w:spacing w:after="160" w:line="276" w:lineRule="auto"/>
+        <w:spacing w:after="376" w:line="360" w:lineRule="auto"/>
+        <w:ind w:left="567" w:right="2" w:hanging="283"/>
         <w:contextualSpacing/>
         <w:jc w:val="center"/>
         <w:rPr>
-          <w:rFonts w:ascii="Aptos" w:eastAsia="Aptos" w:hAnsi="Aptos" w:cs="Times New Roman"/>
-          <w:kern w:val="2"/>
-          <w:sz w:val="32"/>
-          <w:szCs w:val="32"/>
-          <w14:ligatures w14:val="standardContextual"/>
-        </w:rPr>
-      </w:pPr>
-      <w:r>
-        <w:rPr>
-          <w:rFonts w:ascii="Aptos" w:eastAsia="Aptos" w:hAnsi="Aptos" w:cs="Times New Roman"/>
-          <w:kern w:val="2"/>
-          <w:sz w:val="32"/>
-          <w:szCs w:val="32"/>
-          <w14:ligatures w14:val="standardContextual"/>
+          <w:rFonts w:cs="Arial"/>
+          <w:szCs w:val="24"/>
+        </w:rPr>
+      </w:pPr>
+      <w:r>
+        <w:rPr>
+          <w:rFonts w:cs="Arial"/>
+          <w:szCs w:val="24"/>
         </w:rPr>
         <w:t>Icaza Lino Diana</w:t>
       </w:r>
     </w:p>
     <w:p>
       <w:pPr>
+        <w:pStyle w:val="Prrafodelista"/>
         <w:widowControl/>
         <w:numPr>
           <w:ilvl w:val="0"/>
-          <w:numId w:val="7"/>
+          <w:numId w:val="8"/>
         </w:numPr>
         <w:autoSpaceDE/>
         <w:autoSpaceDN/>
-        <w:spacing w:after="160" w:line="276" w:lineRule="auto"/>
+        <w:spacing w:after="376" w:line="360" w:lineRule="auto"/>
+        <w:ind w:left="567" w:right="2" w:hanging="283"/>
         <w:contextualSpacing/>
         <w:jc w:val="center"/>
         <w:rPr>
-          <w:rFonts w:ascii="Aptos" w:eastAsia="Aptos" w:hAnsi="Aptos" w:cs="Times New Roman"/>
-          <w:kern w:val="2"/>
-          <w:sz w:val="32"/>
-          <w:szCs w:val="32"/>
-          <w14:ligatures w14:val="standardContextual"/>
-        </w:rPr>
-      </w:pPr>
-      <w:r>
-        <w:rPr>
-          <w:rFonts w:ascii="Aptos" w:eastAsia="Aptos" w:hAnsi="Aptos" w:cs="Times New Roman"/>
-          <w:kern w:val="2"/>
-          <w:sz w:val="32"/>
-          <w:szCs w:val="32"/>
-          <w14:ligatures w14:val="standardContextual"/>
+          <w:rFonts w:cs="Arial"/>
+          <w:szCs w:val="24"/>
+        </w:rPr>
+      </w:pPr>
+      <w:r>
+        <w:rPr>
+          <w:rFonts w:cs="Arial"/>
+          <w:szCs w:val="24"/>
         </w:rPr>
         <w:t>Barco Figueroa Eliel</w:t>
       </w:r>
     </w:p>
     <w:p>
       <w:pPr>
+        <w:pStyle w:val="Prrafodelista"/>
         <w:widowControl/>
         <w:numPr>
           <w:ilvl w:val="0"/>
-          <w:numId w:val="7"/>
+          <w:numId w:val="8"/>
         </w:numPr>
         <w:autoSpaceDE/>
         <w:autoSpaceDN/>
-        <w:spacing w:after="160" w:line="276" w:lineRule="auto"/>
+        <w:spacing w:after="376" w:line="360" w:lineRule="auto"/>
+        <w:ind w:left="567" w:right="2" w:hanging="283"/>
         <w:contextualSpacing/>
         <w:jc w:val="center"/>
         <w:rPr>
-          <w:rFonts w:ascii="Aptos" w:eastAsia="Aptos" w:hAnsi="Aptos" w:cs="Times New Roman"/>
-          <w:kern w:val="2"/>
-          <w:sz w:val="32"/>
-          <w:szCs w:val="32"/>
-          <w14:ligatures w14:val="standardContextual"/>
-        </w:rPr>
-      </w:pPr>
-      <w:r>
-        <w:rPr>
-          <w:rFonts w:ascii="Aptos" w:eastAsia="Aptos" w:hAnsi="Aptos" w:cs="Times New Roman"/>
-          <w:kern w:val="2"/>
-          <w:sz w:val="32"/>
-          <w:szCs w:val="32"/>
-          <w14:ligatures w14:val="standardContextual"/>
+          <w:rFonts w:cs="Arial"/>
+          <w:szCs w:val="24"/>
+        </w:rPr>
+      </w:pPr>
+      <w:r>
+        <w:rPr>
+          <w:rFonts w:cs="Arial"/>
+          <w:szCs w:val="24"/>
         </w:rPr>
         <w:t>Santos Borja Martín</w:t>
       </w:r>
     </w:p>
     <w:p>
       <w:pPr>
+        <w:pStyle w:val="Prrafodelista"/>
         <w:widowControl/>
         <w:numPr>
           <w:ilvl w:val="0"/>
-          <w:numId w:val="7"/>
+          <w:numId w:val="8"/>
         </w:numPr>
         <w:autoSpaceDE/>
         <w:autoSpaceDN/>
-        <w:spacing w:after="160" w:line="276" w:lineRule="auto"/>
+        <w:spacing w:after="376" w:line="360" w:lineRule="auto"/>
+        <w:ind w:left="567" w:right="2" w:hanging="283"/>
         <w:contextualSpacing/>
         <w:jc w:val="center"/>
         <w:rPr>
-          <w:rFonts w:ascii="Aptos" w:eastAsia="Aptos" w:hAnsi="Aptos" w:cs="Times New Roman"/>
-          <w:kern w:val="2"/>
-          <w:sz w:val="32"/>
-          <w:szCs w:val="32"/>
-          <w14:ligatures w14:val="standardContextual"/>
-        </w:rPr>
-      </w:pPr>
-      <w:r>
-        <w:rPr>
-          <w:rFonts w:ascii="Aptos" w:eastAsia="Aptos" w:hAnsi="Aptos" w:cs="Times New Roman"/>
-          <w:kern w:val="2"/>
-          <w:sz w:val="32"/>
-          <w:szCs w:val="32"/>
-          <w14:ligatures w14:val="standardContextual"/>
-        </w:rPr>
-        <w:t>Salazar Bonoso Isaac</w:t>
+          <w:rFonts w:cs="Arial"/>
+          <w:szCs w:val="24"/>
+        </w:rPr>
+      </w:pPr>
+      <w:r>
+        <w:rPr>
+          <w:rFonts w:cs="Arial"/>
+          <w:szCs w:val="24"/>
+        </w:rPr>
+        <w:t xml:space="preserve">Salazar Bonoso Isaac </w:t>
       </w:r>
     </w:p>
     <w:p>
       <w:pPr>
+        <w:pStyle w:val="Prrafodelista"/>
         <w:widowControl/>
         <w:numPr>
           <w:ilvl w:val="0"/>
-          <w:numId w:val="7"/>
+          <w:numId w:val="8"/>
         </w:numPr>
         <w:autoSpaceDE/>
         <w:autoSpaceDN/>
-        <w:spacing w:after="160" w:line="276" w:lineRule="auto"/>
+        <w:spacing w:after="376" w:line="360" w:lineRule="auto"/>
+        <w:ind w:left="567" w:right="2" w:hanging="283"/>
         <w:contextualSpacing/>
         <w:jc w:val="center"/>
         <w:rPr>
-          <w:rFonts w:ascii="Aptos" w:eastAsia="Aptos" w:hAnsi="Aptos" w:cs="Times New Roman"/>
-          <w:kern w:val="2"/>
-          <w:sz w:val="32"/>
-          <w:szCs w:val="32"/>
-          <w14:ligatures w14:val="standardContextual"/>
-        </w:rPr>
-      </w:pPr>
-      <w:r>
-        <w:rPr>
-          <w:rFonts w:ascii="Aptos" w:eastAsia="Aptos" w:hAnsi="Aptos" w:cs="Times New Roman"/>
-          <w:kern w:val="2"/>
-          <w:sz w:val="32"/>
-          <w:szCs w:val="32"/>
-          <w14:ligatures w14:val="standardContextual"/>
+          <w:rFonts w:cs="Arial"/>
+          <w:szCs w:val="24"/>
+        </w:rPr>
+      </w:pPr>
+      <w:r>
+        <w:rPr>
+          <w:rFonts w:cs="Arial"/>
+          <w:szCs w:val="24"/>
         </w:rPr>
         <w:t>Jama Villagrán Joao</w:t>
       </w:r>
     </w:p>
     <w:p>
       <w:pPr>
+        <w:pStyle w:val="Prrafodelista"/>
         <w:widowControl/>
         <w:numPr>
           <w:ilvl w:val="0"/>
-          <w:numId w:val="7"/>
+          <w:numId w:val="8"/>
         </w:numPr>
         <w:autoSpaceDE/>
         <w:autoSpaceDN/>
-        <w:spacing w:after="160" w:line="276" w:lineRule="auto"/>
+        <w:spacing w:after="376" w:line="360" w:lineRule="auto"/>
+        <w:ind w:left="567" w:right="2" w:hanging="283"/>
         <w:contextualSpacing/>
         <w:jc w:val="center"/>
         <w:rPr>
-          <w:rFonts w:ascii="Aptos" w:eastAsia="Aptos" w:hAnsi="Aptos" w:cs="Times New Roman"/>
-          <w:kern w:val="2"/>
-          <w:sz w:val="32"/>
-          <w:szCs w:val="32"/>
-          <w14:ligatures w14:val="standardContextual"/>
-        </w:rPr>
-      </w:pPr>
-      <w:r>
-        <w:rPr>
-          <w:rFonts w:ascii="Aptos" w:eastAsia="Aptos" w:hAnsi="Aptos" w:cs="Times New Roman"/>
-          <w:kern w:val="2"/>
-          <w:sz w:val="32"/>
-          <w:szCs w:val="32"/>
-          <w14:ligatures w14:val="standardContextual"/>
+          <w:rFonts w:cs="Arial"/>
+          <w:szCs w:val="24"/>
+        </w:rPr>
+      </w:pPr>
+      <w:r>
+        <w:rPr>
+          <w:rFonts w:cs="Arial"/>
+          <w:szCs w:val="24"/>
         </w:rPr>
         <w:t>De la Torre Murillo Ángel</w:t>
       </w:r>
     </w:p>
     <w:p>
       <w:pPr>
+        <w:pStyle w:val="Prrafodelista"/>
         <w:widowControl/>
         <w:numPr>
           <w:ilvl w:val="0"/>
-          <w:numId w:val="7"/>
+          <w:numId w:val="8"/>
         </w:numPr>
         <w:autoSpaceDE/>
         <w:autoSpaceDN/>
-        <w:spacing w:after="160" w:line="276" w:lineRule="auto"/>
+        <w:spacing w:after="376" w:line="360" w:lineRule="auto"/>
+        <w:ind w:left="567" w:right="2" w:hanging="283"/>
         <w:contextualSpacing/>
         <w:jc w:val="center"/>
         <w:rPr>
-          <w:rFonts w:ascii="Aptos" w:eastAsia="Aptos" w:hAnsi="Aptos" w:cs="Times New Roman"/>
-          <w:kern w:val="2"/>
-          <w:sz w:val="32"/>
-          <w:szCs w:val="32"/>
-          <w14:ligatures w14:val="standardContextual"/>
-        </w:rPr>
-      </w:pPr>
-      <w:r>
-        <w:rPr>
-          <w:rFonts w:ascii="Aptos" w:eastAsia="Aptos" w:hAnsi="Aptos" w:cs="Times New Roman"/>
-          <w:kern w:val="2"/>
-          <w:sz w:val="32"/>
-          <w:szCs w:val="32"/>
-          <w14:ligatures w14:val="standardContextual"/>
+          <w:rFonts w:cs="Arial"/>
+          <w:szCs w:val="24"/>
+        </w:rPr>
+      </w:pPr>
+      <w:r>
+        <w:rPr>
+          <w:rFonts w:cs="Arial"/>
+          <w:szCs w:val="24"/>
         </w:rPr>
         <w:t>Zavala Troya Erick</w:t>
       </w:r>
     </w:p>
     <w:p>
       <w:pPr>
-        <w:widowControl/>
-        <w:autoSpaceDE/>
-        <w:autoSpaceDN/>
-        <w:spacing w:after="160" w:line="276" w:lineRule="auto"/>
+        <w:spacing w:after="410" w:line="360" w:lineRule="auto"/>
+        <w:ind w:right="4"/>
         <w:jc w:val="center"/>
         <w:rPr>
-          <w:rFonts w:ascii="Aptos" w:eastAsia="Aptos" w:hAnsi="Aptos" w:cs="Times New Roman"/>
-          <w:kern w:val="2"/>
-          <w:sz w:val="32"/>
-          <w:szCs w:val="32"/>
-          <w14:ligatures w14:val="standardContextual"/>
-        </w:rPr>
-      </w:pPr>
+          <w:rFonts w:ascii="Arial" w:hAnsi="Arial" w:cs="Arial"/>
+          <w:szCs w:val="24"/>
+        </w:rPr>
+      </w:pPr>
+      <w:r>
+        <w:rPr>
+          <w:rFonts w:ascii="Arial" w:hAnsi="Arial" w:cs="Arial"/>
+          <w:szCs w:val="24"/>
+        </w:rPr>
+        <w:t>Facultad de Ciencias Matemáticas y Física, Universidad de Guayaquil</w:t>
+      </w:r>
     </w:p>
     <w:p>
       <w:pPr>
-        <w:widowControl/>
-        <w:autoSpaceDE/>
-        <w:autoSpaceDN/>
-        <w:spacing w:after="160" w:line="276" w:lineRule="auto"/>
+        <w:spacing w:after="376" w:line="360" w:lineRule="auto"/>
+        <w:ind w:left="14" w:right="2" w:hanging="10"/>
         <w:jc w:val="center"/>
         <w:rPr>
-          <w:rFonts w:ascii="Aptos" w:eastAsia="Aptos" w:hAnsi="Aptos" w:cs="Times New Roman"/>
-          <w:b/>
-          <w:bCs/>
-          <w:color w:val="153D63"/>
-          <w:kern w:val="2"/>
-          <w:sz w:val="32"/>
-          <w:szCs w:val="32"/>
-          <w14:ligatures w14:val="standardContextual"/>
-        </w:rPr>
-      </w:pPr>
-      <w:r>
-        <w:rPr>
-          <w:rFonts w:ascii="Aptos" w:eastAsia="Aptos" w:hAnsi="Aptos" w:cs="Times New Roman"/>
-          <w:b/>
-          <w:bCs/>
-          <w:color w:val="153D63"/>
-          <w:kern w:val="2"/>
-          <w:sz w:val="32"/>
-          <w:szCs w:val="32"/>
-          <w14:ligatures w14:val="standardContextual"/>
-        </w:rPr>
-        <w:t xml:space="preserve">TUTOR: </w:t>
-      </w:r>
-      <w:r>
-        <w:rPr>
-          <w:rFonts w:ascii="Aptos" w:eastAsia="Aptos" w:hAnsi="Aptos" w:cs="Times New Roman"/>
-          <w:kern w:val="2"/>
-          <w:sz w:val="32"/>
-          <w:szCs w:val="32"/>
-          <w14:ligatures w14:val="standardContextual"/>
-        </w:rPr>
-        <w:t>Ing. Parrales Bravo Franklin Ricardo</w:t>
+          <w:rFonts w:ascii="Arial" w:hAnsi="Arial" w:cs="Arial"/>
+          <w:szCs w:val="24"/>
+        </w:rPr>
+      </w:pPr>
+      <w:r>
+        <w:rPr>
+          <w:rFonts w:cs="Arial"/>
+          <w:szCs w:val="24"/>
+        </w:rPr>
+        <w:t>Construcción de Software</w:t>
       </w:r>
     </w:p>
     <w:p>
       <w:pPr>
-        <w:widowControl/>
-        <w:autoSpaceDE/>
-        <w:autoSpaceDN/>
-        <w:rPr>
-          <w:rFonts w:ascii="Aptos" w:eastAsia="Aptos" w:hAnsi="Aptos" w:cs="Times New Roman"/>
-          <w:kern w:val="2"/>
-          <w:sz w:val="32"/>
-          <w:szCs w:val="32"/>
-          <w14:ligatures w14:val="standardContextual"/>
-        </w:rPr>
-      </w:pPr>
+        <w:spacing w:after="376" w:line="360" w:lineRule="auto"/>
+        <w:ind w:left="14" w:right="2" w:hanging="10"/>
+        <w:jc w:val="center"/>
+        <w:rPr>
+          <w:rFonts w:ascii="Arial" w:hAnsi="Arial" w:cs="Arial"/>
+          <w:szCs w:val="24"/>
+        </w:rPr>
+      </w:pPr>
+      <w:r>
+        <w:rPr>
+          <w:rFonts w:ascii="Arial" w:hAnsi="Arial" w:cs="Arial"/>
+          <w:szCs w:val="24"/>
+        </w:rPr>
+        <w:t>Software</w:t>
+      </w:r>
     </w:p>
     <w:p>
       <w:pPr>
-        <w:widowControl/>
-        <w:autoSpaceDE/>
-        <w:autoSpaceDN/>
-        <w:spacing w:after="160" w:line="276" w:lineRule="auto"/>
+        <w:spacing w:after="376" w:line="360" w:lineRule="auto"/>
+        <w:ind w:left="14" w:hanging="10"/>
         <w:jc w:val="center"/>
         <w:rPr>
-          <w:rFonts w:ascii="Aptos" w:eastAsia="Aptos" w:hAnsi="Aptos" w:cs="Times New Roman"/>
-          <w:kern w:val="2"/>
-          <w:sz w:val="32"/>
-          <w:szCs w:val="32"/>
-          <w14:ligatures w14:val="standardContextual"/>
-        </w:rPr>
-      </w:pPr>
-      <w:r>
-        <w:rPr>
-          <w:rFonts w:ascii="Aptos" w:eastAsia="Aptos" w:hAnsi="Aptos" w:cs="Times New Roman"/>
-          <w:b/>
-          <w:bCs/>
-          <w:color w:val="153D63"/>
-          <w:kern w:val="2"/>
-          <w:sz w:val="32"/>
-          <w:szCs w:val="32"/>
-          <w14:ligatures w14:val="standardContextual"/>
-        </w:rPr>
-        <w:t>AÑO LECTIVO:</w:t>
-      </w:r>
-      <w:r>
-        <w:rPr>
-          <w:rFonts w:ascii="Aptos" w:eastAsia="Aptos" w:hAnsi="Aptos" w:cs="Times New Roman"/>
-          <w:color w:val="153D63"/>
-          <w:kern w:val="2"/>
-          <w:sz w:val="32"/>
-          <w:szCs w:val="32"/>
-          <w14:ligatures w14:val="standardContextual"/>
-        </w:rPr>
-        <w:t xml:space="preserve"> </w:t>
-      </w:r>
-      <w:r>
-        <w:rPr>
-          <w:rFonts w:ascii="Aptos" w:eastAsia="Aptos" w:hAnsi="Aptos" w:cs="Times New Roman"/>
-          <w:kern w:val="2"/>
-          <w:sz w:val="32"/>
-          <w:szCs w:val="32"/>
-          <w14:ligatures w14:val="standardContextual"/>
-        </w:rPr>
-        <w:t>2026</w:t>
+          <w:rFonts w:ascii="Arial" w:hAnsi="Arial" w:cs="Arial"/>
+          <w:szCs w:val="24"/>
+        </w:rPr>
+      </w:pPr>
+      <w:r>
+        <w:rPr>
+          <w:rFonts w:cs="Arial"/>
+          <w:szCs w:val="24"/>
+        </w:rPr>
+        <w:t>Ing. Parrales Bravo Franklin Ricardo</w:t>
       </w:r>
     </w:p>
     <w:p>
       <w:pPr>
+        <w:spacing w:after="376" w:line="360" w:lineRule="auto"/>
+        <w:ind w:left="14" w:hanging="10"/>
+        <w:jc w:val="center"/>
+        <w:rPr>
+          <w:rFonts w:ascii="Arial" w:hAnsi="Arial" w:cs="Arial"/>
+          <w:szCs w:val="24"/>
+        </w:rPr>
+      </w:pPr>
+      <w:r>
+        <w:rPr>
+          <w:rFonts w:ascii="Arial" w:hAnsi="Arial" w:cs="Arial"/>
+          <w:szCs w:val="24"/>
+        </w:rPr>
+        <w:t>Sof-NO-6-7</w:t>
+      </w:r>
+    </w:p>
+    <w:p>
+      <w:pPr>
+        <w:spacing w:after="376" w:line="360" w:lineRule="auto"/>
+        <w:ind w:left="14" w:right="2" w:hanging="10"/>
+        <w:jc w:val="center"/>
+        <w:rPr>
+          <w:rFonts w:ascii="Arial" w:hAnsi="Arial" w:cs="Arial"/>
+          <w:szCs w:val="24"/>
+        </w:rPr>
+      </w:pPr>
+      <w:r>
+        <w:rPr>
+          <w:rFonts w:ascii="Arial" w:hAnsi="Arial" w:cs="Arial"/>
+          <w:szCs w:val="24"/>
+        </w:rPr>
+        <w:t xml:space="preserve">Guayaquil, 2026 </w:t>
+      </w:r>
+    </w:p>
+    <w:p>
+      <w:pPr>
         <w:pStyle w:val="Textoindependiente"/>
         <w:rPr>
           <w:rFonts w:ascii="Arial"/>
@@ -839,10 +543,9 @@
           <w:sz w:val="17"/>
         </w:rPr>
         <w:sectPr>
-          <w:headerReference w:type="default" r:id="rId8"/>
-          <w:footerReference w:type="default" r:id="rId9"/>
+          <w:footerReference w:type="default" r:id="rId11"/>
           <w:pgSz w:w="11910" w:h="16840"/>
-          <w:pgMar w:top="1080" w:right="708" w:bottom="640" w:left="708" w:header="0" w:footer="456" w:gutter="0"/>
+          <w:pgMar w:top="1690" w:right="708" w:bottom="640" w:left="708" w:header="0" w:footer="456" w:gutter="0"/>
           <w:cols w:space="720"/>
         </w:sectPr>
       </w:pPr>
@@ -861,179 +564,6 @@
         </w:rPr>
         <w:lastRenderedPageBreak/>
         <w:t>PREDICTIVEMAINTAIN</w:t>
-      </w:r>
-    </w:p>
-    <w:p>
-      <w:pPr>
-        <w:spacing w:before="187"/>
-        <w:ind w:left="9" w:right="9"/>
-        <w:jc w:val="center"/>
-        <w:rPr>
-          <w:rFonts w:ascii="Times New Roman" w:hAnsi="Times New Roman" w:cs="Times New Roman"/>
-          <w:i/>
-        </w:rPr>
-      </w:pPr>
-      <w:r>
-        <w:rPr>
-          <w:rFonts w:ascii="Times New Roman" w:hAnsi="Times New Roman" w:cs="Times New Roman"/>
-          <w:i/>
-          <w:color w:val="495467"/>
-        </w:rPr>
-        <w:t>Documentación</w:t>
-      </w:r>
-      <w:r>
-        <w:rPr>
-          <w:rFonts w:ascii="Times New Roman" w:hAnsi="Times New Roman" w:cs="Times New Roman"/>
-          <w:i/>
-          <w:color w:val="495467"/>
-          <w:spacing w:val="-6"/>
-        </w:rPr>
-        <w:t xml:space="preserve"> </w:t>
-      </w:r>
-      <w:r>
-        <w:rPr>
-          <w:rFonts w:ascii="Times New Roman" w:hAnsi="Times New Roman" w:cs="Times New Roman"/>
-          <w:i/>
-          <w:color w:val="495467"/>
-        </w:rPr>
-        <w:t>Técnica</w:t>
-      </w:r>
-      <w:r>
-        <w:rPr>
-          <w:rFonts w:ascii="Times New Roman" w:hAnsi="Times New Roman" w:cs="Times New Roman"/>
-          <w:i/>
-          <w:color w:val="495467"/>
-          <w:spacing w:val="-5"/>
-        </w:rPr>
-        <w:t xml:space="preserve"> </w:t>
-      </w:r>
-      <w:r>
-        <w:rPr>
-          <w:rFonts w:ascii="Times New Roman" w:hAnsi="Times New Roman" w:cs="Times New Roman"/>
-          <w:i/>
-          <w:color w:val="495467"/>
-        </w:rPr>
-        <w:t>Consolidada</w:t>
-      </w:r>
-      <w:r>
-        <w:rPr>
-          <w:rFonts w:ascii="Times New Roman" w:hAnsi="Times New Roman" w:cs="Times New Roman"/>
-          <w:i/>
-          <w:color w:val="495467"/>
-          <w:spacing w:val="-5"/>
-        </w:rPr>
-        <w:t xml:space="preserve"> </w:t>
-      </w:r>
-      <w:r>
-        <w:rPr>
-          <w:rFonts w:ascii="Times New Roman" w:hAnsi="Times New Roman" w:cs="Times New Roman"/>
-          <w:i/>
-          <w:color w:val="495467"/>
-        </w:rPr>
-        <w:t>con</w:t>
-      </w:r>
-      <w:r>
-        <w:rPr>
-          <w:rFonts w:ascii="Times New Roman" w:hAnsi="Times New Roman" w:cs="Times New Roman"/>
-          <w:i/>
-          <w:color w:val="495467"/>
-          <w:spacing w:val="-5"/>
-        </w:rPr>
-        <w:t xml:space="preserve"> </w:t>
-      </w:r>
-      <w:r>
-        <w:rPr>
-          <w:rFonts w:ascii="Times New Roman" w:hAnsi="Times New Roman" w:cs="Times New Roman"/>
-          <w:i/>
-          <w:color w:val="495467"/>
-        </w:rPr>
-        <w:t>Selección</w:t>
-      </w:r>
-      <w:r>
-        <w:rPr>
-          <w:rFonts w:ascii="Times New Roman" w:hAnsi="Times New Roman" w:cs="Times New Roman"/>
-          <w:i/>
-          <w:color w:val="495467"/>
-          <w:spacing w:val="-5"/>
-        </w:rPr>
-        <w:t xml:space="preserve"> </w:t>
-      </w:r>
-      <w:r>
-        <w:rPr>
-          <w:rFonts w:ascii="Times New Roman" w:hAnsi="Times New Roman" w:cs="Times New Roman"/>
-          <w:i/>
-          <w:color w:val="495467"/>
-        </w:rPr>
-        <w:t>Crítica</w:t>
-      </w:r>
-      <w:r>
-        <w:rPr>
-          <w:rFonts w:ascii="Times New Roman" w:hAnsi="Times New Roman" w:cs="Times New Roman"/>
-          <w:i/>
-          <w:color w:val="495467"/>
-          <w:spacing w:val="-5"/>
-        </w:rPr>
-        <w:t xml:space="preserve"> </w:t>
-      </w:r>
-      <w:r>
-        <w:rPr>
-          <w:rFonts w:ascii="Times New Roman" w:hAnsi="Times New Roman" w:cs="Times New Roman"/>
-          <w:i/>
-          <w:color w:val="495467"/>
-        </w:rPr>
-        <w:t>de</w:t>
-      </w:r>
-      <w:r>
-        <w:rPr>
-          <w:rFonts w:ascii="Times New Roman" w:hAnsi="Times New Roman" w:cs="Times New Roman"/>
-          <w:i/>
-          <w:color w:val="495467"/>
-          <w:spacing w:val="-5"/>
-        </w:rPr>
-        <w:t xml:space="preserve"> </w:t>
-      </w:r>
-      <w:r>
-        <w:rPr>
-          <w:rFonts w:ascii="Times New Roman" w:hAnsi="Times New Roman" w:cs="Times New Roman"/>
-          <w:i/>
-          <w:color w:val="495467"/>
-        </w:rPr>
-        <w:t>10</w:t>
-      </w:r>
-      <w:r>
-        <w:rPr>
-          <w:rFonts w:ascii="Times New Roman" w:hAnsi="Times New Roman" w:cs="Times New Roman"/>
-          <w:i/>
-          <w:color w:val="495467"/>
-          <w:spacing w:val="-5"/>
-        </w:rPr>
-        <w:t xml:space="preserve"> </w:t>
-      </w:r>
-      <w:r>
-        <w:rPr>
-          <w:rFonts w:ascii="Times New Roman" w:hAnsi="Times New Roman" w:cs="Times New Roman"/>
-          <w:i/>
-          <w:color w:val="495467"/>
-        </w:rPr>
-        <w:t>Evidencias</w:t>
-      </w:r>
-      <w:r>
-        <w:rPr>
-          <w:rFonts w:ascii="Times New Roman" w:hAnsi="Times New Roman" w:cs="Times New Roman"/>
-          <w:i/>
-          <w:color w:val="495467"/>
-          <w:spacing w:val="-5"/>
-        </w:rPr>
-        <w:t xml:space="preserve"> </w:t>
-      </w:r>
-      <w:r>
-        <w:rPr>
-          <w:rFonts w:ascii="Times New Roman" w:hAnsi="Times New Roman" w:cs="Times New Roman"/>
-          <w:i/>
-          <w:color w:val="495467"/>
-          <w:spacing w:val="-2"/>
-        </w:rPr>
-        <w:t>Clave</w:t>
       </w:r>
     </w:p>
     <w:p>
@@ -1058,15 +588,14 @@
           <w:tab w:val="left" w:pos="611"/>
         </w:tabs>
         <w:ind w:hanging="502"/>
-        <w:jc w:val="left"/>
         <w:rPr>
           <w:rFonts w:ascii="Times New Roman" w:hAnsi="Times New Roman" w:cs="Times New Roman"/>
           <w:sz w:val="32"/>
           <w:szCs w:val="32"/>
         </w:rPr>
       </w:pPr>
-      <w:bookmarkStart w:id="1" w:name="1._Explicación_Total_del_Proyecto"/>
-      <w:bookmarkEnd w:id="1"/>
+      <w:bookmarkStart w:id="0" w:name="1._Explicación_Total_del_Proyecto"/>
+      <w:bookmarkEnd w:id="0"/>
       <w:r>
         <w:rPr>
           <w:rFonts w:ascii="Times New Roman" w:hAnsi="Times New Roman" w:cs="Times New Roman"/>
@@ -1131,9 +660,8 @@
     <w:p>
       <w:pPr>
         <w:pStyle w:val="Textoindependiente"/>
-        <w:spacing w:before="262" w:line="312" w:lineRule="auto"/>
-        <w:ind w:left="284" w:right="119"/>
-        <w:jc w:val="both"/>
+        <w:spacing w:before="0" w:line="312" w:lineRule="auto"/>
+        <w:ind w:left="284" w:firstLine="720"/>
         <w:rPr>
           <w:rFonts w:ascii="Times New Roman" w:hAnsi="Times New Roman" w:cs="Times New Roman"/>
         </w:rPr>
@@ -1142,8 +670,6 @@
       <w:r>
         <w:rPr>
           <w:rFonts w:ascii="Times New Roman" w:hAnsi="Times New Roman" w:cs="Times New Roman"/>
-          <w:b/>
-          <w:color w:val="2D3648"/>
         </w:rPr>
         <w:t>PredictiveMaintain</w:t>
       </w:r>
@@ -1151,269 +677,168 @@
       <w:r>
         <w:rPr>
           <w:rFonts w:ascii="Times New Roman" w:hAnsi="Times New Roman" w:cs="Times New Roman"/>
-          <w:b/>
-          <w:color w:val="2D3648"/>
-        </w:rPr>
-        <w:t xml:space="preserve"> </w:t>
-      </w:r>
-      <w:r>
-        <w:rPr>
-          <w:rFonts w:ascii="Times New Roman" w:hAnsi="Times New Roman" w:cs="Times New Roman"/>
-          <w:color w:val="2D3648"/>
+        </w:rPr>
+        <w:t xml:space="preserve"> </w:t>
+      </w:r>
+      <w:r>
+        <w:rPr>
+          <w:rFonts w:ascii="Times New Roman" w:hAnsi="Times New Roman" w:cs="Times New Roman"/>
         </w:rPr>
         <w:t>es una solución web integral diseñada para la gestión operativa y el mantenimiento preventivo de activos físicos en pequeñas y medianas empresas. Su propuesta de valor principal reside en la</w:t>
       </w:r>
       <w:r>
         <w:rPr>
           <w:rFonts w:ascii="Times New Roman" w:hAnsi="Times New Roman" w:cs="Times New Roman"/>
-          <w:color w:val="2D3648"/>
-          <w:spacing w:val="80"/>
-        </w:rPr>
-        <w:t xml:space="preserve"> </w:t>
-      </w:r>
-      <w:r>
-        <w:rPr>
-          <w:rFonts w:ascii="Times New Roman" w:hAnsi="Times New Roman" w:cs="Times New Roman"/>
-          <w:b/>
-          <w:color w:val="2D3648"/>
-        </w:rPr>
-        <w:t>automatización</w:t>
-      </w:r>
-      <w:r>
-        <w:rPr>
-          <w:rFonts w:ascii="Times New Roman" w:hAnsi="Times New Roman" w:cs="Times New Roman"/>
-          <w:b/>
-          <w:color w:val="2D3648"/>
-          <w:spacing w:val="-3"/>
-        </w:rPr>
-        <w:t xml:space="preserve"> </w:t>
-      </w:r>
-      <w:r>
-        <w:rPr>
-          <w:rFonts w:ascii="Times New Roman" w:hAnsi="Times New Roman" w:cs="Times New Roman"/>
-          <w:b/>
-          <w:color w:val="2D3648"/>
+        </w:rPr>
+        <w:t xml:space="preserve"> automatización de alertas predictivas</w:t>
+      </w:r>
+      <w:r>
+        <w:rPr>
+          <w:rFonts w:ascii="Times New Roman" w:hAnsi="Times New Roman" w:cs="Times New Roman"/>
+        </w:rPr>
+        <w:t>.</w:t>
+      </w:r>
+      <w:r>
+        <w:rPr>
+          <w:rFonts w:ascii="Times New Roman" w:hAnsi="Times New Roman" w:cs="Times New Roman"/>
+        </w:rPr>
+        <w:t xml:space="preserve"> </w:t>
+      </w:r>
+      <w:r>
+        <w:rPr>
+          <w:rFonts w:ascii="Times New Roman" w:hAnsi="Times New Roman" w:cs="Times New Roman"/>
+        </w:rPr>
+        <w:t>A</w:t>
+      </w:r>
+      <w:r>
+        <w:rPr>
+          <w:rFonts w:ascii="Times New Roman" w:hAnsi="Times New Roman" w:cs="Times New Roman"/>
+        </w:rPr>
+        <w:t xml:space="preserve"> </w:t>
+      </w:r>
+      <w:r>
+        <w:rPr>
+          <w:rFonts w:ascii="Times New Roman" w:hAnsi="Times New Roman" w:cs="Times New Roman"/>
+        </w:rPr>
+        <w:t>diferencia</w:t>
+      </w:r>
+      <w:r>
+        <w:rPr>
+          <w:rFonts w:ascii="Times New Roman" w:hAnsi="Times New Roman" w:cs="Times New Roman"/>
+        </w:rPr>
+        <w:t xml:space="preserve"> </w:t>
+      </w:r>
+      <w:r>
+        <w:rPr>
+          <w:rFonts w:ascii="Times New Roman" w:hAnsi="Times New Roman" w:cs="Times New Roman"/>
         </w:rPr>
         <w:t>de</w:t>
       </w:r>
       <w:r>
         <w:rPr>
           <w:rFonts w:ascii="Times New Roman" w:hAnsi="Times New Roman" w:cs="Times New Roman"/>
-          <w:b/>
-          <w:color w:val="2D3648"/>
-          <w:spacing w:val="-3"/>
-        </w:rPr>
-        <w:t xml:space="preserve"> </w:t>
-      </w:r>
-      <w:r>
-        <w:rPr>
-          <w:rFonts w:ascii="Times New Roman" w:hAnsi="Times New Roman" w:cs="Times New Roman"/>
-          <w:b/>
-          <w:color w:val="2D3648"/>
-        </w:rPr>
-        <w:t>alertas</w:t>
-      </w:r>
-      <w:r>
-        <w:rPr>
-          <w:rFonts w:ascii="Times New Roman" w:hAnsi="Times New Roman" w:cs="Times New Roman"/>
-          <w:b/>
-          <w:color w:val="2D3648"/>
-          <w:spacing w:val="-3"/>
-        </w:rPr>
-        <w:t xml:space="preserve"> </w:t>
-      </w:r>
-      <w:r>
-        <w:rPr>
-          <w:rFonts w:ascii="Times New Roman" w:hAnsi="Times New Roman" w:cs="Times New Roman"/>
-          <w:b/>
-          <w:color w:val="2D3648"/>
-        </w:rPr>
-        <w:t>predictivas</w:t>
-      </w:r>
-      <w:r>
-        <w:rPr>
-          <w:rFonts w:ascii="Times New Roman" w:hAnsi="Times New Roman" w:cs="Times New Roman"/>
-          <w:color w:val="2D3648"/>
-        </w:rPr>
-        <w:t>.</w:t>
-      </w:r>
-      <w:r>
-        <w:rPr>
-          <w:rFonts w:ascii="Times New Roman" w:hAnsi="Times New Roman" w:cs="Times New Roman"/>
-          <w:color w:val="2D3648"/>
-          <w:spacing w:val="-3"/>
-        </w:rPr>
-        <w:t xml:space="preserve"> </w:t>
-      </w:r>
-      <w:r>
-        <w:rPr>
-          <w:rFonts w:ascii="Times New Roman" w:hAnsi="Times New Roman" w:cs="Times New Roman"/>
-          <w:color w:val="2D3648"/>
-        </w:rPr>
-        <w:t>A</w:t>
-      </w:r>
-      <w:r>
-        <w:rPr>
-          <w:rFonts w:ascii="Times New Roman" w:hAnsi="Times New Roman" w:cs="Times New Roman"/>
-          <w:color w:val="2D3648"/>
-          <w:spacing w:val="-3"/>
-        </w:rPr>
-        <w:t xml:space="preserve"> </w:t>
-      </w:r>
-      <w:r>
-        <w:rPr>
-          <w:rFonts w:ascii="Times New Roman" w:hAnsi="Times New Roman" w:cs="Times New Roman"/>
-          <w:color w:val="2D3648"/>
-        </w:rPr>
-        <w:t>diferencia</w:t>
-      </w:r>
-      <w:r>
-        <w:rPr>
-          <w:rFonts w:ascii="Times New Roman" w:hAnsi="Times New Roman" w:cs="Times New Roman"/>
-          <w:color w:val="2D3648"/>
-          <w:spacing w:val="-3"/>
-        </w:rPr>
-        <w:t xml:space="preserve"> </w:t>
-      </w:r>
-      <w:r>
-        <w:rPr>
-          <w:rFonts w:ascii="Times New Roman" w:hAnsi="Times New Roman" w:cs="Times New Roman"/>
-          <w:color w:val="2D3648"/>
-        </w:rPr>
-        <w:t>de</w:t>
-      </w:r>
-      <w:r>
-        <w:rPr>
-          <w:rFonts w:ascii="Times New Roman" w:hAnsi="Times New Roman" w:cs="Times New Roman"/>
-          <w:color w:val="2D3648"/>
-          <w:spacing w:val="-3"/>
-        </w:rPr>
-        <w:t xml:space="preserve"> </w:t>
-      </w:r>
-      <w:r>
-        <w:rPr>
-          <w:rFonts w:ascii="Times New Roman" w:hAnsi="Times New Roman" w:cs="Times New Roman"/>
-          <w:color w:val="2D3648"/>
+        </w:rPr>
+        <w:t xml:space="preserve"> </w:t>
+      </w:r>
+      <w:r>
+        <w:rPr>
+          <w:rFonts w:ascii="Times New Roman" w:hAnsi="Times New Roman" w:cs="Times New Roman"/>
         </w:rPr>
         <w:t>una</w:t>
       </w:r>
       <w:r>
         <w:rPr>
           <w:rFonts w:ascii="Times New Roman" w:hAnsi="Times New Roman" w:cs="Times New Roman"/>
-          <w:color w:val="2D3648"/>
-          <w:spacing w:val="-3"/>
-        </w:rPr>
-        <w:t xml:space="preserve"> </w:t>
-      </w:r>
-      <w:r>
-        <w:rPr>
-          <w:rFonts w:ascii="Times New Roman" w:hAnsi="Times New Roman" w:cs="Times New Roman"/>
-          <w:color w:val="2D3648"/>
+        </w:rPr>
+        <w:t xml:space="preserve"> </w:t>
+      </w:r>
+      <w:r>
+        <w:rPr>
+          <w:rFonts w:ascii="Times New Roman" w:hAnsi="Times New Roman" w:cs="Times New Roman"/>
         </w:rPr>
         <w:t>bitácora</w:t>
       </w:r>
       <w:r>
         <w:rPr>
           <w:rFonts w:ascii="Times New Roman" w:hAnsi="Times New Roman" w:cs="Times New Roman"/>
-          <w:color w:val="2D3648"/>
-          <w:spacing w:val="-3"/>
-        </w:rPr>
-        <w:t xml:space="preserve"> </w:t>
-      </w:r>
-      <w:r>
-        <w:rPr>
-          <w:rFonts w:ascii="Times New Roman" w:hAnsi="Times New Roman" w:cs="Times New Roman"/>
-          <w:color w:val="2D3648"/>
+        </w:rPr>
+        <w:t xml:space="preserve"> </w:t>
+      </w:r>
+      <w:r>
+        <w:rPr>
+          <w:rFonts w:ascii="Times New Roman" w:hAnsi="Times New Roman" w:cs="Times New Roman"/>
         </w:rPr>
         <w:t>o</w:t>
       </w:r>
       <w:r>
         <w:rPr>
           <w:rFonts w:ascii="Times New Roman" w:hAnsi="Times New Roman" w:cs="Times New Roman"/>
-          <w:color w:val="2D3648"/>
-          <w:spacing w:val="-3"/>
-        </w:rPr>
-        <w:t xml:space="preserve"> </w:t>
-      </w:r>
-      <w:r>
-        <w:rPr>
-          <w:rFonts w:ascii="Times New Roman" w:hAnsi="Times New Roman" w:cs="Times New Roman"/>
-          <w:color w:val="2D3648"/>
+        </w:rPr>
+        <w:t xml:space="preserve"> </w:t>
+      </w:r>
+      <w:r>
+        <w:rPr>
+          <w:rFonts w:ascii="Times New Roman" w:hAnsi="Times New Roman" w:cs="Times New Roman"/>
         </w:rPr>
         <w:t>registro</w:t>
       </w:r>
       <w:r>
         <w:rPr>
           <w:rFonts w:ascii="Times New Roman" w:hAnsi="Times New Roman" w:cs="Times New Roman"/>
-          <w:color w:val="2D3648"/>
-          <w:spacing w:val="-3"/>
-        </w:rPr>
-        <w:t xml:space="preserve"> </w:t>
-      </w:r>
-      <w:r>
-        <w:rPr>
-          <w:rFonts w:ascii="Times New Roman" w:hAnsi="Times New Roman" w:cs="Times New Roman"/>
-          <w:color w:val="2D3648"/>
+        </w:rPr>
+        <w:t xml:space="preserve"> </w:t>
+      </w:r>
+      <w:r>
+        <w:rPr>
+          <w:rFonts w:ascii="Times New Roman" w:hAnsi="Times New Roman" w:cs="Times New Roman"/>
         </w:rPr>
         <w:t>pasivo</w:t>
       </w:r>
       <w:r>
         <w:rPr>
           <w:rFonts w:ascii="Times New Roman" w:hAnsi="Times New Roman" w:cs="Times New Roman"/>
-          <w:color w:val="2D3648"/>
-          <w:spacing w:val="-3"/>
-        </w:rPr>
-        <w:t xml:space="preserve"> </w:t>
-      </w:r>
-      <w:r>
-        <w:rPr>
-          <w:rFonts w:ascii="Times New Roman" w:hAnsi="Times New Roman" w:cs="Times New Roman"/>
-          <w:color w:val="2D3648"/>
+        </w:rPr>
+        <w:t xml:space="preserve"> </w:t>
+      </w:r>
+      <w:r>
+        <w:rPr>
+          <w:rFonts w:ascii="Times New Roman" w:hAnsi="Times New Roman" w:cs="Times New Roman"/>
         </w:rPr>
         <w:t>tradicional,</w:t>
       </w:r>
       <w:r>
         <w:rPr>
           <w:rFonts w:ascii="Times New Roman" w:hAnsi="Times New Roman" w:cs="Times New Roman"/>
-          <w:color w:val="2D3648"/>
-          <w:spacing w:val="-3"/>
-        </w:rPr>
-        <w:t xml:space="preserve"> </w:t>
-      </w:r>
-      <w:r>
-        <w:rPr>
-          <w:rFonts w:ascii="Times New Roman" w:hAnsi="Times New Roman" w:cs="Times New Roman"/>
-          <w:color w:val="2D3648"/>
+        </w:rPr>
+        <w:t xml:space="preserve"> </w:t>
+      </w:r>
+      <w:r>
+        <w:rPr>
+          <w:rFonts w:ascii="Times New Roman" w:hAnsi="Times New Roman" w:cs="Times New Roman"/>
         </w:rPr>
         <w:t>el</w:t>
       </w:r>
       <w:r>
         <w:rPr>
           <w:rFonts w:ascii="Times New Roman" w:hAnsi="Times New Roman" w:cs="Times New Roman"/>
-          <w:color w:val="2D3648"/>
-          <w:spacing w:val="-3"/>
-        </w:rPr>
-        <w:t xml:space="preserve"> </w:t>
-      </w:r>
-      <w:r>
-        <w:rPr>
-          <w:rFonts w:ascii="Times New Roman" w:hAnsi="Times New Roman" w:cs="Times New Roman"/>
-          <w:color w:val="2D3648"/>
+        </w:rPr>
+        <w:t xml:space="preserve"> </w:t>
+      </w:r>
+      <w:r>
+        <w:rPr>
+          <w:rFonts w:ascii="Times New Roman" w:hAnsi="Times New Roman" w:cs="Times New Roman"/>
         </w:rPr>
         <w:t>sistema</w:t>
       </w:r>
       <w:r>
         <w:rPr>
           <w:rFonts w:ascii="Times New Roman" w:hAnsi="Times New Roman" w:cs="Times New Roman"/>
-          <w:color w:val="2D3648"/>
-          <w:spacing w:val="-3"/>
-        </w:rPr>
-        <w:t xml:space="preserve"> </w:t>
-      </w:r>
-      <w:r>
-        <w:rPr>
-          <w:rFonts w:ascii="Times New Roman" w:hAnsi="Times New Roman" w:cs="Times New Roman"/>
-          <w:color w:val="2D3648"/>
+        </w:rPr>
+        <w:t xml:space="preserve"> </w:t>
+      </w:r>
+      <w:r>
+        <w:rPr>
+          <w:rFonts w:ascii="Times New Roman" w:hAnsi="Times New Roman" w:cs="Times New Roman"/>
         </w:rPr>
         <w:t>utiliza una lógica de control de umbral operativo para notificar proactivamente en pantalla cuándo un equipo está en riesgo inminente de fallo.</w:t>
       </w:r>
@@ -1421,25 +846,21 @@
     <w:p>
       <w:pPr>
         <w:pStyle w:val="Textoindependiente"/>
-        <w:spacing w:before="155" w:line="312" w:lineRule="auto"/>
-        <w:ind w:left="284" w:right="142"/>
-        <w:jc w:val="both"/>
-        <w:rPr>
-          <w:rFonts w:ascii="Times New Roman" w:hAnsi="Times New Roman" w:cs="Times New Roman"/>
-        </w:rPr>
-      </w:pPr>
-      <w:r>
-        <w:rPr>
-          <w:rFonts w:ascii="Times New Roman" w:hAnsi="Times New Roman" w:cs="Times New Roman"/>
-          <w:color w:val="2D3648"/>
+        <w:spacing w:before="0" w:line="312" w:lineRule="auto"/>
+        <w:ind w:left="284" w:firstLine="720"/>
+        <w:rPr>
+          <w:rFonts w:ascii="Times New Roman" w:hAnsi="Times New Roman" w:cs="Times New Roman"/>
+        </w:rPr>
+      </w:pPr>
+      <w:r>
+        <w:rPr>
+          <w:rFonts w:ascii="Times New Roman" w:hAnsi="Times New Roman" w:cs="Times New Roman"/>
         </w:rPr>
         <w:t xml:space="preserve">Al contrastar continuamente el uso acumulado (horas de uso) frente al límite nominal seguro (umbral), la plataforma permite migrar de una cultura de mantenimiento correctivo ("reparar lo que ya se dañó") hacia una estrategia proactiva ("mantener para evitar la parada operativa"), protegiendo los recursos financieros de la </w:t>
       </w:r>
       <w:r>
         <w:rPr>
           <w:rFonts w:ascii="Times New Roman" w:hAnsi="Times New Roman" w:cs="Times New Roman"/>
-          <w:color w:val="2D3648"/>
-          <w:spacing w:val="-2"/>
         </w:rPr>
         <w:t>organización.</w:t>
       </w:r>
@@ -1455,13 +876,12 @@
           <w:tab w:val="left" w:pos="611"/>
         </w:tabs>
         <w:ind w:left="284" w:firstLine="0"/>
-        <w:jc w:val="left"/>
-        <w:rPr>
-          <w:rFonts w:ascii="Times New Roman" w:hAnsi="Times New Roman" w:cs="Times New Roman"/>
-        </w:rPr>
-      </w:pPr>
-      <w:bookmarkStart w:id="2" w:name="2._Módulos_y_Componentes_del_Sistema"/>
-      <w:bookmarkEnd w:id="2"/>
+        <w:rPr>
+          <w:rFonts w:ascii="Times New Roman" w:hAnsi="Times New Roman" w:cs="Times New Roman"/>
+        </w:rPr>
+      </w:pPr>
+      <w:bookmarkStart w:id="1" w:name="2._Módulos_y_Componentes_del_Sistema"/>
+      <w:bookmarkEnd w:id="1"/>
       <w:r>
         <w:rPr>
           <w:rFonts w:ascii="Times New Roman" w:hAnsi="Times New Roman" w:cs="Times New Roman"/>
@@ -1543,164 +963,130 @@
     <w:p>
       <w:pPr>
         <w:pStyle w:val="Textoindependiente"/>
-        <w:spacing w:before="262"/>
-        <w:ind w:left="284"/>
-        <w:jc w:val="both"/>
-        <w:rPr>
-          <w:rFonts w:ascii="Times New Roman" w:hAnsi="Times New Roman" w:cs="Times New Roman"/>
-        </w:rPr>
-      </w:pPr>
-      <w:r>
-        <w:rPr>
-          <w:rFonts w:ascii="Times New Roman" w:hAnsi="Times New Roman" w:cs="Times New Roman"/>
-          <w:color w:val="2D3648"/>
+        <w:spacing w:before="0" w:line="312" w:lineRule="auto"/>
+        <w:ind w:left="284" w:firstLine="720"/>
+        <w:rPr>
+          <w:rFonts w:ascii="Times New Roman" w:hAnsi="Times New Roman" w:cs="Times New Roman"/>
+        </w:rPr>
+      </w:pPr>
+      <w:r>
+        <w:rPr>
+          <w:rFonts w:ascii="Times New Roman" w:hAnsi="Times New Roman" w:cs="Times New Roman"/>
         </w:rPr>
         <w:t>El</w:t>
       </w:r>
       <w:r>
         <w:rPr>
           <w:rFonts w:ascii="Times New Roman" w:hAnsi="Times New Roman" w:cs="Times New Roman"/>
-          <w:color w:val="2D3648"/>
-          <w:spacing w:val="-7"/>
-        </w:rPr>
-        <w:t xml:space="preserve"> </w:t>
-      </w:r>
-      <w:r>
-        <w:rPr>
-          <w:rFonts w:ascii="Times New Roman" w:hAnsi="Times New Roman" w:cs="Times New Roman"/>
-          <w:color w:val="2D3648"/>
+        </w:rPr>
+        <w:t xml:space="preserve"> </w:t>
+      </w:r>
+      <w:r>
+        <w:rPr>
+          <w:rFonts w:ascii="Times New Roman" w:hAnsi="Times New Roman" w:cs="Times New Roman"/>
         </w:rPr>
         <w:t>sistema</w:t>
       </w:r>
       <w:r>
         <w:rPr>
           <w:rFonts w:ascii="Times New Roman" w:hAnsi="Times New Roman" w:cs="Times New Roman"/>
-          <w:color w:val="2D3648"/>
-          <w:spacing w:val="-4"/>
-        </w:rPr>
-        <w:t xml:space="preserve"> </w:t>
-      </w:r>
-      <w:r>
-        <w:rPr>
-          <w:rFonts w:ascii="Times New Roman" w:hAnsi="Times New Roman" w:cs="Times New Roman"/>
-          <w:color w:val="2D3648"/>
+        </w:rPr>
+        <w:t xml:space="preserve"> </w:t>
+      </w:r>
+      <w:r>
+        <w:rPr>
+          <w:rFonts w:ascii="Times New Roman" w:hAnsi="Times New Roman" w:cs="Times New Roman"/>
         </w:rPr>
         <w:t>se</w:t>
       </w:r>
       <w:r>
         <w:rPr>
           <w:rFonts w:ascii="Times New Roman" w:hAnsi="Times New Roman" w:cs="Times New Roman"/>
-          <w:color w:val="2D3648"/>
-          <w:spacing w:val="-5"/>
-        </w:rPr>
-        <w:t xml:space="preserve"> </w:t>
-      </w:r>
-      <w:r>
-        <w:rPr>
-          <w:rFonts w:ascii="Times New Roman" w:hAnsi="Times New Roman" w:cs="Times New Roman"/>
-          <w:color w:val="2D3648"/>
+        </w:rPr>
+        <w:t xml:space="preserve"> </w:t>
+      </w:r>
+      <w:r>
+        <w:rPr>
+          <w:rFonts w:ascii="Times New Roman" w:hAnsi="Times New Roman" w:cs="Times New Roman"/>
         </w:rPr>
         <w:t>organiza</w:t>
       </w:r>
       <w:r>
         <w:rPr>
           <w:rFonts w:ascii="Times New Roman" w:hAnsi="Times New Roman" w:cs="Times New Roman"/>
-          <w:color w:val="2D3648"/>
-          <w:spacing w:val="-4"/>
-        </w:rPr>
-        <w:t xml:space="preserve"> </w:t>
-      </w:r>
-      <w:r>
-        <w:rPr>
-          <w:rFonts w:ascii="Times New Roman" w:hAnsi="Times New Roman" w:cs="Times New Roman"/>
-          <w:color w:val="2D3648"/>
+        </w:rPr>
+        <w:t xml:space="preserve"> </w:t>
+      </w:r>
+      <w:r>
+        <w:rPr>
+          <w:rFonts w:ascii="Times New Roman" w:hAnsi="Times New Roman" w:cs="Times New Roman"/>
         </w:rPr>
         <w:t>modularmente</w:t>
       </w:r>
       <w:r>
         <w:rPr>
           <w:rFonts w:ascii="Times New Roman" w:hAnsi="Times New Roman" w:cs="Times New Roman"/>
-          <w:color w:val="2D3648"/>
-          <w:spacing w:val="-5"/>
-        </w:rPr>
-        <w:t xml:space="preserve"> </w:t>
-      </w:r>
-      <w:r>
-        <w:rPr>
-          <w:rFonts w:ascii="Times New Roman" w:hAnsi="Times New Roman" w:cs="Times New Roman"/>
-          <w:color w:val="2D3648"/>
+        </w:rPr>
+        <w:t xml:space="preserve"> </w:t>
+      </w:r>
+      <w:r>
+        <w:rPr>
+          <w:rFonts w:ascii="Times New Roman" w:hAnsi="Times New Roman" w:cs="Times New Roman"/>
         </w:rPr>
         <w:t>de</w:t>
       </w:r>
       <w:r>
         <w:rPr>
           <w:rFonts w:ascii="Times New Roman" w:hAnsi="Times New Roman" w:cs="Times New Roman"/>
-          <w:color w:val="2D3648"/>
-          <w:spacing w:val="-4"/>
-        </w:rPr>
-        <w:t xml:space="preserve"> </w:t>
-      </w:r>
-      <w:r>
-        <w:rPr>
-          <w:rFonts w:ascii="Times New Roman" w:hAnsi="Times New Roman" w:cs="Times New Roman"/>
-          <w:color w:val="2D3648"/>
+        </w:rPr>
+        <w:t xml:space="preserve"> </w:t>
+      </w:r>
+      <w:r>
+        <w:rPr>
+          <w:rFonts w:ascii="Times New Roman" w:hAnsi="Times New Roman" w:cs="Times New Roman"/>
         </w:rPr>
         <w:t>la</w:t>
       </w:r>
       <w:r>
         <w:rPr>
           <w:rFonts w:ascii="Times New Roman" w:hAnsi="Times New Roman" w:cs="Times New Roman"/>
-          <w:color w:val="2D3648"/>
-          <w:spacing w:val="-5"/>
-        </w:rPr>
-        <w:t xml:space="preserve"> </w:t>
-      </w:r>
-      <w:r>
-        <w:rPr>
-          <w:rFonts w:ascii="Times New Roman" w:hAnsi="Times New Roman" w:cs="Times New Roman"/>
-          <w:color w:val="2D3648"/>
+        </w:rPr>
+        <w:t xml:space="preserve"> </w:t>
+      </w:r>
+      <w:r>
+        <w:rPr>
+          <w:rFonts w:ascii="Times New Roman" w:hAnsi="Times New Roman" w:cs="Times New Roman"/>
         </w:rPr>
         <w:t>siguiente</w:t>
       </w:r>
       <w:r>
         <w:rPr>
           <w:rFonts w:ascii="Times New Roman" w:hAnsi="Times New Roman" w:cs="Times New Roman"/>
-          <w:color w:val="2D3648"/>
-          <w:spacing w:val="-4"/>
-        </w:rPr>
-        <w:t xml:space="preserve"> </w:t>
-      </w:r>
-      <w:r>
-        <w:rPr>
-          <w:rFonts w:ascii="Times New Roman" w:hAnsi="Times New Roman" w:cs="Times New Roman"/>
-          <w:color w:val="2D3648"/>
-          <w:spacing w:val="-2"/>
-        </w:rPr>
-        <w:t>forma:</w:t>
+        </w:rPr>
+        <w:t xml:space="preserve"> forma:</w:t>
       </w:r>
     </w:p>
     <w:p>
       <w:pPr>
         <w:pStyle w:val="Prrafodelista"/>
         <w:numPr>
-          <w:ilvl w:val="1"/>
-          <w:numId w:val="4"/>
+          <w:ilvl w:val="0"/>
+          <w:numId w:val="9"/>
         </w:numPr>
         <w:tabs>
           <w:tab w:val="left" w:pos="442"/>
         </w:tabs>
         <w:spacing w:before="220" w:line="312" w:lineRule="auto"/>
-        <w:ind w:left="284" w:right="282"/>
-        <w:rPr>
-          <w:rFonts w:ascii="Times New Roman" w:hAnsi="Times New Roman" w:cs="Times New Roman"/>
-          <w:sz w:val="20"/>
-        </w:rPr>
-      </w:pPr>
-      <w:r>
-        <w:rPr>
-          <w:rFonts w:ascii="Times New Roman" w:hAnsi="Times New Roman" w:cs="Times New Roman"/>
-          <w:b/>
-          <w:color w:val="2D3648"/>
+        <w:ind w:right="282"/>
+        <w:rPr>
+          <w:rFonts w:ascii="Times New Roman" w:hAnsi="Times New Roman" w:cs="Times New Roman"/>
+          <w:sz w:val="20"/>
+        </w:rPr>
+      </w:pPr>
+      <w:r>
+        <w:rPr>
+          <w:rFonts w:ascii="Times New Roman" w:hAnsi="Times New Roman" w:cs="Times New Roman"/>
+          <w:b/>
           <w:sz w:val="20"/>
         </w:rPr>
         <w:t>Gestión</w:t>
@@ -1709,17 +1095,15 @@
         <w:rPr>
           <w:rFonts w:ascii="Times New Roman" w:hAnsi="Times New Roman" w:cs="Times New Roman"/>
           <w:b/>
-          <w:color w:val="2D3648"/>
-          <w:spacing w:val="-3"/>
-          <w:sz w:val="20"/>
-        </w:rPr>
-        <w:t xml:space="preserve"> </w:t>
-      </w:r>
-      <w:r>
-        <w:rPr>
-          <w:rFonts w:ascii="Times New Roman" w:hAnsi="Times New Roman" w:cs="Times New Roman"/>
-          <w:b/>
-          <w:color w:val="2D3648"/>
+          <w:spacing w:val="-3"/>
+          <w:sz w:val="20"/>
+        </w:rPr>
+        <w:t xml:space="preserve"> </w:t>
+      </w:r>
+      <w:r>
+        <w:rPr>
+          <w:rFonts w:ascii="Times New Roman" w:hAnsi="Times New Roman" w:cs="Times New Roman"/>
+          <w:b/>
           <w:sz w:val="20"/>
         </w:rPr>
         <w:t>de</w:t>
@@ -1728,7 +1112,6 @@
         <w:rPr>
           <w:rFonts w:ascii="Times New Roman" w:hAnsi="Times New Roman" w:cs="Times New Roman"/>
           <w:b/>
-          <w:color w:val="2D3648"/>
           <w:spacing w:val="-11"/>
           <w:sz w:val="20"/>
         </w:rPr>
@@ -1738,7 +1121,6 @@
         <w:rPr>
           <w:rFonts w:ascii="Times New Roman" w:hAnsi="Times New Roman" w:cs="Times New Roman"/>
           <w:b/>
-          <w:color w:val="2D3648"/>
           <w:sz w:val="20"/>
         </w:rPr>
         <w:t>Activos</w:t>
@@ -1747,17 +1129,15 @@
         <w:rPr>
           <w:rFonts w:ascii="Times New Roman" w:hAnsi="Times New Roman" w:cs="Times New Roman"/>
           <w:b/>
-          <w:color w:val="2D3648"/>
-          <w:spacing w:val="-3"/>
-          <w:sz w:val="20"/>
-        </w:rPr>
-        <w:t xml:space="preserve"> </w:t>
-      </w:r>
-      <w:r>
-        <w:rPr>
-          <w:rFonts w:ascii="Times New Roman" w:hAnsi="Times New Roman" w:cs="Times New Roman"/>
-          <w:b/>
-          <w:color w:val="2D3648"/>
+          <w:spacing w:val="-3"/>
+          <w:sz w:val="20"/>
+        </w:rPr>
+        <w:t xml:space="preserve"> </w:t>
+      </w:r>
+      <w:r>
+        <w:rPr>
+          <w:rFonts w:ascii="Times New Roman" w:hAnsi="Times New Roman" w:cs="Times New Roman"/>
+          <w:b/>
           <w:sz w:val="20"/>
         </w:rPr>
         <w:t>(Equipos):</w:t>
@@ -1766,7 +1146,6 @@
         <w:rPr>
           <w:rFonts w:ascii="Times New Roman" w:hAnsi="Times New Roman" w:cs="Times New Roman"/>
           <w:b/>
-          <w:color w:val="2D3648"/>
           <w:spacing w:val="-4"/>
           <w:sz w:val="20"/>
         </w:rPr>
@@ -1775,7 +1154,6 @@
       <w:r>
         <w:rPr>
           <w:rFonts w:ascii="Times New Roman" w:hAnsi="Times New Roman" w:cs="Times New Roman"/>
-          <w:color w:val="2D3648"/>
           <w:sz w:val="20"/>
         </w:rPr>
         <w:t>Registro</w:t>
@@ -1783,16 +1161,14 @@
       <w:r>
         <w:rPr>
           <w:rFonts w:ascii="Times New Roman" w:hAnsi="Times New Roman" w:cs="Times New Roman"/>
-          <w:color w:val="2D3648"/>
-          <w:spacing w:val="-3"/>
-          <w:sz w:val="20"/>
-        </w:rPr>
-        <w:t xml:space="preserve"> </w:t>
-      </w:r>
-      <w:r>
-        <w:rPr>
-          <w:rFonts w:ascii="Times New Roman" w:hAnsi="Times New Roman" w:cs="Times New Roman"/>
-          <w:color w:val="2D3648"/>
+          <w:spacing w:val="-3"/>
+          <w:sz w:val="20"/>
+        </w:rPr>
+        <w:t xml:space="preserve"> </w:t>
+      </w:r>
+      <w:r>
+        <w:rPr>
+          <w:rFonts w:ascii="Times New Roman" w:hAnsi="Times New Roman" w:cs="Times New Roman"/>
           <w:sz w:val="20"/>
         </w:rPr>
         <w:t>transaccional</w:t>
@@ -1800,16 +1176,14 @@
       <w:r>
         <w:rPr>
           <w:rFonts w:ascii="Times New Roman" w:hAnsi="Times New Roman" w:cs="Times New Roman"/>
-          <w:color w:val="2D3648"/>
-          <w:spacing w:val="-3"/>
-          <w:sz w:val="20"/>
-        </w:rPr>
-        <w:t xml:space="preserve"> </w:t>
-      </w:r>
-      <w:r>
-        <w:rPr>
-          <w:rFonts w:ascii="Times New Roman" w:hAnsi="Times New Roman" w:cs="Times New Roman"/>
-          <w:color w:val="2D3648"/>
+          <w:spacing w:val="-3"/>
+          <w:sz w:val="20"/>
+        </w:rPr>
+        <w:t xml:space="preserve"> </w:t>
+      </w:r>
+      <w:r>
+        <w:rPr>
+          <w:rFonts w:ascii="Times New Roman" w:hAnsi="Times New Roman" w:cs="Times New Roman"/>
           <w:sz w:val="20"/>
         </w:rPr>
         <w:t>de</w:t>
@@ -1817,16 +1191,14 @@
       <w:r>
         <w:rPr>
           <w:rFonts w:ascii="Times New Roman" w:hAnsi="Times New Roman" w:cs="Times New Roman"/>
-          <w:color w:val="2D3648"/>
-          <w:spacing w:val="-3"/>
-          <w:sz w:val="20"/>
-        </w:rPr>
-        <w:t xml:space="preserve"> </w:t>
-      </w:r>
-      <w:r>
-        <w:rPr>
-          <w:rFonts w:ascii="Times New Roman" w:hAnsi="Times New Roman" w:cs="Times New Roman"/>
-          <w:color w:val="2D3648"/>
+          <w:spacing w:val="-3"/>
+          <w:sz w:val="20"/>
+        </w:rPr>
+        <w:t xml:space="preserve"> </w:t>
+      </w:r>
+      <w:r>
+        <w:rPr>
+          <w:rFonts w:ascii="Times New Roman" w:hAnsi="Times New Roman" w:cs="Times New Roman"/>
           <w:sz w:val="20"/>
         </w:rPr>
         <w:t>los</w:t>
@@ -1834,16 +1206,14 @@
       <w:r>
         <w:rPr>
           <w:rFonts w:ascii="Times New Roman" w:hAnsi="Times New Roman" w:cs="Times New Roman"/>
-          <w:color w:val="2D3648"/>
-          <w:spacing w:val="-3"/>
-          <w:sz w:val="20"/>
-        </w:rPr>
-        <w:t xml:space="preserve"> </w:t>
-      </w:r>
-      <w:r>
-        <w:rPr>
-          <w:rFonts w:ascii="Times New Roman" w:hAnsi="Times New Roman" w:cs="Times New Roman"/>
-          <w:color w:val="2D3648"/>
+          <w:spacing w:val="-3"/>
+          <w:sz w:val="20"/>
+        </w:rPr>
+        <w:t xml:space="preserve"> </w:t>
+      </w:r>
+      <w:r>
+        <w:rPr>
+          <w:rFonts w:ascii="Times New Roman" w:hAnsi="Times New Roman" w:cs="Times New Roman"/>
           <w:sz w:val="20"/>
         </w:rPr>
         <w:t>activos</w:t>
@@ -1851,16 +1221,14 @@
       <w:r>
         <w:rPr>
           <w:rFonts w:ascii="Times New Roman" w:hAnsi="Times New Roman" w:cs="Times New Roman"/>
-          <w:color w:val="2D3648"/>
-          <w:spacing w:val="-3"/>
-          <w:sz w:val="20"/>
-        </w:rPr>
-        <w:t xml:space="preserve"> </w:t>
-      </w:r>
-      <w:r>
-        <w:rPr>
-          <w:rFonts w:ascii="Times New Roman" w:hAnsi="Times New Roman" w:cs="Times New Roman"/>
-          <w:color w:val="2D3648"/>
+          <w:spacing w:val="-3"/>
+          <w:sz w:val="20"/>
+        </w:rPr>
+        <w:t xml:space="preserve"> </w:t>
+      </w:r>
+      <w:r>
+        <w:rPr>
+          <w:rFonts w:ascii="Times New Roman" w:hAnsi="Times New Roman" w:cs="Times New Roman"/>
           <w:sz w:val="20"/>
         </w:rPr>
         <w:t>físicos,</w:t>
@@ -1868,16 +1236,14 @@
       <w:r>
         <w:rPr>
           <w:rFonts w:ascii="Times New Roman" w:hAnsi="Times New Roman" w:cs="Times New Roman"/>
-          <w:color w:val="2D3648"/>
-          <w:spacing w:val="-3"/>
-          <w:sz w:val="20"/>
-        </w:rPr>
-        <w:t xml:space="preserve"> </w:t>
-      </w:r>
-      <w:r>
-        <w:rPr>
-          <w:rFonts w:ascii="Times New Roman" w:hAnsi="Times New Roman" w:cs="Times New Roman"/>
-          <w:color w:val="2D3648"/>
+          <w:spacing w:val="-3"/>
+          <w:sz w:val="20"/>
+        </w:rPr>
+        <w:t xml:space="preserve"> </w:t>
+      </w:r>
+      <w:r>
+        <w:rPr>
+          <w:rFonts w:ascii="Times New Roman" w:hAnsi="Times New Roman" w:cs="Times New Roman"/>
           <w:sz w:val="20"/>
         </w:rPr>
         <w:t>controlando</w:t>
@@ -1885,16 +1251,14 @@
       <w:r>
         <w:rPr>
           <w:rFonts w:ascii="Times New Roman" w:hAnsi="Times New Roman" w:cs="Times New Roman"/>
-          <w:color w:val="2D3648"/>
-          <w:spacing w:val="-3"/>
-          <w:sz w:val="20"/>
-        </w:rPr>
-        <w:t xml:space="preserve"> </w:t>
-      </w:r>
-      <w:r>
-        <w:rPr>
-          <w:rFonts w:ascii="Times New Roman" w:hAnsi="Times New Roman" w:cs="Times New Roman"/>
-          <w:color w:val="2D3648"/>
+          <w:spacing w:val="-3"/>
+          <w:sz w:val="20"/>
+        </w:rPr>
+        <w:t xml:space="preserve"> </w:t>
+      </w:r>
+      <w:r>
+        <w:rPr>
+          <w:rFonts w:ascii="Times New Roman" w:hAnsi="Times New Roman" w:cs="Times New Roman"/>
           <w:sz w:val="20"/>
         </w:rPr>
         <w:t>variables</w:t>
@@ -1902,16 +1266,14 @@
       <w:r>
         <w:rPr>
           <w:rFonts w:ascii="Times New Roman" w:hAnsi="Times New Roman" w:cs="Times New Roman"/>
-          <w:color w:val="2D3648"/>
-          <w:spacing w:val="-3"/>
-          <w:sz w:val="20"/>
-        </w:rPr>
-        <w:t xml:space="preserve"> </w:t>
-      </w:r>
-      <w:r>
-        <w:rPr>
-          <w:rFonts w:ascii="Times New Roman" w:hAnsi="Times New Roman" w:cs="Times New Roman"/>
-          <w:color w:val="2D3648"/>
+          <w:spacing w:val="-3"/>
+          <w:sz w:val="20"/>
+        </w:rPr>
+        <w:t xml:space="preserve"> </w:t>
+      </w:r>
+      <w:r>
+        <w:rPr>
+          <w:rFonts w:ascii="Times New Roman" w:hAnsi="Times New Roman" w:cs="Times New Roman"/>
           <w:sz w:val="20"/>
         </w:rPr>
         <w:t>numéricas clave de uso.</w:t>
@@ -1921,24 +1283,23 @@
       <w:pPr>
         <w:pStyle w:val="Prrafodelista"/>
         <w:numPr>
-          <w:ilvl w:val="1"/>
-          <w:numId w:val="4"/>
+          <w:ilvl w:val="0"/>
+          <w:numId w:val="9"/>
         </w:numPr>
         <w:tabs>
           <w:tab w:val="left" w:pos="442"/>
         </w:tabs>
         <w:spacing w:before="62" w:line="312" w:lineRule="auto"/>
-        <w:ind w:left="284" w:right="181"/>
-        <w:rPr>
-          <w:rFonts w:ascii="Times New Roman" w:hAnsi="Times New Roman" w:cs="Times New Roman"/>
-          <w:sz w:val="20"/>
-        </w:rPr>
-      </w:pPr>
-      <w:r>
-        <w:rPr>
-          <w:rFonts w:ascii="Times New Roman" w:hAnsi="Times New Roman" w:cs="Times New Roman"/>
-          <w:b/>
-          <w:color w:val="2D3648"/>
+        <w:ind w:right="181"/>
+        <w:rPr>
+          <w:rFonts w:ascii="Times New Roman" w:hAnsi="Times New Roman" w:cs="Times New Roman"/>
+          <w:sz w:val="20"/>
+        </w:rPr>
+      </w:pPr>
+      <w:r>
+        <w:rPr>
+          <w:rFonts w:ascii="Times New Roman" w:hAnsi="Times New Roman" w:cs="Times New Roman"/>
+          <w:b/>
           <w:sz w:val="20"/>
         </w:rPr>
         <w:t>Motor</w:t>
@@ -1947,17 +1308,15 @@
         <w:rPr>
           <w:rFonts w:ascii="Times New Roman" w:hAnsi="Times New Roman" w:cs="Times New Roman"/>
           <w:b/>
-          <w:color w:val="2D3648"/>
-          <w:spacing w:val="-3"/>
-          <w:sz w:val="20"/>
-        </w:rPr>
-        <w:t xml:space="preserve"> </w:t>
-      </w:r>
-      <w:r>
-        <w:rPr>
-          <w:rFonts w:ascii="Times New Roman" w:hAnsi="Times New Roman" w:cs="Times New Roman"/>
-          <w:b/>
-          <w:color w:val="2D3648"/>
+          <w:spacing w:val="-3"/>
+          <w:sz w:val="20"/>
+        </w:rPr>
+        <w:t xml:space="preserve"> </w:t>
+      </w:r>
+      <w:r>
+        <w:rPr>
+          <w:rFonts w:ascii="Times New Roman" w:hAnsi="Times New Roman" w:cs="Times New Roman"/>
+          <w:b/>
           <w:sz w:val="20"/>
         </w:rPr>
         <w:t>de</w:t>
@@ -1966,7 +1325,6 @@
         <w:rPr>
           <w:rFonts w:ascii="Times New Roman" w:hAnsi="Times New Roman" w:cs="Times New Roman"/>
           <w:b/>
-          <w:color w:val="2D3648"/>
           <w:spacing w:val="-11"/>
           <w:sz w:val="20"/>
         </w:rPr>
@@ -1976,7 +1334,6 @@
         <w:rPr>
           <w:rFonts w:ascii="Times New Roman" w:hAnsi="Times New Roman" w:cs="Times New Roman"/>
           <w:b/>
-          <w:color w:val="2D3648"/>
           <w:sz w:val="20"/>
         </w:rPr>
         <w:t>Alertas</w:t>
@@ -1985,17 +1342,15 @@
         <w:rPr>
           <w:rFonts w:ascii="Times New Roman" w:hAnsi="Times New Roman" w:cs="Times New Roman"/>
           <w:b/>
-          <w:color w:val="2D3648"/>
-          <w:spacing w:val="-3"/>
-          <w:sz w:val="20"/>
-        </w:rPr>
-        <w:t xml:space="preserve"> </w:t>
-      </w:r>
-      <w:r>
-        <w:rPr>
-          <w:rFonts w:ascii="Times New Roman" w:hAnsi="Times New Roman" w:cs="Times New Roman"/>
-          <w:b/>
-          <w:color w:val="2D3648"/>
+          <w:spacing w:val="-3"/>
+          <w:sz w:val="20"/>
+        </w:rPr>
+        <w:t xml:space="preserve"> </w:t>
+      </w:r>
+      <w:r>
+        <w:rPr>
+          <w:rFonts w:ascii="Times New Roman" w:hAnsi="Times New Roman" w:cs="Times New Roman"/>
+          <w:b/>
           <w:sz w:val="20"/>
         </w:rPr>
         <w:t>Predictivas:</w:t>
@@ -2004,16 +1359,14 @@
         <w:rPr>
           <w:rFonts w:ascii="Times New Roman" w:hAnsi="Times New Roman" w:cs="Times New Roman"/>
           <w:b/>
-          <w:color w:val="2D3648"/>
-          <w:spacing w:val="-3"/>
-          <w:sz w:val="20"/>
-        </w:rPr>
-        <w:t xml:space="preserve"> </w:t>
-      </w:r>
-      <w:r>
-        <w:rPr>
-          <w:rFonts w:ascii="Times New Roman" w:hAnsi="Times New Roman" w:cs="Times New Roman"/>
-          <w:color w:val="2D3648"/>
+          <w:spacing w:val="-3"/>
+          <w:sz w:val="20"/>
+        </w:rPr>
+        <w:t xml:space="preserve"> </w:t>
+      </w:r>
+      <w:r>
+        <w:rPr>
+          <w:rFonts w:ascii="Times New Roman" w:hAnsi="Times New Roman" w:cs="Times New Roman"/>
           <w:sz w:val="20"/>
         </w:rPr>
         <w:t>Componente</w:t>
@@ -2021,16 +1374,14 @@
       <w:r>
         <w:rPr>
           <w:rFonts w:ascii="Times New Roman" w:hAnsi="Times New Roman" w:cs="Times New Roman"/>
-          <w:color w:val="2D3648"/>
-          <w:spacing w:val="-3"/>
-          <w:sz w:val="20"/>
-        </w:rPr>
-        <w:t xml:space="preserve"> </w:t>
-      </w:r>
-      <w:r>
-        <w:rPr>
-          <w:rFonts w:ascii="Times New Roman" w:hAnsi="Times New Roman" w:cs="Times New Roman"/>
-          <w:color w:val="2D3648"/>
+          <w:spacing w:val="-3"/>
+          <w:sz w:val="20"/>
+        </w:rPr>
+        <w:t xml:space="preserve"> </w:t>
+      </w:r>
+      <w:r>
+        <w:rPr>
+          <w:rFonts w:ascii="Times New Roman" w:hAnsi="Times New Roman" w:cs="Times New Roman"/>
           <w:sz w:val="20"/>
         </w:rPr>
         <w:t>analítico</w:t>
@@ -2038,16 +1389,14 @@
       <w:r>
         <w:rPr>
           <w:rFonts w:ascii="Times New Roman" w:hAnsi="Times New Roman" w:cs="Times New Roman"/>
-          <w:color w:val="2D3648"/>
-          <w:spacing w:val="-3"/>
-          <w:sz w:val="20"/>
-        </w:rPr>
-        <w:t xml:space="preserve"> </w:t>
-      </w:r>
-      <w:r>
-        <w:rPr>
-          <w:rFonts w:ascii="Times New Roman" w:hAnsi="Times New Roman" w:cs="Times New Roman"/>
-          <w:color w:val="2D3648"/>
+          <w:spacing w:val="-3"/>
+          <w:sz w:val="20"/>
+        </w:rPr>
+        <w:t xml:space="preserve"> </w:t>
+      </w:r>
+      <w:r>
+        <w:rPr>
+          <w:rFonts w:ascii="Times New Roman" w:hAnsi="Times New Roman" w:cs="Times New Roman"/>
           <w:sz w:val="20"/>
         </w:rPr>
         <w:t>encargado</w:t>
@@ -2055,16 +1404,14 @@
       <w:r>
         <w:rPr>
           <w:rFonts w:ascii="Times New Roman" w:hAnsi="Times New Roman" w:cs="Times New Roman"/>
-          <w:color w:val="2D3648"/>
-          <w:spacing w:val="-3"/>
-          <w:sz w:val="20"/>
-        </w:rPr>
-        <w:t xml:space="preserve"> </w:t>
-      </w:r>
-      <w:r>
-        <w:rPr>
-          <w:rFonts w:ascii="Times New Roman" w:hAnsi="Times New Roman" w:cs="Times New Roman"/>
-          <w:color w:val="2D3648"/>
+          <w:spacing w:val="-3"/>
+          <w:sz w:val="20"/>
+        </w:rPr>
+        <w:t xml:space="preserve"> </w:t>
+      </w:r>
+      <w:r>
+        <w:rPr>
+          <w:rFonts w:ascii="Times New Roman" w:hAnsi="Times New Roman" w:cs="Times New Roman"/>
           <w:sz w:val="20"/>
         </w:rPr>
         <w:t>de</w:t>
@@ -2072,16 +1419,14 @@
       <w:r>
         <w:rPr>
           <w:rFonts w:ascii="Times New Roman" w:hAnsi="Times New Roman" w:cs="Times New Roman"/>
-          <w:color w:val="2D3648"/>
-          <w:spacing w:val="-3"/>
-          <w:sz w:val="20"/>
-        </w:rPr>
-        <w:t xml:space="preserve"> </w:t>
-      </w:r>
-      <w:r>
-        <w:rPr>
-          <w:rFonts w:ascii="Times New Roman" w:hAnsi="Times New Roman" w:cs="Times New Roman"/>
-          <w:color w:val="2D3648"/>
+          <w:spacing w:val="-3"/>
+          <w:sz w:val="20"/>
+        </w:rPr>
+        <w:t xml:space="preserve"> </w:t>
+      </w:r>
+      <w:r>
+        <w:rPr>
+          <w:rFonts w:ascii="Times New Roman" w:hAnsi="Times New Roman" w:cs="Times New Roman"/>
           <w:sz w:val="20"/>
         </w:rPr>
         <w:t>aislar</w:t>
@@ -2089,16 +1434,14 @@
       <w:r>
         <w:rPr>
           <w:rFonts w:ascii="Times New Roman" w:hAnsi="Times New Roman" w:cs="Times New Roman"/>
-          <w:color w:val="2D3648"/>
-          <w:spacing w:val="-3"/>
-          <w:sz w:val="20"/>
-        </w:rPr>
-        <w:t xml:space="preserve"> </w:t>
-      </w:r>
-      <w:r>
-        <w:rPr>
-          <w:rFonts w:ascii="Times New Roman" w:hAnsi="Times New Roman" w:cs="Times New Roman"/>
-          <w:color w:val="2D3648"/>
+          <w:spacing w:val="-3"/>
+          <w:sz w:val="20"/>
+        </w:rPr>
+        <w:t xml:space="preserve"> </w:t>
+      </w:r>
+      <w:r>
+        <w:rPr>
+          <w:rFonts w:ascii="Times New Roman" w:hAnsi="Times New Roman" w:cs="Times New Roman"/>
           <w:sz w:val="20"/>
         </w:rPr>
         <w:t>y</w:t>
@@ -2106,16 +1449,14 @@
       <w:r>
         <w:rPr>
           <w:rFonts w:ascii="Times New Roman" w:hAnsi="Times New Roman" w:cs="Times New Roman"/>
-          <w:color w:val="2D3648"/>
-          <w:spacing w:val="-3"/>
-          <w:sz w:val="20"/>
-        </w:rPr>
-        <w:t xml:space="preserve"> </w:t>
-      </w:r>
-      <w:r>
-        <w:rPr>
-          <w:rFonts w:ascii="Times New Roman" w:hAnsi="Times New Roman" w:cs="Times New Roman"/>
-          <w:color w:val="2D3648"/>
+          <w:spacing w:val="-3"/>
+          <w:sz w:val="20"/>
+        </w:rPr>
+        <w:t xml:space="preserve"> </w:t>
+      </w:r>
+      <w:r>
+        <w:rPr>
+          <w:rFonts w:ascii="Times New Roman" w:hAnsi="Times New Roman" w:cs="Times New Roman"/>
           <w:sz w:val="20"/>
         </w:rPr>
         <w:t>resaltar</w:t>
@@ -2123,16 +1464,14 @@
       <w:r>
         <w:rPr>
           <w:rFonts w:ascii="Times New Roman" w:hAnsi="Times New Roman" w:cs="Times New Roman"/>
-          <w:color w:val="2D3648"/>
-          <w:spacing w:val="-3"/>
-          <w:sz w:val="20"/>
-        </w:rPr>
-        <w:t xml:space="preserve"> </w:t>
-      </w:r>
-      <w:r>
-        <w:rPr>
-          <w:rFonts w:ascii="Times New Roman" w:hAnsi="Times New Roman" w:cs="Times New Roman"/>
-          <w:color w:val="2D3648"/>
+          <w:spacing w:val="-3"/>
+          <w:sz w:val="20"/>
+        </w:rPr>
+        <w:t xml:space="preserve"> </w:t>
+      </w:r>
+      <w:r>
+        <w:rPr>
+          <w:rFonts w:ascii="Times New Roman" w:hAnsi="Times New Roman" w:cs="Times New Roman"/>
           <w:sz w:val="20"/>
         </w:rPr>
         <w:t>los</w:t>
@@ -2140,16 +1479,14 @@
       <w:r>
         <w:rPr>
           <w:rFonts w:ascii="Times New Roman" w:hAnsi="Times New Roman" w:cs="Times New Roman"/>
-          <w:color w:val="2D3648"/>
-          <w:spacing w:val="-3"/>
-          <w:sz w:val="20"/>
-        </w:rPr>
-        <w:t xml:space="preserve"> </w:t>
-      </w:r>
-      <w:r>
-        <w:rPr>
-          <w:rFonts w:ascii="Times New Roman" w:hAnsi="Times New Roman" w:cs="Times New Roman"/>
-          <w:color w:val="2D3648"/>
+          <w:spacing w:val="-3"/>
+          <w:sz w:val="20"/>
+        </w:rPr>
+        <w:t xml:space="preserve"> </w:t>
+      </w:r>
+      <w:r>
+        <w:rPr>
+          <w:rFonts w:ascii="Times New Roman" w:hAnsi="Times New Roman" w:cs="Times New Roman"/>
           <w:sz w:val="20"/>
         </w:rPr>
         <w:t>equipos</w:t>
@@ -2157,16 +1494,14 @@
       <w:r>
         <w:rPr>
           <w:rFonts w:ascii="Times New Roman" w:hAnsi="Times New Roman" w:cs="Times New Roman"/>
-          <w:color w:val="2D3648"/>
-          <w:spacing w:val="-3"/>
-          <w:sz w:val="20"/>
-        </w:rPr>
-        <w:t xml:space="preserve"> </w:t>
-      </w:r>
-      <w:r>
-        <w:rPr>
-          <w:rFonts w:ascii="Times New Roman" w:hAnsi="Times New Roman" w:cs="Times New Roman"/>
-          <w:color w:val="2D3648"/>
+          <w:spacing w:val="-3"/>
+          <w:sz w:val="20"/>
+        </w:rPr>
+        <w:t xml:space="preserve"> </w:t>
+      </w:r>
+      <w:r>
+        <w:rPr>
+          <w:rFonts w:ascii="Times New Roman" w:hAnsi="Times New Roman" w:cs="Times New Roman"/>
           <w:sz w:val="20"/>
         </w:rPr>
         <w:t>que</w:t>
@@ -2174,16 +1509,14 @@
       <w:r>
         <w:rPr>
           <w:rFonts w:ascii="Times New Roman" w:hAnsi="Times New Roman" w:cs="Times New Roman"/>
-          <w:color w:val="2D3648"/>
-          <w:spacing w:val="-3"/>
-          <w:sz w:val="20"/>
-        </w:rPr>
-        <w:t xml:space="preserve"> </w:t>
-      </w:r>
-      <w:r>
-        <w:rPr>
-          <w:rFonts w:ascii="Times New Roman" w:hAnsi="Times New Roman" w:cs="Times New Roman"/>
-          <w:color w:val="2D3648"/>
+          <w:spacing w:val="-3"/>
+          <w:sz w:val="20"/>
+        </w:rPr>
+        <w:t xml:space="preserve"> </w:t>
+      </w:r>
+      <w:r>
+        <w:rPr>
+          <w:rFonts w:ascii="Times New Roman" w:hAnsi="Times New Roman" w:cs="Times New Roman"/>
           <w:sz w:val="20"/>
         </w:rPr>
         <w:t>rebasaron el límite preventivo.</w:t>
@@ -2193,24 +1526,23 @@
       <w:pPr>
         <w:pStyle w:val="Prrafodelista"/>
         <w:numPr>
-          <w:ilvl w:val="1"/>
-          <w:numId w:val="4"/>
+          <w:ilvl w:val="0"/>
+          <w:numId w:val="9"/>
         </w:numPr>
         <w:tabs>
           <w:tab w:val="left" w:pos="442"/>
         </w:tabs>
         <w:spacing w:before="62" w:line="312" w:lineRule="auto"/>
-        <w:ind w:left="284" w:right="163"/>
-        <w:rPr>
-          <w:rFonts w:ascii="Times New Roman" w:hAnsi="Times New Roman" w:cs="Times New Roman"/>
-          <w:sz w:val="20"/>
-        </w:rPr>
-      </w:pPr>
-      <w:r>
-        <w:rPr>
-          <w:rFonts w:ascii="Times New Roman" w:hAnsi="Times New Roman" w:cs="Times New Roman"/>
-          <w:b/>
-          <w:color w:val="2D3648"/>
+        <w:ind w:right="163"/>
+        <w:rPr>
+          <w:rFonts w:ascii="Times New Roman" w:hAnsi="Times New Roman" w:cs="Times New Roman"/>
+          <w:sz w:val="20"/>
+        </w:rPr>
+      </w:pPr>
+      <w:r>
+        <w:rPr>
+          <w:rFonts w:ascii="Times New Roman" w:hAnsi="Times New Roman" w:cs="Times New Roman"/>
+          <w:b/>
           <w:sz w:val="20"/>
         </w:rPr>
         <w:t>Gestión</w:t>
@@ -2219,17 +1551,15 @@
         <w:rPr>
           <w:rFonts w:ascii="Times New Roman" w:hAnsi="Times New Roman" w:cs="Times New Roman"/>
           <w:b/>
-          <w:color w:val="2D3648"/>
-          <w:spacing w:val="-3"/>
-          <w:sz w:val="20"/>
-        </w:rPr>
-        <w:t xml:space="preserve"> </w:t>
-      </w:r>
-      <w:r>
-        <w:rPr>
-          <w:rFonts w:ascii="Times New Roman" w:hAnsi="Times New Roman" w:cs="Times New Roman"/>
-          <w:b/>
-          <w:color w:val="2D3648"/>
+          <w:spacing w:val="-3"/>
+          <w:sz w:val="20"/>
+        </w:rPr>
+        <w:t xml:space="preserve"> </w:t>
+      </w:r>
+      <w:r>
+        <w:rPr>
+          <w:rFonts w:ascii="Times New Roman" w:hAnsi="Times New Roman" w:cs="Times New Roman"/>
+          <w:b/>
           <w:sz w:val="20"/>
         </w:rPr>
         <w:t>de</w:t>
@@ -2238,17 +1568,15 @@
         <w:rPr>
           <w:rFonts w:ascii="Times New Roman" w:hAnsi="Times New Roman" w:cs="Times New Roman"/>
           <w:b/>
-          <w:color w:val="2D3648"/>
-          <w:spacing w:val="-3"/>
-          <w:sz w:val="20"/>
-        </w:rPr>
-        <w:t xml:space="preserve"> </w:t>
-      </w:r>
-      <w:r>
-        <w:rPr>
-          <w:rFonts w:ascii="Times New Roman" w:hAnsi="Times New Roman" w:cs="Times New Roman"/>
-          <w:b/>
-          <w:color w:val="2D3648"/>
+          <w:spacing w:val="-3"/>
+          <w:sz w:val="20"/>
+        </w:rPr>
+        <w:t xml:space="preserve"> </w:t>
+      </w:r>
+      <w:r>
+        <w:rPr>
+          <w:rFonts w:ascii="Times New Roman" w:hAnsi="Times New Roman" w:cs="Times New Roman"/>
+          <w:b/>
           <w:sz w:val="20"/>
         </w:rPr>
         <w:t>Incidentes:</w:t>
@@ -2257,7 +1585,6 @@
         <w:rPr>
           <w:rFonts w:ascii="Times New Roman" w:hAnsi="Times New Roman" w:cs="Times New Roman"/>
           <w:b/>
-          <w:color w:val="2D3648"/>
           <w:spacing w:val="-4"/>
           <w:sz w:val="20"/>
         </w:rPr>
@@ -2266,7 +1593,6 @@
       <w:r>
         <w:rPr>
           <w:rFonts w:ascii="Times New Roman" w:hAnsi="Times New Roman" w:cs="Times New Roman"/>
-          <w:color w:val="2D3648"/>
           <w:sz w:val="20"/>
         </w:rPr>
         <w:t>Bitácora</w:t>
@@ -2274,16 +1600,14 @@
       <w:r>
         <w:rPr>
           <w:rFonts w:ascii="Times New Roman" w:hAnsi="Times New Roman" w:cs="Times New Roman"/>
-          <w:color w:val="2D3648"/>
-          <w:spacing w:val="-3"/>
-          <w:sz w:val="20"/>
-        </w:rPr>
-        <w:t xml:space="preserve"> </w:t>
-      </w:r>
-      <w:r>
-        <w:rPr>
-          <w:rFonts w:ascii="Times New Roman" w:hAnsi="Times New Roman" w:cs="Times New Roman"/>
-          <w:color w:val="2D3648"/>
+          <w:spacing w:val="-3"/>
+          <w:sz w:val="20"/>
+        </w:rPr>
+        <w:t xml:space="preserve"> </w:t>
+      </w:r>
+      <w:r>
+        <w:rPr>
+          <w:rFonts w:ascii="Times New Roman" w:hAnsi="Times New Roman" w:cs="Times New Roman"/>
           <w:sz w:val="20"/>
         </w:rPr>
         <w:t>de</w:t>
@@ -2291,16 +1615,14 @@
       <w:r>
         <w:rPr>
           <w:rFonts w:ascii="Times New Roman" w:hAnsi="Times New Roman" w:cs="Times New Roman"/>
-          <w:color w:val="2D3648"/>
-          <w:spacing w:val="-3"/>
-          <w:sz w:val="20"/>
-        </w:rPr>
-        <w:t xml:space="preserve"> </w:t>
-      </w:r>
-      <w:r>
-        <w:rPr>
-          <w:rFonts w:ascii="Times New Roman" w:hAnsi="Times New Roman" w:cs="Times New Roman"/>
-          <w:color w:val="2D3648"/>
+          <w:spacing w:val="-3"/>
+          <w:sz w:val="20"/>
+        </w:rPr>
+        <w:t xml:space="preserve"> </w:t>
+      </w:r>
+      <w:r>
+        <w:rPr>
+          <w:rFonts w:ascii="Times New Roman" w:hAnsi="Times New Roman" w:cs="Times New Roman"/>
           <w:sz w:val="20"/>
         </w:rPr>
         <w:t>trazabilidad</w:t>
@@ -2308,16 +1630,14 @@
       <w:r>
         <w:rPr>
           <w:rFonts w:ascii="Times New Roman" w:hAnsi="Times New Roman" w:cs="Times New Roman"/>
-          <w:color w:val="2D3648"/>
-          <w:spacing w:val="-3"/>
-          <w:sz w:val="20"/>
-        </w:rPr>
-        <w:t xml:space="preserve"> </w:t>
-      </w:r>
-      <w:r>
-        <w:rPr>
-          <w:rFonts w:ascii="Times New Roman" w:hAnsi="Times New Roman" w:cs="Times New Roman"/>
-          <w:color w:val="2D3648"/>
+          <w:spacing w:val="-3"/>
+          <w:sz w:val="20"/>
+        </w:rPr>
+        <w:t xml:space="preserve"> </w:t>
+      </w:r>
+      <w:r>
+        <w:rPr>
+          <w:rFonts w:ascii="Times New Roman" w:hAnsi="Times New Roman" w:cs="Times New Roman"/>
           <w:sz w:val="20"/>
         </w:rPr>
         <w:t>de</w:t>
@@ -2325,16 +1645,14 @@
       <w:r>
         <w:rPr>
           <w:rFonts w:ascii="Times New Roman" w:hAnsi="Times New Roman" w:cs="Times New Roman"/>
-          <w:color w:val="2D3648"/>
-          <w:spacing w:val="-3"/>
-          <w:sz w:val="20"/>
-        </w:rPr>
-        <w:t xml:space="preserve"> </w:t>
-      </w:r>
-      <w:r>
-        <w:rPr>
-          <w:rFonts w:ascii="Times New Roman" w:hAnsi="Times New Roman" w:cs="Times New Roman"/>
-          <w:color w:val="2D3648"/>
+          <w:spacing w:val="-3"/>
+          <w:sz w:val="20"/>
+        </w:rPr>
+        <w:t xml:space="preserve"> </w:t>
+      </w:r>
+      <w:r>
+        <w:rPr>
+          <w:rFonts w:ascii="Times New Roman" w:hAnsi="Times New Roman" w:cs="Times New Roman"/>
           <w:sz w:val="20"/>
         </w:rPr>
         <w:t>fallas</w:t>
@@ -2342,16 +1660,14 @@
       <w:r>
         <w:rPr>
           <w:rFonts w:ascii="Times New Roman" w:hAnsi="Times New Roman" w:cs="Times New Roman"/>
-          <w:color w:val="2D3648"/>
-          <w:spacing w:val="-3"/>
-          <w:sz w:val="20"/>
-        </w:rPr>
-        <w:t xml:space="preserve"> </w:t>
-      </w:r>
-      <w:r>
-        <w:rPr>
-          <w:rFonts w:ascii="Times New Roman" w:hAnsi="Times New Roman" w:cs="Times New Roman"/>
-          <w:color w:val="2D3648"/>
+          <w:spacing w:val="-3"/>
+          <w:sz w:val="20"/>
+        </w:rPr>
+        <w:t xml:space="preserve"> </w:t>
+      </w:r>
+      <w:r>
+        <w:rPr>
+          <w:rFonts w:ascii="Times New Roman" w:hAnsi="Times New Roman" w:cs="Times New Roman"/>
           <w:sz w:val="20"/>
         </w:rPr>
         <w:t>imprevistas</w:t>
@@ -2359,16 +1675,14 @@
       <w:r>
         <w:rPr>
           <w:rFonts w:ascii="Times New Roman" w:hAnsi="Times New Roman" w:cs="Times New Roman"/>
-          <w:color w:val="2D3648"/>
-          <w:spacing w:val="-3"/>
-          <w:sz w:val="20"/>
-        </w:rPr>
-        <w:t xml:space="preserve"> </w:t>
-      </w:r>
-      <w:r>
-        <w:rPr>
-          <w:rFonts w:ascii="Times New Roman" w:hAnsi="Times New Roman" w:cs="Times New Roman"/>
-          <w:color w:val="2D3648"/>
+          <w:spacing w:val="-3"/>
+          <w:sz w:val="20"/>
+        </w:rPr>
+        <w:t xml:space="preserve"> </w:t>
+      </w:r>
+      <w:r>
+        <w:rPr>
+          <w:rFonts w:ascii="Times New Roman" w:hAnsi="Times New Roman" w:cs="Times New Roman"/>
           <w:sz w:val="20"/>
         </w:rPr>
         <w:t>en</w:t>
@@ -2376,16 +1690,14 @@
       <w:r>
         <w:rPr>
           <w:rFonts w:ascii="Times New Roman" w:hAnsi="Times New Roman" w:cs="Times New Roman"/>
-          <w:color w:val="2D3648"/>
-          <w:spacing w:val="-3"/>
-          <w:sz w:val="20"/>
-        </w:rPr>
-        <w:t xml:space="preserve"> </w:t>
-      </w:r>
-      <w:r>
-        <w:rPr>
-          <w:rFonts w:ascii="Times New Roman" w:hAnsi="Times New Roman" w:cs="Times New Roman"/>
-          <w:color w:val="2D3648"/>
+          <w:spacing w:val="-3"/>
+          <w:sz w:val="20"/>
+        </w:rPr>
+        <w:t xml:space="preserve"> </w:t>
+      </w:r>
+      <w:r>
+        <w:rPr>
+          <w:rFonts w:ascii="Times New Roman" w:hAnsi="Times New Roman" w:cs="Times New Roman"/>
           <w:sz w:val="20"/>
         </w:rPr>
         <w:t>campo</w:t>
@@ -2393,16 +1705,14 @@
       <w:r>
         <w:rPr>
           <w:rFonts w:ascii="Times New Roman" w:hAnsi="Times New Roman" w:cs="Times New Roman"/>
-          <w:color w:val="2D3648"/>
-          <w:spacing w:val="-3"/>
-          <w:sz w:val="20"/>
-        </w:rPr>
-        <w:t xml:space="preserve"> </w:t>
-      </w:r>
-      <w:r>
-        <w:rPr>
-          <w:rFonts w:ascii="Times New Roman" w:hAnsi="Times New Roman" w:cs="Times New Roman"/>
-          <w:color w:val="2D3648"/>
+          <w:spacing w:val="-3"/>
+          <w:sz w:val="20"/>
+        </w:rPr>
+        <w:t xml:space="preserve"> </w:t>
+      </w:r>
+      <w:r>
+        <w:rPr>
+          <w:rFonts w:ascii="Times New Roman" w:hAnsi="Times New Roman" w:cs="Times New Roman"/>
           <w:sz w:val="20"/>
         </w:rPr>
         <w:t>con</w:t>
@@ -2410,16 +1720,14 @@
       <w:r>
         <w:rPr>
           <w:rFonts w:ascii="Times New Roman" w:hAnsi="Times New Roman" w:cs="Times New Roman"/>
-          <w:color w:val="2D3648"/>
-          <w:spacing w:val="-3"/>
-          <w:sz w:val="20"/>
-        </w:rPr>
-        <w:t xml:space="preserve"> </w:t>
-      </w:r>
-      <w:r>
-        <w:rPr>
-          <w:rFonts w:ascii="Times New Roman" w:hAnsi="Times New Roman" w:cs="Times New Roman"/>
-          <w:color w:val="2D3648"/>
+          <w:spacing w:val="-3"/>
+          <w:sz w:val="20"/>
+        </w:rPr>
+        <w:t xml:space="preserve"> </w:t>
+      </w:r>
+      <w:r>
+        <w:rPr>
+          <w:rFonts w:ascii="Times New Roman" w:hAnsi="Times New Roman" w:cs="Times New Roman"/>
           <w:sz w:val="20"/>
         </w:rPr>
         <w:t>flujos</w:t>
@@ -2427,16 +1735,14 @@
       <w:r>
         <w:rPr>
           <w:rFonts w:ascii="Times New Roman" w:hAnsi="Times New Roman" w:cs="Times New Roman"/>
-          <w:color w:val="2D3648"/>
-          <w:spacing w:val="-3"/>
-          <w:sz w:val="20"/>
-        </w:rPr>
-        <w:t xml:space="preserve"> </w:t>
-      </w:r>
-      <w:r>
-        <w:rPr>
-          <w:rFonts w:ascii="Times New Roman" w:hAnsi="Times New Roman" w:cs="Times New Roman"/>
-          <w:color w:val="2D3648"/>
+          <w:spacing w:val="-3"/>
+          <w:sz w:val="20"/>
+        </w:rPr>
+        <w:t xml:space="preserve"> </w:t>
+      </w:r>
+      <w:r>
+        <w:rPr>
+          <w:rFonts w:ascii="Times New Roman" w:hAnsi="Times New Roman" w:cs="Times New Roman"/>
           <w:sz w:val="20"/>
         </w:rPr>
         <w:t>de</w:t>
@@ -2444,16 +1750,14 @@
       <w:r>
         <w:rPr>
           <w:rFonts w:ascii="Times New Roman" w:hAnsi="Times New Roman" w:cs="Times New Roman"/>
-          <w:color w:val="2D3648"/>
-          <w:spacing w:val="-3"/>
-          <w:sz w:val="20"/>
-        </w:rPr>
-        <w:t xml:space="preserve"> </w:t>
-      </w:r>
-      <w:r>
-        <w:rPr>
-          <w:rFonts w:ascii="Times New Roman" w:hAnsi="Times New Roman" w:cs="Times New Roman"/>
-          <w:color w:val="2D3648"/>
+          <w:spacing w:val="-3"/>
+          <w:sz w:val="20"/>
+        </w:rPr>
+        <w:t xml:space="preserve"> </w:t>
+      </w:r>
+      <w:r>
+        <w:rPr>
+          <w:rFonts w:ascii="Times New Roman" w:hAnsi="Times New Roman" w:cs="Times New Roman"/>
           <w:sz w:val="20"/>
         </w:rPr>
         <w:t>estado</w:t>
@@ -2461,16 +1765,14 @@
       <w:r>
         <w:rPr>
           <w:rFonts w:ascii="Times New Roman" w:hAnsi="Times New Roman" w:cs="Times New Roman"/>
-          <w:color w:val="2D3648"/>
-          <w:spacing w:val="-3"/>
-          <w:sz w:val="20"/>
-        </w:rPr>
-        <w:t xml:space="preserve"> </w:t>
-      </w:r>
-      <w:r>
-        <w:rPr>
-          <w:rFonts w:ascii="Times New Roman" w:hAnsi="Times New Roman" w:cs="Times New Roman"/>
-          <w:color w:val="2D3648"/>
+          <w:spacing w:val="-3"/>
+          <w:sz w:val="20"/>
+        </w:rPr>
+        <w:t xml:space="preserve"> </w:t>
+      </w:r>
+      <w:r>
+        <w:rPr>
+          <w:rFonts w:ascii="Times New Roman" w:hAnsi="Times New Roman" w:cs="Times New Roman"/>
           <w:sz w:val="20"/>
         </w:rPr>
         <w:t xml:space="preserve">dinámicos </w:t>
@@ -2478,7 +1780,6 @@
       <w:r>
         <w:rPr>
           <w:rFonts w:ascii="Times New Roman" w:hAnsi="Times New Roman" w:cs="Times New Roman"/>
-          <w:color w:val="2D3648"/>
           <w:spacing w:val="-2"/>
           <w:sz w:val="20"/>
         </w:rPr>
@@ -2489,24 +1790,23 @@
       <w:pPr>
         <w:pStyle w:val="Prrafodelista"/>
         <w:numPr>
-          <w:ilvl w:val="1"/>
-          <w:numId w:val="4"/>
+          <w:ilvl w:val="0"/>
+          <w:numId w:val="9"/>
         </w:numPr>
         <w:tabs>
           <w:tab w:val="left" w:pos="442"/>
         </w:tabs>
         <w:spacing w:before="62" w:line="312" w:lineRule="auto"/>
-        <w:ind w:left="284" w:right="933"/>
-        <w:rPr>
-          <w:rFonts w:ascii="Times New Roman" w:hAnsi="Times New Roman" w:cs="Times New Roman"/>
-          <w:sz w:val="20"/>
-        </w:rPr>
-      </w:pPr>
-      <w:r>
-        <w:rPr>
-          <w:rFonts w:ascii="Times New Roman" w:hAnsi="Times New Roman" w:cs="Times New Roman"/>
-          <w:b/>
-          <w:color w:val="2D3648"/>
+        <w:ind w:right="933"/>
+        <w:rPr>
+          <w:rFonts w:ascii="Times New Roman" w:hAnsi="Times New Roman" w:cs="Times New Roman"/>
+          <w:sz w:val="20"/>
+        </w:rPr>
+      </w:pPr>
+      <w:r>
+        <w:rPr>
+          <w:rFonts w:ascii="Times New Roman" w:hAnsi="Times New Roman" w:cs="Times New Roman"/>
+          <w:b/>
           <w:sz w:val="20"/>
         </w:rPr>
         <w:t>Planificación</w:t>
@@ -2515,7 +1815,6 @@
         <w:rPr>
           <w:rFonts w:ascii="Times New Roman" w:hAnsi="Times New Roman" w:cs="Times New Roman"/>
           <w:b/>
-          <w:color w:val="2D3648"/>
           <w:spacing w:val="-6"/>
           <w:sz w:val="20"/>
         </w:rPr>
@@ -2525,7 +1824,6 @@
         <w:rPr>
           <w:rFonts w:ascii="Times New Roman" w:hAnsi="Times New Roman" w:cs="Times New Roman"/>
           <w:b/>
-          <w:color w:val="2D3648"/>
           <w:sz w:val="20"/>
         </w:rPr>
         <w:t>de</w:t>
@@ -2534,7 +1832,6 @@
         <w:rPr>
           <w:rFonts w:ascii="Times New Roman" w:hAnsi="Times New Roman" w:cs="Times New Roman"/>
           <w:b/>
-          <w:color w:val="2D3648"/>
           <w:spacing w:val="-4"/>
           <w:sz w:val="20"/>
         </w:rPr>
@@ -2544,7 +1841,6 @@
         <w:rPr>
           <w:rFonts w:ascii="Times New Roman" w:hAnsi="Times New Roman" w:cs="Times New Roman"/>
           <w:b/>
-          <w:color w:val="2D3648"/>
           <w:sz w:val="20"/>
         </w:rPr>
         <w:t>Turnos:</w:t>
@@ -2553,7 +1849,6 @@
         <w:rPr>
           <w:rFonts w:ascii="Times New Roman" w:hAnsi="Times New Roman" w:cs="Times New Roman"/>
           <w:b/>
-          <w:color w:val="2D3648"/>
           <w:spacing w:val="-14"/>
           <w:sz w:val="20"/>
         </w:rPr>
@@ -2562,7 +1857,6 @@
       <w:r>
         <w:rPr>
           <w:rFonts w:ascii="Times New Roman" w:hAnsi="Times New Roman" w:cs="Times New Roman"/>
-          <w:color w:val="2D3648"/>
           <w:sz w:val="20"/>
         </w:rPr>
         <w:t>Asignación</w:t>
@@ -2570,7 +1864,6 @@
       <w:r>
         <w:rPr>
           <w:rFonts w:ascii="Times New Roman" w:hAnsi="Times New Roman" w:cs="Times New Roman"/>
-          <w:color w:val="2D3648"/>
           <w:spacing w:val="-4"/>
           <w:sz w:val="20"/>
         </w:rPr>
@@ -2579,7 +1872,6 @@
       <w:r>
         <w:rPr>
           <w:rFonts w:ascii="Times New Roman" w:hAnsi="Times New Roman" w:cs="Times New Roman"/>
-          <w:color w:val="2D3648"/>
           <w:sz w:val="20"/>
         </w:rPr>
         <w:t>y</w:t>
@@ -2587,7 +1879,6 @@
       <w:r>
         <w:rPr>
           <w:rFonts w:ascii="Times New Roman" w:hAnsi="Times New Roman" w:cs="Times New Roman"/>
-          <w:color w:val="2D3648"/>
           <w:spacing w:val="-4"/>
           <w:sz w:val="20"/>
         </w:rPr>
@@ -2596,7 +1887,6 @@
       <w:r>
         <w:rPr>
           <w:rFonts w:ascii="Times New Roman" w:hAnsi="Times New Roman" w:cs="Times New Roman"/>
-          <w:color w:val="2D3648"/>
           <w:sz w:val="20"/>
         </w:rPr>
         <w:t>agenda</w:t>
@@ -2604,7 +1894,6 @@
       <w:r>
         <w:rPr>
           <w:rFonts w:ascii="Times New Roman" w:hAnsi="Times New Roman" w:cs="Times New Roman"/>
-          <w:color w:val="2D3648"/>
           <w:spacing w:val="-4"/>
           <w:sz w:val="20"/>
         </w:rPr>
@@ -2613,7 +1902,6 @@
       <w:r>
         <w:rPr>
           <w:rFonts w:ascii="Times New Roman" w:hAnsi="Times New Roman" w:cs="Times New Roman"/>
-          <w:color w:val="2D3648"/>
           <w:sz w:val="20"/>
         </w:rPr>
         <w:t>horaria</w:t>
@@ -2621,7 +1909,6 @@
       <w:r>
         <w:rPr>
           <w:rFonts w:ascii="Times New Roman" w:hAnsi="Times New Roman" w:cs="Times New Roman"/>
-          <w:color w:val="2D3648"/>
           <w:spacing w:val="-4"/>
           <w:sz w:val="20"/>
         </w:rPr>
@@ -2630,7 +1917,6 @@
       <w:r>
         <w:rPr>
           <w:rFonts w:ascii="Times New Roman" w:hAnsi="Times New Roman" w:cs="Times New Roman"/>
-          <w:color w:val="2D3648"/>
           <w:sz w:val="20"/>
         </w:rPr>
         <w:t>de</w:t>
@@ -2638,7 +1924,6 @@
       <w:r>
         <w:rPr>
           <w:rFonts w:ascii="Times New Roman" w:hAnsi="Times New Roman" w:cs="Times New Roman"/>
-          <w:color w:val="2D3648"/>
           <w:spacing w:val="-4"/>
           <w:sz w:val="20"/>
         </w:rPr>
@@ -2647,7 +1932,6 @@
       <w:r>
         <w:rPr>
           <w:rFonts w:ascii="Times New Roman" w:hAnsi="Times New Roman" w:cs="Times New Roman"/>
-          <w:color w:val="2D3648"/>
           <w:sz w:val="20"/>
         </w:rPr>
         <w:t>técnicos</w:t>
@@ -2655,7 +1939,6 @@
       <w:r>
         <w:rPr>
           <w:rFonts w:ascii="Times New Roman" w:hAnsi="Times New Roman" w:cs="Times New Roman"/>
-          <w:color w:val="2D3648"/>
           <w:spacing w:val="-4"/>
           <w:sz w:val="20"/>
         </w:rPr>
@@ -2664,7 +1947,6 @@
       <w:r>
         <w:rPr>
           <w:rFonts w:ascii="Times New Roman" w:hAnsi="Times New Roman" w:cs="Times New Roman"/>
-          <w:color w:val="2D3648"/>
           <w:sz w:val="20"/>
         </w:rPr>
         <w:t>encargados</w:t>
@@ -2672,7 +1954,6 @@
       <w:r>
         <w:rPr>
           <w:rFonts w:ascii="Times New Roman" w:hAnsi="Times New Roman" w:cs="Times New Roman"/>
-          <w:color w:val="2D3648"/>
           <w:spacing w:val="-4"/>
           <w:sz w:val="20"/>
         </w:rPr>
@@ -2681,7 +1962,6 @@
       <w:r>
         <w:rPr>
           <w:rFonts w:ascii="Times New Roman" w:hAnsi="Times New Roman" w:cs="Times New Roman"/>
-          <w:color w:val="2D3648"/>
           <w:sz w:val="20"/>
         </w:rPr>
         <w:t>de</w:t>
@@ -2689,7 +1969,6 @@
       <w:r>
         <w:rPr>
           <w:rFonts w:ascii="Times New Roman" w:hAnsi="Times New Roman" w:cs="Times New Roman"/>
-          <w:color w:val="2D3648"/>
           <w:spacing w:val="-4"/>
           <w:sz w:val="20"/>
         </w:rPr>
@@ -2698,7 +1977,6 @@
       <w:r>
         <w:rPr>
           <w:rFonts w:ascii="Times New Roman" w:hAnsi="Times New Roman" w:cs="Times New Roman"/>
-          <w:color w:val="2D3648"/>
           <w:sz w:val="20"/>
         </w:rPr>
         <w:t>los</w:t>
@@ -2706,7 +1984,6 @@
       <w:r>
         <w:rPr>
           <w:rFonts w:ascii="Times New Roman" w:hAnsi="Times New Roman" w:cs="Times New Roman"/>
-          <w:color w:val="2D3648"/>
           <w:spacing w:val="-4"/>
           <w:sz w:val="20"/>
         </w:rPr>
@@ -2715,7 +1992,6 @@
       <w:r>
         <w:rPr>
           <w:rFonts w:ascii="Times New Roman" w:hAnsi="Times New Roman" w:cs="Times New Roman"/>
-          <w:color w:val="2D3648"/>
           <w:sz w:val="20"/>
         </w:rPr>
         <w:t xml:space="preserve">mantenimientos </w:t>
@@ -2723,7 +1999,6 @@
       <w:r>
         <w:rPr>
           <w:rFonts w:ascii="Times New Roman" w:hAnsi="Times New Roman" w:cs="Times New Roman"/>
-          <w:color w:val="2D3648"/>
           <w:spacing w:val="-2"/>
           <w:sz w:val="20"/>
         </w:rPr>
@@ -2734,24 +2009,23 @@
       <w:pPr>
         <w:pStyle w:val="Prrafodelista"/>
         <w:numPr>
-          <w:ilvl w:val="1"/>
-          <w:numId w:val="4"/>
+          <w:ilvl w:val="0"/>
+          <w:numId w:val="9"/>
         </w:numPr>
         <w:tabs>
           <w:tab w:val="left" w:pos="442"/>
         </w:tabs>
         <w:spacing w:before="62" w:line="312" w:lineRule="auto"/>
-        <w:ind w:left="284" w:right="364"/>
-        <w:rPr>
-          <w:rFonts w:ascii="Times New Roman" w:hAnsi="Times New Roman" w:cs="Times New Roman"/>
-          <w:sz w:val="20"/>
-        </w:rPr>
-      </w:pPr>
-      <w:r>
-        <w:rPr>
-          <w:rFonts w:ascii="Times New Roman" w:hAnsi="Times New Roman" w:cs="Times New Roman"/>
-          <w:b/>
-          <w:color w:val="2D3648"/>
+        <w:ind w:right="364"/>
+        <w:rPr>
+          <w:rFonts w:ascii="Times New Roman" w:hAnsi="Times New Roman" w:cs="Times New Roman"/>
+          <w:sz w:val="20"/>
+        </w:rPr>
+      </w:pPr>
+      <w:r>
+        <w:rPr>
+          <w:rFonts w:ascii="Times New Roman" w:hAnsi="Times New Roman" w:cs="Times New Roman"/>
+          <w:b/>
           <w:sz w:val="20"/>
         </w:rPr>
         <w:t>Módulo</w:t>
@@ -2760,17 +2034,15 @@
         <w:rPr>
           <w:rFonts w:ascii="Times New Roman" w:hAnsi="Times New Roman" w:cs="Times New Roman"/>
           <w:b/>
-          <w:color w:val="2D3648"/>
-          <w:spacing w:val="-3"/>
-          <w:sz w:val="20"/>
-        </w:rPr>
-        <w:t xml:space="preserve"> </w:t>
-      </w:r>
-      <w:r>
-        <w:rPr>
-          <w:rFonts w:ascii="Times New Roman" w:hAnsi="Times New Roman" w:cs="Times New Roman"/>
-          <w:b/>
-          <w:color w:val="2D3648"/>
+          <w:spacing w:val="-3"/>
+          <w:sz w:val="20"/>
+        </w:rPr>
+        <w:t xml:space="preserve"> </w:t>
+      </w:r>
+      <w:r>
+        <w:rPr>
+          <w:rFonts w:ascii="Times New Roman" w:hAnsi="Times New Roman" w:cs="Times New Roman"/>
+          <w:b/>
           <w:sz w:val="20"/>
         </w:rPr>
         <w:t>de</w:t>
@@ -2779,17 +2051,15 @@
         <w:rPr>
           <w:rFonts w:ascii="Times New Roman" w:hAnsi="Times New Roman" w:cs="Times New Roman"/>
           <w:b/>
-          <w:color w:val="2D3648"/>
-          <w:spacing w:val="-3"/>
-          <w:sz w:val="20"/>
-        </w:rPr>
-        <w:t xml:space="preserve"> </w:t>
-      </w:r>
-      <w:r>
-        <w:rPr>
-          <w:rFonts w:ascii="Times New Roman" w:hAnsi="Times New Roman" w:cs="Times New Roman"/>
-          <w:b/>
-          <w:color w:val="2D3648"/>
+          <w:spacing w:val="-3"/>
+          <w:sz w:val="20"/>
+        </w:rPr>
+        <w:t xml:space="preserve"> </w:t>
+      </w:r>
+      <w:r>
+        <w:rPr>
+          <w:rFonts w:ascii="Times New Roman" w:hAnsi="Times New Roman" w:cs="Times New Roman"/>
+          <w:b/>
           <w:sz w:val="20"/>
         </w:rPr>
         <w:t>Pagos</w:t>
@@ -2798,17 +2068,15 @@
         <w:rPr>
           <w:rFonts w:ascii="Times New Roman" w:hAnsi="Times New Roman" w:cs="Times New Roman"/>
           <w:b/>
-          <w:color w:val="2D3648"/>
-          <w:spacing w:val="-3"/>
-          <w:sz w:val="20"/>
-        </w:rPr>
-        <w:t xml:space="preserve"> </w:t>
-      </w:r>
-      <w:r>
-        <w:rPr>
-          <w:rFonts w:ascii="Times New Roman" w:hAnsi="Times New Roman" w:cs="Times New Roman"/>
-          <w:b/>
-          <w:color w:val="2D3648"/>
+          <w:spacing w:val="-3"/>
+          <w:sz w:val="20"/>
+        </w:rPr>
+        <w:t xml:space="preserve"> </w:t>
+      </w:r>
+      <w:r>
+        <w:rPr>
+          <w:rFonts w:ascii="Times New Roman" w:hAnsi="Times New Roman" w:cs="Times New Roman"/>
+          <w:b/>
           <w:sz w:val="20"/>
         </w:rPr>
         <w:t>y</w:t>
@@ -2817,17 +2085,15 @@
         <w:rPr>
           <w:rFonts w:ascii="Times New Roman" w:hAnsi="Times New Roman" w:cs="Times New Roman"/>
           <w:b/>
-          <w:color w:val="2D3648"/>
-          <w:spacing w:val="-3"/>
-          <w:sz w:val="20"/>
-        </w:rPr>
-        <w:t xml:space="preserve"> </w:t>
-      </w:r>
-      <w:r>
-        <w:rPr>
-          <w:rFonts w:ascii="Times New Roman" w:hAnsi="Times New Roman" w:cs="Times New Roman"/>
-          <w:b/>
-          <w:color w:val="2D3648"/>
+          <w:spacing w:val="-3"/>
+          <w:sz w:val="20"/>
+        </w:rPr>
+        <w:t xml:space="preserve"> </w:t>
+      </w:r>
+      <w:r>
+        <w:rPr>
+          <w:rFonts w:ascii="Times New Roman" w:hAnsi="Times New Roman" w:cs="Times New Roman"/>
+          <w:b/>
           <w:sz w:val="20"/>
         </w:rPr>
         <w:t>Contacto:</w:t>
@@ -2836,7 +2102,6 @@
         <w:rPr>
           <w:rFonts w:ascii="Times New Roman" w:hAnsi="Times New Roman" w:cs="Times New Roman"/>
           <w:b/>
-          <w:color w:val="2D3648"/>
           <w:spacing w:val="-4"/>
           <w:sz w:val="20"/>
         </w:rPr>
@@ -2845,7 +2110,6 @@
       <w:r>
         <w:rPr>
           <w:rFonts w:ascii="Times New Roman" w:hAnsi="Times New Roman" w:cs="Times New Roman"/>
-          <w:color w:val="2D3648"/>
           <w:sz w:val="20"/>
         </w:rPr>
         <w:t>Liquidación</w:t>
@@ -2853,16 +2117,14 @@
       <w:r>
         <w:rPr>
           <w:rFonts w:ascii="Times New Roman" w:hAnsi="Times New Roman" w:cs="Times New Roman"/>
-          <w:color w:val="2D3648"/>
-          <w:spacing w:val="-3"/>
-          <w:sz w:val="20"/>
-        </w:rPr>
-        <w:t xml:space="preserve"> </w:t>
-      </w:r>
-      <w:r>
-        <w:rPr>
-          <w:rFonts w:ascii="Times New Roman" w:hAnsi="Times New Roman" w:cs="Times New Roman"/>
-          <w:color w:val="2D3648"/>
+          <w:spacing w:val="-3"/>
+          <w:sz w:val="20"/>
+        </w:rPr>
+        <w:t xml:space="preserve"> </w:t>
+      </w:r>
+      <w:r>
+        <w:rPr>
+          <w:rFonts w:ascii="Times New Roman" w:hAnsi="Times New Roman" w:cs="Times New Roman"/>
           <w:sz w:val="20"/>
         </w:rPr>
         <w:t>decimal</w:t>
@@ -2870,16 +2132,14 @@
       <w:r>
         <w:rPr>
           <w:rFonts w:ascii="Times New Roman" w:hAnsi="Times New Roman" w:cs="Times New Roman"/>
-          <w:color w:val="2D3648"/>
-          <w:spacing w:val="-3"/>
-          <w:sz w:val="20"/>
-        </w:rPr>
-        <w:t xml:space="preserve"> </w:t>
-      </w:r>
-      <w:r>
-        <w:rPr>
-          <w:rFonts w:ascii="Times New Roman" w:hAnsi="Times New Roman" w:cs="Times New Roman"/>
-          <w:color w:val="2D3648"/>
+          <w:spacing w:val="-3"/>
+          <w:sz w:val="20"/>
+        </w:rPr>
+        <w:t xml:space="preserve"> </w:t>
+      </w:r>
+      <w:r>
+        <w:rPr>
+          <w:rFonts w:ascii="Times New Roman" w:hAnsi="Times New Roman" w:cs="Times New Roman"/>
           <w:sz w:val="20"/>
         </w:rPr>
         <w:t>de</w:t>
@@ -2887,16 +2147,14 @@
       <w:r>
         <w:rPr>
           <w:rFonts w:ascii="Times New Roman" w:hAnsi="Times New Roman" w:cs="Times New Roman"/>
-          <w:color w:val="2D3648"/>
-          <w:spacing w:val="-3"/>
-          <w:sz w:val="20"/>
-        </w:rPr>
-        <w:t xml:space="preserve"> </w:t>
-      </w:r>
-      <w:r>
-        <w:rPr>
-          <w:rFonts w:ascii="Times New Roman" w:hAnsi="Times New Roman" w:cs="Times New Roman"/>
-          <w:color w:val="2D3648"/>
+          <w:spacing w:val="-3"/>
+          <w:sz w:val="20"/>
+        </w:rPr>
+        <w:t xml:space="preserve"> </w:t>
+      </w:r>
+      <w:r>
+        <w:rPr>
+          <w:rFonts w:ascii="Times New Roman" w:hAnsi="Times New Roman" w:cs="Times New Roman"/>
           <w:sz w:val="20"/>
         </w:rPr>
         <w:t>costos</w:t>
@@ -2904,16 +2162,14 @@
       <w:r>
         <w:rPr>
           <w:rFonts w:ascii="Times New Roman" w:hAnsi="Times New Roman" w:cs="Times New Roman"/>
-          <w:color w:val="2D3648"/>
-          <w:spacing w:val="-3"/>
-          <w:sz w:val="20"/>
-        </w:rPr>
-        <w:t xml:space="preserve"> </w:t>
-      </w:r>
-      <w:r>
-        <w:rPr>
-          <w:rFonts w:ascii="Times New Roman" w:hAnsi="Times New Roman" w:cs="Times New Roman"/>
-          <w:color w:val="2D3648"/>
+          <w:spacing w:val="-3"/>
+          <w:sz w:val="20"/>
+        </w:rPr>
+        <w:t xml:space="preserve"> </w:t>
+      </w:r>
+      <w:r>
+        <w:rPr>
+          <w:rFonts w:ascii="Times New Roman" w:hAnsi="Times New Roman" w:cs="Times New Roman"/>
           <w:sz w:val="20"/>
         </w:rPr>
         <w:t>operativos</w:t>
@@ -2921,16 +2177,14 @@
       <w:r>
         <w:rPr>
           <w:rFonts w:ascii="Times New Roman" w:hAnsi="Times New Roman" w:cs="Times New Roman"/>
-          <w:color w:val="2D3648"/>
-          <w:spacing w:val="-3"/>
-          <w:sz w:val="20"/>
-        </w:rPr>
-        <w:t xml:space="preserve"> </w:t>
-      </w:r>
-      <w:r>
-        <w:rPr>
-          <w:rFonts w:ascii="Times New Roman" w:hAnsi="Times New Roman" w:cs="Times New Roman"/>
-          <w:color w:val="2D3648"/>
+          <w:spacing w:val="-3"/>
+          <w:sz w:val="20"/>
+        </w:rPr>
+        <w:t xml:space="preserve"> </w:t>
+      </w:r>
+      <w:r>
+        <w:rPr>
+          <w:rFonts w:ascii="Times New Roman" w:hAnsi="Times New Roman" w:cs="Times New Roman"/>
           <w:sz w:val="20"/>
         </w:rPr>
         <w:t>y</w:t>
@@ -2938,16 +2192,14 @@
       <w:r>
         <w:rPr>
           <w:rFonts w:ascii="Times New Roman" w:hAnsi="Times New Roman" w:cs="Times New Roman"/>
-          <w:color w:val="2D3648"/>
-          <w:spacing w:val="-3"/>
-          <w:sz w:val="20"/>
-        </w:rPr>
-        <w:t xml:space="preserve"> </w:t>
-      </w:r>
-      <w:r>
-        <w:rPr>
-          <w:rFonts w:ascii="Times New Roman" w:hAnsi="Times New Roman" w:cs="Times New Roman"/>
-          <w:color w:val="2D3648"/>
+          <w:spacing w:val="-3"/>
+          <w:sz w:val="20"/>
+        </w:rPr>
+        <w:t xml:space="preserve"> </w:t>
+      </w:r>
+      <w:r>
+        <w:rPr>
+          <w:rFonts w:ascii="Times New Roman" w:hAnsi="Times New Roman" w:cs="Times New Roman"/>
           <w:sz w:val="20"/>
         </w:rPr>
         <w:t>formulario</w:t>
@@ -2955,16 +2207,14 @@
       <w:r>
         <w:rPr>
           <w:rFonts w:ascii="Times New Roman" w:hAnsi="Times New Roman" w:cs="Times New Roman"/>
-          <w:color w:val="2D3648"/>
-          <w:spacing w:val="-3"/>
-          <w:sz w:val="20"/>
-        </w:rPr>
-        <w:t xml:space="preserve"> </w:t>
-      </w:r>
-      <w:r>
-        <w:rPr>
-          <w:rFonts w:ascii="Times New Roman" w:hAnsi="Times New Roman" w:cs="Times New Roman"/>
-          <w:color w:val="2D3648"/>
+          <w:spacing w:val="-3"/>
+          <w:sz w:val="20"/>
+        </w:rPr>
+        <w:t xml:space="preserve"> </w:t>
+      </w:r>
+      <w:r>
+        <w:rPr>
+          <w:rFonts w:ascii="Times New Roman" w:hAnsi="Times New Roman" w:cs="Times New Roman"/>
           <w:sz w:val="20"/>
         </w:rPr>
         <w:t>dinámico</w:t>
@@ -2972,16 +2222,14 @@
       <w:r>
         <w:rPr>
           <w:rFonts w:ascii="Times New Roman" w:hAnsi="Times New Roman" w:cs="Times New Roman"/>
-          <w:color w:val="2D3648"/>
-          <w:spacing w:val="-3"/>
-          <w:sz w:val="20"/>
-        </w:rPr>
-        <w:t xml:space="preserve"> </w:t>
-      </w:r>
-      <w:r>
-        <w:rPr>
-          <w:rFonts w:ascii="Times New Roman" w:hAnsi="Times New Roman" w:cs="Times New Roman"/>
-          <w:color w:val="2D3648"/>
+          <w:spacing w:val="-3"/>
+          <w:sz w:val="20"/>
+        </w:rPr>
+        <w:t xml:space="preserve"> </w:t>
+      </w:r>
+      <w:r>
+        <w:rPr>
+          <w:rFonts w:ascii="Times New Roman" w:hAnsi="Times New Roman" w:cs="Times New Roman"/>
           <w:sz w:val="20"/>
         </w:rPr>
         <w:t>de</w:t>
@@ -2989,16 +2237,14 @@
       <w:r>
         <w:rPr>
           <w:rFonts w:ascii="Times New Roman" w:hAnsi="Times New Roman" w:cs="Times New Roman"/>
-          <w:color w:val="2D3648"/>
-          <w:spacing w:val="-3"/>
-          <w:sz w:val="20"/>
-        </w:rPr>
-        <w:t xml:space="preserve"> </w:t>
-      </w:r>
-      <w:r>
-        <w:rPr>
-          <w:rFonts w:ascii="Times New Roman" w:hAnsi="Times New Roman" w:cs="Times New Roman"/>
-          <w:color w:val="2D3648"/>
+          <w:spacing w:val="-3"/>
+          <w:sz w:val="20"/>
+        </w:rPr>
+        <w:t xml:space="preserve"> </w:t>
+      </w:r>
+      <w:r>
+        <w:rPr>
+          <w:rFonts w:ascii="Times New Roman" w:hAnsi="Times New Roman" w:cs="Times New Roman"/>
           <w:sz w:val="20"/>
         </w:rPr>
         <w:t>soporte</w:t>
@@ -3006,16 +2252,14 @@
       <w:r>
         <w:rPr>
           <w:rFonts w:ascii="Times New Roman" w:hAnsi="Times New Roman" w:cs="Times New Roman"/>
-          <w:color w:val="2D3648"/>
-          <w:spacing w:val="-3"/>
-          <w:sz w:val="20"/>
-        </w:rPr>
-        <w:t xml:space="preserve"> </w:t>
-      </w:r>
-      <w:r>
-        <w:rPr>
-          <w:rFonts w:ascii="Times New Roman" w:hAnsi="Times New Roman" w:cs="Times New Roman"/>
-          <w:color w:val="2D3648"/>
+          <w:spacing w:val="-3"/>
+          <w:sz w:val="20"/>
+        </w:rPr>
+        <w:t xml:space="preserve"> </w:t>
+      </w:r>
+      <w:r>
+        <w:rPr>
+          <w:rFonts w:ascii="Times New Roman" w:hAnsi="Times New Roman" w:cs="Times New Roman"/>
           <w:sz w:val="20"/>
         </w:rPr>
         <w:t xml:space="preserve">al </w:t>
@@ -3023,7 +2267,6 @@
       <w:r>
         <w:rPr>
           <w:rFonts w:ascii="Times New Roman" w:hAnsi="Times New Roman" w:cs="Times New Roman"/>
-          <w:color w:val="2D3648"/>
           <w:spacing w:val="-2"/>
           <w:sz w:val="20"/>
         </w:rPr>
@@ -3034,24 +2277,23 @@
       <w:pPr>
         <w:pStyle w:val="Prrafodelista"/>
         <w:numPr>
-          <w:ilvl w:val="1"/>
-          <w:numId w:val="4"/>
+          <w:ilvl w:val="0"/>
+          <w:numId w:val="9"/>
         </w:numPr>
         <w:tabs>
           <w:tab w:val="left" w:pos="442"/>
         </w:tabs>
         <w:spacing w:before="62" w:line="312" w:lineRule="auto"/>
-        <w:ind w:left="284" w:right="240"/>
-        <w:rPr>
-          <w:rFonts w:ascii="Times New Roman" w:hAnsi="Times New Roman" w:cs="Times New Roman"/>
-          <w:sz w:val="20"/>
-        </w:rPr>
-      </w:pPr>
-      <w:r>
-        <w:rPr>
-          <w:rFonts w:ascii="Times New Roman" w:hAnsi="Times New Roman" w:cs="Times New Roman"/>
-          <w:b/>
-          <w:color w:val="2D3648"/>
+        <w:ind w:right="240"/>
+        <w:rPr>
+          <w:rFonts w:ascii="Times New Roman" w:hAnsi="Times New Roman" w:cs="Times New Roman"/>
+          <w:sz w:val="20"/>
+        </w:rPr>
+      </w:pPr>
+      <w:r>
+        <w:rPr>
+          <w:rFonts w:ascii="Times New Roman" w:hAnsi="Times New Roman" w:cs="Times New Roman"/>
+          <w:b/>
           <w:sz w:val="20"/>
         </w:rPr>
         <w:t>Seguridad</w:t>
@@ -3060,17 +2302,15 @@
         <w:rPr>
           <w:rFonts w:ascii="Times New Roman" w:hAnsi="Times New Roman" w:cs="Times New Roman"/>
           <w:b/>
-          <w:color w:val="2D3648"/>
-          <w:spacing w:val="-3"/>
-          <w:sz w:val="20"/>
-        </w:rPr>
-        <w:t xml:space="preserve"> </w:t>
-      </w:r>
-      <w:r>
-        <w:rPr>
-          <w:rFonts w:ascii="Times New Roman" w:hAnsi="Times New Roman" w:cs="Times New Roman"/>
-          <w:b/>
-          <w:color w:val="2D3648"/>
+          <w:spacing w:val="-3"/>
+          <w:sz w:val="20"/>
+        </w:rPr>
+        <w:t xml:space="preserve"> </w:t>
+      </w:r>
+      <w:r>
+        <w:rPr>
+          <w:rFonts w:ascii="Times New Roman" w:hAnsi="Times New Roman" w:cs="Times New Roman"/>
+          <w:b/>
           <w:sz w:val="20"/>
         </w:rPr>
         <w:t>Perimetral:</w:t>
@@ -3079,7 +2319,6 @@
         <w:rPr>
           <w:rFonts w:ascii="Times New Roman" w:hAnsi="Times New Roman" w:cs="Times New Roman"/>
           <w:b/>
-          <w:color w:val="2D3648"/>
           <w:spacing w:val="-4"/>
           <w:sz w:val="20"/>
         </w:rPr>
@@ -3088,7 +2327,6 @@
       <w:r>
         <w:rPr>
           <w:rFonts w:ascii="Times New Roman" w:hAnsi="Times New Roman" w:cs="Times New Roman"/>
-          <w:color w:val="2D3648"/>
           <w:sz w:val="20"/>
         </w:rPr>
         <w:t>Control</w:t>
@@ -3096,16 +2334,14 @@
       <w:r>
         <w:rPr>
           <w:rFonts w:ascii="Times New Roman" w:hAnsi="Times New Roman" w:cs="Times New Roman"/>
-          <w:color w:val="2D3648"/>
-          <w:spacing w:val="-3"/>
-          <w:sz w:val="20"/>
-        </w:rPr>
-        <w:t xml:space="preserve"> </w:t>
-      </w:r>
-      <w:r>
-        <w:rPr>
-          <w:rFonts w:ascii="Times New Roman" w:hAnsi="Times New Roman" w:cs="Times New Roman"/>
-          <w:color w:val="2D3648"/>
+          <w:spacing w:val="-3"/>
+          <w:sz w:val="20"/>
+        </w:rPr>
+        <w:t xml:space="preserve"> </w:t>
+      </w:r>
+      <w:r>
+        <w:rPr>
+          <w:rFonts w:ascii="Times New Roman" w:hAnsi="Times New Roman" w:cs="Times New Roman"/>
           <w:sz w:val="20"/>
         </w:rPr>
         <w:t>de</w:t>
@@ -3113,16 +2349,14 @@
       <w:r>
         <w:rPr>
           <w:rFonts w:ascii="Times New Roman" w:hAnsi="Times New Roman" w:cs="Times New Roman"/>
-          <w:color w:val="2D3648"/>
-          <w:spacing w:val="-3"/>
-          <w:sz w:val="20"/>
-        </w:rPr>
-        <w:t xml:space="preserve"> </w:t>
-      </w:r>
-      <w:r>
-        <w:rPr>
-          <w:rFonts w:ascii="Times New Roman" w:hAnsi="Times New Roman" w:cs="Times New Roman"/>
-          <w:color w:val="2D3648"/>
+          <w:spacing w:val="-3"/>
+          <w:sz w:val="20"/>
+        </w:rPr>
+        <w:t xml:space="preserve"> </w:t>
+      </w:r>
+      <w:r>
+        <w:rPr>
+          <w:rFonts w:ascii="Times New Roman" w:hAnsi="Times New Roman" w:cs="Times New Roman"/>
           <w:sz w:val="20"/>
         </w:rPr>
         <w:t>accesos</w:t>
@@ -3130,16 +2364,14 @@
       <w:r>
         <w:rPr>
           <w:rFonts w:ascii="Times New Roman" w:hAnsi="Times New Roman" w:cs="Times New Roman"/>
-          <w:color w:val="2D3648"/>
-          <w:spacing w:val="-3"/>
-          <w:sz w:val="20"/>
-        </w:rPr>
-        <w:t xml:space="preserve"> </w:t>
-      </w:r>
-      <w:r>
-        <w:rPr>
-          <w:rFonts w:ascii="Times New Roman" w:hAnsi="Times New Roman" w:cs="Times New Roman"/>
-          <w:color w:val="2D3648"/>
+          <w:spacing w:val="-3"/>
+          <w:sz w:val="20"/>
+        </w:rPr>
+        <w:t xml:space="preserve"> </w:t>
+      </w:r>
+      <w:r>
+        <w:rPr>
+          <w:rFonts w:ascii="Times New Roman" w:hAnsi="Times New Roman" w:cs="Times New Roman"/>
           <w:sz w:val="20"/>
         </w:rPr>
         <w:t>y</w:t>
@@ -3147,16 +2379,14 @@
       <w:r>
         <w:rPr>
           <w:rFonts w:ascii="Times New Roman" w:hAnsi="Times New Roman" w:cs="Times New Roman"/>
-          <w:color w:val="2D3648"/>
-          <w:spacing w:val="-3"/>
-          <w:sz w:val="20"/>
-        </w:rPr>
-        <w:t xml:space="preserve"> </w:t>
-      </w:r>
-      <w:r>
-        <w:rPr>
-          <w:rFonts w:ascii="Times New Roman" w:hAnsi="Times New Roman" w:cs="Times New Roman"/>
-          <w:color w:val="2D3648"/>
+          <w:spacing w:val="-3"/>
+          <w:sz w:val="20"/>
+        </w:rPr>
+        <w:t xml:space="preserve"> </w:t>
+      </w:r>
+      <w:r>
+        <w:rPr>
+          <w:rFonts w:ascii="Times New Roman" w:hAnsi="Times New Roman" w:cs="Times New Roman"/>
           <w:sz w:val="20"/>
         </w:rPr>
         <w:t>restricciones</w:t>
@@ -3164,16 +2394,14 @@
       <w:r>
         <w:rPr>
           <w:rFonts w:ascii="Times New Roman" w:hAnsi="Times New Roman" w:cs="Times New Roman"/>
-          <w:color w:val="2D3648"/>
-          <w:spacing w:val="-3"/>
-          <w:sz w:val="20"/>
-        </w:rPr>
-        <w:t xml:space="preserve"> </w:t>
-      </w:r>
-      <w:r>
-        <w:rPr>
-          <w:rFonts w:ascii="Times New Roman" w:hAnsi="Times New Roman" w:cs="Times New Roman"/>
-          <w:color w:val="2D3648"/>
+          <w:spacing w:val="-3"/>
+          <w:sz w:val="20"/>
+        </w:rPr>
+        <w:t xml:space="preserve"> </w:t>
+      </w:r>
+      <w:r>
+        <w:rPr>
+          <w:rFonts w:ascii="Times New Roman" w:hAnsi="Times New Roman" w:cs="Times New Roman"/>
           <w:sz w:val="20"/>
         </w:rPr>
         <w:t>lógicas</w:t>
@@ -3181,16 +2409,14 @@
       <w:r>
         <w:rPr>
           <w:rFonts w:ascii="Times New Roman" w:hAnsi="Times New Roman" w:cs="Times New Roman"/>
-          <w:color w:val="2D3648"/>
-          <w:spacing w:val="-3"/>
-          <w:sz w:val="20"/>
-        </w:rPr>
-        <w:t xml:space="preserve"> </w:t>
-      </w:r>
-      <w:r>
-        <w:rPr>
-          <w:rFonts w:ascii="Times New Roman" w:hAnsi="Times New Roman" w:cs="Times New Roman"/>
-          <w:color w:val="2D3648"/>
+          <w:spacing w:val="-3"/>
+          <w:sz w:val="20"/>
+        </w:rPr>
+        <w:t xml:space="preserve"> </w:t>
+      </w:r>
+      <w:r>
+        <w:rPr>
+          <w:rFonts w:ascii="Times New Roman" w:hAnsi="Times New Roman" w:cs="Times New Roman"/>
           <w:sz w:val="20"/>
         </w:rPr>
         <w:t>en</w:t>
@@ -3198,16 +2424,14 @@
       <w:r>
         <w:rPr>
           <w:rFonts w:ascii="Times New Roman" w:hAnsi="Times New Roman" w:cs="Times New Roman"/>
-          <w:color w:val="2D3648"/>
-          <w:spacing w:val="-3"/>
-          <w:sz w:val="20"/>
-        </w:rPr>
-        <w:t xml:space="preserve"> </w:t>
-      </w:r>
-      <w:r>
-        <w:rPr>
-          <w:rFonts w:ascii="Times New Roman" w:hAnsi="Times New Roman" w:cs="Times New Roman"/>
-          <w:color w:val="2D3648"/>
+          <w:spacing w:val="-3"/>
+          <w:sz w:val="20"/>
+        </w:rPr>
+        <w:t xml:space="preserve"> </w:t>
+      </w:r>
+      <w:r>
+        <w:rPr>
+          <w:rFonts w:ascii="Times New Roman" w:hAnsi="Times New Roman" w:cs="Times New Roman"/>
           <w:sz w:val="20"/>
         </w:rPr>
         <w:t>el</w:t>
@@ -3215,7 +2439,6 @@
       <w:r>
         <w:rPr>
           <w:rFonts w:ascii="Times New Roman" w:hAnsi="Times New Roman" w:cs="Times New Roman"/>
-          <w:color w:val="2D3648"/>
           <w:spacing w:val="-3"/>
           <w:sz w:val="20"/>
         </w:rPr>
@@ -3225,7 +2448,6 @@
       <w:r>
         <w:rPr>
           <w:rFonts w:ascii="Times New Roman" w:hAnsi="Times New Roman" w:cs="Times New Roman"/>
-          <w:color w:val="2D3648"/>
           <w:sz w:val="20"/>
         </w:rPr>
         <w:t>frontend</w:t>
@@ -3234,16 +2456,14 @@
       <w:r>
         <w:rPr>
           <w:rFonts w:ascii="Times New Roman" w:hAnsi="Times New Roman" w:cs="Times New Roman"/>
-          <w:color w:val="2D3648"/>
-          <w:spacing w:val="-3"/>
-          <w:sz w:val="20"/>
-        </w:rPr>
-        <w:t xml:space="preserve"> </w:t>
-      </w:r>
-      <w:r>
-        <w:rPr>
-          <w:rFonts w:ascii="Times New Roman" w:hAnsi="Times New Roman" w:cs="Times New Roman"/>
-          <w:color w:val="2D3648"/>
+          <w:spacing w:val="-3"/>
+          <w:sz w:val="20"/>
+        </w:rPr>
+        <w:t xml:space="preserve"> </w:t>
+      </w:r>
+      <w:r>
+        <w:rPr>
+          <w:rFonts w:ascii="Times New Roman" w:hAnsi="Times New Roman" w:cs="Times New Roman"/>
           <w:sz w:val="20"/>
         </w:rPr>
         <w:t>basándose</w:t>
@@ -3251,16 +2471,14 @@
       <w:r>
         <w:rPr>
           <w:rFonts w:ascii="Times New Roman" w:hAnsi="Times New Roman" w:cs="Times New Roman"/>
-          <w:color w:val="2D3648"/>
-          <w:spacing w:val="-3"/>
-          <w:sz w:val="20"/>
-        </w:rPr>
-        <w:t xml:space="preserve"> </w:t>
-      </w:r>
-      <w:r>
-        <w:rPr>
-          <w:rFonts w:ascii="Times New Roman" w:hAnsi="Times New Roman" w:cs="Times New Roman"/>
-          <w:color w:val="2D3648"/>
+          <w:spacing w:val="-3"/>
+          <w:sz w:val="20"/>
+        </w:rPr>
+        <w:t xml:space="preserve"> </w:t>
+      </w:r>
+      <w:r>
+        <w:rPr>
+          <w:rFonts w:ascii="Times New Roman" w:hAnsi="Times New Roman" w:cs="Times New Roman"/>
           <w:sz w:val="20"/>
         </w:rPr>
         <w:t>en</w:t>
@@ -3268,16 +2486,14 @@
       <w:r>
         <w:rPr>
           <w:rFonts w:ascii="Times New Roman" w:hAnsi="Times New Roman" w:cs="Times New Roman"/>
-          <w:color w:val="2D3648"/>
-          <w:spacing w:val="-3"/>
-          <w:sz w:val="20"/>
-        </w:rPr>
-        <w:t xml:space="preserve"> </w:t>
-      </w:r>
-      <w:r>
-        <w:rPr>
-          <w:rFonts w:ascii="Times New Roman" w:hAnsi="Times New Roman" w:cs="Times New Roman"/>
-          <w:color w:val="2D3648"/>
+          <w:spacing w:val="-3"/>
+          <w:sz w:val="20"/>
+        </w:rPr>
+        <w:t xml:space="preserve"> </w:t>
+      </w:r>
+      <w:r>
+        <w:rPr>
+          <w:rFonts w:ascii="Times New Roman" w:hAnsi="Times New Roman" w:cs="Times New Roman"/>
           <w:sz w:val="20"/>
         </w:rPr>
         <w:t>el</w:t>
@@ -3285,16 +2501,14 @@
       <w:r>
         <w:rPr>
           <w:rFonts w:ascii="Times New Roman" w:hAnsi="Times New Roman" w:cs="Times New Roman"/>
-          <w:color w:val="2D3648"/>
-          <w:spacing w:val="-3"/>
-          <w:sz w:val="20"/>
-        </w:rPr>
-        <w:t xml:space="preserve"> </w:t>
-      </w:r>
-      <w:r>
-        <w:rPr>
-          <w:rFonts w:ascii="Times New Roman" w:hAnsi="Times New Roman" w:cs="Times New Roman"/>
-          <w:color w:val="2D3648"/>
+          <w:spacing w:val="-3"/>
+          <w:sz w:val="20"/>
+        </w:rPr>
+        <w:t xml:space="preserve"> </w:t>
+      </w:r>
+      <w:r>
+        <w:rPr>
+          <w:rFonts w:ascii="Times New Roman" w:hAnsi="Times New Roman" w:cs="Times New Roman"/>
           <w:sz w:val="20"/>
         </w:rPr>
         <w:t>rol</w:t>
@@ -3302,16 +2516,14 @@
       <w:r>
         <w:rPr>
           <w:rFonts w:ascii="Times New Roman" w:hAnsi="Times New Roman" w:cs="Times New Roman"/>
-          <w:color w:val="2D3648"/>
-          <w:spacing w:val="-3"/>
-          <w:sz w:val="20"/>
-        </w:rPr>
-        <w:t xml:space="preserve"> </w:t>
-      </w:r>
-      <w:r>
-        <w:rPr>
-          <w:rFonts w:ascii="Times New Roman" w:hAnsi="Times New Roman" w:cs="Times New Roman"/>
-          <w:color w:val="2D3648"/>
+          <w:spacing w:val="-3"/>
+          <w:sz w:val="20"/>
+        </w:rPr>
+        <w:t xml:space="preserve"> </w:t>
+      </w:r>
+      <w:r>
+        <w:rPr>
+          <w:rFonts w:ascii="Times New Roman" w:hAnsi="Times New Roman" w:cs="Times New Roman"/>
           <w:sz w:val="20"/>
         </w:rPr>
         <w:t>asignado (</w:t>
@@ -3320,7 +2532,6 @@
       <w:r>
         <w:rPr>
           <w:rFonts w:ascii="Times New Roman" w:hAnsi="Times New Roman" w:cs="Times New Roman"/>
-          <w:color w:val="2D3648"/>
           <w:sz w:val="20"/>
         </w:rPr>
         <w:t>Admin</w:t>
@@ -3329,7 +2540,6 @@
       <w:r>
         <w:rPr>
           <w:rFonts w:ascii="Times New Roman" w:hAnsi="Times New Roman" w:cs="Times New Roman"/>
-          <w:color w:val="2D3648"/>
           <w:sz w:val="20"/>
         </w:rPr>
         <w:t xml:space="preserve"> / Cliente).</w:t>
@@ -3345,16 +2555,16 @@
         <w:tabs>
           <w:tab w:val="left" w:pos="611"/>
         </w:tabs>
+        <w:spacing w:after="240"/>
         <w:ind w:left="284" w:firstLine="0"/>
-        <w:jc w:val="left"/>
         <w:rPr>
           <w:rFonts w:ascii="Times New Roman" w:hAnsi="Times New Roman" w:cs="Times New Roman"/>
           <w:sz w:val="32"/>
           <w:szCs w:val="32"/>
         </w:rPr>
       </w:pPr>
-      <w:bookmarkStart w:id="3" w:name="3._Especificación_Arquitectónica_y_Stack"/>
-      <w:bookmarkEnd w:id="3"/>
+      <w:bookmarkStart w:id="2" w:name="3._Especificación_Arquitectónica_y_Stack"/>
+      <w:bookmarkEnd w:id="2"/>
       <w:r>
         <w:rPr>
           <w:rFonts w:ascii="Times New Roman" w:hAnsi="Times New Roman" w:cs="Times New Roman"/>
@@ -3436,212 +2646,173 @@
     <w:p>
       <w:pPr>
         <w:pStyle w:val="Textoindependiente"/>
-        <w:spacing w:before="261" w:line="312" w:lineRule="auto"/>
-        <w:ind w:left="284"/>
-        <w:rPr>
-          <w:rFonts w:ascii="Times New Roman" w:hAnsi="Times New Roman" w:cs="Times New Roman"/>
-        </w:rPr>
-      </w:pPr>
-      <w:r>
-        <w:rPr>
-          <w:rFonts w:ascii="Times New Roman" w:hAnsi="Times New Roman" w:cs="Times New Roman"/>
-          <w:color w:val="2D3648"/>
+        <w:spacing w:before="0" w:line="312" w:lineRule="auto"/>
+        <w:ind w:left="284" w:firstLine="720"/>
+        <w:rPr>
+          <w:rFonts w:ascii="Times New Roman" w:hAnsi="Times New Roman" w:cs="Times New Roman"/>
+        </w:rPr>
+      </w:pPr>
+      <w:r>
+        <w:rPr>
+          <w:rFonts w:ascii="Times New Roman" w:hAnsi="Times New Roman" w:cs="Times New Roman"/>
         </w:rPr>
         <w:t>La</w:t>
       </w:r>
       <w:r>
         <w:rPr>
           <w:rFonts w:ascii="Times New Roman" w:hAnsi="Times New Roman" w:cs="Times New Roman"/>
-          <w:color w:val="2D3648"/>
-          <w:spacing w:val="-3"/>
-        </w:rPr>
-        <w:t xml:space="preserve"> </w:t>
-      </w:r>
-      <w:r>
-        <w:rPr>
-          <w:rFonts w:ascii="Times New Roman" w:hAnsi="Times New Roman" w:cs="Times New Roman"/>
-          <w:color w:val="2D3648"/>
+          <w:spacing w:val="-3"/>
+        </w:rPr>
+        <w:t xml:space="preserve"> </w:t>
+      </w:r>
+      <w:r>
+        <w:rPr>
+          <w:rFonts w:ascii="Times New Roman" w:hAnsi="Times New Roman" w:cs="Times New Roman"/>
         </w:rPr>
         <w:t>plataforma</w:t>
       </w:r>
       <w:r>
         <w:rPr>
           <w:rFonts w:ascii="Times New Roman" w:hAnsi="Times New Roman" w:cs="Times New Roman"/>
-          <w:color w:val="2D3648"/>
-          <w:spacing w:val="-3"/>
-        </w:rPr>
-        <w:t xml:space="preserve"> </w:t>
-      </w:r>
-      <w:r>
-        <w:rPr>
-          <w:rFonts w:ascii="Times New Roman" w:hAnsi="Times New Roman" w:cs="Times New Roman"/>
-          <w:color w:val="2D3648"/>
+          <w:spacing w:val="-3"/>
+        </w:rPr>
+        <w:t xml:space="preserve"> </w:t>
+      </w:r>
+      <w:r>
+        <w:rPr>
+          <w:rFonts w:ascii="Times New Roman" w:hAnsi="Times New Roman" w:cs="Times New Roman"/>
         </w:rPr>
         <w:t>se</w:t>
       </w:r>
       <w:r>
         <w:rPr>
           <w:rFonts w:ascii="Times New Roman" w:hAnsi="Times New Roman" w:cs="Times New Roman"/>
-          <w:color w:val="2D3648"/>
-          <w:spacing w:val="-3"/>
-        </w:rPr>
-        <w:t xml:space="preserve"> </w:t>
-      </w:r>
-      <w:r>
-        <w:rPr>
-          <w:rFonts w:ascii="Times New Roman" w:hAnsi="Times New Roman" w:cs="Times New Roman"/>
-          <w:color w:val="2D3648"/>
+          <w:spacing w:val="-3"/>
+        </w:rPr>
+        <w:t xml:space="preserve"> </w:t>
+      </w:r>
+      <w:r>
+        <w:rPr>
+          <w:rFonts w:ascii="Times New Roman" w:hAnsi="Times New Roman" w:cs="Times New Roman"/>
         </w:rPr>
         <w:t>rige</w:t>
       </w:r>
       <w:r>
         <w:rPr>
           <w:rFonts w:ascii="Times New Roman" w:hAnsi="Times New Roman" w:cs="Times New Roman"/>
-          <w:color w:val="2D3648"/>
-          <w:spacing w:val="-3"/>
-        </w:rPr>
-        <w:t xml:space="preserve"> </w:t>
-      </w:r>
-      <w:r>
-        <w:rPr>
-          <w:rFonts w:ascii="Times New Roman" w:hAnsi="Times New Roman" w:cs="Times New Roman"/>
-          <w:color w:val="2D3648"/>
+          <w:spacing w:val="-3"/>
+        </w:rPr>
+        <w:t xml:space="preserve"> </w:t>
+      </w:r>
+      <w:r>
+        <w:rPr>
+          <w:rFonts w:ascii="Times New Roman" w:hAnsi="Times New Roman" w:cs="Times New Roman"/>
         </w:rPr>
         <w:t>bajo</w:t>
       </w:r>
       <w:r>
         <w:rPr>
           <w:rFonts w:ascii="Times New Roman" w:hAnsi="Times New Roman" w:cs="Times New Roman"/>
-          <w:color w:val="2D3648"/>
-          <w:spacing w:val="-3"/>
-        </w:rPr>
-        <w:t xml:space="preserve"> </w:t>
-      </w:r>
-      <w:r>
-        <w:rPr>
-          <w:rFonts w:ascii="Times New Roman" w:hAnsi="Times New Roman" w:cs="Times New Roman"/>
-          <w:color w:val="2D3648"/>
+          <w:spacing w:val="-3"/>
+        </w:rPr>
+        <w:t xml:space="preserve"> </w:t>
+      </w:r>
+      <w:r>
+        <w:rPr>
+          <w:rFonts w:ascii="Times New Roman" w:hAnsi="Times New Roman" w:cs="Times New Roman"/>
         </w:rPr>
         <w:t>una</w:t>
       </w:r>
       <w:r>
         <w:rPr>
           <w:rFonts w:ascii="Times New Roman" w:hAnsi="Times New Roman" w:cs="Times New Roman"/>
-          <w:color w:val="2D3648"/>
-          <w:spacing w:val="-3"/>
-        </w:rPr>
-        <w:t xml:space="preserve"> </w:t>
-      </w:r>
-      <w:r>
-        <w:rPr>
-          <w:rFonts w:ascii="Times New Roman" w:hAnsi="Times New Roman" w:cs="Times New Roman"/>
-          <w:color w:val="2D3648"/>
+          <w:spacing w:val="-3"/>
+        </w:rPr>
+        <w:t xml:space="preserve"> </w:t>
+      </w:r>
+      <w:r>
+        <w:rPr>
+          <w:rFonts w:ascii="Times New Roman" w:hAnsi="Times New Roman" w:cs="Times New Roman"/>
         </w:rPr>
         <w:t>arquitectura</w:t>
       </w:r>
       <w:r>
         <w:rPr>
           <w:rFonts w:ascii="Times New Roman" w:hAnsi="Times New Roman" w:cs="Times New Roman"/>
-          <w:color w:val="2D3648"/>
-          <w:spacing w:val="-3"/>
-        </w:rPr>
-        <w:t xml:space="preserve"> </w:t>
-      </w:r>
-      <w:r>
-        <w:rPr>
-          <w:rFonts w:ascii="Times New Roman" w:hAnsi="Times New Roman" w:cs="Times New Roman"/>
-          <w:color w:val="2D3648"/>
+          <w:spacing w:val="-3"/>
+        </w:rPr>
+        <w:t xml:space="preserve"> </w:t>
+      </w:r>
+      <w:r>
+        <w:rPr>
+          <w:rFonts w:ascii="Times New Roman" w:hAnsi="Times New Roman" w:cs="Times New Roman"/>
         </w:rPr>
         <w:t>monolítica</w:t>
       </w:r>
       <w:r>
         <w:rPr>
           <w:rFonts w:ascii="Times New Roman" w:hAnsi="Times New Roman" w:cs="Times New Roman"/>
-          <w:color w:val="2D3648"/>
-          <w:spacing w:val="-3"/>
-        </w:rPr>
-        <w:t xml:space="preserve"> </w:t>
-      </w:r>
-      <w:r>
-        <w:rPr>
-          <w:rFonts w:ascii="Times New Roman" w:hAnsi="Times New Roman" w:cs="Times New Roman"/>
-          <w:color w:val="2D3648"/>
+          <w:spacing w:val="-3"/>
+        </w:rPr>
+        <w:t xml:space="preserve"> </w:t>
+      </w:r>
+      <w:r>
+        <w:rPr>
+          <w:rFonts w:ascii="Times New Roman" w:hAnsi="Times New Roman" w:cs="Times New Roman"/>
         </w:rPr>
         <w:t>utilizando</w:t>
       </w:r>
       <w:r>
         <w:rPr>
           <w:rFonts w:ascii="Times New Roman" w:hAnsi="Times New Roman" w:cs="Times New Roman"/>
-          <w:color w:val="2D3648"/>
-          <w:spacing w:val="-3"/>
-        </w:rPr>
-        <w:t xml:space="preserve"> </w:t>
-      </w:r>
-      <w:r>
-        <w:rPr>
-          <w:rFonts w:ascii="Times New Roman" w:hAnsi="Times New Roman" w:cs="Times New Roman"/>
-          <w:color w:val="2D3648"/>
+          <w:spacing w:val="-3"/>
+        </w:rPr>
+        <w:t xml:space="preserve"> </w:t>
+      </w:r>
+      <w:r>
+        <w:rPr>
+          <w:rFonts w:ascii="Times New Roman" w:hAnsi="Times New Roman" w:cs="Times New Roman"/>
         </w:rPr>
         <w:t>el</w:t>
       </w:r>
       <w:r>
         <w:rPr>
           <w:rFonts w:ascii="Times New Roman" w:hAnsi="Times New Roman" w:cs="Times New Roman"/>
-          <w:color w:val="2D3648"/>
-          <w:spacing w:val="-3"/>
-        </w:rPr>
-        <w:t xml:space="preserve"> </w:t>
-      </w:r>
-      <w:r>
-        <w:rPr>
-          <w:rFonts w:ascii="Times New Roman" w:hAnsi="Times New Roman" w:cs="Times New Roman"/>
-          <w:color w:val="2D3648"/>
+          <w:spacing w:val="-3"/>
+        </w:rPr>
+        <w:t xml:space="preserve"> </w:t>
+      </w:r>
+      <w:r>
+        <w:rPr>
+          <w:rFonts w:ascii="Times New Roman" w:hAnsi="Times New Roman" w:cs="Times New Roman"/>
         </w:rPr>
         <w:t>patrón</w:t>
       </w:r>
       <w:r>
         <w:rPr>
           <w:rFonts w:ascii="Times New Roman" w:hAnsi="Times New Roman" w:cs="Times New Roman"/>
-          <w:color w:val="2D3648"/>
-          <w:spacing w:val="-3"/>
-        </w:rPr>
-        <w:t xml:space="preserve"> </w:t>
-      </w:r>
-      <w:r>
-        <w:rPr>
-          <w:rFonts w:ascii="Times New Roman" w:hAnsi="Times New Roman" w:cs="Times New Roman"/>
-          <w:color w:val="2D3648"/>
-        </w:rPr>
-        <w:t xml:space="preserve">estructurado </w:t>
-      </w:r>
-      <w:r>
-        <w:rPr>
-          <w:rFonts w:ascii="Times New Roman" w:hAnsi="Times New Roman" w:cs="Times New Roman"/>
-          <w:b/>
-          <w:color w:val="2D3648"/>
-        </w:rPr>
-        <w:t>Modelo-Vista-Controlador (MVC)</w:t>
-      </w:r>
-      <w:r>
-        <w:rPr>
-          <w:rFonts w:ascii="Times New Roman" w:hAnsi="Times New Roman" w:cs="Times New Roman"/>
-          <w:color w:val="2D3648"/>
-        </w:rPr>
-        <w:t>, operando como un sistema transaccional de información (OLTP) de alta eficiencia:</w:t>
+          <w:spacing w:val="-3"/>
+        </w:rPr>
+        <w:t xml:space="preserve"> </w:t>
+      </w:r>
+      <w:r>
+        <w:rPr>
+          <w:rFonts w:ascii="Times New Roman" w:hAnsi="Times New Roman" w:cs="Times New Roman"/>
+        </w:rPr>
+        <w:t>estructurado Modelo-Vista-Controlador (MVC), operando como un sistema transaccional de información (OLTP) de alta eficiencia:</w:t>
       </w:r>
     </w:p>
     <w:p>
       <w:pPr>
         <w:pStyle w:val="Prrafodelista"/>
         <w:numPr>
-          <w:ilvl w:val="1"/>
-          <w:numId w:val="4"/>
+          <w:ilvl w:val="0"/>
+          <w:numId w:val="10"/>
         </w:numPr>
         <w:tabs>
           <w:tab w:val="left" w:pos="441"/>
         </w:tabs>
         <w:spacing w:before="152"/>
-        <w:ind w:left="284" w:hanging="125"/>
         <w:rPr>
           <w:rFonts w:ascii="Times New Roman" w:hAnsi="Times New Roman" w:cs="Times New Roman"/>
           <w:sz w:val="20"/>
@@ -3652,7 +2823,6 @@
         <w:rPr>
           <w:rFonts w:ascii="Times New Roman" w:hAnsi="Times New Roman" w:cs="Times New Roman"/>
           <w:b/>
-          <w:color w:val="2D3648"/>
           <w:sz w:val="20"/>
         </w:rPr>
         <w:t>Backend</w:t>
@@ -3662,7 +2832,6 @@
         <w:rPr>
           <w:rFonts w:ascii="Times New Roman" w:hAnsi="Times New Roman" w:cs="Times New Roman"/>
           <w:b/>
-          <w:color w:val="2D3648"/>
           <w:sz w:val="20"/>
         </w:rPr>
         <w:t>:</w:t>
@@ -3671,7 +2840,6 @@
         <w:rPr>
           <w:rFonts w:ascii="Times New Roman" w:hAnsi="Times New Roman" w:cs="Times New Roman"/>
           <w:b/>
-          <w:color w:val="2D3648"/>
           <w:spacing w:val="-2"/>
           <w:sz w:val="20"/>
         </w:rPr>
@@ -3680,7 +2848,6 @@
       <w:r>
         <w:rPr>
           <w:rFonts w:ascii="Times New Roman" w:hAnsi="Times New Roman" w:cs="Times New Roman"/>
-          <w:color w:val="2D3648"/>
           <w:sz w:val="20"/>
         </w:rPr>
         <w:t>PHP</w:t>
@@ -3688,7 +2855,6 @@
       <w:r>
         <w:rPr>
           <w:rFonts w:ascii="Times New Roman" w:hAnsi="Times New Roman" w:cs="Times New Roman"/>
-          <w:color w:val="2D3648"/>
           <w:spacing w:val="-6"/>
           <w:sz w:val="20"/>
         </w:rPr>
@@ -3697,7 +2863,6 @@
       <w:r>
         <w:rPr>
           <w:rFonts w:ascii="Times New Roman" w:hAnsi="Times New Roman" w:cs="Times New Roman"/>
-          <w:color w:val="2D3648"/>
           <w:sz w:val="20"/>
         </w:rPr>
         <w:t>8.x</w:t>
@@ -3705,7 +2870,6 @@
       <w:r>
         <w:rPr>
           <w:rFonts w:ascii="Times New Roman" w:hAnsi="Times New Roman" w:cs="Times New Roman"/>
-          <w:color w:val="2D3648"/>
           <w:spacing w:val="-2"/>
           <w:sz w:val="20"/>
         </w:rPr>
@@ -3714,7 +2878,6 @@
       <w:r>
         <w:rPr>
           <w:rFonts w:ascii="Times New Roman" w:hAnsi="Times New Roman" w:cs="Times New Roman"/>
-          <w:color w:val="2D3648"/>
           <w:sz w:val="20"/>
         </w:rPr>
         <w:t>con</w:t>
@@ -3722,7 +2885,6 @@
       <w:r>
         <w:rPr>
           <w:rFonts w:ascii="Times New Roman" w:hAnsi="Times New Roman" w:cs="Times New Roman"/>
-          <w:color w:val="2D3648"/>
           <w:spacing w:val="-2"/>
           <w:sz w:val="20"/>
         </w:rPr>
@@ -3731,7 +2893,6 @@
       <w:r>
         <w:rPr>
           <w:rFonts w:ascii="Times New Roman" w:hAnsi="Times New Roman" w:cs="Times New Roman"/>
-          <w:color w:val="2D3648"/>
           <w:sz w:val="20"/>
         </w:rPr>
         <w:t>Programación</w:t>
@@ -3739,7 +2900,6 @@
       <w:r>
         <w:rPr>
           <w:rFonts w:ascii="Times New Roman" w:hAnsi="Times New Roman" w:cs="Times New Roman"/>
-          <w:color w:val="2D3648"/>
           <w:spacing w:val="-2"/>
           <w:sz w:val="20"/>
         </w:rPr>
@@ -3748,7 +2908,6 @@
       <w:r>
         <w:rPr>
           <w:rFonts w:ascii="Times New Roman" w:hAnsi="Times New Roman" w:cs="Times New Roman"/>
-          <w:color w:val="2D3648"/>
           <w:sz w:val="20"/>
         </w:rPr>
         <w:t>Orientada</w:t>
@@ -3756,7 +2915,6 @@
       <w:r>
         <w:rPr>
           <w:rFonts w:ascii="Times New Roman" w:hAnsi="Times New Roman" w:cs="Times New Roman"/>
-          <w:color w:val="2D3648"/>
           <w:spacing w:val="-2"/>
           <w:sz w:val="20"/>
         </w:rPr>
@@ -3765,7 +2923,6 @@
       <w:r>
         <w:rPr>
           <w:rFonts w:ascii="Times New Roman" w:hAnsi="Times New Roman" w:cs="Times New Roman"/>
-          <w:color w:val="2D3648"/>
           <w:sz w:val="20"/>
         </w:rPr>
         <w:t>a</w:t>
@@ -3773,7 +2930,6 @@
       <w:r>
         <w:rPr>
           <w:rFonts w:ascii="Times New Roman" w:hAnsi="Times New Roman" w:cs="Times New Roman"/>
-          <w:color w:val="2D3648"/>
           <w:spacing w:val="-2"/>
           <w:sz w:val="20"/>
         </w:rPr>
@@ -3782,7 +2938,6 @@
       <w:r>
         <w:rPr>
           <w:rFonts w:ascii="Times New Roman" w:hAnsi="Times New Roman" w:cs="Times New Roman"/>
-          <w:color w:val="2D3648"/>
           <w:sz w:val="20"/>
         </w:rPr>
         <w:t>Objetos</w:t>
@@ -3790,7 +2945,6 @@
       <w:r>
         <w:rPr>
           <w:rFonts w:ascii="Times New Roman" w:hAnsi="Times New Roman" w:cs="Times New Roman"/>
-          <w:color w:val="2D3648"/>
           <w:spacing w:val="-2"/>
           <w:sz w:val="20"/>
         </w:rPr>
@@ -3799,7 +2953,6 @@
       <w:r>
         <w:rPr>
           <w:rFonts w:ascii="Times New Roman" w:hAnsi="Times New Roman" w:cs="Times New Roman"/>
-          <w:color w:val="2D3648"/>
           <w:sz w:val="20"/>
         </w:rPr>
         <w:t>y</w:t>
@@ -3807,7 +2960,6 @@
       <w:r>
         <w:rPr>
           <w:rFonts w:ascii="Times New Roman" w:hAnsi="Times New Roman" w:cs="Times New Roman"/>
-          <w:color w:val="2D3648"/>
           <w:spacing w:val="-2"/>
           <w:sz w:val="20"/>
         </w:rPr>
@@ -3816,7 +2968,6 @@
       <w:r>
         <w:rPr>
           <w:rFonts w:ascii="Times New Roman" w:hAnsi="Times New Roman" w:cs="Times New Roman"/>
-          <w:color w:val="2D3648"/>
           <w:sz w:val="20"/>
         </w:rPr>
         <w:t>consultas</w:t>
@@ -3824,7 +2975,6 @@
       <w:r>
         <w:rPr>
           <w:rFonts w:ascii="Times New Roman" w:hAnsi="Times New Roman" w:cs="Times New Roman"/>
-          <w:color w:val="2D3648"/>
           <w:spacing w:val="-2"/>
           <w:sz w:val="20"/>
         </w:rPr>
@@ -3833,7 +2983,6 @@
       <w:r>
         <w:rPr>
           <w:rFonts w:ascii="Times New Roman" w:hAnsi="Times New Roman" w:cs="Times New Roman"/>
-          <w:color w:val="2D3648"/>
           <w:sz w:val="20"/>
         </w:rPr>
         <w:t>preparadas</w:t>
@@ -3841,7 +2990,6 @@
       <w:r>
         <w:rPr>
           <w:rFonts w:ascii="Times New Roman" w:hAnsi="Times New Roman" w:cs="Times New Roman"/>
-          <w:color w:val="2D3648"/>
           <w:spacing w:val="-1"/>
           <w:sz w:val="20"/>
         </w:rPr>
@@ -3850,7 +2998,6 @@
       <w:r>
         <w:rPr>
           <w:rFonts w:ascii="Times New Roman" w:hAnsi="Times New Roman" w:cs="Times New Roman"/>
-          <w:color w:val="2D3648"/>
           <w:spacing w:val="-2"/>
           <w:sz w:val="20"/>
         </w:rPr>
@@ -3861,24 +3008,22 @@
       <w:pPr>
         <w:pStyle w:val="Prrafodelista"/>
         <w:numPr>
-          <w:ilvl w:val="1"/>
-          <w:numId w:val="4"/>
+          <w:ilvl w:val="0"/>
+          <w:numId w:val="10"/>
         </w:numPr>
         <w:tabs>
           <w:tab w:val="left" w:pos="441"/>
         </w:tabs>
         <w:spacing w:before="130"/>
-        <w:ind w:left="284" w:hanging="125"/>
-        <w:rPr>
-          <w:rFonts w:ascii="Times New Roman" w:hAnsi="Times New Roman" w:cs="Times New Roman"/>
-          <w:sz w:val="20"/>
-        </w:rPr>
-      </w:pPr>
-      <w:r>
-        <w:rPr>
-          <w:rFonts w:ascii="Times New Roman" w:hAnsi="Times New Roman" w:cs="Times New Roman"/>
-          <w:b/>
-          <w:color w:val="2D3648"/>
+        <w:rPr>
+          <w:rFonts w:ascii="Times New Roman" w:hAnsi="Times New Roman" w:cs="Times New Roman"/>
+          <w:sz w:val="20"/>
+        </w:rPr>
+      </w:pPr>
+      <w:r>
+        <w:rPr>
+          <w:rFonts w:ascii="Times New Roman" w:hAnsi="Times New Roman" w:cs="Times New Roman"/>
+          <w:b/>
           <w:sz w:val="20"/>
         </w:rPr>
         <w:t>Base</w:t>
@@ -3887,7 +3032,6 @@
         <w:rPr>
           <w:rFonts w:ascii="Times New Roman" w:hAnsi="Times New Roman" w:cs="Times New Roman"/>
           <w:b/>
-          <w:color w:val="2D3648"/>
           <w:spacing w:val="-4"/>
           <w:sz w:val="20"/>
         </w:rPr>
@@ -3897,7 +3041,6 @@
         <w:rPr>
           <w:rFonts w:ascii="Times New Roman" w:hAnsi="Times New Roman" w:cs="Times New Roman"/>
           <w:b/>
-          <w:color w:val="2D3648"/>
           <w:sz w:val="20"/>
         </w:rPr>
         <w:t>de</w:t>
@@ -3906,17 +3049,15 @@
         <w:rPr>
           <w:rFonts w:ascii="Times New Roman" w:hAnsi="Times New Roman" w:cs="Times New Roman"/>
           <w:b/>
-          <w:color w:val="2D3648"/>
-          <w:spacing w:val="-3"/>
-          <w:sz w:val="20"/>
-        </w:rPr>
-        <w:t xml:space="preserve"> </w:t>
-      </w:r>
-      <w:r>
-        <w:rPr>
-          <w:rFonts w:ascii="Times New Roman" w:hAnsi="Times New Roman" w:cs="Times New Roman"/>
-          <w:b/>
-          <w:color w:val="2D3648"/>
+          <w:spacing w:val="-3"/>
+          <w:sz w:val="20"/>
+        </w:rPr>
+        <w:t xml:space="preserve"> </w:t>
+      </w:r>
+      <w:r>
+        <w:rPr>
+          <w:rFonts w:ascii="Times New Roman" w:hAnsi="Times New Roman" w:cs="Times New Roman"/>
+          <w:b/>
           <w:sz w:val="20"/>
         </w:rPr>
         <w:t>Datos:</w:t>
@@ -3925,16 +3066,14 @@
         <w:rPr>
           <w:rFonts w:ascii="Times New Roman" w:hAnsi="Times New Roman" w:cs="Times New Roman"/>
           <w:b/>
-          <w:color w:val="2D3648"/>
-          <w:spacing w:val="-3"/>
-          <w:sz w:val="20"/>
-        </w:rPr>
-        <w:t xml:space="preserve"> </w:t>
-      </w:r>
-      <w:r>
-        <w:rPr>
-          <w:rFonts w:ascii="Times New Roman" w:hAnsi="Times New Roman" w:cs="Times New Roman"/>
-          <w:color w:val="2D3648"/>
+          <w:spacing w:val="-3"/>
+          <w:sz w:val="20"/>
+        </w:rPr>
+        <w:t xml:space="preserve"> </w:t>
+      </w:r>
+      <w:r>
+        <w:rPr>
+          <w:rFonts w:ascii="Times New Roman" w:hAnsi="Times New Roman" w:cs="Times New Roman"/>
           <w:sz w:val="20"/>
         </w:rPr>
         <w:t>MySQL</w:t>
@@ -3942,7 +3081,6 @@
       <w:r>
         <w:rPr>
           <w:rFonts w:ascii="Times New Roman" w:hAnsi="Times New Roman" w:cs="Times New Roman"/>
-          <w:color w:val="2D3648"/>
           <w:spacing w:val="-11"/>
           <w:sz w:val="20"/>
         </w:rPr>
@@ -3951,7 +3089,6 @@
       <w:r>
         <w:rPr>
           <w:rFonts w:ascii="Times New Roman" w:hAnsi="Times New Roman" w:cs="Times New Roman"/>
-          <w:color w:val="2D3648"/>
           <w:sz w:val="20"/>
         </w:rPr>
         <w:t>relacional</w:t>
@@ -3959,16 +3096,14 @@
       <w:r>
         <w:rPr>
           <w:rFonts w:ascii="Times New Roman" w:hAnsi="Times New Roman" w:cs="Times New Roman"/>
-          <w:color w:val="2D3648"/>
-          <w:spacing w:val="-3"/>
-          <w:sz w:val="20"/>
-        </w:rPr>
-        <w:t xml:space="preserve"> </w:t>
-      </w:r>
-      <w:r>
-        <w:rPr>
-          <w:rFonts w:ascii="Times New Roman" w:hAnsi="Times New Roman" w:cs="Times New Roman"/>
-          <w:color w:val="2D3648"/>
+          <w:spacing w:val="-3"/>
+          <w:sz w:val="20"/>
+        </w:rPr>
+        <w:t xml:space="preserve"> </w:t>
+      </w:r>
+      <w:r>
+        <w:rPr>
+          <w:rFonts w:ascii="Times New Roman" w:hAnsi="Times New Roman" w:cs="Times New Roman"/>
           <w:sz w:val="20"/>
         </w:rPr>
         <w:t>administrado</w:t>
@@ -3976,7 +3111,6 @@
       <w:r>
         <w:rPr>
           <w:rFonts w:ascii="Times New Roman" w:hAnsi="Times New Roman" w:cs="Times New Roman"/>
-          <w:color w:val="2D3648"/>
           <w:spacing w:val="-4"/>
           <w:sz w:val="20"/>
         </w:rPr>
@@ -3985,7 +3119,6 @@
       <w:r>
         <w:rPr>
           <w:rFonts w:ascii="Times New Roman" w:hAnsi="Times New Roman" w:cs="Times New Roman"/>
-          <w:color w:val="2D3648"/>
           <w:sz w:val="20"/>
         </w:rPr>
         <w:t>a</w:t>
@@ -3993,16 +3126,14 @@
       <w:r>
         <w:rPr>
           <w:rFonts w:ascii="Times New Roman" w:hAnsi="Times New Roman" w:cs="Times New Roman"/>
-          <w:color w:val="2D3648"/>
-          <w:spacing w:val="-3"/>
-          <w:sz w:val="20"/>
-        </w:rPr>
-        <w:t xml:space="preserve"> </w:t>
-      </w:r>
-      <w:r>
-        <w:rPr>
-          <w:rFonts w:ascii="Times New Roman" w:hAnsi="Times New Roman" w:cs="Times New Roman"/>
-          <w:color w:val="2D3648"/>
+          <w:spacing w:val="-3"/>
+          <w:sz w:val="20"/>
+        </w:rPr>
+        <w:t xml:space="preserve"> </w:t>
+      </w:r>
+      <w:r>
+        <w:rPr>
+          <w:rFonts w:ascii="Times New Roman" w:hAnsi="Times New Roman" w:cs="Times New Roman"/>
           <w:sz w:val="20"/>
         </w:rPr>
         <w:t>través</w:t>
@@ -4010,16 +3141,14 @@
       <w:r>
         <w:rPr>
           <w:rFonts w:ascii="Times New Roman" w:hAnsi="Times New Roman" w:cs="Times New Roman"/>
-          <w:color w:val="2D3648"/>
-          <w:spacing w:val="-3"/>
-          <w:sz w:val="20"/>
-        </w:rPr>
-        <w:t xml:space="preserve"> </w:t>
-      </w:r>
-      <w:r>
-        <w:rPr>
-          <w:rFonts w:ascii="Times New Roman" w:hAnsi="Times New Roman" w:cs="Times New Roman"/>
-          <w:color w:val="2D3648"/>
+          <w:spacing w:val="-3"/>
+          <w:sz w:val="20"/>
+        </w:rPr>
+        <w:t xml:space="preserve"> </w:t>
+      </w:r>
+      <w:r>
+        <w:rPr>
+          <w:rFonts w:ascii="Times New Roman" w:hAnsi="Times New Roman" w:cs="Times New Roman"/>
           <w:sz w:val="20"/>
         </w:rPr>
         <w:t>de</w:t>
@@ -4027,7 +3156,6 @@
       <w:r>
         <w:rPr>
           <w:rFonts w:ascii="Times New Roman" w:hAnsi="Times New Roman" w:cs="Times New Roman"/>
-          <w:color w:val="2D3648"/>
           <w:spacing w:val="-3"/>
           <w:sz w:val="20"/>
         </w:rPr>
@@ -4037,7 +3165,6 @@
       <w:r>
         <w:rPr>
           <w:rFonts w:ascii="Times New Roman" w:hAnsi="Times New Roman" w:cs="Times New Roman"/>
-          <w:color w:val="2D3648"/>
           <w:spacing w:val="-2"/>
           <w:sz w:val="20"/>
         </w:rPr>
@@ -4047,7 +3174,6 @@
       <w:r>
         <w:rPr>
           <w:rFonts w:ascii="Times New Roman" w:hAnsi="Times New Roman" w:cs="Times New Roman"/>
-          <w:color w:val="2D3648"/>
           <w:spacing w:val="-2"/>
           <w:sz w:val="20"/>
         </w:rPr>
@@ -4058,14 +3184,13 @@
       <w:pPr>
         <w:pStyle w:val="Prrafodelista"/>
         <w:numPr>
-          <w:ilvl w:val="1"/>
-          <w:numId w:val="4"/>
+          <w:ilvl w:val="0"/>
+          <w:numId w:val="10"/>
         </w:numPr>
         <w:tabs>
           <w:tab w:val="left" w:pos="441"/>
         </w:tabs>
         <w:spacing w:before="130"/>
-        <w:ind w:left="284" w:hanging="125"/>
         <w:rPr>
           <w:rFonts w:ascii="Times New Roman" w:hAnsi="Times New Roman" w:cs="Times New Roman"/>
           <w:sz w:val="20"/>
@@ -4076,7 +3201,6 @@
         <w:rPr>
           <w:rFonts w:ascii="Times New Roman" w:hAnsi="Times New Roman" w:cs="Times New Roman"/>
           <w:b/>
-          <w:color w:val="2D3648"/>
           <w:sz w:val="20"/>
         </w:rPr>
         <w:t>Frontend</w:t>
@@ -4086,7 +3210,6 @@
         <w:rPr>
           <w:rFonts w:ascii="Times New Roman" w:hAnsi="Times New Roman" w:cs="Times New Roman"/>
           <w:b/>
-          <w:color w:val="2D3648"/>
           <w:sz w:val="20"/>
         </w:rPr>
         <w:t>:</w:t>
@@ -4095,7 +3218,6 @@
         <w:rPr>
           <w:rFonts w:ascii="Times New Roman" w:hAnsi="Times New Roman" w:cs="Times New Roman"/>
           <w:b/>
-          <w:color w:val="2D3648"/>
           <w:spacing w:val="-2"/>
           <w:sz w:val="20"/>
         </w:rPr>
@@ -4104,7 +3226,6 @@
       <w:r>
         <w:rPr>
           <w:rFonts w:ascii="Times New Roman" w:hAnsi="Times New Roman" w:cs="Times New Roman"/>
-          <w:color w:val="2D3648"/>
           <w:sz w:val="20"/>
         </w:rPr>
         <w:t>HTML5</w:t>
@@ -4112,7 +3233,6 @@
       <w:r>
         <w:rPr>
           <w:rFonts w:ascii="Times New Roman" w:hAnsi="Times New Roman" w:cs="Times New Roman"/>
-          <w:color w:val="2D3648"/>
           <w:spacing w:val="-1"/>
           <w:sz w:val="20"/>
         </w:rPr>
@@ -4121,7 +3241,6 @@
       <w:r>
         <w:rPr>
           <w:rFonts w:ascii="Times New Roman" w:hAnsi="Times New Roman" w:cs="Times New Roman"/>
-          <w:color w:val="2D3648"/>
           <w:sz w:val="20"/>
         </w:rPr>
         <w:t>estructurado,</w:t>
@@ -4129,7 +3248,6 @@
       <w:r>
         <w:rPr>
           <w:rFonts w:ascii="Times New Roman" w:hAnsi="Times New Roman" w:cs="Times New Roman"/>
-          <w:color w:val="2D3648"/>
           <w:spacing w:val="-1"/>
           <w:sz w:val="20"/>
         </w:rPr>
@@ -4138,7 +3256,6 @@
       <w:r>
         <w:rPr>
           <w:rFonts w:ascii="Times New Roman" w:hAnsi="Times New Roman" w:cs="Times New Roman"/>
-          <w:color w:val="2D3648"/>
           <w:sz w:val="20"/>
         </w:rPr>
         <w:t>estilos</w:t>
@@ -4146,7 +3263,6 @@
       <w:r>
         <w:rPr>
           <w:rFonts w:ascii="Times New Roman" w:hAnsi="Times New Roman" w:cs="Times New Roman"/>
-          <w:color w:val="2D3648"/>
           <w:spacing w:val="-2"/>
           <w:sz w:val="20"/>
         </w:rPr>
@@ -4155,7 +3271,6 @@
       <w:r>
         <w:rPr>
           <w:rFonts w:ascii="Times New Roman" w:hAnsi="Times New Roman" w:cs="Times New Roman"/>
-          <w:color w:val="2D3648"/>
           <w:sz w:val="20"/>
         </w:rPr>
         <w:t>dinámicos</w:t>
@@ -4163,7 +3278,6 @@
       <w:r>
         <w:rPr>
           <w:rFonts w:ascii="Times New Roman" w:hAnsi="Times New Roman" w:cs="Times New Roman"/>
-          <w:color w:val="2D3648"/>
           <w:spacing w:val="-1"/>
           <w:sz w:val="20"/>
         </w:rPr>
@@ -4172,7 +3286,6 @@
       <w:r>
         <w:rPr>
           <w:rFonts w:ascii="Times New Roman" w:hAnsi="Times New Roman" w:cs="Times New Roman"/>
-          <w:color w:val="2D3648"/>
           <w:sz w:val="20"/>
         </w:rPr>
         <w:t>CSS3</w:t>
@@ -4180,7 +3293,6 @@
       <w:r>
         <w:rPr>
           <w:rFonts w:ascii="Times New Roman" w:hAnsi="Times New Roman" w:cs="Times New Roman"/>
-          <w:color w:val="2D3648"/>
           <w:spacing w:val="-1"/>
           <w:sz w:val="20"/>
         </w:rPr>
@@ -4189,7 +3301,6 @@
       <w:r>
         <w:rPr>
           <w:rFonts w:ascii="Times New Roman" w:hAnsi="Times New Roman" w:cs="Times New Roman"/>
-          <w:color w:val="2D3648"/>
           <w:sz w:val="20"/>
         </w:rPr>
         <w:t>y</w:t>
@@ -4197,7 +3308,6 @@
       <w:r>
         <w:rPr>
           <w:rFonts w:ascii="Times New Roman" w:hAnsi="Times New Roman" w:cs="Times New Roman"/>
-          <w:color w:val="2D3648"/>
           <w:spacing w:val="-2"/>
           <w:sz w:val="20"/>
         </w:rPr>
@@ -4206,7 +3316,6 @@
       <w:r>
         <w:rPr>
           <w:rFonts w:ascii="Times New Roman" w:hAnsi="Times New Roman" w:cs="Times New Roman"/>
-          <w:color w:val="2D3648"/>
           <w:sz w:val="20"/>
         </w:rPr>
         <w:t>componentes</w:t>
@@ -4214,7 +3323,6 @@
       <w:r>
         <w:rPr>
           <w:rFonts w:ascii="Times New Roman" w:hAnsi="Times New Roman" w:cs="Times New Roman"/>
-          <w:color w:val="2D3648"/>
           <w:spacing w:val="-1"/>
           <w:sz w:val="20"/>
         </w:rPr>
@@ -4223,7 +3331,6 @@
       <w:r>
         <w:rPr>
           <w:rFonts w:ascii="Times New Roman" w:hAnsi="Times New Roman" w:cs="Times New Roman"/>
-          <w:color w:val="2D3648"/>
           <w:sz w:val="20"/>
         </w:rPr>
         <w:t>responsivos</w:t>
@@ -4231,7 +3338,6 @@
       <w:r>
         <w:rPr>
           <w:rFonts w:ascii="Times New Roman" w:hAnsi="Times New Roman" w:cs="Times New Roman"/>
-          <w:color w:val="2D3648"/>
           <w:spacing w:val="-1"/>
           <w:sz w:val="20"/>
         </w:rPr>
@@ -4240,7 +3346,6 @@
       <w:r>
         <w:rPr>
           <w:rFonts w:ascii="Times New Roman" w:hAnsi="Times New Roman" w:cs="Times New Roman"/>
-          <w:color w:val="2D3648"/>
           <w:sz w:val="20"/>
         </w:rPr>
         <w:t>nativos</w:t>
@@ -4248,7 +3353,6 @@
       <w:r>
         <w:rPr>
           <w:rFonts w:ascii="Times New Roman" w:hAnsi="Times New Roman" w:cs="Times New Roman"/>
-          <w:color w:val="2D3648"/>
           <w:spacing w:val="-2"/>
           <w:sz w:val="20"/>
         </w:rPr>
@@ -4257,7 +3361,6 @@
       <w:r>
         <w:rPr>
           <w:rFonts w:ascii="Times New Roman" w:hAnsi="Times New Roman" w:cs="Times New Roman"/>
-          <w:color w:val="2D3648"/>
           <w:sz w:val="20"/>
         </w:rPr>
         <w:t>de</w:t>
@@ -4265,7 +3368,6 @@
       <w:r>
         <w:rPr>
           <w:rFonts w:ascii="Times New Roman" w:hAnsi="Times New Roman" w:cs="Times New Roman"/>
-          <w:color w:val="2D3648"/>
           <w:spacing w:val="-1"/>
           <w:sz w:val="20"/>
         </w:rPr>
@@ -4274,7 +3376,6 @@
       <w:r>
         <w:rPr>
           <w:rFonts w:ascii="Times New Roman" w:hAnsi="Times New Roman" w:cs="Times New Roman"/>
-          <w:color w:val="2D3648"/>
           <w:sz w:val="20"/>
         </w:rPr>
         <w:t>Bootstrap</w:t>
@@ -4282,7 +3383,6 @@
       <w:r>
         <w:rPr>
           <w:rFonts w:ascii="Times New Roman" w:hAnsi="Times New Roman" w:cs="Times New Roman"/>
-          <w:color w:val="2D3648"/>
           <w:spacing w:val="-1"/>
           <w:sz w:val="20"/>
         </w:rPr>
@@ -4291,7 +3391,6 @@
       <w:r>
         <w:rPr>
           <w:rFonts w:ascii="Times New Roman" w:hAnsi="Times New Roman" w:cs="Times New Roman"/>
-          <w:color w:val="2D3648"/>
           <w:spacing w:val="-5"/>
           <w:sz w:val="20"/>
         </w:rPr>
@@ -4302,24 +3401,23 @@
       <w:pPr>
         <w:pStyle w:val="Prrafodelista"/>
         <w:numPr>
-          <w:ilvl w:val="1"/>
-          <w:numId w:val="4"/>
+          <w:ilvl w:val="0"/>
+          <w:numId w:val="10"/>
         </w:numPr>
         <w:tabs>
           <w:tab w:val="left" w:pos="442"/>
         </w:tabs>
         <w:spacing w:before="130" w:line="312" w:lineRule="auto"/>
-        <w:ind w:left="284" w:right="359"/>
-        <w:rPr>
-          <w:rFonts w:ascii="Times New Roman" w:hAnsi="Times New Roman" w:cs="Times New Roman"/>
-          <w:sz w:val="20"/>
-        </w:rPr>
-      </w:pPr>
-      <w:r>
-        <w:rPr>
-          <w:rFonts w:ascii="Times New Roman" w:hAnsi="Times New Roman" w:cs="Times New Roman"/>
-          <w:b/>
-          <w:color w:val="2D3648"/>
+        <w:ind w:right="359"/>
+        <w:rPr>
+          <w:rFonts w:ascii="Times New Roman" w:hAnsi="Times New Roman" w:cs="Times New Roman"/>
+          <w:sz w:val="20"/>
+        </w:rPr>
+      </w:pPr>
+      <w:r>
+        <w:rPr>
+          <w:rFonts w:ascii="Times New Roman" w:hAnsi="Times New Roman" w:cs="Times New Roman"/>
+          <w:b/>
           <w:sz w:val="20"/>
         </w:rPr>
         <w:t>Servidor</w:t>
@@ -4328,17 +3426,15 @@
         <w:rPr>
           <w:rFonts w:ascii="Times New Roman" w:hAnsi="Times New Roman" w:cs="Times New Roman"/>
           <w:b/>
-          <w:color w:val="2D3648"/>
-          <w:spacing w:val="-3"/>
-          <w:sz w:val="20"/>
-        </w:rPr>
-        <w:t xml:space="preserve"> </w:t>
-      </w:r>
-      <w:r>
-        <w:rPr>
-          <w:rFonts w:ascii="Times New Roman" w:hAnsi="Times New Roman" w:cs="Times New Roman"/>
-          <w:b/>
-          <w:color w:val="2D3648"/>
+          <w:spacing w:val="-3"/>
+          <w:sz w:val="20"/>
+        </w:rPr>
+        <w:t xml:space="preserve"> </w:t>
+      </w:r>
+      <w:r>
+        <w:rPr>
+          <w:rFonts w:ascii="Times New Roman" w:hAnsi="Times New Roman" w:cs="Times New Roman"/>
+          <w:b/>
           <w:sz w:val="20"/>
         </w:rPr>
         <w:t>Local</w:t>
@@ -4347,17 +3443,15 @@
         <w:rPr>
           <w:rFonts w:ascii="Times New Roman" w:hAnsi="Times New Roman" w:cs="Times New Roman"/>
           <w:b/>
-          <w:color w:val="2D3648"/>
-          <w:spacing w:val="-3"/>
-          <w:sz w:val="20"/>
-        </w:rPr>
-        <w:t xml:space="preserve"> </w:t>
-      </w:r>
-      <w:r>
-        <w:rPr>
-          <w:rFonts w:ascii="Times New Roman" w:hAnsi="Times New Roman" w:cs="Times New Roman"/>
-          <w:b/>
-          <w:color w:val="2D3648"/>
+          <w:spacing w:val="-3"/>
+          <w:sz w:val="20"/>
+        </w:rPr>
+        <w:t xml:space="preserve"> </w:t>
+      </w:r>
+      <w:r>
+        <w:rPr>
+          <w:rFonts w:ascii="Times New Roman" w:hAnsi="Times New Roman" w:cs="Times New Roman"/>
+          <w:b/>
           <w:sz w:val="20"/>
         </w:rPr>
         <w:t>Recomendado:</w:t>
@@ -4366,16 +3460,14 @@
         <w:rPr>
           <w:rFonts w:ascii="Times New Roman" w:hAnsi="Times New Roman" w:cs="Times New Roman"/>
           <w:b/>
-          <w:color w:val="2D3648"/>
-          <w:spacing w:val="-3"/>
-          <w:sz w:val="20"/>
-        </w:rPr>
-        <w:t xml:space="preserve"> </w:t>
-      </w:r>
-      <w:r>
-        <w:rPr>
-          <w:rFonts w:ascii="Times New Roman" w:hAnsi="Times New Roman" w:cs="Times New Roman"/>
-          <w:color w:val="2D3648"/>
+          <w:spacing w:val="-3"/>
+          <w:sz w:val="20"/>
+        </w:rPr>
+        <w:t xml:space="preserve"> </w:t>
+      </w:r>
+      <w:r>
+        <w:rPr>
+          <w:rFonts w:ascii="Times New Roman" w:hAnsi="Times New Roman" w:cs="Times New Roman"/>
           <w:sz w:val="20"/>
         </w:rPr>
         <w:t>XAMPP</w:t>
@@ -4383,7 +3475,6 @@
       <w:r>
         <w:rPr>
           <w:rFonts w:ascii="Times New Roman" w:hAnsi="Times New Roman" w:cs="Times New Roman"/>
-          <w:color w:val="2D3648"/>
           <w:spacing w:val="-7"/>
           <w:sz w:val="20"/>
         </w:rPr>
@@ -4392,7 +3483,6 @@
       <w:r>
         <w:rPr>
           <w:rFonts w:ascii="Times New Roman" w:hAnsi="Times New Roman" w:cs="Times New Roman"/>
-          <w:color w:val="2D3648"/>
           <w:sz w:val="20"/>
         </w:rPr>
         <w:t>o</w:t>
@@ -4400,7 +3490,6 @@
       <w:r>
         <w:rPr>
           <w:rFonts w:ascii="Times New Roman" w:hAnsi="Times New Roman" w:cs="Times New Roman"/>
-          <w:color w:val="2D3648"/>
           <w:spacing w:val="-3"/>
           <w:sz w:val="20"/>
         </w:rPr>
@@ -4410,7 +3499,6 @@
       <w:r>
         <w:rPr>
           <w:rFonts w:ascii="Times New Roman" w:hAnsi="Times New Roman" w:cs="Times New Roman"/>
-          <w:color w:val="2D3648"/>
           <w:sz w:val="20"/>
         </w:rPr>
         <w:t>Laragon</w:t>
@@ -4419,16 +3507,14 @@
       <w:r>
         <w:rPr>
           <w:rFonts w:ascii="Times New Roman" w:hAnsi="Times New Roman" w:cs="Times New Roman"/>
-          <w:color w:val="2D3648"/>
-          <w:spacing w:val="-3"/>
-          <w:sz w:val="20"/>
-        </w:rPr>
-        <w:t xml:space="preserve"> </w:t>
-      </w:r>
-      <w:r>
-        <w:rPr>
-          <w:rFonts w:ascii="Times New Roman" w:hAnsi="Times New Roman" w:cs="Times New Roman"/>
-          <w:color w:val="2D3648"/>
+          <w:spacing w:val="-3"/>
+          <w:sz w:val="20"/>
+        </w:rPr>
+        <w:t xml:space="preserve"> </w:t>
+      </w:r>
+      <w:r>
+        <w:rPr>
+          <w:rFonts w:ascii="Times New Roman" w:hAnsi="Times New Roman" w:cs="Times New Roman"/>
           <w:sz w:val="20"/>
         </w:rPr>
         <w:t>(servicios</w:t>
@@ -4436,7 +3522,6 @@
       <w:r>
         <w:rPr>
           <w:rFonts w:ascii="Times New Roman" w:hAnsi="Times New Roman" w:cs="Times New Roman"/>
-          <w:color w:val="2D3648"/>
           <w:spacing w:val="-14"/>
           <w:sz w:val="20"/>
         </w:rPr>
@@ -4445,7 +3530,6 @@
       <w:r>
         <w:rPr>
           <w:rFonts w:ascii="Times New Roman" w:hAnsi="Times New Roman" w:cs="Times New Roman"/>
-          <w:color w:val="2D3648"/>
           <w:sz w:val="20"/>
         </w:rPr>
         <w:t>Apache</w:t>
@@ -4453,16 +3537,14 @@
       <w:r>
         <w:rPr>
           <w:rFonts w:ascii="Times New Roman" w:hAnsi="Times New Roman" w:cs="Times New Roman"/>
-          <w:color w:val="2D3648"/>
-          <w:spacing w:val="-3"/>
-          <w:sz w:val="20"/>
-        </w:rPr>
-        <w:t xml:space="preserve"> </w:t>
-      </w:r>
-      <w:r>
-        <w:rPr>
-          <w:rFonts w:ascii="Times New Roman" w:hAnsi="Times New Roman" w:cs="Times New Roman"/>
-          <w:color w:val="2D3648"/>
+          <w:spacing w:val="-3"/>
+          <w:sz w:val="20"/>
+        </w:rPr>
+        <w:t xml:space="preserve"> </w:t>
+      </w:r>
+      <w:r>
+        <w:rPr>
+          <w:rFonts w:ascii="Times New Roman" w:hAnsi="Times New Roman" w:cs="Times New Roman"/>
           <w:sz w:val="20"/>
         </w:rPr>
         <w:t>y</w:t>
@@ -4470,16 +3552,14 @@
       <w:r>
         <w:rPr>
           <w:rFonts w:ascii="Times New Roman" w:hAnsi="Times New Roman" w:cs="Times New Roman"/>
-          <w:color w:val="2D3648"/>
-          <w:spacing w:val="-3"/>
-          <w:sz w:val="20"/>
-        </w:rPr>
-        <w:t xml:space="preserve"> </w:t>
-      </w:r>
-      <w:r>
-        <w:rPr>
-          <w:rFonts w:ascii="Times New Roman" w:hAnsi="Times New Roman" w:cs="Times New Roman"/>
-          <w:color w:val="2D3648"/>
+          <w:spacing w:val="-3"/>
+          <w:sz w:val="20"/>
+        </w:rPr>
+        <w:t xml:space="preserve"> </w:t>
+      </w:r>
+      <w:r>
+        <w:rPr>
+          <w:rFonts w:ascii="Times New Roman" w:hAnsi="Times New Roman" w:cs="Times New Roman"/>
           <w:sz w:val="20"/>
         </w:rPr>
         <w:t>MySQL)</w:t>
@@ -4487,16 +3567,14 @@
       <w:r>
         <w:rPr>
           <w:rFonts w:ascii="Times New Roman" w:hAnsi="Times New Roman" w:cs="Times New Roman"/>
-          <w:color w:val="2D3648"/>
-          <w:spacing w:val="-3"/>
-          <w:sz w:val="20"/>
-        </w:rPr>
-        <w:t xml:space="preserve"> </w:t>
-      </w:r>
-      <w:r>
-        <w:rPr>
-          <w:rFonts w:ascii="Times New Roman" w:hAnsi="Times New Roman" w:cs="Times New Roman"/>
-          <w:color w:val="2D3648"/>
+          <w:spacing w:val="-3"/>
+          <w:sz w:val="20"/>
+        </w:rPr>
+        <w:t xml:space="preserve"> </w:t>
+      </w:r>
+      <w:r>
+        <w:rPr>
+          <w:rFonts w:ascii="Times New Roman" w:hAnsi="Times New Roman" w:cs="Times New Roman"/>
           <w:sz w:val="20"/>
         </w:rPr>
         <w:t>ejecutados</w:t>
@@ -4504,16 +3582,14 @@
       <w:r>
         <w:rPr>
           <w:rFonts w:ascii="Times New Roman" w:hAnsi="Times New Roman" w:cs="Times New Roman"/>
-          <w:color w:val="2D3648"/>
-          <w:spacing w:val="-3"/>
-          <w:sz w:val="20"/>
-        </w:rPr>
-        <w:t xml:space="preserve"> </w:t>
-      </w:r>
-      <w:r>
-        <w:rPr>
-          <w:rFonts w:ascii="Times New Roman" w:hAnsi="Times New Roman" w:cs="Times New Roman"/>
-          <w:color w:val="2D3648"/>
+          <w:spacing w:val="-3"/>
+          <w:sz w:val="20"/>
+        </w:rPr>
+        <w:t xml:space="preserve"> </w:t>
+      </w:r>
+      <w:r>
+        <w:rPr>
+          <w:rFonts w:ascii="Times New Roman" w:hAnsi="Times New Roman" w:cs="Times New Roman"/>
           <w:sz w:val="20"/>
         </w:rPr>
         <w:t>en</w:t>
@@ -4521,16 +3597,14 @@
       <w:r>
         <w:rPr>
           <w:rFonts w:ascii="Times New Roman" w:hAnsi="Times New Roman" w:cs="Times New Roman"/>
-          <w:color w:val="2D3648"/>
-          <w:spacing w:val="-3"/>
-          <w:sz w:val="20"/>
-        </w:rPr>
-        <w:t xml:space="preserve"> </w:t>
-      </w:r>
-      <w:r>
-        <w:rPr>
-          <w:rFonts w:ascii="Times New Roman" w:hAnsi="Times New Roman" w:cs="Times New Roman"/>
-          <w:color w:val="2D3648"/>
+          <w:spacing w:val="-3"/>
+          <w:sz w:val="20"/>
+        </w:rPr>
+        <w:t xml:space="preserve"> </w:t>
+      </w:r>
+      <w:r>
+        <w:rPr>
+          <w:rFonts w:ascii="Times New Roman" w:hAnsi="Times New Roman" w:cs="Times New Roman"/>
           <w:sz w:val="20"/>
         </w:rPr>
         <w:t>Visual</w:t>
@@ -4538,16 +3612,14 @@
       <w:r>
         <w:rPr>
           <w:rFonts w:ascii="Times New Roman" w:hAnsi="Times New Roman" w:cs="Times New Roman"/>
-          <w:color w:val="2D3648"/>
-          <w:spacing w:val="-3"/>
-          <w:sz w:val="20"/>
-        </w:rPr>
-        <w:t xml:space="preserve"> </w:t>
-      </w:r>
-      <w:r>
-        <w:rPr>
-          <w:rFonts w:ascii="Times New Roman" w:hAnsi="Times New Roman" w:cs="Times New Roman"/>
-          <w:color w:val="2D3648"/>
+          <w:spacing w:val="-3"/>
+          <w:sz w:val="20"/>
+        </w:rPr>
+        <w:t xml:space="preserve"> </w:t>
+      </w:r>
+      <w:r>
+        <w:rPr>
+          <w:rFonts w:ascii="Times New Roman" w:hAnsi="Times New Roman" w:cs="Times New Roman"/>
           <w:sz w:val="20"/>
         </w:rPr>
         <w:t xml:space="preserve">Studio </w:t>
@@ -4555,7 +3627,6 @@
       <w:r>
         <w:rPr>
           <w:rFonts w:ascii="Times New Roman" w:hAnsi="Times New Roman" w:cs="Times New Roman"/>
-          <w:color w:val="2D3648"/>
           <w:spacing w:val="-2"/>
           <w:sz w:val="20"/>
         </w:rPr>
@@ -4571,7 +3642,7 @@
           <w:sz w:val="20"/>
         </w:rPr>
         <w:sectPr>
-          <w:footerReference w:type="default" r:id="rId10"/>
+          <w:footerReference w:type="default" r:id="rId12"/>
           <w:pgSz w:w="11910" w:h="16840"/>
           <w:pgMar w:top="1120" w:right="708" w:bottom="640" w:left="708" w:header="0" w:footer="456" w:gutter="0"/>
           <w:pgNumType w:start="1"/>
@@ -4596,8 +3667,8 @@
           <w:szCs w:val="32"/>
         </w:rPr>
       </w:pPr>
-      <w:bookmarkStart w:id="4" w:name="4._Cuadro_de_Requerimientos_del_Sistema_"/>
-      <w:bookmarkEnd w:id="4"/>
+      <w:bookmarkStart w:id="3" w:name="4._Cuadro_de_Requerimientos_del_Sistema_"/>
+      <w:bookmarkEnd w:id="3"/>
       <w:r>
         <w:rPr>
           <w:rFonts w:ascii="Times New Roman" w:hAnsi="Times New Roman" w:cs="Times New Roman"/>
@@ -4772,7 +3843,6 @@
               <w:rPr>
                 <w:rFonts w:ascii="Times New Roman" w:hAnsi="Times New Roman" w:cs="Times New Roman"/>
                 <w:b/>
-                <w:color w:val="FFFFFF"/>
                 <w:spacing w:val="-5"/>
                 <w:sz w:val="18"/>
               </w:rPr>
@@ -4798,7 +3868,6 @@
               <w:rPr>
                 <w:rFonts w:ascii="Times New Roman" w:hAnsi="Times New Roman" w:cs="Times New Roman"/>
                 <w:b/>
-                <w:color w:val="FFFFFF"/>
                 <w:sz w:val="18"/>
               </w:rPr>
               <w:t xml:space="preserve">Atributo / </w:t>
@@ -4807,7 +3876,6 @@
               <w:rPr>
                 <w:rFonts w:ascii="Times New Roman" w:hAnsi="Times New Roman" w:cs="Times New Roman"/>
                 <w:b/>
-                <w:color w:val="FFFFFF"/>
                 <w:spacing w:val="-2"/>
                 <w:sz w:val="18"/>
               </w:rPr>
@@ -4834,7 +3902,6 @@
               <w:rPr>
                 <w:rFonts w:ascii="Times New Roman" w:hAnsi="Times New Roman" w:cs="Times New Roman"/>
                 <w:b/>
-                <w:color w:val="FFFFFF"/>
                 <w:sz w:val="18"/>
               </w:rPr>
               <w:t>Criterio</w:t>
@@ -4843,7 +3910,6 @@
               <w:rPr>
                 <w:rFonts w:ascii="Times New Roman" w:hAnsi="Times New Roman" w:cs="Times New Roman"/>
                 <w:b/>
-                <w:color w:val="FFFFFF"/>
                 <w:spacing w:val="-4"/>
                 <w:sz w:val="18"/>
               </w:rPr>
@@ -4853,7 +3919,6 @@
               <w:rPr>
                 <w:rFonts w:ascii="Times New Roman" w:hAnsi="Times New Roman" w:cs="Times New Roman"/>
                 <w:b/>
-                <w:color w:val="FFFFFF"/>
                 <w:sz w:val="18"/>
               </w:rPr>
               <w:t>de</w:t>
@@ -4862,7 +3927,6 @@
               <w:rPr>
                 <w:rFonts w:ascii="Times New Roman" w:hAnsi="Times New Roman" w:cs="Times New Roman"/>
                 <w:b/>
-                <w:color w:val="FFFFFF"/>
                 <w:spacing w:val="-4"/>
                 <w:sz w:val="18"/>
               </w:rPr>
@@ -4872,7 +3936,6 @@
               <w:rPr>
                 <w:rFonts w:ascii="Times New Roman" w:hAnsi="Times New Roman" w:cs="Times New Roman"/>
                 <w:b/>
-                <w:color w:val="FFFFFF"/>
                 <w:sz w:val="18"/>
               </w:rPr>
               <w:t>Validación</w:t>
@@ -4881,7 +3944,6 @@
               <w:rPr>
                 <w:rFonts w:ascii="Times New Roman" w:hAnsi="Times New Roman" w:cs="Times New Roman"/>
                 <w:b/>
-                <w:color w:val="FFFFFF"/>
                 <w:spacing w:val="-3"/>
                 <w:sz w:val="18"/>
               </w:rPr>
@@ -4891,7 +3953,6 @@
               <w:rPr>
                 <w:rFonts w:ascii="Times New Roman" w:hAnsi="Times New Roman" w:cs="Times New Roman"/>
                 <w:b/>
-                <w:color w:val="FFFFFF"/>
                 <w:spacing w:val="-2"/>
                 <w:sz w:val="18"/>
               </w:rPr>
@@ -4921,7 +3982,6 @@
               <w:rPr>
                 <w:rFonts w:ascii="Times New Roman" w:hAnsi="Times New Roman" w:cs="Times New Roman"/>
                 <w:b/>
-                <w:color w:val="2D3648"/>
                 <w:spacing w:val="-5"/>
                 <w:sz w:val="18"/>
               </w:rPr>
@@ -4944,7 +4004,6 @@
             <w:r>
               <w:rPr>
                 <w:rFonts w:ascii="Times New Roman" w:hAnsi="Times New Roman" w:cs="Times New Roman"/>
-                <w:color w:val="2D3648"/>
                 <w:sz w:val="18"/>
               </w:rPr>
               <w:t>CRUD</w:t>
@@ -4952,7 +4011,6 @@
             <w:r>
               <w:rPr>
                 <w:rFonts w:ascii="Times New Roman" w:hAnsi="Times New Roman" w:cs="Times New Roman"/>
-                <w:color w:val="2D3648"/>
                 <w:spacing w:val="-2"/>
                 <w:sz w:val="18"/>
               </w:rPr>
@@ -4961,7 +4019,6 @@
             <w:r>
               <w:rPr>
                 <w:rFonts w:ascii="Times New Roman" w:hAnsi="Times New Roman" w:cs="Times New Roman"/>
-                <w:color w:val="2D3648"/>
                 <w:sz w:val="18"/>
               </w:rPr>
               <w:t>de</w:t>
@@ -4969,7 +4026,6 @@
             <w:r>
               <w:rPr>
                 <w:rFonts w:ascii="Times New Roman" w:hAnsi="Times New Roman" w:cs="Times New Roman"/>
-                <w:color w:val="2D3648"/>
                 <w:spacing w:val="-10"/>
                 <w:sz w:val="18"/>
               </w:rPr>
@@ -4978,7 +4034,6 @@
             <w:r>
               <w:rPr>
                 <w:rFonts w:ascii="Times New Roman" w:hAnsi="Times New Roman" w:cs="Times New Roman"/>
-                <w:color w:val="2D3648"/>
                 <w:sz w:val="18"/>
               </w:rPr>
               <w:t>Activos</w:t>
@@ -4986,7 +4041,6 @@
             <w:r>
               <w:rPr>
                 <w:rFonts w:ascii="Times New Roman" w:hAnsi="Times New Roman" w:cs="Times New Roman"/>
-                <w:color w:val="2D3648"/>
                 <w:spacing w:val="-1"/>
                 <w:sz w:val="18"/>
               </w:rPr>
@@ -4995,7 +4049,6 @@
             <w:r>
               <w:rPr>
                 <w:rFonts w:ascii="Times New Roman" w:hAnsi="Times New Roman" w:cs="Times New Roman"/>
-                <w:color w:val="2D3648"/>
                 <w:sz w:val="18"/>
               </w:rPr>
               <w:t>y</w:t>
@@ -5003,7 +4056,6 @@
             <w:r>
               <w:rPr>
                 <w:rFonts w:ascii="Times New Roman" w:hAnsi="Times New Roman" w:cs="Times New Roman"/>
-                <w:color w:val="2D3648"/>
                 <w:spacing w:val="-1"/>
                 <w:sz w:val="18"/>
               </w:rPr>
@@ -5012,7 +4064,6 @@
             <w:r>
               <w:rPr>
                 <w:rFonts w:ascii="Times New Roman" w:hAnsi="Times New Roman" w:cs="Times New Roman"/>
-                <w:color w:val="2D3648"/>
                 <w:spacing w:val="-2"/>
                 <w:sz w:val="18"/>
               </w:rPr>
@@ -5037,7 +4088,6 @@
             <w:r>
               <w:rPr>
                 <w:rFonts w:ascii="Times New Roman" w:hAnsi="Times New Roman" w:cs="Times New Roman"/>
-                <w:color w:val="2D3648"/>
                 <w:sz w:val="18"/>
               </w:rPr>
               <w:t>Almacenamiento,</w:t>
@@ -5045,7 +4095,6 @@
             <w:r>
               <w:rPr>
                 <w:rFonts w:ascii="Times New Roman" w:hAnsi="Times New Roman" w:cs="Times New Roman"/>
-                <w:color w:val="2D3648"/>
                 <w:spacing w:val="-7"/>
                 <w:sz w:val="18"/>
               </w:rPr>
@@ -5054,7 +4103,6 @@
             <w:r>
               <w:rPr>
                 <w:rFonts w:ascii="Times New Roman" w:hAnsi="Times New Roman" w:cs="Times New Roman"/>
-                <w:color w:val="2D3648"/>
                 <w:sz w:val="18"/>
               </w:rPr>
               <w:t>actualización</w:t>
@@ -5062,7 +4110,6 @@
             <w:r>
               <w:rPr>
                 <w:rFonts w:ascii="Times New Roman" w:hAnsi="Times New Roman" w:cs="Times New Roman"/>
-                <w:color w:val="2D3648"/>
                 <w:spacing w:val="-7"/>
                 <w:sz w:val="18"/>
               </w:rPr>
@@ -5071,7 +4118,6 @@
             <w:r>
               <w:rPr>
                 <w:rFonts w:ascii="Times New Roman" w:hAnsi="Times New Roman" w:cs="Times New Roman"/>
-                <w:color w:val="2D3648"/>
                 <w:sz w:val="18"/>
               </w:rPr>
               <w:t>y</w:t>
@@ -5079,7 +4125,6 @@
             <w:r>
               <w:rPr>
                 <w:rFonts w:ascii="Times New Roman" w:hAnsi="Times New Roman" w:cs="Times New Roman"/>
-                <w:color w:val="2D3648"/>
                 <w:spacing w:val="-7"/>
                 <w:sz w:val="18"/>
               </w:rPr>
@@ -5088,7 +4133,6 @@
             <w:r>
               <w:rPr>
                 <w:rFonts w:ascii="Times New Roman" w:hAnsi="Times New Roman" w:cs="Times New Roman"/>
-                <w:color w:val="2D3648"/>
                 <w:sz w:val="18"/>
               </w:rPr>
               <w:t>baja</w:t>
@@ -5096,7 +4140,6 @@
             <w:r>
               <w:rPr>
                 <w:rFonts w:ascii="Times New Roman" w:hAnsi="Times New Roman" w:cs="Times New Roman"/>
-                <w:color w:val="2D3648"/>
                 <w:spacing w:val="-7"/>
                 <w:sz w:val="18"/>
               </w:rPr>
@@ -5105,7 +4148,6 @@
             <w:r>
               <w:rPr>
                 <w:rFonts w:ascii="Times New Roman" w:hAnsi="Times New Roman" w:cs="Times New Roman"/>
-                <w:color w:val="2D3648"/>
                 <w:sz w:val="18"/>
               </w:rPr>
               <w:t>de</w:t>
@@ -5113,7 +4155,6 @@
             <w:r>
               <w:rPr>
                 <w:rFonts w:ascii="Times New Roman" w:hAnsi="Times New Roman" w:cs="Times New Roman"/>
-                <w:color w:val="2D3648"/>
                 <w:spacing w:val="-7"/>
                 <w:sz w:val="18"/>
               </w:rPr>
@@ -5122,7 +4163,6 @@
             <w:r>
               <w:rPr>
                 <w:rFonts w:ascii="Times New Roman" w:hAnsi="Times New Roman" w:cs="Times New Roman"/>
-                <w:color w:val="2D3648"/>
                 <w:sz w:val="18"/>
               </w:rPr>
               <w:t>equipos</w:t>
@@ -5130,7 +4170,6 @@
             <w:r>
               <w:rPr>
                 <w:rFonts w:ascii="Times New Roman" w:hAnsi="Times New Roman" w:cs="Times New Roman"/>
-                <w:color w:val="2D3648"/>
                 <w:spacing w:val="-7"/>
                 <w:sz w:val="18"/>
               </w:rPr>
@@ -5139,7 +4178,6 @@
             <w:r>
               <w:rPr>
                 <w:rFonts w:ascii="Times New Roman" w:hAnsi="Times New Roman" w:cs="Times New Roman"/>
-                <w:color w:val="2D3648"/>
                 <w:sz w:val="18"/>
               </w:rPr>
               <w:t>mediante formularios validados.</w:t>
@@ -5169,7 +4207,6 @@
               <w:rPr>
                 <w:rFonts w:ascii="Times New Roman" w:hAnsi="Times New Roman" w:cs="Times New Roman"/>
                 <w:b/>
-                <w:color w:val="2D3648"/>
                 <w:spacing w:val="-5"/>
                 <w:sz w:val="18"/>
               </w:rPr>
@@ -5193,7 +4230,6 @@
             <w:r>
               <w:rPr>
                 <w:rFonts w:ascii="Times New Roman" w:hAnsi="Times New Roman" w:cs="Times New Roman"/>
-                <w:color w:val="2D3648"/>
                 <w:sz w:val="18"/>
               </w:rPr>
               <w:t>Aislamiento</w:t>
@@ -5201,7 +4237,6 @@
             <w:r>
               <w:rPr>
                 <w:rFonts w:ascii="Times New Roman" w:hAnsi="Times New Roman" w:cs="Times New Roman"/>
-                <w:color w:val="2D3648"/>
                 <w:spacing w:val="-9"/>
                 <w:sz w:val="18"/>
               </w:rPr>
@@ -5210,7 +4245,6 @@
             <w:r>
               <w:rPr>
                 <w:rFonts w:ascii="Times New Roman" w:hAnsi="Times New Roman" w:cs="Times New Roman"/>
-                <w:color w:val="2D3648"/>
                 <w:sz w:val="18"/>
               </w:rPr>
               <w:t>de</w:t>
@@ -5218,7 +4252,6 @@
             <w:r>
               <w:rPr>
                 <w:rFonts w:ascii="Times New Roman" w:hAnsi="Times New Roman" w:cs="Times New Roman"/>
-                <w:color w:val="2D3648"/>
                 <w:spacing w:val="-12"/>
                 <w:sz w:val="18"/>
               </w:rPr>
@@ -5227,7 +4260,6 @@
             <w:r>
               <w:rPr>
                 <w:rFonts w:ascii="Times New Roman" w:hAnsi="Times New Roman" w:cs="Times New Roman"/>
-                <w:color w:val="2D3648"/>
                 <w:spacing w:val="-2"/>
                 <w:sz w:val="18"/>
               </w:rPr>
@@ -5253,7 +4285,6 @@
             <w:r>
               <w:rPr>
                 <w:rFonts w:ascii="Times New Roman" w:hAnsi="Times New Roman" w:cs="Times New Roman"/>
-                <w:color w:val="2D3648"/>
                 <w:sz w:val="18"/>
               </w:rPr>
               <w:t>Identificación</w:t>
@@ -5261,7 +4292,6 @@
             <w:r>
               <w:rPr>
                 <w:rFonts w:ascii="Times New Roman" w:hAnsi="Times New Roman" w:cs="Times New Roman"/>
-                <w:color w:val="2D3648"/>
                 <w:spacing w:val="-5"/>
                 <w:sz w:val="18"/>
               </w:rPr>
@@ -5270,7 +4300,6 @@
             <w:r>
               <w:rPr>
                 <w:rFonts w:ascii="Times New Roman" w:hAnsi="Times New Roman" w:cs="Times New Roman"/>
-                <w:color w:val="2D3648"/>
                 <w:sz w:val="18"/>
               </w:rPr>
               <w:t>automática</w:t>
@@ -5278,7 +4307,6 @@
             <w:r>
               <w:rPr>
                 <w:rFonts w:ascii="Times New Roman" w:hAnsi="Times New Roman" w:cs="Times New Roman"/>
-                <w:color w:val="2D3648"/>
                 <w:spacing w:val="-5"/>
                 <w:sz w:val="18"/>
               </w:rPr>
@@ -5287,7 +4315,6 @@
             <w:r>
               <w:rPr>
                 <w:rFonts w:ascii="Times New Roman" w:hAnsi="Times New Roman" w:cs="Times New Roman"/>
-                <w:color w:val="2D3648"/>
                 <w:sz w:val="18"/>
               </w:rPr>
               <w:t>en</w:t>
@@ -5295,7 +4322,6 @@
             <w:r>
               <w:rPr>
                 <w:rFonts w:ascii="Times New Roman" w:hAnsi="Times New Roman" w:cs="Times New Roman"/>
-                <w:color w:val="2D3648"/>
                 <w:spacing w:val="-5"/>
                 <w:sz w:val="18"/>
               </w:rPr>
@@ -5304,7 +4330,6 @@
             <w:r>
               <w:rPr>
                 <w:rFonts w:ascii="Times New Roman" w:hAnsi="Times New Roman" w:cs="Times New Roman"/>
-                <w:color w:val="2D3648"/>
                 <w:sz w:val="18"/>
               </w:rPr>
               <w:t>el</w:t>
@@ -5312,7 +4337,6 @@
             <w:r>
               <w:rPr>
                 <w:rFonts w:ascii="Times New Roman" w:hAnsi="Times New Roman" w:cs="Times New Roman"/>
-                <w:color w:val="2D3648"/>
                 <w:spacing w:val="-5"/>
                 <w:sz w:val="18"/>
               </w:rPr>
@@ -5322,7 +4346,6 @@
             <w:r>
               <w:rPr>
                 <w:rFonts w:ascii="Times New Roman" w:hAnsi="Times New Roman" w:cs="Times New Roman"/>
-                <w:color w:val="2D3648"/>
                 <w:sz w:val="18"/>
               </w:rPr>
               <w:t>dashboard</w:t>
@@ -5331,7 +4354,6 @@
             <w:r>
               <w:rPr>
                 <w:rFonts w:ascii="Times New Roman" w:hAnsi="Times New Roman" w:cs="Times New Roman"/>
-                <w:color w:val="2D3648"/>
                 <w:spacing w:val="-5"/>
                 <w:sz w:val="18"/>
               </w:rPr>
@@ -5340,7 +4362,6 @@
             <w:r>
               <w:rPr>
                 <w:rFonts w:ascii="Times New Roman" w:hAnsi="Times New Roman" w:cs="Times New Roman"/>
-                <w:color w:val="2D3648"/>
                 <w:sz w:val="18"/>
               </w:rPr>
               <w:t>de</w:t>
@@ -5348,7 +4369,6 @@
             <w:r>
               <w:rPr>
                 <w:rFonts w:ascii="Times New Roman" w:hAnsi="Times New Roman" w:cs="Times New Roman"/>
-                <w:color w:val="2D3648"/>
                 <w:spacing w:val="-5"/>
                 <w:sz w:val="18"/>
               </w:rPr>
@@ -5357,7 +4377,6 @@
             <w:r>
               <w:rPr>
                 <w:rFonts w:ascii="Times New Roman" w:hAnsi="Times New Roman" w:cs="Times New Roman"/>
-                <w:color w:val="2D3648"/>
                 <w:sz w:val="18"/>
               </w:rPr>
               <w:t>activos</w:t>
@@ -5365,7 +4384,6 @@
             <w:r>
               <w:rPr>
                 <w:rFonts w:ascii="Times New Roman" w:hAnsi="Times New Roman" w:cs="Times New Roman"/>
-                <w:color w:val="2D3648"/>
                 <w:spacing w:val="-5"/>
                 <w:sz w:val="18"/>
               </w:rPr>
@@ -5374,7 +4392,6 @@
             <w:r>
               <w:rPr>
                 <w:rFonts w:ascii="Times New Roman" w:hAnsi="Times New Roman" w:cs="Times New Roman"/>
-                <w:color w:val="2D3648"/>
                 <w:sz w:val="18"/>
               </w:rPr>
               <w:t>cuyas</w:t>
@@ -5382,7 +4399,6 @@
             <w:r>
               <w:rPr>
                 <w:rFonts w:ascii="Times New Roman" w:hAnsi="Times New Roman" w:cs="Times New Roman"/>
-                <w:color w:val="2D3648"/>
                 <w:spacing w:val="-5"/>
                 <w:sz w:val="18"/>
               </w:rPr>
@@ -5391,7 +4407,6 @@
             <w:r>
               <w:rPr>
                 <w:rFonts w:ascii="Times New Roman" w:hAnsi="Times New Roman" w:cs="Times New Roman"/>
-                <w:color w:val="2D3648"/>
                 <w:sz w:val="18"/>
               </w:rPr>
               <w:t>horas superen el umbral nominal.</w:t>
@@ -5420,7 +4435,6 @@
               <w:rPr>
                 <w:rFonts w:ascii="Times New Roman" w:hAnsi="Times New Roman" w:cs="Times New Roman"/>
                 <w:b/>
-                <w:color w:val="2D3648"/>
                 <w:spacing w:val="-5"/>
                 <w:sz w:val="18"/>
               </w:rPr>
@@ -5443,7 +4457,6 @@
             <w:r>
               <w:rPr>
                 <w:rFonts w:ascii="Times New Roman" w:hAnsi="Times New Roman" w:cs="Times New Roman"/>
-                <w:color w:val="2D3648"/>
                 <w:sz w:val="18"/>
               </w:rPr>
               <w:t>Control</w:t>
@@ -5451,7 +4464,6 @@
             <w:r>
               <w:rPr>
                 <w:rFonts w:ascii="Times New Roman" w:hAnsi="Times New Roman" w:cs="Times New Roman"/>
-                <w:color w:val="2D3648"/>
                 <w:spacing w:val="-3"/>
                 <w:sz w:val="18"/>
               </w:rPr>
@@ -5460,7 +4472,6 @@
             <w:r>
               <w:rPr>
                 <w:rFonts w:ascii="Times New Roman" w:hAnsi="Times New Roman" w:cs="Times New Roman"/>
-                <w:color w:val="2D3648"/>
                 <w:sz w:val="18"/>
               </w:rPr>
               <w:t>de</w:t>
@@ -5468,7 +4479,6 @@
             <w:r>
               <w:rPr>
                 <w:rFonts w:ascii="Times New Roman" w:hAnsi="Times New Roman" w:cs="Times New Roman"/>
-                <w:color w:val="2D3648"/>
                 <w:spacing w:val="-12"/>
                 <w:sz w:val="18"/>
               </w:rPr>
@@ -5477,7 +4487,6 @@
             <w:r>
               <w:rPr>
                 <w:rFonts w:ascii="Times New Roman" w:hAnsi="Times New Roman" w:cs="Times New Roman"/>
-                <w:color w:val="2D3648"/>
                 <w:sz w:val="18"/>
               </w:rPr>
               <w:t>Accesos</w:t>
@@ -5485,7 +4494,6 @@
             <w:r>
               <w:rPr>
                 <w:rFonts w:ascii="Times New Roman" w:hAnsi="Times New Roman" w:cs="Times New Roman"/>
-                <w:color w:val="2D3648"/>
                 <w:spacing w:val="-2"/>
                 <w:sz w:val="18"/>
               </w:rPr>
@@ -5510,7 +4518,6 @@
             <w:r>
               <w:rPr>
                 <w:rFonts w:ascii="Times New Roman" w:hAnsi="Times New Roman" w:cs="Times New Roman"/>
-                <w:color w:val="2D3648"/>
                 <w:sz w:val="18"/>
               </w:rPr>
               <w:t>Segregación</w:t>
@@ -5518,7 +4525,6 @@
             <w:r>
               <w:rPr>
                 <w:rFonts w:ascii="Times New Roman" w:hAnsi="Times New Roman" w:cs="Times New Roman"/>
-                <w:color w:val="2D3648"/>
                 <w:spacing w:val="-6"/>
                 <w:sz w:val="18"/>
               </w:rPr>
@@ -5527,7 +4533,6 @@
             <w:r>
               <w:rPr>
                 <w:rFonts w:ascii="Times New Roman" w:hAnsi="Times New Roman" w:cs="Times New Roman"/>
-                <w:color w:val="2D3648"/>
                 <w:sz w:val="18"/>
               </w:rPr>
               <w:t>visual</w:t>
@@ -5535,7 +4540,6 @@
             <w:r>
               <w:rPr>
                 <w:rFonts w:ascii="Times New Roman" w:hAnsi="Times New Roman" w:cs="Times New Roman"/>
-                <w:color w:val="2D3648"/>
                 <w:spacing w:val="-6"/>
                 <w:sz w:val="18"/>
               </w:rPr>
@@ -5544,7 +4548,6 @@
             <w:r>
               <w:rPr>
                 <w:rFonts w:ascii="Times New Roman" w:hAnsi="Times New Roman" w:cs="Times New Roman"/>
-                <w:color w:val="2D3648"/>
                 <w:sz w:val="18"/>
               </w:rPr>
               <w:t>y</w:t>
@@ -5552,7 +4555,6 @@
             <w:r>
               <w:rPr>
                 <w:rFonts w:ascii="Times New Roman" w:hAnsi="Times New Roman" w:cs="Times New Roman"/>
-                <w:color w:val="2D3648"/>
                 <w:spacing w:val="-6"/>
                 <w:sz w:val="18"/>
               </w:rPr>
@@ -5561,7 +4563,6 @@
             <w:r>
               <w:rPr>
                 <w:rFonts w:ascii="Times New Roman" w:hAnsi="Times New Roman" w:cs="Times New Roman"/>
-                <w:color w:val="2D3648"/>
                 <w:sz w:val="18"/>
               </w:rPr>
               <w:t>operativa</w:t>
@@ -5569,7 +4570,6 @@
             <w:r>
               <w:rPr>
                 <w:rFonts w:ascii="Times New Roman" w:hAnsi="Times New Roman" w:cs="Times New Roman"/>
-                <w:color w:val="2D3648"/>
                 <w:spacing w:val="-6"/>
                 <w:sz w:val="18"/>
               </w:rPr>
@@ -5578,7 +4578,6 @@
             <w:r>
               <w:rPr>
                 <w:rFonts w:ascii="Times New Roman" w:hAnsi="Times New Roman" w:cs="Times New Roman"/>
-                <w:color w:val="2D3648"/>
                 <w:sz w:val="18"/>
               </w:rPr>
               <w:t>de</w:t>
@@ -5586,7 +4585,6 @@
             <w:r>
               <w:rPr>
                 <w:rFonts w:ascii="Times New Roman" w:hAnsi="Times New Roman" w:cs="Times New Roman"/>
-                <w:color w:val="2D3648"/>
                 <w:spacing w:val="-6"/>
                 <w:sz w:val="18"/>
               </w:rPr>
@@ -5595,7 +4593,6 @@
             <w:r>
               <w:rPr>
                 <w:rFonts w:ascii="Times New Roman" w:hAnsi="Times New Roman" w:cs="Times New Roman"/>
-                <w:color w:val="2D3648"/>
                 <w:sz w:val="18"/>
               </w:rPr>
               <w:t>las</w:t>
@@ -5603,7 +4600,6 @@
             <w:r>
               <w:rPr>
                 <w:rFonts w:ascii="Times New Roman" w:hAnsi="Times New Roman" w:cs="Times New Roman"/>
-                <w:color w:val="2D3648"/>
                 <w:spacing w:val="-6"/>
                 <w:sz w:val="18"/>
               </w:rPr>
@@ -5612,7 +4608,6 @@
             <w:r>
               <w:rPr>
                 <w:rFonts w:ascii="Times New Roman" w:hAnsi="Times New Roman" w:cs="Times New Roman"/>
-                <w:color w:val="2D3648"/>
                 <w:sz w:val="18"/>
               </w:rPr>
               <w:t>interfaces</w:t>
@@ -5620,7 +4615,6 @@
             <w:r>
               <w:rPr>
                 <w:rFonts w:ascii="Times New Roman" w:hAnsi="Times New Roman" w:cs="Times New Roman"/>
-                <w:color w:val="2D3648"/>
                 <w:spacing w:val="-6"/>
                 <w:sz w:val="18"/>
               </w:rPr>
@@ -5629,7 +4623,6 @@
             <w:r>
               <w:rPr>
                 <w:rFonts w:ascii="Times New Roman" w:hAnsi="Times New Roman" w:cs="Times New Roman"/>
-                <w:color w:val="2D3648"/>
                 <w:sz w:val="18"/>
               </w:rPr>
               <w:t>basándose estrictamente en el rol de sesión.</w:t>
@@ -5659,7 +4652,6 @@
               <w:rPr>
                 <w:rFonts w:ascii="Times New Roman" w:hAnsi="Times New Roman" w:cs="Times New Roman"/>
                 <w:b/>
-                <w:color w:val="2D3648"/>
                 <w:spacing w:val="-4"/>
                 <w:sz w:val="18"/>
               </w:rPr>
@@ -5683,7 +4675,6 @@
             <w:r>
               <w:rPr>
                 <w:rFonts w:ascii="Times New Roman" w:hAnsi="Times New Roman" w:cs="Times New Roman"/>
-                <w:color w:val="2D3648"/>
                 <w:sz w:val="18"/>
               </w:rPr>
               <w:t>Seguridad</w:t>
@@ -5691,7 +4682,6 @@
             <w:r>
               <w:rPr>
                 <w:rFonts w:ascii="Times New Roman" w:hAnsi="Times New Roman" w:cs="Times New Roman"/>
-                <w:color w:val="2D3648"/>
                 <w:spacing w:val="-8"/>
                 <w:sz w:val="18"/>
               </w:rPr>
@@ -5700,7 +4690,6 @@
             <w:r>
               <w:rPr>
                 <w:rFonts w:ascii="Times New Roman" w:hAnsi="Times New Roman" w:cs="Times New Roman"/>
-                <w:color w:val="2D3648"/>
                 <w:spacing w:val="-2"/>
                 <w:sz w:val="18"/>
               </w:rPr>
@@ -5726,7 +4715,6 @@
             <w:r>
               <w:rPr>
                 <w:rFonts w:ascii="Times New Roman" w:hAnsi="Times New Roman" w:cs="Times New Roman"/>
-                <w:color w:val="2D3648"/>
                 <w:sz w:val="18"/>
               </w:rPr>
               <w:t>Almacenamiento</w:t>
@@ -5734,7 +4722,6 @@
             <w:r>
               <w:rPr>
                 <w:rFonts w:ascii="Times New Roman" w:hAnsi="Times New Roman" w:cs="Times New Roman"/>
-                <w:color w:val="2D3648"/>
                 <w:spacing w:val="-8"/>
                 <w:sz w:val="18"/>
               </w:rPr>
@@ -5743,7 +4730,6 @@
             <w:r>
               <w:rPr>
                 <w:rFonts w:ascii="Times New Roman" w:hAnsi="Times New Roman" w:cs="Times New Roman"/>
-                <w:color w:val="2D3648"/>
                 <w:sz w:val="18"/>
               </w:rPr>
               <w:t>de</w:t>
@@ -5751,7 +4737,6 @@
             <w:r>
               <w:rPr>
                 <w:rFonts w:ascii="Times New Roman" w:hAnsi="Times New Roman" w:cs="Times New Roman"/>
-                <w:color w:val="2D3648"/>
                 <w:spacing w:val="-8"/>
                 <w:sz w:val="18"/>
               </w:rPr>
@@ -5760,7 +4745,6 @@
             <w:r>
               <w:rPr>
                 <w:rFonts w:ascii="Times New Roman" w:hAnsi="Times New Roman" w:cs="Times New Roman"/>
-                <w:color w:val="2D3648"/>
                 <w:sz w:val="18"/>
               </w:rPr>
               <w:t>contraseñas</w:t>
@@ -5768,7 +4752,6 @@
             <w:r>
               <w:rPr>
                 <w:rFonts w:ascii="Times New Roman" w:hAnsi="Times New Roman" w:cs="Times New Roman"/>
-                <w:color w:val="2D3648"/>
                 <w:spacing w:val="-8"/>
                 <w:sz w:val="18"/>
               </w:rPr>
@@ -5777,7 +4760,6 @@
             <w:r>
               <w:rPr>
                 <w:rFonts w:ascii="Times New Roman" w:hAnsi="Times New Roman" w:cs="Times New Roman"/>
-                <w:color w:val="2D3648"/>
                 <w:sz w:val="18"/>
               </w:rPr>
               <w:t>mediante</w:t>
@@ -5785,7 +4767,6 @@
             <w:r>
               <w:rPr>
                 <w:rFonts w:ascii="Times New Roman" w:hAnsi="Times New Roman" w:cs="Times New Roman"/>
-                <w:color w:val="2D3648"/>
                 <w:spacing w:val="-8"/>
                 <w:sz w:val="18"/>
               </w:rPr>
@@ -5795,7 +4776,6 @@
             <w:r>
               <w:rPr>
                 <w:rFonts w:ascii="Times New Roman" w:hAnsi="Times New Roman" w:cs="Times New Roman"/>
-                <w:color w:val="2D3648"/>
                 <w:sz w:val="18"/>
               </w:rPr>
               <w:t>hashing</w:t>
@@ -5804,7 +4784,6 @@
             <w:r>
               <w:rPr>
                 <w:rFonts w:ascii="Times New Roman" w:hAnsi="Times New Roman" w:cs="Times New Roman"/>
-                <w:color w:val="2D3648"/>
                 <w:spacing w:val="-8"/>
                 <w:sz w:val="18"/>
               </w:rPr>
@@ -5813,7 +4792,6 @@
             <w:r>
               <w:rPr>
                 <w:rFonts w:ascii="Times New Roman" w:hAnsi="Times New Roman" w:cs="Times New Roman"/>
-                <w:color w:val="2D3648"/>
                 <w:sz w:val="18"/>
               </w:rPr>
               <w:t>irreversible con la función nativa BCRYPT.</w:t>
@@ -5842,7 +4820,6 @@
               <w:rPr>
                 <w:rFonts w:ascii="Times New Roman" w:hAnsi="Times New Roman" w:cs="Times New Roman"/>
                 <w:b/>
-                <w:color w:val="2D3648"/>
                 <w:spacing w:val="-4"/>
                 <w:sz w:val="18"/>
               </w:rPr>
@@ -5865,7 +4842,6 @@
             <w:r>
               <w:rPr>
                 <w:rFonts w:ascii="Times New Roman" w:hAnsi="Times New Roman" w:cs="Times New Roman"/>
-                <w:color w:val="2D3648"/>
                 <w:sz w:val="18"/>
               </w:rPr>
               <w:t>Mitigación</w:t>
@@ -5873,7 +4849,6 @@
             <w:r>
               <w:rPr>
                 <w:rFonts w:ascii="Times New Roman" w:hAnsi="Times New Roman" w:cs="Times New Roman"/>
-                <w:color w:val="2D3648"/>
                 <w:spacing w:val="-4"/>
                 <w:sz w:val="18"/>
               </w:rPr>
@@ -5882,7 +4857,6 @@
             <w:r>
               <w:rPr>
                 <w:rFonts w:ascii="Times New Roman" w:hAnsi="Times New Roman" w:cs="Times New Roman"/>
-                <w:color w:val="2D3648"/>
                 <w:sz w:val="18"/>
               </w:rPr>
               <w:t>de</w:t>
@@ -5890,7 +4864,6 @@
             <w:r>
               <w:rPr>
                 <w:rFonts w:ascii="Times New Roman" w:hAnsi="Times New Roman" w:cs="Times New Roman"/>
-                <w:color w:val="2D3648"/>
                 <w:spacing w:val="-3"/>
                 <w:sz w:val="18"/>
               </w:rPr>
@@ -5899,7 +4872,6 @@
             <w:r>
               <w:rPr>
                 <w:rFonts w:ascii="Times New Roman" w:hAnsi="Times New Roman" w:cs="Times New Roman"/>
-                <w:color w:val="2D3648"/>
                 <w:sz w:val="18"/>
               </w:rPr>
               <w:t>Inyecciones</w:t>
@@ -5907,7 +4879,6 @@
             <w:r>
               <w:rPr>
                 <w:rFonts w:ascii="Times New Roman" w:hAnsi="Times New Roman" w:cs="Times New Roman"/>
-                <w:color w:val="2D3648"/>
                 <w:spacing w:val="-3"/>
                 <w:sz w:val="18"/>
               </w:rPr>
@@ -5916,7 +4887,6 @@
             <w:r>
               <w:rPr>
                 <w:rFonts w:ascii="Times New Roman" w:hAnsi="Times New Roman" w:cs="Times New Roman"/>
-                <w:color w:val="2D3648"/>
                 <w:spacing w:val="-5"/>
                 <w:sz w:val="18"/>
               </w:rPr>
@@ -5941,7 +4911,6 @@
             <w:r>
               <w:rPr>
                 <w:rFonts w:ascii="Times New Roman" w:hAnsi="Times New Roman" w:cs="Times New Roman"/>
-                <w:color w:val="2D3648"/>
                 <w:sz w:val="18"/>
               </w:rPr>
               <w:t>Uso</w:t>
@@ -5949,7 +4918,6 @@
             <w:r>
               <w:rPr>
                 <w:rFonts w:ascii="Times New Roman" w:hAnsi="Times New Roman" w:cs="Times New Roman"/>
-                <w:color w:val="2D3648"/>
                 <w:spacing w:val="-7"/>
                 <w:sz w:val="18"/>
               </w:rPr>
@@ -5958,7 +4926,6 @@
             <w:r>
               <w:rPr>
                 <w:rFonts w:ascii="Times New Roman" w:hAnsi="Times New Roman" w:cs="Times New Roman"/>
-                <w:color w:val="2D3648"/>
                 <w:sz w:val="18"/>
               </w:rPr>
               <w:t>obligatorio</w:t>
@@ -5966,7 +4933,6 @@
             <w:r>
               <w:rPr>
                 <w:rFonts w:ascii="Times New Roman" w:hAnsi="Times New Roman" w:cs="Times New Roman"/>
-                <w:color w:val="2D3648"/>
                 <w:spacing w:val="-7"/>
                 <w:sz w:val="18"/>
               </w:rPr>
@@ -5975,7 +4941,6 @@
             <w:r>
               <w:rPr>
                 <w:rFonts w:ascii="Times New Roman" w:hAnsi="Times New Roman" w:cs="Times New Roman"/>
-                <w:color w:val="2D3648"/>
                 <w:sz w:val="18"/>
               </w:rPr>
               <w:t>de</w:t>
@@ -5983,7 +4948,6 @@
             <w:r>
               <w:rPr>
                 <w:rFonts w:ascii="Times New Roman" w:hAnsi="Times New Roman" w:cs="Times New Roman"/>
-                <w:color w:val="2D3648"/>
                 <w:spacing w:val="-7"/>
                 <w:sz w:val="18"/>
               </w:rPr>
@@ -5992,7 +4956,6 @@
             <w:r>
               <w:rPr>
                 <w:rFonts w:ascii="Times New Roman" w:hAnsi="Times New Roman" w:cs="Times New Roman"/>
-                <w:color w:val="2D3648"/>
                 <w:sz w:val="18"/>
               </w:rPr>
               <w:t>consultas</w:t>
@@ -6000,7 +4963,6 @@
             <w:r>
               <w:rPr>
                 <w:rFonts w:ascii="Times New Roman" w:hAnsi="Times New Roman" w:cs="Times New Roman"/>
-                <w:color w:val="2D3648"/>
                 <w:spacing w:val="-7"/>
                 <w:sz w:val="18"/>
               </w:rPr>
@@ -6009,7 +4971,6 @@
             <w:r>
               <w:rPr>
                 <w:rFonts w:ascii="Times New Roman" w:hAnsi="Times New Roman" w:cs="Times New Roman"/>
-                <w:color w:val="2D3648"/>
                 <w:sz w:val="18"/>
               </w:rPr>
               <w:t>compiladas</w:t>
@@ -6017,7 +4978,6 @@
             <w:r>
               <w:rPr>
                 <w:rFonts w:ascii="Times New Roman" w:hAnsi="Times New Roman" w:cs="Times New Roman"/>
-                <w:color w:val="2D3648"/>
                 <w:spacing w:val="-7"/>
                 <w:sz w:val="18"/>
               </w:rPr>
@@ -6026,7 +4986,6 @@
             <w:r>
               <w:rPr>
                 <w:rFonts w:ascii="Times New Roman" w:hAnsi="Times New Roman" w:cs="Times New Roman"/>
-                <w:color w:val="2D3648"/>
                 <w:sz w:val="18"/>
               </w:rPr>
               <w:t>(</w:t>
@@ -6035,7 +4994,6 @@
             <w:r>
               <w:rPr>
                 <w:rFonts w:ascii="Times New Roman" w:hAnsi="Times New Roman" w:cs="Times New Roman"/>
-                <w:color w:val="2D3648"/>
                 <w:sz w:val="18"/>
               </w:rPr>
               <w:t>Prepared</w:t>
@@ -6044,7 +5002,6 @@
             <w:r>
               <w:rPr>
                 <w:rFonts w:ascii="Times New Roman" w:hAnsi="Times New Roman" w:cs="Times New Roman"/>
-                <w:color w:val="2D3648"/>
                 <w:spacing w:val="-7"/>
                 <w:sz w:val="18"/>
               </w:rPr>
@@ -6054,7 +5011,6 @@
             <w:r>
               <w:rPr>
                 <w:rFonts w:ascii="Times New Roman" w:hAnsi="Times New Roman" w:cs="Times New Roman"/>
-                <w:color w:val="2D3648"/>
                 <w:sz w:val="18"/>
               </w:rPr>
               <w:t>Statements</w:t>
@@ -6063,7 +5019,6 @@
             <w:r>
               <w:rPr>
                 <w:rFonts w:ascii="Times New Roman" w:hAnsi="Times New Roman" w:cs="Times New Roman"/>
-                <w:color w:val="2D3648"/>
                 <w:sz w:val="18"/>
               </w:rPr>
               <w:t>) con tipado de datos estricto.</w:t>
@@ -6094,35 +5049,44 @@
           <w:tab w:val="left" w:pos="611"/>
         </w:tabs>
         <w:ind w:hanging="644"/>
-        <w:rPr>
-          <w:rFonts w:ascii="Times New Roman" w:hAnsi="Times New Roman" w:cs="Times New Roman"/>
-          <w:b/>
-          <w:sz w:val="26"/>
-        </w:rPr>
-      </w:pPr>
-      <w:bookmarkStart w:id="5" w:name="5._Ubicación_Estratégica_de_las_10_Captu"/>
-      <w:bookmarkEnd w:id="5"/>
-      <w:r>
-        <w:rPr>
-          <w:rFonts w:ascii="Times New Roman" w:hAnsi="Times New Roman" w:cs="Times New Roman"/>
-          <w:b/>
-          <w:sz w:val="26"/>
+        <w:jc w:val="center"/>
+        <w:rPr>
+          <w:rFonts w:ascii="Times New Roman" w:eastAsia="Arial" w:hAnsi="Times New Roman" w:cs="Times New Roman"/>
+          <w:b/>
+          <w:bCs/>
+          <w:sz w:val="32"/>
+          <w:szCs w:val="32"/>
+        </w:rPr>
+      </w:pPr>
+      <w:bookmarkStart w:id="4" w:name="5._Ubicación_Estratégica_de_las_10_Captu"/>
+      <w:bookmarkEnd w:id="4"/>
+      <w:r>
+        <w:rPr>
+          <w:rFonts w:ascii="Times New Roman" w:eastAsia="Arial" w:hAnsi="Times New Roman" w:cs="Times New Roman"/>
+          <w:b/>
+          <w:bCs/>
+          <w:sz w:val="32"/>
+          <w:szCs w:val="32"/>
         </w:rPr>
         <w:t>Mapeo e</w:t>
       </w:r>
       <w:r>
         <w:rPr>
-          <w:rFonts w:ascii="Times New Roman" w:hAnsi="Times New Roman" w:cs="Times New Roman"/>
-          <w:b/>
-          <w:sz w:val="26"/>
+          <w:rFonts w:ascii="Times New Roman" w:eastAsia="Arial" w:hAnsi="Times New Roman" w:cs="Times New Roman"/>
+          <w:b/>
+          <w:bCs/>
+          <w:sz w:val="32"/>
+          <w:szCs w:val="32"/>
         </w:rPr>
         <w:t>stratégic</w:t>
       </w:r>
       <w:r>
         <w:rPr>
-          <w:rFonts w:ascii="Times New Roman" w:hAnsi="Times New Roman" w:cs="Times New Roman"/>
-          <w:b/>
-          <w:sz w:val="26"/>
+          <w:rFonts w:ascii="Times New Roman" w:eastAsia="Arial" w:hAnsi="Times New Roman" w:cs="Times New Roman"/>
+          <w:b/>
+          <w:bCs/>
+          <w:sz w:val="32"/>
+          <w:szCs w:val="32"/>
         </w:rPr>
         <w:t>o</w:t>
       </w:r>
@@ -6132,7 +5096,6 @@
         <w:pStyle w:val="Textoindependiente"/>
         <w:rPr>
           <w:rFonts w:ascii="Times New Roman" w:hAnsi="Times New Roman" w:cs="Times New Roman"/>
-          <w:color w:val="2D3648"/>
         </w:rPr>
       </w:pPr>
     </w:p>
@@ -6141,7 +5104,7 @@
         <w:pStyle w:val="Prrafodelista"/>
         <w:numPr>
           <w:ilvl w:val="0"/>
-          <w:numId w:val="6"/>
+          <w:numId w:val="11"/>
         </w:numPr>
         <w:spacing w:before="121" w:line="312" w:lineRule="auto"/>
         <w:ind w:right="176"/>
@@ -6552,7 +5515,7 @@
           <w:szCs w:val="20"/>
         </w:rPr>
         <w:drawing>
-          <wp:inline distT="0" distB="0" distL="0" distR="0" wp14:anchorId="046C09B4" wp14:editId="76ADCEBD">
+          <wp:inline distT="0" distB="0" distL="0" distR="0" wp14:anchorId="046C09B4" wp14:editId="18C2CAF7">
             <wp:extent cx="5700156" cy="2667204"/>
             <wp:effectExtent l="0" t="0" r="0" b="0"/>
             <wp:docPr id="1628287966" name="Imagen 123"/>
@@ -6569,7 +5532,7 @@
                     </pic:cNvPicPr>
                   </pic:nvPicPr>
                   <pic:blipFill>
-                    <a:blip r:embed="rId11" cstate="print">
+                    <a:blip r:embed="rId13" cstate="print">
                       <a:extLst>
                         <a:ext uri="{28A0092B-C50C-407E-A947-70E740481C1C}">
                           <a14:useLocalDpi xmlns:a14="http://schemas.microsoft.com/office/drawing/2010/main" val="0"/>
@@ -6681,35 +5644,8 @@
     </w:p>
     <w:p>
       <w:pPr>
-        <w:pStyle w:val="Prrafodelista"/>
         <w:spacing w:before="121" w:line="312" w:lineRule="auto"/>
-        <w:ind w:left="720" w:right="176" w:firstLine="0"/>
-        <w:rPr>
-          <w:rFonts w:ascii="Times New Roman" w:hAnsi="Times New Roman" w:cs="Times New Roman"/>
-          <w:iCs/>
-          <w:sz w:val="20"/>
-          <w:szCs w:val="20"/>
-        </w:rPr>
-      </w:pPr>
-    </w:p>
-    <w:p>
-      <w:pPr>
-        <w:pStyle w:val="Prrafodelista"/>
-        <w:spacing w:before="121" w:line="312" w:lineRule="auto"/>
-        <w:ind w:left="720" w:right="176" w:firstLine="0"/>
-        <w:rPr>
-          <w:rFonts w:ascii="Times New Roman" w:hAnsi="Times New Roman" w:cs="Times New Roman"/>
-          <w:iCs/>
-          <w:sz w:val="20"/>
-          <w:szCs w:val="20"/>
-        </w:rPr>
-      </w:pPr>
-    </w:p>
-    <w:p>
-      <w:pPr>
-        <w:pStyle w:val="Prrafodelista"/>
-        <w:spacing w:before="121" w:line="312" w:lineRule="auto"/>
-        <w:ind w:left="720" w:right="176" w:firstLine="0"/>
+        <w:ind w:right="176"/>
         <w:rPr>
           <w:rFonts w:ascii="Times New Roman" w:hAnsi="Times New Roman" w:cs="Times New Roman"/>
           <w:iCs/>
@@ -6723,7 +5659,7 @@
         <w:pStyle w:val="Prrafodelista"/>
         <w:numPr>
           <w:ilvl w:val="0"/>
-          <w:numId w:val="6"/>
+          <w:numId w:val="11"/>
         </w:numPr>
         <w:spacing w:before="121" w:line="312" w:lineRule="auto"/>
         <w:ind w:right="176"/>
@@ -6742,6 +5678,7 @@
           <w:sz w:val="20"/>
           <w:szCs w:val="20"/>
         </w:rPr>
+        <w:lastRenderedPageBreak/>
         <w:t>Panel</w:t>
       </w:r>
       <w:r>
@@ -7378,7 +6315,8 @@
     <w:p>
       <w:pPr>
         <w:spacing w:before="121" w:line="312" w:lineRule="auto"/>
-        <w:ind w:right="176"/>
+        <w:ind w:right="-426"/>
+        <w:jc w:val="center"/>
         <w:rPr>
           <w:rFonts w:ascii="Times New Roman" w:hAnsi="Times New Roman" w:cs="Times New Roman"/>
           <w:iCs/>
@@ -7395,7 +6333,7 @@
           <w:szCs w:val="20"/>
         </w:rPr>
         <w:drawing>
-          <wp:inline distT="0" distB="0" distL="0" distR="0" wp14:anchorId="0BA48275" wp14:editId="6A05AC3F">
+          <wp:inline distT="0" distB="0" distL="0" distR="0" wp14:anchorId="0BA48275" wp14:editId="54D2097C">
             <wp:extent cx="5945509" cy="2837793"/>
             <wp:effectExtent l="0" t="0" r="0" b="1270"/>
             <wp:docPr id="727165901" name="Imagen 124"/>
@@ -7412,7 +6350,7 @@
                     </pic:cNvPicPr>
                   </pic:nvPicPr>
                   <pic:blipFill>
-                    <a:blip r:embed="rId12" cstate="print">
+                    <a:blip r:embed="rId14" cstate="print">
                       <a:extLst>
                         <a:ext uri="{28A0092B-C50C-407E-A947-70E740481C1C}">
                           <a14:useLocalDpi xmlns:a14="http://schemas.microsoft.com/office/drawing/2010/main" val="0"/>
@@ -7449,7 +6387,7 @@
         <w:pStyle w:val="Prrafodelista"/>
         <w:numPr>
           <w:ilvl w:val="0"/>
-          <w:numId w:val="6"/>
+          <w:numId w:val="11"/>
         </w:numPr>
         <w:spacing w:before="121" w:line="312" w:lineRule="auto"/>
         <w:rPr>
@@ -7806,6 +6744,7 @@
         <w:pStyle w:val="Prrafodelista"/>
         <w:spacing w:before="121" w:line="312" w:lineRule="auto"/>
         <w:ind w:left="720" w:firstLine="0"/>
+        <w:jc w:val="center"/>
         <w:rPr>
           <w:rFonts w:ascii="Times New Roman" w:hAnsi="Times New Roman" w:cs="Times New Roman"/>
           <w:iCs/>
@@ -7819,11 +6758,10 @@
           <w:noProof/>
           <w:sz w:val="18"/>
         </w:rPr>
-        <w:lastRenderedPageBreak/>
         <w:drawing>
-          <wp:inline distT="0" distB="0" distL="0" distR="0" wp14:anchorId="7364616B" wp14:editId="7BFC85A8">
-            <wp:extent cx="4947724" cy="4997669"/>
-            <wp:effectExtent l="0" t="0" r="5715" b="0"/>
+          <wp:inline distT="0" distB="0" distL="0" distR="0" wp14:anchorId="7364616B" wp14:editId="4622F912">
+            <wp:extent cx="4503678" cy="4549140"/>
+            <wp:effectExtent l="0" t="0" r="0" b="3810"/>
             <wp:docPr id="869754828" name="Imagen 125"/>
             <wp:cNvGraphicFramePr>
               <a:graphicFrameLocks xmlns:a="http://schemas.openxmlformats.org/drawingml/2006/main" noChangeAspect="1"/>
@@ -7838,7 +6776,7 @@
                     </pic:cNvPicPr>
                   </pic:nvPicPr>
                   <pic:blipFill>
-                    <a:blip r:embed="rId13">
+                    <a:blip r:embed="rId15">
                       <a:extLst>
                         <a:ext uri="{28A0092B-C50C-407E-A947-70E740481C1C}">
                           <a14:useLocalDpi xmlns:a14="http://schemas.microsoft.com/office/drawing/2010/main" val="0"/>
@@ -7853,7 +6791,7 @@
                   <pic:spPr bwMode="auto">
                     <a:xfrm>
                       <a:off x="0" y="0"/>
-                      <a:ext cx="4981143" cy="5031425"/>
+                      <a:ext cx="4548503" cy="4594417"/>
                     </a:xfrm>
                     <a:prstGeom prst="rect">
                       <a:avLst/>
@@ -7875,7 +6813,7 @@
         <w:pStyle w:val="Prrafodelista"/>
         <w:numPr>
           <w:ilvl w:val="0"/>
-          <w:numId w:val="6"/>
+          <w:numId w:val="11"/>
         </w:numPr>
         <w:spacing w:before="121" w:line="312" w:lineRule="auto"/>
         <w:ind w:right="176"/>
@@ -7895,6 +6833,7 @@
           <w:sz w:val="20"/>
           <w:szCs w:val="20"/>
         </w:rPr>
+        <w:lastRenderedPageBreak/>
         <w:t>Procedimiento Almacenado Predictivo (</w:t>
       </w:r>
       <w:proofErr w:type="spellStart"/>
@@ -7972,25 +6911,7 @@
           <w:sz w:val="20"/>
           <w:szCs w:val="20"/>
         </w:rPr>
-        <w:t>' que encapsula la regla de negocio crítica:</w:t>
-      </w:r>
-      <w:r>
-        <w:rPr>
-          <w:rFonts w:ascii="Times New Roman" w:hAnsi="Times New Roman" w:cs="Times New Roman"/>
-          <w:iCs/>
-          <w:sz w:val="20"/>
-          <w:szCs w:val="20"/>
-        </w:rPr>
-        <w:t xml:space="preserve"> </w:t>
-      </w:r>
-      <w:r>
-        <w:rPr>
-          <w:rFonts w:ascii="Times New Roman" w:hAnsi="Times New Roman" w:cs="Times New Roman"/>
-          <w:iCs/>
-          <w:sz w:val="20"/>
-          <w:szCs w:val="20"/>
-        </w:rPr>
-        <w:t xml:space="preserve">WHERE </w:t>
+        <w:t xml:space="preserve">' que encapsula la regla de negocio crítica: WHERE </w:t>
       </w:r>
       <w:proofErr w:type="spellStart"/>
       <w:r>
@@ -8034,13 +6955,13 @@
           <w:szCs w:val="20"/>
         </w:rPr>
         <w:drawing>
-          <wp:anchor distT="0" distB="0" distL="114300" distR="114300" simplePos="0" relativeHeight="251673600" behindDoc="1" locked="0" layoutInCell="1" allowOverlap="1" wp14:anchorId="4E1AAC03" wp14:editId="32906F2C">
+          <wp:anchor distT="0" distB="0" distL="114300" distR="114300" simplePos="0" relativeHeight="251661824" behindDoc="1" locked="0" layoutInCell="1" allowOverlap="1" wp14:anchorId="4E1AAC03" wp14:editId="1CD060E4">
             <wp:simplePos x="0" y="0"/>
             <wp:positionH relativeFrom="column">
-              <wp:posOffset>655408</wp:posOffset>
+              <wp:posOffset>1143000</wp:posOffset>
             </wp:positionH>
             <wp:positionV relativeFrom="paragraph">
-              <wp:posOffset>81915</wp:posOffset>
+              <wp:posOffset>20955</wp:posOffset>
             </wp:positionV>
             <wp:extent cx="4711146" cy="3342290"/>
             <wp:effectExtent l="0" t="0" r="0" b="0"/>
@@ -8067,7 +6988,7 @@
                     </pic:cNvPicPr>
                   </pic:nvPicPr>
                   <pic:blipFill>
-                    <a:blip r:embed="rId14" cstate="print">
+                    <a:blip r:embed="rId16" cstate="print">
                       <a:extLst>
                         <a:ext uri="{28A0092B-C50C-407E-A947-70E740481C1C}">
                           <a14:useLocalDpi xmlns:a14="http://schemas.microsoft.com/office/drawing/2010/main" val="0"/>
@@ -8110,7 +7031,7 @@
         <w:pStyle w:val="Prrafodelista"/>
         <w:numPr>
           <w:ilvl w:val="0"/>
-          <w:numId w:val="6"/>
+          <w:numId w:val="11"/>
         </w:numPr>
         <w:spacing w:before="121" w:line="312" w:lineRule="auto"/>
         <w:ind w:right="176"/>
@@ -8129,7 +7050,6 @@
           <w:sz w:val="20"/>
           <w:szCs w:val="20"/>
         </w:rPr>
-        <w:lastRenderedPageBreak/>
         <w:t>Lógica</w:t>
       </w:r>
       <w:r>
@@ -8451,16 +7371,7 @@
           <w:sz w:val="20"/>
           <w:szCs w:val="20"/>
         </w:rPr>
-        <w:t>, el manejo de cabeceras JSON e inyecciones de seguridad como</w:t>
-      </w:r>
-      <w:r>
-        <w:rPr>
-          <w:rFonts w:ascii="Times New Roman" w:hAnsi="Times New Roman" w:cs="Times New Roman"/>
-          <w:iCs/>
-          <w:sz w:val="20"/>
-          <w:szCs w:val="20"/>
-        </w:rPr>
-        <w:t xml:space="preserve">: </w:t>
+        <w:t xml:space="preserve">, el manejo de cabeceras JSON e inyecciones de seguridad como: </w:t>
       </w:r>
       <w:r>
         <w:rPr>
@@ -8473,7 +7384,6 @@
         <w:t>'</w:t>
       </w:r>
       <w:proofErr w:type="spellStart"/>
-      <w:proofErr w:type="gramStart"/>
       <w:r>
         <w:rPr>
           <w:rFonts w:ascii="Times New Roman" w:hAnsi="Times New Roman" w:cs="Times New Roman"/>
@@ -8493,18 +7403,7 @@
           <w:sz w:val="20"/>
           <w:szCs w:val="20"/>
         </w:rPr>
-        <w:t>(</w:t>
-      </w:r>
-      <w:proofErr w:type="gramEnd"/>
-      <w:r>
-        <w:rPr>
-          <w:rFonts w:ascii="Times New Roman" w:hAnsi="Times New Roman" w:cs="Times New Roman"/>
-          <w:iCs/>
-          <w:spacing w:val="-2"/>
-          <w:sz w:val="20"/>
-          <w:szCs w:val="20"/>
-        </w:rPr>
-        <w:t>)'.</w:t>
+        <w:t>()'.</w:t>
       </w:r>
     </w:p>
     <w:p>
@@ -8517,19 +7416,6 @@
           <w:szCs w:val="20"/>
         </w:rPr>
       </w:pPr>
-    </w:p>
-    <w:p>
-      <w:pPr>
-        <w:pStyle w:val="Prrafodelista"/>
-        <w:spacing w:before="121" w:line="312" w:lineRule="auto"/>
-        <w:ind w:left="720" w:right="176" w:firstLine="0"/>
-        <w:rPr>
-          <w:rFonts w:ascii="Times New Roman" w:hAnsi="Times New Roman" w:cs="Times New Roman"/>
-          <w:iCs/>
-          <w:sz w:val="20"/>
-          <w:szCs w:val="20"/>
-        </w:rPr>
-      </w:pPr>
       <w:r>
         <w:rPr>
           <w:rFonts w:ascii="Times New Roman" w:hAnsi="Times New Roman" w:cs="Times New Roman"/>
@@ -8539,22 +7425,22 @@
           <w:szCs w:val="20"/>
         </w:rPr>
         <w:drawing>
-          <wp:anchor distT="0" distB="0" distL="114300" distR="114300" simplePos="0" relativeHeight="251657216" behindDoc="1" locked="0" layoutInCell="1" allowOverlap="1" wp14:anchorId="2F38933F" wp14:editId="17EF0C1D">
+          <wp:anchor distT="0" distB="0" distL="114300" distR="114300" simplePos="0" relativeHeight="251655680" behindDoc="1" locked="0" layoutInCell="1" allowOverlap="1" wp14:anchorId="2F38933F" wp14:editId="11BF1049">
             <wp:simplePos x="0" y="0"/>
             <wp:positionH relativeFrom="column">
-              <wp:posOffset>1195188</wp:posOffset>
+              <wp:posOffset>1053465</wp:posOffset>
             </wp:positionH>
             <wp:positionV relativeFrom="paragraph">
-              <wp:posOffset>17987</wp:posOffset>
+              <wp:posOffset>46355</wp:posOffset>
             </wp:positionV>
-            <wp:extent cx="4086394" cy="4414345"/>
-            <wp:effectExtent l="0" t="0" r="0" b="5715"/>
+            <wp:extent cx="4085590" cy="4168140"/>
+            <wp:effectExtent l="0" t="0" r="0" b="3810"/>
             <wp:wrapTight wrapText="bothSides">
               <wp:wrapPolygon edited="0">
                 <wp:start x="0" y="0"/>
-                <wp:lineTo x="0" y="21535"/>
-                <wp:lineTo x="21449" y="21535"/>
-                <wp:lineTo x="21449" y="0"/>
+                <wp:lineTo x="0" y="21521"/>
+                <wp:lineTo x="21452" y="21521"/>
+                <wp:lineTo x="21452" y="0"/>
                 <wp:lineTo x="0" y="0"/>
               </wp:wrapPolygon>
             </wp:wrapTight>
@@ -8572,7 +7458,7 @@
                     </pic:cNvPicPr>
                   </pic:nvPicPr>
                   <pic:blipFill>
-                    <a:blip r:embed="rId15">
+                    <a:blip r:embed="rId17">
                       <a:extLst>
                         <a:ext uri="{28A0092B-C50C-407E-A947-70E740481C1C}">
                           <a14:useLocalDpi xmlns:a14="http://schemas.microsoft.com/office/drawing/2010/main" val="0"/>
@@ -8587,7 +7473,7 @@
                   <pic:spPr bwMode="auto">
                     <a:xfrm>
                       <a:off x="0" y="0"/>
-                      <a:ext cx="4086394" cy="4414345"/>
+                      <a:ext cx="4085590" cy="4168140"/>
                     </a:xfrm>
                     <a:prstGeom prst="rect">
                       <a:avLst/>
@@ -8794,22 +7680,8 @@
     </w:p>
     <w:p>
       <w:pPr>
-        <w:pStyle w:val="Prrafodelista"/>
         <w:spacing w:before="121" w:line="312" w:lineRule="auto"/>
-        <w:ind w:left="720" w:right="176" w:firstLine="0"/>
-        <w:rPr>
-          <w:rFonts w:ascii="Times New Roman" w:hAnsi="Times New Roman" w:cs="Times New Roman"/>
-          <w:iCs/>
-          <w:sz w:val="20"/>
-          <w:szCs w:val="20"/>
-        </w:rPr>
-      </w:pPr>
-    </w:p>
-    <w:p>
-      <w:pPr>
-        <w:pStyle w:val="Prrafodelista"/>
-        <w:spacing w:before="121" w:line="312" w:lineRule="auto"/>
-        <w:ind w:left="720" w:right="176" w:firstLine="0"/>
+        <w:ind w:right="176"/>
         <w:rPr>
           <w:rFonts w:ascii="Times New Roman" w:hAnsi="Times New Roman" w:cs="Times New Roman"/>
           <w:iCs/>
@@ -8823,7 +7695,7 @@
         <w:pStyle w:val="Prrafodelista"/>
         <w:numPr>
           <w:ilvl w:val="0"/>
-          <w:numId w:val="6"/>
+          <w:numId w:val="11"/>
         </w:numPr>
         <w:spacing w:before="121" w:line="312" w:lineRule="auto"/>
         <w:rPr>
@@ -8841,6 +7713,7 @@
           <w:sz w:val="20"/>
           <w:szCs w:val="20"/>
         </w:rPr>
+        <w:lastRenderedPageBreak/>
         <w:t>Sentencias</w:t>
       </w:r>
       <w:r>
@@ -9139,27 +8012,7 @@
           <w:sz w:val="20"/>
           <w:szCs w:val="20"/>
         </w:rPr>
-        <w:t>'. Ilustra la rutina de aislamiento y preparación de consultas SQL mediante el uso de '</w:t>
-      </w:r>
-      <w:proofErr w:type="gramStart"/>
-      <w:r>
-        <w:rPr>
-          <w:rFonts w:ascii="Times New Roman" w:hAnsi="Times New Roman" w:cs="Times New Roman"/>
-          <w:iCs/>
-          <w:sz w:val="20"/>
-          <w:szCs w:val="20"/>
-        </w:rPr>
-        <w:t>prepare(</w:t>
-      </w:r>
-      <w:proofErr w:type="gramEnd"/>
-      <w:r>
-        <w:rPr>
-          <w:rFonts w:ascii="Times New Roman" w:hAnsi="Times New Roman" w:cs="Times New Roman"/>
-          <w:iCs/>
-          <w:sz w:val="20"/>
-          <w:szCs w:val="20"/>
-        </w:rPr>
-        <w:t>)' para anular inyecciones SQL.</w:t>
+        <w:t>'. Ilustra la rutina de aislamiento y preparación de consultas SQL mediante el uso de 'prepare()' para anular inyecciones SQL.</w:t>
       </w:r>
     </w:p>
     <w:p>
@@ -9178,12 +8031,11 @@
           <w:noProof/>
           <w:sz w:val="17"/>
         </w:rPr>
-        <w:lastRenderedPageBreak/>
         <w:drawing>
-          <wp:anchor distT="0" distB="0" distL="114300" distR="114300" simplePos="0" relativeHeight="251669504" behindDoc="1" locked="0" layoutInCell="1" allowOverlap="1" wp14:anchorId="09D38D14" wp14:editId="07B0AD2A">
+          <wp:anchor distT="0" distB="0" distL="114300" distR="114300" simplePos="0" relativeHeight="251660800" behindDoc="1" locked="0" layoutInCell="1" allowOverlap="1" wp14:anchorId="09D38D14" wp14:editId="51E9CB59">
             <wp:simplePos x="0" y="0"/>
             <wp:positionH relativeFrom="column">
-              <wp:posOffset>687941</wp:posOffset>
+              <wp:posOffset>1122045</wp:posOffset>
             </wp:positionH>
             <wp:positionV relativeFrom="paragraph">
               <wp:posOffset>6985</wp:posOffset>
@@ -9213,7 +8065,7 @@
                     </pic:cNvPicPr>
                   </pic:nvPicPr>
                   <pic:blipFill>
-                    <a:blip r:embed="rId16">
+                    <a:blip r:embed="rId18">
                       <a:extLst>
                         <a:ext uri="{28A0092B-C50C-407E-A947-70E740481C1C}">
                           <a14:useLocalDpi xmlns:a14="http://schemas.microsoft.com/office/drawing/2010/main" val="0"/>
@@ -9266,7 +8118,7 @@
         <w:pStyle w:val="Prrafodelista"/>
         <w:numPr>
           <w:ilvl w:val="0"/>
-          <w:numId w:val="6"/>
+          <w:numId w:val="11"/>
         </w:numPr>
         <w:spacing w:before="121" w:line="312" w:lineRule="auto"/>
         <w:ind w:right="176"/>
@@ -9638,7 +8490,6 @@
         <w:t>'</w:t>
       </w:r>
       <w:proofErr w:type="spellStart"/>
-      <w:proofErr w:type="gramStart"/>
       <w:r>
         <w:rPr>
           <w:rFonts w:ascii="Times New Roman" w:hAnsi="Times New Roman" w:cs="Times New Roman"/>
@@ -9647,9 +8498,9 @@
           <w:sz w:val="20"/>
           <w:szCs w:val="20"/>
         </w:rPr>
-        <w:t>password</w:t>
-      </w:r>
-      <w:proofErr w:type="gramEnd"/>
+        <w:t>password_verify</w:t>
+      </w:r>
+      <w:proofErr w:type="spellEnd"/>
       <w:r>
         <w:rPr>
           <w:rFonts w:ascii="Times New Roman" w:hAnsi="Times New Roman" w:cs="Times New Roman"/>
@@ -9658,46 +8509,12 @@
           <w:sz w:val="20"/>
           <w:szCs w:val="20"/>
         </w:rPr>
-        <w:t>_</w:t>
-      </w:r>
-      <w:proofErr w:type="gramStart"/>
-      <w:r>
-        <w:rPr>
-          <w:rFonts w:ascii="Times New Roman" w:hAnsi="Times New Roman" w:cs="Times New Roman"/>
-          <w:iCs/>
-          <w:spacing w:val="-2"/>
-          <w:sz w:val="20"/>
-          <w:szCs w:val="20"/>
-        </w:rPr>
-        <w:t>verify</w:t>
-      </w:r>
-      <w:proofErr w:type="spellEnd"/>
-      <w:r>
-        <w:rPr>
-          <w:rFonts w:ascii="Times New Roman" w:hAnsi="Times New Roman" w:cs="Times New Roman"/>
-          <w:iCs/>
-          <w:spacing w:val="-2"/>
-          <w:sz w:val="20"/>
-          <w:szCs w:val="20"/>
-        </w:rPr>
-        <w:t>(</w:t>
-      </w:r>
-      <w:proofErr w:type="gramEnd"/>
-      <w:r>
-        <w:rPr>
-          <w:rFonts w:ascii="Times New Roman" w:hAnsi="Times New Roman" w:cs="Times New Roman"/>
-          <w:iCs/>
-          <w:spacing w:val="-2"/>
-          <w:sz w:val="20"/>
-          <w:szCs w:val="20"/>
-        </w:rPr>
-        <w:t>)'</w:t>
+        <w:t>()'</w:t>
       </w:r>
       <w:r>
         <w:rPr>
           <w:rFonts w:ascii="Arial"/>
           <w:i/>
-          <w:color w:val="2D3648"/>
           <w:spacing w:val="-2"/>
           <w:sz w:val="18"/>
         </w:rPr>
@@ -9725,13 +8542,13 @@
           <w:noProof/>
         </w:rPr>
         <w:drawing>
-          <wp:anchor distT="0" distB="0" distL="114300" distR="114300" simplePos="0" relativeHeight="251665408" behindDoc="1" locked="0" layoutInCell="1" allowOverlap="1" wp14:anchorId="2F64495A" wp14:editId="2A3A0D18">
+          <wp:anchor distT="0" distB="0" distL="114300" distR="114300" simplePos="0" relativeHeight="251659776" behindDoc="1" locked="0" layoutInCell="1" allowOverlap="1" wp14:anchorId="2F64495A" wp14:editId="29BD0D68">
             <wp:simplePos x="0" y="0"/>
             <wp:positionH relativeFrom="column">
-              <wp:posOffset>921858</wp:posOffset>
+              <wp:posOffset>1485265</wp:posOffset>
             </wp:positionH>
             <wp:positionV relativeFrom="paragraph">
-              <wp:posOffset>-127</wp:posOffset>
+              <wp:posOffset>508</wp:posOffset>
             </wp:positionV>
             <wp:extent cx="3572331" cy="3981450"/>
             <wp:effectExtent l="0" t="0" r="9525" b="0"/>
@@ -9758,7 +8575,7 @@
                     </pic:cNvPicPr>
                   </pic:nvPicPr>
                   <pic:blipFill>
-                    <a:blip r:embed="rId17">
+                    <a:blip r:embed="rId19">
                       <a:extLst>
                         <a:ext uri="{28A0092B-C50C-407E-A947-70E740481C1C}">
                           <a14:useLocalDpi xmlns:a14="http://schemas.microsoft.com/office/drawing/2010/main" val="0"/>
@@ -9801,7 +8618,7 @@
         <w:pStyle w:val="Prrafodelista"/>
         <w:numPr>
           <w:ilvl w:val="0"/>
-          <w:numId w:val="6"/>
+          <w:numId w:val="11"/>
         </w:numPr>
         <w:spacing w:before="121" w:line="312" w:lineRule="auto"/>
         <w:rPr>
@@ -10192,10 +9009,10 @@
           <w:szCs w:val="20"/>
         </w:rPr>
         <w:drawing>
-          <wp:anchor distT="0" distB="0" distL="114300" distR="114300" simplePos="0" relativeHeight="251653120" behindDoc="1" locked="0" layoutInCell="1" allowOverlap="1" wp14:anchorId="4550140D" wp14:editId="52AC2EE8">
+          <wp:anchor distT="0" distB="0" distL="114300" distR="114300" simplePos="0" relativeHeight="251651584" behindDoc="1" locked="0" layoutInCell="1" allowOverlap="1" wp14:anchorId="4550140D" wp14:editId="189179FD">
             <wp:simplePos x="0" y="0"/>
             <wp:positionH relativeFrom="column">
-              <wp:posOffset>730058</wp:posOffset>
+              <wp:posOffset>927735</wp:posOffset>
             </wp:positionH>
             <wp:positionV relativeFrom="paragraph">
               <wp:posOffset>15240</wp:posOffset>
@@ -10225,7 +9042,7 @@
                     </pic:cNvPicPr>
                   </pic:nvPicPr>
                   <pic:blipFill>
-                    <a:blip r:embed="rId18" cstate="print">
+                    <a:blip r:embed="rId20" cstate="print">
                       <a:extLst>
                         <a:ext uri="{28A0092B-C50C-407E-A947-70E740481C1C}">
                           <a14:useLocalDpi xmlns:a14="http://schemas.microsoft.com/office/drawing/2010/main" val="0"/>
@@ -10268,7 +9085,7 @@
         <w:pStyle w:val="Prrafodelista"/>
         <w:numPr>
           <w:ilvl w:val="0"/>
-          <w:numId w:val="6"/>
+          <w:numId w:val="11"/>
         </w:numPr>
         <w:spacing w:before="121" w:line="312" w:lineRule="auto"/>
         <w:ind w:right="176"/>
@@ -10622,10 +9439,10 @@
           <w:szCs w:val="20"/>
         </w:rPr>
         <w:drawing>
-          <wp:anchor distT="0" distB="0" distL="114300" distR="114300" simplePos="0" relativeHeight="251649024" behindDoc="1" locked="0" layoutInCell="1" allowOverlap="1" wp14:anchorId="66E3228B" wp14:editId="1DDD6D06">
+          <wp:anchor distT="0" distB="0" distL="114300" distR="114300" simplePos="0" relativeHeight="251650560" behindDoc="1" locked="0" layoutInCell="1" allowOverlap="1" wp14:anchorId="66E3228B" wp14:editId="61E82311">
             <wp:simplePos x="0" y="0"/>
             <wp:positionH relativeFrom="column">
-              <wp:posOffset>294640</wp:posOffset>
+              <wp:posOffset>927100</wp:posOffset>
             </wp:positionH>
             <wp:positionV relativeFrom="paragraph">
               <wp:posOffset>100965</wp:posOffset>
@@ -10655,7 +9472,7 @@
                     </pic:cNvPicPr>
                   </pic:nvPicPr>
                   <pic:blipFill>
-                    <a:blip r:embed="rId19" cstate="print">
+                    <a:blip r:embed="rId21" cstate="print">
                       <a:extLst>
                         <a:ext uri="{28A0092B-C50C-407E-A947-70E740481C1C}">
                           <a14:useLocalDpi xmlns:a14="http://schemas.microsoft.com/office/drawing/2010/main" val="0"/>
@@ -10799,7 +9616,7 @@
         <w:pStyle w:val="Prrafodelista"/>
         <w:numPr>
           <w:ilvl w:val="0"/>
-          <w:numId w:val="6"/>
+          <w:numId w:val="11"/>
         </w:numPr>
         <w:spacing w:before="121" w:line="312" w:lineRule="auto"/>
         <w:rPr>
@@ -11163,16 +9980,6 @@
           <w:sz w:val="17"/>
         </w:rPr>
       </w:pPr>
-    </w:p>
-    <w:p>
-      <w:pPr>
-        <w:pStyle w:val="Textoindependiente"/>
-        <w:rPr>
-          <w:rFonts w:ascii="Arial"/>
-          <w:b/>
-          <w:sz w:val="17"/>
-        </w:rPr>
-      </w:pPr>
       <w:r>
         <w:rPr>
           <w:rFonts w:ascii="Arial"/>
@@ -11181,13 +9988,13 @@
           <w:sz w:val="17"/>
         </w:rPr>
         <w:drawing>
-          <wp:anchor distT="0" distB="0" distL="114300" distR="114300" simplePos="0" relativeHeight="251661312" behindDoc="1" locked="0" layoutInCell="1" allowOverlap="1" wp14:anchorId="46605921" wp14:editId="47621849">
+          <wp:anchor distT="0" distB="0" distL="114300" distR="114300" simplePos="0" relativeHeight="251657728" behindDoc="1" locked="0" layoutInCell="1" allowOverlap="1" wp14:anchorId="46605921" wp14:editId="23929061">
             <wp:simplePos x="0" y="0"/>
             <wp:positionH relativeFrom="column">
-              <wp:posOffset>836797</wp:posOffset>
+              <wp:posOffset>1209675</wp:posOffset>
             </wp:positionH>
             <wp:positionV relativeFrom="paragraph">
-              <wp:posOffset>56116</wp:posOffset>
+              <wp:posOffset>27940</wp:posOffset>
             </wp:positionV>
             <wp:extent cx="5092700" cy="2557145"/>
             <wp:effectExtent l="0" t="0" r="0" b="0"/>
@@ -11214,7 +10021,7 @@
                     </pic:cNvPicPr>
                   </pic:nvPicPr>
                   <pic:blipFill>
-                    <a:blip r:embed="rId20" cstate="print">
+                    <a:blip r:embed="rId22" cstate="print">
                       <a:extLst>
                         <a:ext uri="{28A0092B-C50C-407E-A947-70E740481C1C}">
                           <a14:useLocalDpi xmlns:a14="http://schemas.microsoft.com/office/drawing/2010/main" val="0"/>
@@ -11252,6 +10059,235 @@
         </w:drawing>
       </w:r>
     </w:p>
+    <w:p>
+      <w:pPr>
+        <w:pStyle w:val="Textoindependiente"/>
+        <w:rPr>
+          <w:rFonts w:ascii="Arial"/>
+          <w:b/>
+          <w:sz w:val="17"/>
+        </w:rPr>
+      </w:pPr>
+    </w:p>
+    <w:p>
+      <w:r>
+        <w:br w:type="page"/>
+      </w:r>
+    </w:p>
+    <w:p>
+      <w:pPr>
+        <w:pStyle w:val="Ttulo1"/>
+        <w:numPr>
+          <w:ilvl w:val="0"/>
+          <w:numId w:val="5"/>
+        </w:numPr>
+        <w:tabs>
+          <w:tab w:val="left" w:pos="611"/>
+        </w:tabs>
+        <w:spacing w:before="77" w:line="360" w:lineRule="auto"/>
+        <w:rPr>
+          <w:rFonts w:ascii="Times New Roman" w:hAnsi="Times New Roman" w:cs="Times New Roman"/>
+          <w:sz w:val="32"/>
+          <w:szCs w:val="32"/>
+        </w:rPr>
+      </w:pPr>
+      <w:r>
+        <w:rPr>
+          <w:rFonts w:ascii="Times New Roman" w:hAnsi="Times New Roman" w:cs="Times New Roman"/>
+          <w:sz w:val="32"/>
+          <w:szCs w:val="32"/>
+        </w:rPr>
+        <w:lastRenderedPageBreak/>
+        <w:t>Plan de Actividades de Mantenimiento del Sistema de Software</w:t>
+      </w:r>
+    </w:p>
+    <w:p>
+      <w:pPr>
+        <w:spacing w:before="120" w:after="240" w:line="360" w:lineRule="auto"/>
+        <w:ind w:firstLine="720"/>
+        <w:rPr>
+          <w:rFonts w:ascii="Times New Roman" w:hAnsi="Times New Roman" w:cs="Times New Roman"/>
+          <w:sz w:val="20"/>
+          <w:szCs w:val="20"/>
+        </w:rPr>
+      </w:pPr>
+      <w:r>
+        <w:rPr>
+          <w:rFonts w:ascii="Times New Roman" w:hAnsi="Times New Roman" w:cs="Times New Roman"/>
+          <w:sz w:val="20"/>
+          <w:szCs w:val="20"/>
+        </w:rPr>
+        <w:t>En concordancia con los principios expuestos en el marco de la asignatura de Construcción de Software, se establece el plan de Actividades de Mantenimiento de Software para la plataforma PredictiveMaintain v1.0. El propósito de estas directrices es asegurar la flexibilidad y mantenibilidad del sistema a lo largo de su ciclo de vida útil, permitiendo su evolución frente a nuevas necesidades operativas o tecnológicas de la organización.</w:t>
+      </w:r>
+    </w:p>
+    <w:p>
+      <w:pPr>
+        <w:pStyle w:val="Ttulo2"/>
+        <w:spacing w:before="240" w:after="120" w:line="360" w:lineRule="auto"/>
+        <w:ind w:left="289"/>
+      </w:pPr>
+      <w:r>
+        <w:rPr>
+          <w:sz w:val="28"/>
+        </w:rPr>
+        <w:t>Tipos de Actividades de Mantenimiento del Software</w:t>
+      </w:r>
+    </w:p>
+    <w:p>
+      <w:pPr>
+        <w:spacing w:after="160" w:line="360" w:lineRule="auto"/>
+        <w:ind w:left="360"/>
+      </w:pPr>
+      <w:r>
+        <w:rPr>
+          <w:b/>
+          <w:sz w:val="23"/>
+        </w:rPr>
+        <w:t>Mantenimiento Correctivo (Arreglo de errores):</w:t>
+      </w:r>
+      <w:r>
+        <w:rPr>
+          <w:b/>
+          <w:sz w:val="23"/>
+        </w:rPr>
+        <w:br/>
+      </w:r>
+      <w:r>
+        <w:rPr>
+          <w:rFonts w:ascii="Times New Roman" w:hAnsi="Times New Roman" w:cs="Times New Roman"/>
+          <w:sz w:val="20"/>
+          <w:szCs w:val="20"/>
+        </w:rPr>
+        <w:t>Esta actividad se enfoca en corregir y reparar errores y fallos detectados en el sistema una vez ha sido puesto en producción. Para PredictiveMaintain, esto contempla la resolución de fallos lógicos descubiertos por los usuarios (como problemas en la autenticación de login.php) o la depuración de respuestas de error ante peticiones HTTP con datos de entrada incompletos en los controladores del backend (EquipoControlador.php y IncidenteControlador.php).</w:t>
+      </w:r>
+    </w:p>
+    <w:p>
+      <w:pPr>
+        <w:spacing w:after="160" w:line="360" w:lineRule="auto"/>
+        <w:ind w:left="360"/>
+      </w:pPr>
+      <w:r>
+        <w:rPr>
+          <w:b/>
+          <w:sz w:val="23"/>
+        </w:rPr>
+        <w:t>Mantenimiento Adaptativo (Modificación por cambios en el ambiente):</w:t>
+      </w:r>
+      <w:r>
+        <w:rPr>
+          <w:b/>
+          <w:sz w:val="23"/>
+        </w:rPr>
+        <w:br/>
+      </w:r>
+      <w:r>
+        <w:rPr>
+          <w:rFonts w:ascii="Times New Roman" w:hAnsi="Times New Roman" w:cs="Times New Roman"/>
+          <w:sz w:val="20"/>
+          <w:szCs w:val="20"/>
+        </w:rPr>
+        <w:t>Consiste en modificar la aplicación para permitir su correcto funcionamiento cuando el entorno de software o hardware cambie. Esto incluye actualizar las versiones de PHP (migración a versiones superiores de PHP 8.x) y del servidor Apache/MySQL en XAMPP, o adaptar la capa lógica de transacciones ante cambios en regulaciones gubernamentales y tributarias locales (por ejemplo, normativas de facturación del SRI).</w:t>
+      </w:r>
+    </w:p>
+    <w:p>
+      <w:pPr>
+        <w:spacing w:after="160" w:line="360" w:lineRule="auto"/>
+        <w:ind w:left="360"/>
+      </w:pPr>
+      <w:r>
+        <w:rPr>
+          <w:b/>
+          <w:sz w:val="23"/>
+        </w:rPr>
+        <w:t>Mantenimiento Perfectivo (Modificación por cambios en la especificación o nuevas funcionalidades):</w:t>
+      </w:r>
+      <w:r>
+        <w:rPr>
+          <w:b/>
+          <w:sz w:val="23"/>
+        </w:rPr>
+        <w:br/>
+      </w:r>
+      <w:r>
+        <w:rPr>
+          <w:rFonts w:ascii="Times New Roman" w:hAnsi="Times New Roman" w:cs="Times New Roman"/>
+          <w:sz w:val="20"/>
+          <w:szCs w:val="20"/>
+        </w:rPr>
+        <w:t>Se realiza para incorporar nuevas características y funcionalidades al sistema de acuerdo con la evolución de los requerimientos del cliente. En el futuro, esto involucrará el desarrollo de un módulo para exportación automática de reportes de mantenimiento crítico en formato PDF o la integración de pasarelas de pago reales como PayPal o Stripe en el módulo de facturación de servicios (pagar.php).</w:t>
+      </w:r>
+    </w:p>
+    <w:p>
+      <w:pPr>
+        <w:spacing w:after="160" w:line="360" w:lineRule="auto"/>
+        <w:ind w:left="360"/>
+      </w:pPr>
+      <w:r>
+        <w:rPr>
+          <w:b/>
+          <w:sz w:val="23"/>
+        </w:rPr>
+        <w:t>Mantenimiento Preventivo (Optimización de la estructura del software):</w:t>
+      </w:r>
+      <w:r>
+        <w:rPr>
+          <w:b/>
+          <w:sz w:val="23"/>
+        </w:rPr>
+        <w:br/>
+      </w:r>
+      <w:r>
+        <w:rPr>
+          <w:rFonts w:ascii="Times New Roman" w:hAnsi="Times New Roman" w:cs="Times New Roman"/>
+          <w:sz w:val="20"/>
+          <w:szCs w:val="20"/>
+        </w:rPr>
+        <w:t>Consiste en mejorar la calidad interna del software y su estructura lógica para prevenir futuros errores o problemas de rendimiento. El ejemplo más claro de mantenimiento preventivo aplicado en este proyecto ha sido la reestructuración arquitectónica hacia un modelo MVC completo, extrayendo la generación de respuestas JSON desde los controladores del backend hacia una capa dedicada de Vistas (bajo la carpeta backend/vista/) para asegurar la flexibilidad de futuras modificaciones del sistema.</w:t>
+      </w:r>
+    </w:p>
+    <w:p>
+      <w:pPr>
+        <w:pStyle w:val="Ttulo1"/>
+        <w:numPr>
+          <w:ilvl w:val="0"/>
+          <w:numId w:val="5"/>
+        </w:numPr>
+        <w:tabs>
+          <w:tab w:val="left" w:pos="611"/>
+        </w:tabs>
+        <w:spacing w:before="77" w:line="360" w:lineRule="auto"/>
+        <w:rPr>
+          <w:rFonts w:ascii="Times New Roman" w:hAnsi="Times New Roman" w:cs="Times New Roman"/>
+          <w:sz w:val="32"/>
+          <w:szCs w:val="32"/>
+        </w:rPr>
+      </w:pPr>
+      <w:r>
+        <w:rPr>
+          <w:rFonts w:ascii="Times New Roman" w:hAnsi="Times New Roman" w:cs="Times New Roman"/>
+          <w:sz w:val="32"/>
+          <w:szCs w:val="32"/>
+        </w:rPr>
+        <w:t>Conclusión:</w:t>
+      </w:r>
+    </w:p>
+    <w:p>
+      <w:pPr>
+        <w:spacing w:after="120" w:line="360" w:lineRule="auto"/>
+        <w:ind w:firstLine="720"/>
+        <w:rPr>
+          <w:b/>
+        </w:rPr>
+      </w:pPr>
+      <w:r>
+        <w:rPr>
+          <w:rFonts w:ascii="Times New Roman" w:hAnsi="Times New Roman" w:cs="Times New Roman"/>
+          <w:sz w:val="20"/>
+          <w:szCs w:val="20"/>
+        </w:rPr>
+        <w:t>La correcta distribución de estas actividades de mantenimiento de software asegura que la aplicación sea altamente flexible, previniendo el envejecimiento del código y facilitando su adaptación continua a la infraestructura tecnológica corporativa.</w:t>
+      </w:r>
+    </w:p>
     <w:sectPr>
       <w:pgSz w:w="11910" w:h="16840"/>
       <w:pgMar w:top="1560" w:right="708" w:bottom="640" w:left="708" w:header="0" w:footer="456" w:gutter="0"/>
@@ -11321,150 +10357,6 @@
 </w:footnotes>
 </file>
 
-<file path=word/header1.xml><?xml version="1.0" encoding="utf-8"?>
-<w:hdr xmlns:wpc="http://schemas.microsoft.com/office/word/2010/wordprocessingCanvas" xmlns:cx="http://schemas.microsoft.com/office/drawing/2014/chartex" xmlns:cx1="http://schemas.microsoft.com/office/drawing/2015/9/8/chartex" xmlns:cx2="http://schemas.microsoft.com/office/drawing/2015/10/21/chartex" xmlns:cx3="http://schemas.microsoft.com/office/drawing/2016/5/9/chartex" xmlns:cx4="http://schemas.microsoft.com/office/drawing/2016/5/10/chartex" xmlns:cx5="http://schemas.microsoft.com/office/drawing/2016/5/11/chartex" xmlns:cx6="http://schemas.microsoft.com/office/drawing/2016/5/12/chartex" xmlns:cx7="http://schemas.microsoft.com/office/drawing/2016/5/13/chartex" xmlns:cx8="http://schemas.microsoft.com/office/drawing/2016/5/14/chartex" xmlns:mc="http://schemas.openxmlformats.org/markup-compatibility/2006" xmlns:aink="http://schemas.microsoft.com/office/drawing/2016/ink" xmlns:am3d="http://schemas.microsoft.com/office/drawing/2017/model3d" xmlns:o="urn:schemas-microsoft-com:office:office" xmlns:oel="http://schemas.microsoft.com/office/2019/extlst" xmlns:r="http://schemas.openxmlformats.org/officeDocument/2006/relationships" xmlns:m="http://schemas.openxmlformats.org/officeDocument/2006/math" xmlns:v="urn:schemas-microsoft-com:vml" xmlns:wp14="http://schemas.microsoft.com/office/word/2010/wordprocessingDrawing" xmlns:wp="http://schemas.openxmlformats.org/drawingml/2006/wordprocessingDrawing" xmlns:w10="urn:schemas-microsoft-com:office:word" xmlns:w="http://schemas.openxmlformats.org/wordprocessingml/2006/main" xmlns:w14="http://schemas.microsoft.com/office/word/2010/wordml" xmlns:w15="http://schemas.microsoft.com/office/word/2012/wordml" xmlns:w16cex="http://schemas.microsoft.com/office/word/2018/wordml/cex" xmlns:w16cid="http://schemas.microsoft.com/office/word/2016/wordml/cid" xmlns:w16="http://schemas.microsoft.com/office/word/2018/wordml" xmlns:w16du="http://schemas.microsoft.com/office/word/2023/wordml/word16du" xmlns:w16sdtdh="http://schemas.microsoft.com/office/word/2020/wordml/sdtdatahash" xmlns:w16sdtfl="http://schemas.microsoft.com/office/word/2024/wordml/sdtformatlock" xmlns:w16se="http://schemas.microsoft.com/office/word/2015/wordml/symex" xmlns:wpg="http://schemas.microsoft.com/office/word/2010/wordprocessingGroup" xmlns:wpi="http://schemas.microsoft.com/office/word/2010/wordprocessingInk" xmlns:wne="http://schemas.microsoft.com/office/word/2006/wordml" xmlns:wps="http://schemas.microsoft.com/office/word/2010/wordprocessingShape" mc:Ignorable="w14 w15 w16se w16cid w16 w16cex w16sdtdh w16sdtfl w16du wp14">
-  <w:p>
-    <w:pPr>
-      <w:pStyle w:val="Encabezado"/>
-    </w:pPr>
-    <w:r>
-      <w:rPr>
-        <w:noProof/>
-      </w:rPr>
-      <w:drawing>
-        <wp:anchor distT="0" distB="0" distL="114300" distR="114300" simplePos="0" relativeHeight="251661312" behindDoc="0" locked="0" layoutInCell="1" allowOverlap="1" wp14:anchorId="79E62842" wp14:editId="1ACC2209">
-          <wp:simplePos x="0" y="0"/>
-          <wp:positionH relativeFrom="column">
-            <wp:posOffset>5668010</wp:posOffset>
-          </wp:positionH>
-          <wp:positionV relativeFrom="paragraph">
-            <wp:posOffset>177165</wp:posOffset>
-          </wp:positionV>
-          <wp:extent cx="847725" cy="847725"/>
-          <wp:effectExtent l="0" t="0" r="9525" b="9525"/>
-          <wp:wrapNone/>
-          <wp:docPr id="1926585510" name="Imagen 4" descr="Recursos Institucionales – Universidad de Guayaquil"/>
-          <wp:cNvGraphicFramePr>
-            <a:graphicFrameLocks xmlns:a="http://schemas.openxmlformats.org/drawingml/2006/main" noChangeAspect="1"/>
-          </wp:cNvGraphicFramePr>
-          <a:graphic xmlns:a="http://schemas.openxmlformats.org/drawingml/2006/main">
-            <a:graphicData uri="http://schemas.openxmlformats.org/drawingml/2006/picture">
-              <pic:pic xmlns:pic="http://schemas.openxmlformats.org/drawingml/2006/picture">
-                <pic:nvPicPr>
-                  <pic:cNvPr id="0" name="Picture 8" descr="Recursos Institucionales – Universidad de Guayaquil"/>
-                  <pic:cNvPicPr>
-                    <a:picLocks noChangeAspect="1" noChangeArrowheads="1"/>
-                  </pic:cNvPicPr>
-                </pic:nvPicPr>
-                <pic:blipFill>
-                  <a:blip r:embed="rId1">
-                    <a:extLst>
-                      <a:ext uri="{28A0092B-C50C-407E-A947-70E740481C1C}">
-                        <a14:useLocalDpi xmlns:a14="http://schemas.microsoft.com/office/drawing/2010/main" val="0"/>
-                      </a:ext>
-                    </a:extLst>
-                  </a:blip>
-                  <a:srcRect/>
-                  <a:stretch>
-                    <a:fillRect/>
-                  </a:stretch>
-                </pic:blipFill>
-                <pic:spPr bwMode="auto">
-                  <a:xfrm>
-                    <a:off x="0" y="0"/>
-                    <a:ext cx="847725" cy="847725"/>
-                  </a:xfrm>
-                  <a:prstGeom prst="rect">
-                    <a:avLst/>
-                  </a:prstGeom>
-                  <a:noFill/>
-                  <a:ln>
-                    <a:noFill/>
-                  </a:ln>
-                </pic:spPr>
-              </pic:pic>
-            </a:graphicData>
-          </a:graphic>
-          <wp14:sizeRelH relativeFrom="margin">
-            <wp14:pctWidth>0</wp14:pctWidth>
-          </wp14:sizeRelH>
-          <wp14:sizeRelV relativeFrom="margin">
-            <wp14:pctHeight>0</wp14:pctHeight>
-          </wp14:sizeRelV>
-        </wp:anchor>
-      </w:drawing>
-    </w:r>
-    <w:r>
-      <w:rPr>
-        <w:noProof/>
-      </w:rPr>
-      <w:drawing>
-        <wp:anchor distT="0" distB="0" distL="114300" distR="114300" simplePos="0" relativeHeight="251656192" behindDoc="0" locked="0" layoutInCell="1" allowOverlap="1" wp14:anchorId="72F4CFD1" wp14:editId="77AF4C51">
-          <wp:simplePos x="0" y="0"/>
-          <wp:positionH relativeFrom="margin">
-            <wp:posOffset>8890</wp:posOffset>
-          </wp:positionH>
-          <wp:positionV relativeFrom="paragraph">
-            <wp:posOffset>135255</wp:posOffset>
-          </wp:positionV>
-          <wp:extent cx="962025" cy="962025"/>
-          <wp:effectExtent l="0" t="0" r="9525" b="0"/>
-          <wp:wrapNone/>
-          <wp:docPr id="1604176368" name="Imagen 3" descr="Resumen de configuración del registro | UG IE"/>
-          <wp:cNvGraphicFramePr>
-            <a:graphicFrameLocks xmlns:a="http://schemas.openxmlformats.org/drawingml/2006/main" noChangeAspect="1"/>
-          </wp:cNvGraphicFramePr>
-          <a:graphic xmlns:a="http://schemas.openxmlformats.org/drawingml/2006/main">
-            <a:graphicData uri="http://schemas.openxmlformats.org/drawingml/2006/picture">
-              <pic:pic xmlns:pic="http://schemas.openxmlformats.org/drawingml/2006/picture">
-                <pic:nvPicPr>
-                  <pic:cNvPr id="0" name="Picture 6" descr="Resumen de configuración del registro | UG IE"/>
-                  <pic:cNvPicPr>
-                    <a:picLocks noChangeAspect="1" noChangeArrowheads="1"/>
-                  </pic:cNvPicPr>
-                </pic:nvPicPr>
-                <pic:blipFill>
-                  <a:blip r:embed="rId2">
-                    <a:extLst>
-                      <a:ext uri="{28A0092B-C50C-407E-A947-70E740481C1C}">
-                        <a14:useLocalDpi xmlns:a14="http://schemas.microsoft.com/office/drawing/2010/main" val="0"/>
-                      </a:ext>
-                    </a:extLst>
-                  </a:blip>
-                  <a:srcRect/>
-                  <a:stretch>
-                    <a:fillRect/>
-                  </a:stretch>
-                </pic:blipFill>
-                <pic:spPr bwMode="auto">
-                  <a:xfrm>
-                    <a:off x="0" y="0"/>
-                    <a:ext cx="962025" cy="962025"/>
-                  </a:xfrm>
-                  <a:prstGeom prst="rect">
-                    <a:avLst/>
-                  </a:prstGeom>
-                  <a:noFill/>
-                  <a:ln>
-                    <a:noFill/>
-                  </a:ln>
-                </pic:spPr>
-              </pic:pic>
-            </a:graphicData>
-          </a:graphic>
-          <wp14:sizeRelH relativeFrom="margin">
-            <wp14:pctWidth>0</wp14:pctWidth>
-          </wp14:sizeRelH>
-          <wp14:sizeRelV relativeFrom="margin">
-            <wp14:pctHeight>0</wp14:pctHeight>
-          </wp14:sizeRelV>
-        </wp:anchor>
-      </w:drawing>
-    </w:r>
-  </w:p>
-</w:hdr>
-</file>
-
 <file path=word/numbering.xml><?xml version="1.0" encoding="utf-8"?>
 <w:numbering xmlns:wpc="http://schemas.microsoft.com/office/word/2010/wordprocessingCanvas" xmlns:cx="http://schemas.microsoft.com/office/drawing/2014/chartex" xmlns:cx1="http://schemas.microsoft.com/office/drawing/2015/9/8/chartex" xmlns:cx2="http://schemas.microsoft.com/office/drawing/2015/10/21/chartex" xmlns:cx3="http://schemas.microsoft.com/office/drawing/2016/5/9/chartex" xmlns:cx4="http://schemas.microsoft.com/office/drawing/2016/5/10/chartex" xmlns:cx5="http://schemas.microsoft.com/office/drawing/2016/5/11/chartex" xmlns:cx6="http://schemas.microsoft.com/office/drawing/2016/5/12/chartex" xmlns:cx7="http://schemas.microsoft.com/office/drawing/2016/5/13/chartex" xmlns:cx8="http://schemas.microsoft.com/office/drawing/2016/5/14/chartex" xmlns:mc="http://schemas.openxmlformats.org/markup-compatibility/2006" xmlns:aink="http://schemas.microsoft.com/office/drawing/2016/ink" xmlns:am3d="http://schemas.microsoft.com/office/drawing/2017/model3d" xmlns:o="urn:schemas-microsoft-com:office:office" xmlns:oel="http://schemas.microsoft.com/office/2019/extlst" xmlns:r="http://schemas.openxmlformats.org/officeDocument/2006/relationships" xmlns:m="http://schemas.openxmlformats.org/officeDocument/2006/math" xmlns:v="urn:schemas-microsoft-com:vml" xmlns:wp14="http://schemas.microsoft.com/office/word/2010/wordprocessingDrawing" xmlns:wp="http://schemas.openxmlformats.org/drawingml/2006/wordprocessingDrawing" xmlns:w10="urn:schemas-microsoft-com:office:word" xmlns:w="http://schemas.openxmlformats.org/wordprocessingml/2006/main" xmlns:w14="http://schemas.microsoft.com/office/word/2010/wordml" xmlns:w15="http://schemas.microsoft.com/office/word/2012/wordml" xmlns:w16cex="http://schemas.microsoft.com/office/word/2018/wordml/cex" xmlns:w16cid="http://schemas.microsoft.com/office/word/2016/wordml/cid" xmlns:w16="http://schemas.microsoft.com/office/word/2018/wordml" xmlns:w16du="http://schemas.microsoft.com/office/word/2023/wordml/word16du" xmlns:w16sdtdh="http://schemas.microsoft.com/office/word/2020/wordml/sdtdatahash" xmlns:w16sdtfl="http://schemas.microsoft.com/office/word/2024/wordml/sdtformatlock" xmlns:w16se="http://schemas.microsoft.com/office/word/2015/wordml/symex" xmlns:wpg="http://schemas.microsoft.com/office/word/2010/wordprocessingGroup" xmlns:wpi="http://schemas.microsoft.com/office/word/2010/wordprocessingInk" xmlns:wne="http://schemas.microsoft.com/office/word/2006/wordml" xmlns:wps="http://schemas.microsoft.com/office/word/2010/wordprocessingShape" mc:Ignorable="w14 w15 w16se w16cid w16 w16cex w16sdtdh w16sdtfl w16du wp14">
   <w:abstractNum w:abstractNumId="0" w15:restartNumberingAfterBreak="0">
@@ -11601,6 +10493,119 @@
     </w:lvl>
   </w:abstractNum>
   <w:abstractNum w:abstractNumId="1" w15:restartNumberingAfterBreak="0">
+    <w:nsid w:val="30AA2BC6"/>
+    <w:multiLevelType w:val="hybridMultilevel"/>
+    <w:tmpl w:val="2E304B8E"/>
+    <w:lvl w:ilvl="0" w:tplc="300A000B">
+      <w:start w:val="1"/>
+      <w:numFmt w:val="bullet"/>
+      <w:lvlText w:val=""/>
+      <w:lvlJc w:val="left"/>
+      <w:pPr>
+        <w:ind w:left="724" w:hanging="360"/>
+      </w:pPr>
+      <w:rPr>
+        <w:rFonts w:ascii="Wingdings" w:hAnsi="Wingdings" w:hint="default"/>
+      </w:rPr>
+    </w:lvl>
+    <w:lvl w:ilvl="1" w:tplc="300A0003" w:tentative="1">
+      <w:start w:val="1"/>
+      <w:numFmt w:val="bullet"/>
+      <w:lvlText w:val="o"/>
+      <w:lvlJc w:val="left"/>
+      <w:pPr>
+        <w:ind w:left="1444" w:hanging="360"/>
+      </w:pPr>
+      <w:rPr>
+        <w:rFonts w:ascii="Courier New" w:hAnsi="Courier New" w:cs="Courier New" w:hint="default"/>
+      </w:rPr>
+    </w:lvl>
+    <w:lvl w:ilvl="2" w:tplc="300A0005" w:tentative="1">
+      <w:start w:val="1"/>
+      <w:numFmt w:val="bullet"/>
+      <w:lvlText w:val=""/>
+      <w:lvlJc w:val="left"/>
+      <w:pPr>
+        <w:ind w:left="2164" w:hanging="360"/>
+      </w:pPr>
+      <w:rPr>
+        <w:rFonts w:ascii="Wingdings" w:hAnsi="Wingdings" w:hint="default"/>
+      </w:rPr>
+    </w:lvl>
+    <w:lvl w:ilvl="3" w:tplc="300A0001" w:tentative="1">
+      <w:start w:val="1"/>
+      <w:numFmt w:val="bullet"/>
+      <w:lvlText w:val=""/>
+      <w:lvlJc w:val="left"/>
+      <w:pPr>
+        <w:ind w:left="2884" w:hanging="360"/>
+      </w:pPr>
+      <w:rPr>
+        <w:rFonts w:ascii="Symbol" w:hAnsi="Symbol" w:hint="default"/>
+      </w:rPr>
+    </w:lvl>
+    <w:lvl w:ilvl="4" w:tplc="300A0003" w:tentative="1">
+      <w:start w:val="1"/>
+      <w:numFmt w:val="bullet"/>
+      <w:lvlText w:val="o"/>
+      <w:lvlJc w:val="left"/>
+      <w:pPr>
+        <w:ind w:left="3604" w:hanging="360"/>
+      </w:pPr>
+      <w:rPr>
+        <w:rFonts w:ascii="Courier New" w:hAnsi="Courier New" w:cs="Courier New" w:hint="default"/>
+      </w:rPr>
+    </w:lvl>
+    <w:lvl w:ilvl="5" w:tplc="300A0005" w:tentative="1">
+      <w:start w:val="1"/>
+      <w:numFmt w:val="bullet"/>
+      <w:lvlText w:val=""/>
+      <w:lvlJc w:val="left"/>
+      <w:pPr>
+        <w:ind w:left="4324" w:hanging="360"/>
+      </w:pPr>
+      <w:rPr>
+        <w:rFonts w:ascii="Wingdings" w:hAnsi="Wingdings" w:hint="default"/>
+      </w:rPr>
+    </w:lvl>
+    <w:lvl w:ilvl="6" w:tplc="300A0001" w:tentative="1">
+      <w:start w:val="1"/>
+      <w:numFmt w:val="bullet"/>
+      <w:lvlText w:val=""/>
+      <w:lvlJc w:val="left"/>
+      <w:pPr>
+        <w:ind w:left="5044" w:hanging="360"/>
+      </w:pPr>
+      <w:rPr>
+        <w:rFonts w:ascii="Symbol" w:hAnsi="Symbol" w:hint="default"/>
+      </w:rPr>
+    </w:lvl>
+    <w:lvl w:ilvl="7" w:tplc="300A0003" w:tentative="1">
+      <w:start w:val="1"/>
+      <w:numFmt w:val="bullet"/>
+      <w:lvlText w:val="o"/>
+      <w:lvlJc w:val="left"/>
+      <w:pPr>
+        <w:ind w:left="5764" w:hanging="360"/>
+      </w:pPr>
+      <w:rPr>
+        <w:rFonts w:ascii="Courier New" w:hAnsi="Courier New" w:cs="Courier New" w:hint="default"/>
+      </w:rPr>
+    </w:lvl>
+    <w:lvl w:ilvl="8" w:tplc="300A0005" w:tentative="1">
+      <w:start w:val="1"/>
+      <w:numFmt w:val="bullet"/>
+      <w:lvlText w:val=""/>
+      <w:lvlJc w:val="left"/>
+      <w:pPr>
+        <w:ind w:left="6484" w:hanging="360"/>
+      </w:pPr>
+      <w:rPr>
+        <w:rFonts w:ascii="Wingdings" w:hAnsi="Wingdings" w:hint="default"/>
+      </w:rPr>
+    </w:lvl>
+  </w:abstractNum>
+  <w:abstractNum w:abstractNumId="2" w15:restartNumberingAfterBreak="0">
     <w:nsid w:val="357F7D95"/>
     <w:multiLevelType w:val="hybridMultilevel"/>
     <w:tmpl w:val="3FF05834"/>
@@ -11722,7 +10727,7 @@
       </w:rPr>
     </w:lvl>
   </w:abstractNum>
-  <w:abstractNum w:abstractNumId="2" w15:restartNumberingAfterBreak="0">
+  <w:abstractNum w:abstractNumId="3" w15:restartNumberingAfterBreak="0">
     <w:nsid w:val="394E2CD3"/>
     <w:multiLevelType w:val="hybridMultilevel"/>
     <w:tmpl w:val="ACB4F950"/>
@@ -11844,7 +10849,120 @@
       </w:rPr>
     </w:lvl>
   </w:abstractNum>
-  <w:abstractNum w:abstractNumId="3" w15:restartNumberingAfterBreak="0">
+  <w:abstractNum w:abstractNumId="4" w15:restartNumberingAfterBreak="0">
+    <w:nsid w:val="3BE57F0D"/>
+    <w:multiLevelType w:val="hybridMultilevel"/>
+    <w:tmpl w:val="D97E5634"/>
+    <w:lvl w:ilvl="0" w:tplc="300A000B">
+      <w:start w:val="1"/>
+      <w:numFmt w:val="bullet"/>
+      <w:lvlText w:val=""/>
+      <w:lvlJc w:val="left"/>
+      <w:pPr>
+        <w:ind w:left="1440" w:hanging="360"/>
+      </w:pPr>
+      <w:rPr>
+        <w:rFonts w:ascii="Wingdings" w:hAnsi="Wingdings" w:hint="default"/>
+      </w:rPr>
+    </w:lvl>
+    <w:lvl w:ilvl="1" w:tplc="300A0003" w:tentative="1">
+      <w:start w:val="1"/>
+      <w:numFmt w:val="bullet"/>
+      <w:lvlText w:val="o"/>
+      <w:lvlJc w:val="left"/>
+      <w:pPr>
+        <w:ind w:left="2160" w:hanging="360"/>
+      </w:pPr>
+      <w:rPr>
+        <w:rFonts w:ascii="Courier New" w:hAnsi="Courier New" w:cs="Courier New" w:hint="default"/>
+      </w:rPr>
+    </w:lvl>
+    <w:lvl w:ilvl="2" w:tplc="300A0005" w:tentative="1">
+      <w:start w:val="1"/>
+      <w:numFmt w:val="bullet"/>
+      <w:lvlText w:val=""/>
+      <w:lvlJc w:val="left"/>
+      <w:pPr>
+        <w:ind w:left="2880" w:hanging="360"/>
+      </w:pPr>
+      <w:rPr>
+        <w:rFonts w:ascii="Wingdings" w:hAnsi="Wingdings" w:hint="default"/>
+      </w:rPr>
+    </w:lvl>
+    <w:lvl w:ilvl="3" w:tplc="300A0001" w:tentative="1">
+      <w:start w:val="1"/>
+      <w:numFmt w:val="bullet"/>
+      <w:lvlText w:val=""/>
+      <w:lvlJc w:val="left"/>
+      <w:pPr>
+        <w:ind w:left="3600" w:hanging="360"/>
+      </w:pPr>
+      <w:rPr>
+        <w:rFonts w:ascii="Symbol" w:hAnsi="Symbol" w:hint="default"/>
+      </w:rPr>
+    </w:lvl>
+    <w:lvl w:ilvl="4" w:tplc="300A0003" w:tentative="1">
+      <w:start w:val="1"/>
+      <w:numFmt w:val="bullet"/>
+      <w:lvlText w:val="o"/>
+      <w:lvlJc w:val="left"/>
+      <w:pPr>
+        <w:ind w:left="4320" w:hanging="360"/>
+      </w:pPr>
+      <w:rPr>
+        <w:rFonts w:ascii="Courier New" w:hAnsi="Courier New" w:cs="Courier New" w:hint="default"/>
+      </w:rPr>
+    </w:lvl>
+    <w:lvl w:ilvl="5" w:tplc="300A0005" w:tentative="1">
+      <w:start w:val="1"/>
+      <w:numFmt w:val="bullet"/>
+      <w:lvlText w:val=""/>
+      <w:lvlJc w:val="left"/>
+      <w:pPr>
+        <w:ind w:left="5040" w:hanging="360"/>
+      </w:pPr>
+      <w:rPr>
+        <w:rFonts w:ascii="Wingdings" w:hAnsi="Wingdings" w:hint="default"/>
+      </w:rPr>
+    </w:lvl>
+    <w:lvl w:ilvl="6" w:tplc="300A0001" w:tentative="1">
+      <w:start w:val="1"/>
+      <w:numFmt w:val="bullet"/>
+      <w:lvlText w:val=""/>
+      <w:lvlJc w:val="left"/>
+      <w:pPr>
+        <w:ind w:left="5760" w:hanging="360"/>
+      </w:pPr>
+      <w:rPr>
+        <w:rFonts w:ascii="Symbol" w:hAnsi="Symbol" w:hint="default"/>
+      </w:rPr>
+    </w:lvl>
+    <w:lvl w:ilvl="7" w:tplc="300A0003" w:tentative="1">
+      <w:start w:val="1"/>
+      <w:numFmt w:val="bullet"/>
+      <w:lvlText w:val="o"/>
+      <w:lvlJc w:val="left"/>
+      <w:pPr>
+        <w:ind w:left="6480" w:hanging="360"/>
+      </w:pPr>
+      <w:rPr>
+        <w:rFonts w:ascii="Courier New" w:hAnsi="Courier New" w:cs="Courier New" w:hint="default"/>
+      </w:rPr>
+    </w:lvl>
+    <w:lvl w:ilvl="8" w:tplc="300A0005" w:tentative="1">
+      <w:start w:val="1"/>
+      <w:numFmt w:val="bullet"/>
+      <w:lvlText w:val=""/>
+      <w:lvlJc w:val="left"/>
+      <w:pPr>
+        <w:ind w:left="7200" w:hanging="360"/>
+      </w:pPr>
+      <w:rPr>
+        <w:rFonts w:ascii="Wingdings" w:hAnsi="Wingdings" w:hint="default"/>
+      </w:rPr>
+    </w:lvl>
+  </w:abstractNum>
+  <w:abstractNum w:abstractNumId="5" w15:restartNumberingAfterBreak="0">
     <w:nsid w:val="3CAD729F"/>
     <w:multiLevelType w:val="hybridMultilevel"/>
     <w:tmpl w:val="FCF4D650"/>
@@ -11957,7 +11075,7 @@
       </w:rPr>
     </w:lvl>
   </w:abstractNum>
-  <w:abstractNum w:abstractNumId="4" w15:restartNumberingAfterBreak="0">
+  <w:abstractNum w:abstractNumId="6" w15:restartNumberingAfterBreak="0">
     <w:nsid w:val="5F2B3766"/>
     <w:multiLevelType w:val="hybridMultilevel"/>
     <w:tmpl w:val="B19C1EBC"/>
@@ -12070,7 +11188,7 @@
       </w:rPr>
     </w:lvl>
   </w:abstractNum>
-  <w:abstractNum w:abstractNumId="5" w15:restartNumberingAfterBreak="0">
+  <w:abstractNum w:abstractNumId="7" w15:restartNumberingAfterBreak="0">
     <w:nsid w:val="6F1F36BF"/>
     <w:multiLevelType w:val="hybridMultilevel"/>
     <w:tmpl w:val="850ED948"/>
@@ -12156,7 +11274,120 @@
       </w:pPr>
     </w:lvl>
   </w:abstractNum>
-  <w:abstractNum w:abstractNumId="6" w15:restartNumberingAfterBreak="0">
+  <w:abstractNum w:abstractNumId="8" w15:restartNumberingAfterBreak="0">
+    <w:nsid w:val="71A46E64"/>
+    <w:multiLevelType w:val="hybridMultilevel"/>
+    <w:tmpl w:val="F21A545E"/>
+    <w:lvl w:ilvl="0" w:tplc="300A0001">
+      <w:start w:val="1"/>
+      <w:numFmt w:val="bullet"/>
+      <w:lvlText w:val=""/>
+      <w:lvlJc w:val="left"/>
+      <w:pPr>
+        <w:ind w:left="1004" w:hanging="360"/>
+      </w:pPr>
+      <w:rPr>
+        <w:rFonts w:ascii="Symbol" w:hAnsi="Symbol" w:hint="default"/>
+      </w:rPr>
+    </w:lvl>
+    <w:lvl w:ilvl="1" w:tplc="300A0003" w:tentative="1">
+      <w:start w:val="1"/>
+      <w:numFmt w:val="bullet"/>
+      <w:lvlText w:val="o"/>
+      <w:lvlJc w:val="left"/>
+      <w:pPr>
+        <w:ind w:left="1724" w:hanging="360"/>
+      </w:pPr>
+      <w:rPr>
+        <w:rFonts w:ascii="Courier New" w:hAnsi="Courier New" w:cs="Courier New" w:hint="default"/>
+      </w:rPr>
+    </w:lvl>
+    <w:lvl w:ilvl="2" w:tplc="300A0005" w:tentative="1">
+      <w:start w:val="1"/>
+      <w:numFmt w:val="bullet"/>
+      <w:lvlText w:val=""/>
+      <w:lvlJc w:val="left"/>
+      <w:pPr>
+        <w:ind w:left="2444" w:hanging="360"/>
+      </w:pPr>
+      <w:rPr>
+        <w:rFonts w:ascii="Wingdings" w:hAnsi="Wingdings" w:hint="default"/>
+      </w:rPr>
+    </w:lvl>
+    <w:lvl w:ilvl="3" w:tplc="300A0001" w:tentative="1">
+      <w:start w:val="1"/>
+      <w:numFmt w:val="bullet"/>
+      <w:lvlText w:val=""/>
+      <w:lvlJc w:val="left"/>
+      <w:pPr>
+        <w:ind w:left="3164" w:hanging="360"/>
+      </w:pPr>
+      <w:rPr>
+        <w:rFonts w:ascii="Symbol" w:hAnsi="Symbol" w:hint="default"/>
+      </w:rPr>
+    </w:lvl>
+    <w:lvl w:ilvl="4" w:tplc="300A0003" w:tentative="1">
+      <w:start w:val="1"/>
+      <w:numFmt w:val="bullet"/>
+      <w:lvlText w:val="o"/>
+      <w:lvlJc w:val="left"/>
+      <w:pPr>
+        <w:ind w:left="3884" w:hanging="360"/>
+      </w:pPr>
+      <w:rPr>
+        <w:rFonts w:ascii="Courier New" w:hAnsi="Courier New" w:cs="Courier New" w:hint="default"/>
+      </w:rPr>
+    </w:lvl>
+    <w:lvl w:ilvl="5" w:tplc="300A0005" w:tentative="1">
+      <w:start w:val="1"/>
+      <w:numFmt w:val="bullet"/>
+      <w:lvlText w:val=""/>
+      <w:lvlJc w:val="left"/>
+      <w:pPr>
+        <w:ind w:left="4604" w:hanging="360"/>
+      </w:pPr>
+      <w:rPr>
+        <w:rFonts w:ascii="Wingdings" w:hAnsi="Wingdings" w:hint="default"/>
+      </w:rPr>
+    </w:lvl>
+    <w:lvl w:ilvl="6" w:tplc="300A0001" w:tentative="1">
+      <w:start w:val="1"/>
+      <w:numFmt w:val="bullet"/>
+      <w:lvlText w:val=""/>
+      <w:lvlJc w:val="left"/>
+      <w:pPr>
+        <w:ind w:left="5324" w:hanging="360"/>
+      </w:pPr>
+      <w:rPr>
+        <w:rFonts w:ascii="Symbol" w:hAnsi="Symbol" w:hint="default"/>
+      </w:rPr>
+    </w:lvl>
+    <w:lvl w:ilvl="7" w:tplc="300A0003" w:tentative="1">
+      <w:start w:val="1"/>
+      <w:numFmt w:val="bullet"/>
+      <w:lvlText w:val="o"/>
+      <w:lvlJc w:val="left"/>
+      <w:pPr>
+        <w:ind w:left="6044" w:hanging="360"/>
+      </w:pPr>
+      <w:rPr>
+        <w:rFonts w:ascii="Courier New" w:hAnsi="Courier New" w:cs="Courier New" w:hint="default"/>
+      </w:rPr>
+    </w:lvl>
+    <w:lvl w:ilvl="8" w:tplc="300A0005" w:tentative="1">
+      <w:start w:val="1"/>
+      <w:numFmt w:val="bullet"/>
+      <w:lvlText w:val=""/>
+      <w:lvlJc w:val="left"/>
+      <w:pPr>
+        <w:ind w:left="6764" w:hanging="360"/>
+      </w:pPr>
+      <w:rPr>
+        <w:rFonts w:ascii="Wingdings" w:hAnsi="Wingdings" w:hint="default"/>
+      </w:rPr>
+    </w:lvl>
+  </w:abstractNum>
+  <w:abstractNum w:abstractNumId="9" w15:restartNumberingAfterBreak="0">
     <w:nsid w:val="72736F03"/>
     <w:multiLevelType w:val="hybridMultilevel"/>
     <w:tmpl w:val="0F86E898"/>
@@ -12288,26 +11519,151 @@
       </w:rPr>
     </w:lvl>
   </w:abstractNum>
+  <w:abstractNum w:abstractNumId="10" w15:restartNumberingAfterBreak="0">
+    <w:nsid w:val="7CA5072C"/>
+    <w:multiLevelType w:val="hybridMultilevel"/>
+    <w:tmpl w:val="833AAA32"/>
+    <w:lvl w:ilvl="0" w:tplc="300A0001">
+      <w:start w:val="1"/>
+      <w:numFmt w:val="bullet"/>
+      <w:lvlText w:val=""/>
+      <w:lvlJc w:val="left"/>
+      <w:pPr>
+        <w:ind w:left="1004" w:hanging="360"/>
+      </w:pPr>
+      <w:rPr>
+        <w:rFonts w:ascii="Symbol" w:hAnsi="Symbol" w:hint="default"/>
+      </w:rPr>
+    </w:lvl>
+    <w:lvl w:ilvl="1" w:tplc="300A0003" w:tentative="1">
+      <w:start w:val="1"/>
+      <w:numFmt w:val="bullet"/>
+      <w:lvlText w:val="o"/>
+      <w:lvlJc w:val="left"/>
+      <w:pPr>
+        <w:ind w:left="1724" w:hanging="360"/>
+      </w:pPr>
+      <w:rPr>
+        <w:rFonts w:ascii="Courier New" w:hAnsi="Courier New" w:cs="Courier New" w:hint="default"/>
+      </w:rPr>
+    </w:lvl>
+    <w:lvl w:ilvl="2" w:tplc="300A0005" w:tentative="1">
+      <w:start w:val="1"/>
+      <w:numFmt w:val="bullet"/>
+      <w:lvlText w:val=""/>
+      <w:lvlJc w:val="left"/>
+      <w:pPr>
+        <w:ind w:left="2444" w:hanging="360"/>
+      </w:pPr>
+      <w:rPr>
+        <w:rFonts w:ascii="Wingdings" w:hAnsi="Wingdings" w:hint="default"/>
+      </w:rPr>
+    </w:lvl>
+    <w:lvl w:ilvl="3" w:tplc="300A0001" w:tentative="1">
+      <w:start w:val="1"/>
+      <w:numFmt w:val="bullet"/>
+      <w:lvlText w:val=""/>
+      <w:lvlJc w:val="left"/>
+      <w:pPr>
+        <w:ind w:left="3164" w:hanging="360"/>
+      </w:pPr>
+      <w:rPr>
+        <w:rFonts w:ascii="Symbol" w:hAnsi="Symbol" w:hint="default"/>
+      </w:rPr>
+    </w:lvl>
+    <w:lvl w:ilvl="4" w:tplc="300A0003" w:tentative="1">
+      <w:start w:val="1"/>
+      <w:numFmt w:val="bullet"/>
+      <w:lvlText w:val="o"/>
+      <w:lvlJc w:val="left"/>
+      <w:pPr>
+        <w:ind w:left="3884" w:hanging="360"/>
+      </w:pPr>
+      <w:rPr>
+        <w:rFonts w:ascii="Courier New" w:hAnsi="Courier New" w:cs="Courier New" w:hint="default"/>
+      </w:rPr>
+    </w:lvl>
+    <w:lvl w:ilvl="5" w:tplc="300A0005" w:tentative="1">
+      <w:start w:val="1"/>
+      <w:numFmt w:val="bullet"/>
+      <w:lvlText w:val=""/>
+      <w:lvlJc w:val="left"/>
+      <w:pPr>
+        <w:ind w:left="4604" w:hanging="360"/>
+      </w:pPr>
+      <w:rPr>
+        <w:rFonts w:ascii="Wingdings" w:hAnsi="Wingdings" w:hint="default"/>
+      </w:rPr>
+    </w:lvl>
+    <w:lvl w:ilvl="6" w:tplc="300A0001" w:tentative="1">
+      <w:start w:val="1"/>
+      <w:numFmt w:val="bullet"/>
+      <w:lvlText w:val=""/>
+      <w:lvlJc w:val="left"/>
+      <w:pPr>
+        <w:ind w:left="5324" w:hanging="360"/>
+      </w:pPr>
+      <w:rPr>
+        <w:rFonts w:ascii="Symbol" w:hAnsi="Symbol" w:hint="default"/>
+      </w:rPr>
+    </w:lvl>
+    <w:lvl w:ilvl="7" w:tplc="300A0003" w:tentative="1">
+      <w:start w:val="1"/>
+      <w:numFmt w:val="bullet"/>
+      <w:lvlText w:val="o"/>
+      <w:lvlJc w:val="left"/>
+      <w:pPr>
+        <w:ind w:left="6044" w:hanging="360"/>
+      </w:pPr>
+      <w:rPr>
+        <w:rFonts w:ascii="Courier New" w:hAnsi="Courier New" w:cs="Courier New" w:hint="default"/>
+      </w:rPr>
+    </w:lvl>
+    <w:lvl w:ilvl="8" w:tplc="300A0005" w:tentative="1">
+      <w:start w:val="1"/>
+      <w:numFmt w:val="bullet"/>
+      <w:lvlText w:val=""/>
+      <w:lvlJc w:val="left"/>
+      <w:pPr>
+        <w:ind w:left="6764" w:hanging="360"/>
+      </w:pPr>
+      <w:rPr>
+        <w:rFonts w:ascii="Wingdings" w:hAnsi="Wingdings" w:hint="default"/>
+      </w:rPr>
+    </w:lvl>
+  </w:abstractNum>
   <w:num w:numId="1" w16cid:durableId="414982335">
-    <w:abstractNumId w:val="2"/>
+    <w:abstractNumId w:val="3"/>
   </w:num>
   <w:num w:numId="2" w16cid:durableId="2044477689">
-    <w:abstractNumId w:val="1"/>
+    <w:abstractNumId w:val="2"/>
   </w:num>
   <w:num w:numId="3" w16cid:durableId="2130270528">
     <w:abstractNumId w:val="0"/>
   </w:num>
   <w:num w:numId="4" w16cid:durableId="2124304645">
+    <w:abstractNumId w:val="9"/>
+  </w:num>
+  <w:num w:numId="5" w16cid:durableId="1748720835">
+    <w:abstractNumId w:val="7"/>
+  </w:num>
+  <w:num w:numId="6" w16cid:durableId="1698040547">
     <w:abstractNumId w:val="6"/>
   </w:num>
-  <w:num w:numId="5" w16cid:durableId="1748720835">
+  <w:num w:numId="7" w16cid:durableId="1326201933">
     <w:abstractNumId w:val="5"/>
   </w:num>
-  <w:num w:numId="6" w16cid:durableId="1698040547">
+  <w:num w:numId="8" w16cid:durableId="610893529">
+    <w:abstractNumId w:val="1"/>
+  </w:num>
+  <w:num w:numId="9" w16cid:durableId="522523287">
+    <w:abstractNumId w:val="8"/>
+  </w:num>
+  <w:num w:numId="10" w16cid:durableId="2046981030">
+    <w:abstractNumId w:val="10"/>
+  </w:num>
+  <w:num w:numId="11" w16cid:durableId="1012759077">
     <w:abstractNumId w:val="4"/>
-  </w:num>
-  <w:num w:numId="7" w16cid:durableId="1326201933">
-    <w:abstractNumId w:val="3"/>
   </w:num>
 </w:numbering>
 </file>
@@ -12848,7 +12204,7 @@
   <w:style w:type="paragraph" w:styleId="Prrafodelista">
     <w:name w:val="List Paragraph"/>
     <w:basedOn w:val="Normal"/>
-    <w:uiPriority w:val="1"/>
+    <w:uiPriority w:val="34"/>
     <w:qFormat/>
     <w:pPr>
       <w:ind w:left="442" w:hanging="364"/>
